--- a/product/docs/zapiska.docx
+++ b/product/docs/zapiska.docx
@@ -13,7 +13,7 @@
     <w:p/>
     <w:p>
       <w:r>
-        <w:t xml:space="preserve">Прототип агрегатора ИТ-вакансий с профилем достижений Федерации спортивного программирования. Стенд — один процесс. Боевого реестра на нём нет.</w:t>
+        <w:t xml:space="preserve">Авторы: Чистяков Евгений, Иван Курлыков, Леонид Пластуненко, Николай Кузнецов, Игорь Софронов. Прототип агрегатора ИТ-вакансий с профилем достижений Федерации спортивного программирования. Стенд — один процесс. Боевого реестра на нём нет.</w:t>
       </w:r>
     </w:p>
     <w:p/>
@@ -50,7 +50,7 @@
     <w:p/>
     <w:p>
       <w:r>
-        <w:t xml:space="preserve">Подбор, тест и разбор резюме — функции в `product/matching`. Мок достижений — `product/fsp_mock`, он читает JSON из git. Каталог `memory` продукт не импортирует. Отдельной СУБД, React и Keycloak в compose нет.</w:t>
+        <w:t xml:space="preserve">Подбор, тест и разбор резюме — функции в `product/matching`. Мок достижений при старте кладёт JSON из git в SQLite; кабинеты и пересчёт категории читают одни таблицы. Каталог `memory` продукт не импортирует. Отдельной СУБД, React и Keycloak в compose нет.</w:t>
       </w:r>
     </w:p>
     <w:p/>
@@ -104,7 +104,7 @@
     <w:p/>
     <w:p>
       <w:r>
-        <w:t xml:space="preserve">Ранг внутри категории: сначала балл теста, затем число подтверждённых достижений ФСП, затем номер профиля. Подходящих не скрываем. В выдаче работодателя только опубликованный профиль со сданным тестом. Фильтр добавляет стек, роль, формат и признак достижений. Резюме пишет узнанные поля с пометкой `source=resume` и категорию не собирает. После записанного итога теста PDF грейд не меняет. Разряд ФСП хранится строкой источника и в категорию не переводится.</w:t>
+        <w:t xml:space="preserve">Ранг внутри категории: сначала балл теста, затем число подтверждённых достижений ФСП, затем номер профиля. Подходящих не скрываем. В выдаче работодателя только опубликованный профиль со сданным тестом. Фильтр добавляет стек, роль, формат и признак достижений. Резюме пишет узнанные поля с пометкой `source=resume` и пересчитывает категорию тем же правилом, что и анкета. После записанного итога теста PDF грейд не меняет. Разряд ФСП хранится строкой источника и в категорию не переводится.</w:t>
       </w:r>
     </w:p>
     <w:p/>

--- a/product/docs/zapiska.docx
+++ b/product/docs/zapiska.docx
@@ -131,7 +131,7 @@
     <w:p/>
     <w:p>
       <w:r>
-        <w:t xml:space="preserve">Ниже строки запуска со стенда 2026-10-05, контейнер `fsp-vacancies-app-1`, после входа работодателя. Второе чтение той же ссылки вернуло тот же текст. Это числа этого запуска, не цель.</w:t>
+        <w:t xml:space="preserve">Ниже строки запуска со стенда 2026-10-06. Команда `docker compose -f deploy/fsp/compose.yaml --profile test run --rm --build tests` завершилась `41 passed`. В том же образе `python -m product.matching.golden_run` напечатал пять строк. `GET /validation` после входа работодателя отдаёт тот же текст. Повтор прогона не изменил строки. Набор в git: 38 синтетических профилей, 12 потребностей (`top_k=3`), 4 пары «тот же шаблон — те же ответы», 4 PDF резюме. Это числа этого запуска, не цель.</w:t>
       </w:r>
     </w:p>
     <w:p/>

--- a/product/docs/zapiska.docx
+++ b/product/docs/zapiska.docx
@@ -105,7 +105,7 @@
     </w:p>
     <w:p>
       <w:r>
-        <w:t>Ранг внутри категории — один проход `evaluate_need`: кортеж совпадений (стек, роль, формат, признак ФСП, токены текста) и затем прежний `rank_key` — балл теста, число подтверждённых достижений ФСП, номер профиля. Отдельных баллов за фильтры нет. Пустая потребность оставляет нули в кортеже и прежний порядок. Подходящих не скрываем. В выдаче работодателя только опубликованный профиль со сданным тестом. Фильтр добавляет стек, роль, формат и признак достижений. На карточке фраза из того же прохода, почему этот человек попал в потребность. Резюме пишет узнанные поля с пометкой `source=resume` и пересчитывает категорию тем же правилом, что и анкета. После записанного итога теста PDF грейд не меняет. Разряд ФСП хранится строкой источника и в категорию не переводится.</w:t>
+        <w:t>Ранг внутри категории — один проход `evaluate_need`: кортеж совпадений (стек, роль, формат, признак ФСП, токены текста) и затем `rank_key` `confirmed-score-count-prize-id`. Отдельных баллов за фильтры нет. Пустая потребность оставляет нули в кортеже и прежний порядок. Подходящих не скрываем. В выдаче работодателя опубликованный профиль совпавшей категории; без теста карточка со статусом «не подтверждён» и ниже сдавших той же категории через префикс `rank_key`; без `publication` карточки нет. Фильтр добавляет стек, роль, формат и признак достижений. На карточке фраза из того же прохода, почему этот человек попал в потребность. Резюме пишет узнанные поля с пометкой `source=resume` и пересчитывает категорию тем же правилом, что и анкета. После записанного итога теста PDF грейд не меняет. Разряд ФСП хранится строкой источника и в категорию не переводится.</w:t>
       </w:r>
     </w:p>
     <w:p>
@@ -132,14 +132,7 @@
       </w:r>
     </w:p>
     <w:p>
-      <w:pPr>
-        <w:spacing w:after="160"/>
-      </w:pPr>
       <w:r>
-        <w:rPr>
-          <w:rFonts w:ascii="Courier New" w:hAnsi="Courier New"/>
-          <w:sz w:val="20"/>
-        </w:rPr>
         <w:t>category_match 38 38</w:t>
         <w:br/>
         <w:t>outcome_match 32 32</w:t>
@@ -210,14 +203,7 @@
       </w:r>
     </w:p>
     <w:p>
-      <w:pPr>
-        <w:spacing w:after="160"/>
-      </w:pPr>
       <w:r>
-        <w:rPr>
-          <w:rFonts w:ascii="Courier New" w:hAnsi="Courier New"/>
-          <w:sz w:val="20"/>
-        </w:rPr>
         <w:t>flowchart LR</w:t>
         <w:br/>
         <w:t xml:space="preserve">  app[Сервисы кабинетов] --&gt; client[FspClient]</w:t>
@@ -267,97 +253,61 @@
     </w:p>
     <w:p>
       <w:r>
-        <w:rPr>
-          <w:sz w:val="20"/>
-        </w:rPr>
         <w:t>| Пакет | Версия |</w:t>
       </w:r>
     </w:p>
     <w:p>
       <w:r>
-        <w:rPr>
-          <w:sz w:val="20"/>
-        </w:rPr>
         <w:t>| fastapi | 0.142.2 |</w:t>
       </w:r>
     </w:p>
     <w:p>
       <w:r>
-        <w:rPr>
-          <w:sz w:val="20"/>
-        </w:rPr>
         <w:t>| uvicorn | 0.54.0 |</w:t>
       </w:r>
     </w:p>
     <w:p>
       <w:r>
-        <w:rPr>
-          <w:sz w:val="20"/>
-        </w:rPr>
         <w:t>| SQLAlchemy | 2.1.3 |</w:t>
       </w:r>
     </w:p>
     <w:p>
       <w:r>
-        <w:rPr>
-          <w:sz w:val="20"/>
-        </w:rPr>
         <w:t>| Jinja2 | 3.1.6 |</w:t>
       </w:r>
     </w:p>
     <w:p>
       <w:r>
-        <w:rPr>
-          <w:sz w:val="20"/>
-        </w:rPr>
         <w:t>| python-multipart | 0.0.32 |</w:t>
       </w:r>
     </w:p>
     <w:p>
       <w:r>
-        <w:rPr>
-          <w:sz w:val="20"/>
-        </w:rPr>
         <w:t>| argon2-cffi | 25.1.0 |</w:t>
       </w:r>
     </w:p>
     <w:p>
       <w:r>
-        <w:rPr>
-          <w:sz w:val="20"/>
-        </w:rPr>
         <w:t>| itsdangerous | 2.2.0 |</w:t>
       </w:r>
     </w:p>
     <w:p>
       <w:r>
-        <w:rPr>
-          <w:sz w:val="20"/>
-        </w:rPr>
         <w:t>| pypdf | 6.19.0 |</w:t>
       </w:r>
     </w:p>
     <w:p>
       <w:r>
-        <w:rPr>
-          <w:sz w:val="20"/>
-        </w:rPr>
         <w:t>| reportlab | 5.0.1 |</w:t>
       </w:r>
     </w:p>
     <w:p>
       <w:r>
-        <w:rPr>
-          <w:sz w:val="20"/>
-        </w:rPr>
         <w:t>| pytest | 8.4.2 |</w:t>
       </w:r>
     </w:p>
     <w:p>
       <w:r>
-        <w:rPr>
-          <w:sz w:val="20"/>
-        </w:rPr>
         <w:t>| httpx | 0.28.1 |</w:t>
       </w:r>
     </w:p>
@@ -385,14 +335,7 @@
       </w:r>
     </w:p>
     <w:p>
-      <w:pPr>
-        <w:spacing w:after="160"/>
-      </w:pPr>
       <w:r>
-        <w:rPr>
-          <w:rFonts w:ascii="Courier New" w:hAnsi="Courier New"/>
-          <w:sz w:val="20"/>
-        </w:rPr>
         <w:t>docker compose -f deploy/fsp/compose.yaml up --build</w:t>
       </w:r>
     </w:p>
@@ -407,14 +350,7 @@
       </w:r>
     </w:p>
     <w:p>
-      <w:pPr>
-        <w:spacing w:after="160"/>
-      </w:pPr>
       <w:r>
-        <w:rPr>
-          <w:rFonts w:ascii="Courier New" w:hAnsi="Courier New"/>
-          <w:sz w:val="20"/>
-        </w:rPr>
         <w:t>docker compose -f deploy/fsp/compose.yaml --profile test run --rm tests</w:t>
       </w:r>
     </w:p>
@@ -461,7 +397,7 @@
     </w:p>
     <w:sectPr>
       <w:pgSz w:w="12240" w:h="15840"/>
-      <w:pgMar w:top="1134" w:right="1417" w:bottom="1134" w:left="1417" w:header="720" w:footer="720" w:gutter="0"/>
+      <w:pgMar w:top="1440" w:right="1800" w:bottom="1440" w:left="1800" w:header="720" w:footer="720" w:gutter="0"/>
       <w:cols w:space="720"/>
       <w:docGrid w:linePitch="360"/>
     </w:sectPr>

--- a/product/docs/zapiska.docx
+++ b/product/docs/zapiska.docx
@@ -77,7 +77,7 @@
     </w:p>
     <w:p>
       <w:r>
-        <w:t>Итог подтверждает заявленный грейд или предлагает соседний. Балл ниже порога подтверждения грейд не понижает. Соседний грейд сдаётся отдельной попыткой и только если последняя попытка записанной пары предложила именно этот шаг. Повтор ограничен интервалом из правил: на стенде это 90 дней. Записанный грейд меняет лишь соседняя попытка с итогом `confirm`. Кнопки «принять грейд» нет.</w:t>
+        <w:t>Итог подтверждает заявленный грейд или предлагает соседний. Балл ниже порога подтверждения грейд не понижает. Соседний грейд сдаётся отдельной попыткой и только если последняя попытка записанной пары предложила именно этот шаг. Повтор ограничен интервалом из правил: на стенде это 90 дней. Интервал держится на шаге вверх и на повторной смене, когда тест уже один раз записал новый грейд. Первая попытка предложенного ниже грейда после `suggest_lower` интервал не ждёт, пока соседний `confirm` не сдвинул записанный грейд. Повтор теста записанного грейда интервал не ждёт. Признак смены — реплей сданных `test_attempts` по `id`, не равенство штампов и не расхождение с анкетой: PDF грейд пишет без флага теста. Сто баллов на грейде ниже (`suggest_higher`) грейд не пишет и интервал не тратит. Записанный грейд меняет лишь соседняя попытка с итогом `confirm`. Кнопки «принять грейд» нет.</w:t>
       </w:r>
     </w:p>
     <w:p>

--- a/product/docs/zapiska.docx
+++ b/product/docs/zapiska.docx
@@ -110,7 +110,7 @@
     </w:p>
     <w:p>
       <w:r>
-        <w:t>Приглашение работодатель отправляет с карточки подборки: номер профиля и категория подставляются скрытыми полями. В форме — текст, название компании, способ связи компании и вилка в рублях. Нужны обе границы, верхняя строго больше нижней, валюта RUB. Способ связи компании соискатель видит сразу. Почта соискателя появляется у работодателя отдельным полем только после `accepted`. Открытие приглашения переводит `sent` в `seen`. Чужие доски не разбираются.</w:t>
+        <w:t>Приглашение работодатель отправляет с карточки подборки: номер профиля и категория подставляются скрытыми полями. В форме — текст, название компании, способ связи компании и вилка в рублях до вычета НДФЛ. Нужны обе границы, верхняя строго больше нижней, валюта RUB. Способ связи компании соискатель видит сразу. Почта соискателя появляется у работодателя отдельным полем только после `accepted`. Открытие приглашения переводит `sent` в `seen`. Чужие доски не разбираются.</w:t>
       </w:r>
     </w:p>
     <w:p>

--- a/product/docs/zapiska.docx
+++ b/product/docs/zapiska.docx
@@ -60,6 +60,19 @@
     <w:p>
       <w:r>
         <w:t>Подбор, тест и разбор резюме — функции в `product/matching`. Мок достижений при старте кладёт JSON из git в SQLite; кабинеты и пересчёт категории читают одни таблицы. Каталог `memory` продукт не импортирует. Отдельной СУБД, React и Keycloak в compose нет.</w:t>
+      </w:r>
+    </w:p>
+    <w:p>
+      <w:pPr>
+        <w:pStyle w:val="Heading2"/>
+      </w:pPr>
+      <w:r>
+        <w:t>Модели</w:t>
+      </w:r>
+    </w:p>
+    <w:p>
+      <w:r>
+        <w:t>В обязательном пути жюри моделей нет: категоризация, тест, подбор, разбор PDF и приглашение считаются правилами в `product/matching` и сервисами кабинетов. Разбор резюме — `pypdf` 6.19.0 и локальный словарь `stack_synonyms.json`, без внешнего вызова. Локального инференса нет, GPU на стенде нет и не требуется. Персональные данные (почта, ФИО, анкета) живут в SQLite тома стенда и за контур процесса не уходят. Если позже появится генерация заданий — только российская модель, вне обязательного пути жюри, с отдельным описанием в записке. Перечень допустимых моделей организаторы обещали отдельно, в записку его не подставляем.</w:t>
       </w:r>
     </w:p>
     <w:p>

--- a/product/docs/zapiska.docx
+++ b/product/docs/zapiska.docx
@@ -59,7 +59,7 @@
     </w:p>
     <w:p>
       <w:r>
-        <w:t>Подбор, тест и разбор резюме — функции в `product/matching`. Мок достижений при старте кладёт JSON из git в SQLite; кабинеты и пересчёт категории читают одни таблицы. Каталог `memory` продукт не импортирует. Отдельной СУБД, React и Keycloak в compose нет.</w:t>
+        <w:t>Подбор, тест и разбор резюме — функции в `product/matching`. Мок достижений при старте кладёт JSON из git в SQLite; кабинеты и пересчёт категории читают одни таблицы. Каталог `memory` продукт не импортирует. Отдельной СУБД и React в compose нет. Локальный Keycloak есть и в образ приложения не входит.</w:t>
       </w:r>
     </w:p>
     <w:p>
@@ -85,7 +85,7 @@
     </w:p>
     <w:p>
       <w:r>
-        <w:t>Испытание не расползается одним общим заданием. Каталог собирается из стемов: на пару «специализация и грейд» приходится два своих шаблона с уникальными формулировками. Какой открыть, решает `select_template` по `profile_id` и `rule_version`. На проходе текст не меняется. Те же ответы на том же шаблоне дают тот же грейд. Отдельных JSON на пару нет.</w:t>
+        <w:t>Испытание не расползается одним общим заданием. Каталог собирается из стемов: на пару «специализация и грейд» приходится три своих шаблона с уникальными формулировками. Какой открыть, решает `select_template` по `profile_id` и `rule_version`. На проходе текст не меняется. Те же ответы на том же шаблоне дают тот же грейд. Отдельных JSON на пару нет. Четвёртого шаблона нет.</w:t>
       </w:r>
     </w:p>
     <w:p>
@@ -95,7 +95,12 @@
     </w:p>
     <w:p>
       <w:r>
-        <w:t>Специализаций шесть, грейдов четыре. На пару — два своих шаблона с разными стемами. Идентификаторы и ключ ответа на проходе не меняются. Один общий набор не отличает, например, junior backend от lead security.</w:t>
+        <w:t>Специализаций шесть, грейдов четыре. На пару — три шаблона, буквы a, b и c: 72 шаблона и 216 вопросов, буква c есть на каждой паре. В шаблоне три вопроса, ключи q1=b, q2=c, q3=a, пороги `confirm_min` 50 и `suggest_higher_min` 80. Идентификаторы и ключ ответа на проходе не меняются. Один общий набор не отличает, например, junior backend от lead security.</w:t>
+      </w:r>
+    </w:p>
+    <w:p>
+      <w:r>
+        <w:t>HTML кабинета показывает варианты по очереди как истинен/ложен и собирает те же три буквы; формула балла не менялась.</w:t>
       </w:r>
     </w:p>
     <w:p>
@@ -118,7 +123,7 @@
     </w:p>
     <w:p>
       <w:r>
-        <w:t>Ранг внутри категории — один проход `evaluate_need`: кортеж совпадений (стек, роль, формат, признак ФСП, токены текста) и затем `rank_key` `confirmed-score-count-prize-id`. Отдельных баллов за фильтры нет. Пустая потребность оставляет нули в кортеже и прежний порядок. Подходящих не скрываем. В выдаче работодателя опубликованный профиль совпавшей категории; без теста карточка со статусом «не подтверждён» и ниже сдавших той же категории через префикс `rank_key`; без `publication` карточки нет. Фильтр добавляет стек, роль, формат и признак достижений. На карточке фраза из того же прохода, почему этот человек попал в потребность. Резюме пишет узнанные поля с пометкой `source=resume` и пересчитывает категорию тем же правилом, что и анкета. После записанного итога теста PDF грейд не меняет. Разряд ФСП хранится строкой источника и в категорию не переводится.</w:t>
+        <w:t>Ранг внутри категории — один проход `evaluate_need`: кортеж совпадений (стек, роль, формат, признак ФСП, токены текста) и затем `rank_key` `confirmed-score-count-prize-id`. Отдельных баллов за фильтры нет. Пустая потребность оставляет нули в кортеже и прежний порядок. Подходящих не скрываем. В выдаче работодателя опубликованный профиль совпавшей категории; без теста карточка со статусом «не подтверждён» и ниже сдавших той же категории через префикс `rank_key`; без `publication` карточки нет. Фильтр добавляет стек, роль, формат и признак достижений. На карточке фраза из того же прохода, почему этот человек попал в потребность, и следом сравнение с соседней карточкой: подтверждён, балл, число достижений, приз. Сырой rank_key на карточке не показан. Сортировка, ключ, доля в топе и балл грейда от этого не меняются. Резюме пишет узнанные поля с пометкой `source=resume` и пересчитывает категорию тем же правилом, что и анкета. После записанного итога теста PDF грейд не меняет. Разряд ФСП хранится строкой источника и в категорию не переводится.</w:t>
       </w:r>
     </w:p>
     <w:p>
@@ -141,19 +146,31 @@
     </w:p>
     <w:p>
       <w:r>
-        <w:t>Ниже строки запуска со стенда 2026-10-06. Команда `docker compose -f deploy/fsp/compose.yaml --profile test run --rm --build tests` завершилась `43 passed`. В том же образе `python -m product.matching.golden_run` напечатал пять строк. `GET /validation` после входа работодателя отдаёт тот же текст. Повтор прогона не изменил строки. Набор в git: 38 синтетических профилей, 12 потребностей (`top_k=3`), 4 пары «тот же шаблон — те же ответы», 4 PDF резюме. Это числа этого запуска, не цель.</w:t>
+        <w:t>Ниже пять строк запуска со стенда 2026-10-06. Команда `docker compose -f deploy/fsp/compose.yaml --profile test run --rm --build tests` завершилась `43 passed`. В том же образе `python -m product.matching.golden_run` напечатал эти пять строк. Повтор того запуска их не изменил. Набор в git: 38 синтетических профилей, 12 потребностей (`top_k=3`), 4 пары «тот же шаблон — те же ответы», 4 PDF резюме. Это числа того запуска, не цель. Сейчас прогон добавляет строку `grade_separation`: сколько пунктов стемов v1 разделяют грейды и сколько пунктов всего. Порога по ней нет, число в записку не копируется.</w:t>
       </w:r>
     </w:p>
     <w:p>
       <w:r>
         <w:t>category_match 38 38</w:t>
-        <w:br/>
+      </w:r>
+    </w:p>
+    <w:p>
+      <w:r>
         <w:t>outcome_match 32 32</w:t>
-        <w:br/>
+      </w:r>
+    </w:p>
+    <w:p>
+      <w:r>
         <w:t>template_stable 4 4</w:t>
-        <w:br/>
+      </w:r>
+    </w:p>
+    <w:p>
+      <w:r>
         <w:t>relevant_in_top 23 24</w:t>
-        <w:br/>
+      </w:r>
+    </w:p>
+    <w:p>
+      <w:r>
         <w:t>resume_ok 4 4</w:t>
       </w:r>
     </w:p>
@@ -199,7 +216,15 @@
         <w:pStyle w:val="ListBullet"/>
       </w:pPr>
       <w:r>
-        <w:t>`resume_ok` — сколько PDF разобрались без падения процесса.</w:t>
+        <w:t>`resume_ok` — сколько PDF разобрались без падения процесса;</w:t>
+      </w:r>
+    </w:p>
+    <w:p>
+      <w:pPr>
+        <w:pStyle w:val="ListBullet"/>
+      </w:pPr>
+      <w:r>
+        <w:t>`grade_separation` — сколько пунктов разделяют грейды и сколько пунктов в стемах v1. Это не порог. Число зависит от стемов этого запуска и в блок выше не входит.</w:t>
       </w:r>
     </w:p>
     <w:p>
@@ -212,20 +237,37 @@
     </w:p>
     <w:p>
       <w:r>
-        <w:t>Кабинеты зависят от интерфейса `FspClient`. На стенде это чтение `participants.json`. Позже та же точка может получить HTTP-реализацию реестра. Вход в реестр по этой схеме опирается на Keycloak как будущую основу ФСП ID. На стенде Keycloak не поднимается, пунктир не настроен, секрета боевой ФСП нет. Связь анкеты с участником — необязательный `external_id`.</w:t>
+        <w:t>Кабинеты зависят от интерфейса `FspClient`. На стенде это чтение `participants.json`. Боевого коннектора реестра нет. Стенд поднимает локальный реалм Keycloak. Кандидат, уже вошедший по почте, связывает `external_id` из claim `fsp_external_id` или `sub`. Секрета боевой ФСП нет. На схеме локальный Keycloak — сплошной узел стенда, issuer заказчика — пунктир.</w:t>
       </w:r>
     </w:p>
     <w:p>
       <w:r>
         <w:t>flowchart LR</w:t>
-        <w:br/>
+      </w:r>
+    </w:p>
+    <w:p>
+      <w:r>
         <w:t xml:space="preserve">  app[Сервисы кабинетов] --&gt; client[FspClient]</w:t>
-        <w:br/>
+      </w:r>
+    </w:p>
+    <w:p>
+      <w:r>
         <w:t xml:space="preserve">  client --&gt; json[JsonFspClient на стенде]</w:t>
-        <w:br/>
+      </w:r>
+    </w:p>
+    <w:p>
+      <w:r>
         <w:t xml:space="preserve">  client -.-&gt; http[Будущая реализация HTTP реестра]</w:t>
-        <w:br/>
-        <w:t xml:space="preserve">  http -.-&gt; idp[Keycloak как будущая основа ФСП ID]</w:t>
+      </w:r>
+    </w:p>
+    <w:p>
+      <w:r>
+        <w:t xml:space="preserve">  app --&gt; kc[Локальный Keycloak на стенде]</w:t>
+      </w:r>
+    </w:p>
+    <w:p>
+      <w:r>
+        <w:t xml:space="preserve">  kc -.-&gt; issuer[Issuer заказчика]</w:t>
       </w:r>
     </w:p>
     <w:p>
@@ -243,7 +285,7 @@
     </w:p>
     <w:p>
       <w:r>
-        <w:t>Группы маршрутов: `/api/auth`, профиль и достижения соискателя, тест, резюме и PDF профиля, категория и выдача работодателя, карточка компании, приглашения, `GET /validation`.</w:t>
+        <w:t>Группы маршрутов: `/api/auth`, профиль и достижения соискателя, тест, резюме и PDF профиля, категория и выдача работодателя, карточка компании, приглашения, вакансии и отклик (`/api/vacancies`, отклик, одно короткое задание), `GET /validation`.</w:t>
       </w:r>
     </w:p>
     <w:p>
@@ -256,7 +298,7 @@
     </w:p>
     <w:p>
       <w:r>
-        <w:t>Список снят `pip freeze` внутри образа `fsp-vacancies:local` на Python 3.12 и записан в `product/requirements.lock`. Строка `fsp-vacancies @ file:///srv/product` — так pip называет пакет, поставленный из дерева образа. Версия пакета в `product/pyproject.toml` — 0.1.0.</w:t>
+        <w:t>Список снят `pip freeze` внутри образа `fsp-vacancies:local` на Python 3.12 и записан в `product/requirements.lock`. Строка `fsp-vacancies @ file:///srv/product` — так pip называет пакет, поставленный из дерева образа. Версия пакета в `product/pyproject.toml` — 1.2.11.</w:t>
       </w:r>
     </w:p>
     <w:p>
@@ -354,7 +396,7 @@
     </w:p>
     <w:p>
       <w:r>
-        <w:t>Образ собирается из `python:3.12-slim`. Зависимости ставит `pip` внутри Dockerfile. Точка входа при необходимости пишет секрет, выполняет `python -m product.seed`, затем uvicorn на порту 8000. Клиент, API и файл базы — этот процесс и том. Keycloak, Pango и Node в образ не входят. Кабинеты: `http://127.0.0.1:8000`.</w:t>
+        <w:t>Образ собирается из `python:3.12-slim`. Зависимости ставит `pip` внутри Dockerfile. Точка входа при необходимости пишет секрет, выполняет `python -m product.seed`, затем uvicorn на порту 8000. Клиент, API и файл базы — этот процесс и том. Контейнер Keycloak слушает `127.0.0.1:8080` и не блокирует старт uvicorn. Keycloak, Pango и Node в образ приложения не входят. Кабинеты: `http://127.0.0.1:8000`.</w:t>
       </w:r>
     </w:p>
     <w:p>
@@ -382,12 +424,12 @@
     </w:p>
     <w:p>
       <w:r>
-        <w:t>Это концепция на потом, не рабочий коннектор и не проверка юрлица. На стенде своих вакансий нет: работодатель пишет приглашение человеку из категории. Когда появится доска своих вакансий, новая строка не станет публичной сразу. Очередь: `draft` → `in_review` → `published` или `rejected`. Публикует модератор стенда, не автор карточки.</w:t>
+        <w:t>На стенде вакансия есть и публикуется сразу со статусом `published`. Очереди `draft` → `in_review` нет: это по-прежнему концепция, не код. Когда появится модерация, новая строка не станет публичной сразу. Очередь концепции: `draft` → `in_review` → `published` или `rejected`. Публикует модератор стенда, не автор карточки. Отклик и одно короткое задание на вакансию есть и в испытание грейда не входят. Вебхука ATS, проверки ИНН и бейджа юрлица нет.</w:t>
       </w:r>
     </w:p>
     <w:p>
       <w:r>
-        <w:t>Фиктивной считаем вакансию без карточки компании, без способа связи, с вилкой где max не больше min, с валютой не RUB, с текстом из одной внешней ссылки, с копией уже опубликованной строки или с ролью, которая не совпадает с заявленным направлением. Такая строка не выходит в выдачу и не попадает в выгрузку.</w:t>
+        <w:t>Фиктивной в этой концепции считаем вакансию без карточки компании, без способа связи, с вилкой где max не больше min, с валютой не RUB, с текстом из одной внешней ссылки, с копией уже опубликованной строки или с ролью, которая не совпадает с заявленным направлением. Такая строка не выходит в выдачу и не попадает в выгрузку.</w:t>
       </w:r>
     </w:p>
     <w:p>
@@ -405,7 +447,7 @@
     </w:p>
     <w:p>
       <w:r>
-        <w:t>Публичного URL нет. Кабинеты после compose — `http://127.0.0.1:8000`. Эксперты без Docker смотрят скрины и видео презентации. Свои вакансии, отклик, короткое задание работодателя и адаптив под телефон обязательный путь не закрывают и этот стенд не блокируют.</w:t>
+        <w:t>Публичного URL нет. Кабинеты после compose — `http://127.0.0.1:8000`. Эксперты без Docker смотрят скрины и видео презентации. Вакансия, отклик и одно короткое задание на стенде есть и в испытание грейда не входят. Вебхука ATS, проверки ИНН и бейджа юрлица нет. Адаптив под телефон обязательный путь не закрывает и этот стенд не блокирует.</w:t>
       </w:r>
     </w:p>
     <w:sectPr>

--- a/product/docs/zapiska.docx
+++ b/product/docs/zapiska.docx
@@ -101,6 +101,11 @@
     <w:p>
       <w:r>
         <w:t>HTML кабинета показывает варианты по очереди как истинен/ложен и собирает те же три буквы; формула балла не менялась.</w:t>
+      </w:r>
+    </w:p>
+    <w:p>
+      <w:r>
+        <w:t>Шаг сдачи пишется в черновик попытки: обновление страницы и повторный вход не открывают уже отвеченный вопрос.</w:t>
       </w:r>
     </w:p>
     <w:p>
@@ -823,6 +828,12 @@
     <w:name w:val="Normal"/>
     <w:qFormat/>
     <w:rsid w:val="00FC693F"/>
+    <w:rPr>
+      <w:rFonts w:ascii="JetBrains Mono" w:hAnsi="JetBrains Mono" w:cs="JetBrains Mono" w:eastAsia="JetBrains Mono"/>
+      <w:color w:val="1B1C21"/>
+      <w:sz w:val="22"/>
+      <w:szCs w:val="22"/>
+    </w:rPr>
   </w:style>
   <w:style w:type="paragraph" w:styleId="Header">
     <w:name w:val="header"/>
@@ -883,10 +894,10 @@
       <w:outlineLvl w:val="0"/>
     </w:pPr>
     <w:rPr>
-      <w:rFonts w:asciiTheme="majorHAnsi" w:eastAsiaTheme="majorEastAsia" w:hAnsiTheme="majorHAnsi" w:cstheme="majorBidi"/>
+      <w:rFonts w:ascii="JetBrains Mono" w:hAnsi="JetBrains Mono" w:cs="JetBrains Mono" w:eastAsia="JetBrains Mono"/>
       <w:b/>
       <w:bCs/>
-      <w:color w:val="365F91" w:themeColor="accent1" w:themeShade="BF"/>
+      <w:color w:val="402FFF"/>
       <w:sz w:val="28"/>
       <w:szCs w:val="28"/>
     </w:rPr>
@@ -907,10 +918,10 @@
       <w:outlineLvl w:val="1"/>
     </w:pPr>
     <w:rPr>
-      <w:rFonts w:asciiTheme="majorHAnsi" w:eastAsiaTheme="majorEastAsia" w:hAnsiTheme="majorHAnsi" w:cstheme="majorBidi"/>
+      <w:rFonts w:ascii="JetBrains Mono" w:hAnsi="JetBrains Mono" w:cs="JetBrains Mono" w:eastAsia="JetBrains Mono"/>
       <w:b/>
       <w:bCs/>
-      <w:color w:val="4F81BD" w:themeColor="accent1"/>
+      <w:color w:val="402FFF" w:themeColor="accent1"/>
       <w:sz w:val="26"/>
       <w:szCs w:val="26"/>
     </w:rPr>
@@ -931,10 +942,10 @@
       <w:outlineLvl w:val="2"/>
     </w:pPr>
     <w:rPr>
-      <w:rFonts w:asciiTheme="majorHAnsi" w:eastAsiaTheme="majorEastAsia" w:hAnsiTheme="majorHAnsi" w:cstheme="majorBidi"/>
+      <w:rFonts w:ascii="JetBrains Mono" w:hAnsi="JetBrains Mono" w:cs="JetBrains Mono" w:eastAsia="JetBrains Mono"/>
       <w:b/>
       <w:bCs/>
-      <w:color w:val="4F81BD" w:themeColor="accent1"/>
+      <w:color w:val="402FFF" w:themeColor="accent1"/>
     </w:rPr>
   </w:style>
   <w:style w:type="paragraph" w:styleId="Heading4">
@@ -954,12 +965,12 @@
       <w:outlineLvl w:val="3"/>
     </w:pPr>
     <w:rPr>
-      <w:rFonts w:asciiTheme="majorHAnsi" w:eastAsiaTheme="majorEastAsia" w:hAnsiTheme="majorHAnsi" w:cstheme="majorBidi"/>
+      <w:rFonts w:ascii="JetBrains Mono" w:hAnsi="JetBrains Mono" w:cs="JetBrains Mono" w:eastAsia="JetBrains Mono"/>
       <w:b/>
       <w:bCs/>
       <w:i/>
       <w:iCs/>
-      <w:color w:val="4F81BD" w:themeColor="accent1"/>
+      <w:color w:val="402FFF" w:themeColor="accent1"/>
     </w:rPr>
   </w:style>
   <w:style w:type="paragraph" w:styleId="Heading5">
@@ -979,8 +990,8 @@
       <w:outlineLvl w:val="4"/>
     </w:pPr>
     <w:rPr>
-      <w:rFonts w:asciiTheme="majorHAnsi" w:eastAsiaTheme="majorEastAsia" w:hAnsiTheme="majorHAnsi" w:cstheme="majorBidi"/>
-      <w:color w:val="243F60" w:themeColor="accent1" w:themeShade="7F"/>
+      <w:rFonts w:ascii="JetBrains Mono" w:hAnsi="JetBrains Mono" w:cs="JetBrains Mono" w:eastAsia="JetBrains Mono"/>
+      <w:color w:val="402FFF" w:themeColor="accent1" w:themeShade="7F"/>
     </w:rPr>
   </w:style>
   <w:style w:type="paragraph" w:styleId="Heading6">
@@ -1000,10 +1011,10 @@
       <w:outlineLvl w:val="5"/>
     </w:pPr>
     <w:rPr>
-      <w:rFonts w:asciiTheme="majorHAnsi" w:eastAsiaTheme="majorEastAsia" w:hAnsiTheme="majorHAnsi" w:cstheme="majorBidi"/>
+      <w:rFonts w:ascii="JetBrains Mono" w:hAnsi="JetBrains Mono" w:cs="JetBrains Mono" w:eastAsia="JetBrains Mono"/>
       <w:i/>
       <w:iCs/>
-      <w:color w:val="243F60" w:themeColor="accent1" w:themeShade="7F"/>
+      <w:color w:val="402FFF" w:themeColor="accent1" w:themeShade="7F"/>
     </w:rPr>
   </w:style>
   <w:style w:type="paragraph" w:styleId="Heading7">
@@ -1023,7 +1034,7 @@
       <w:outlineLvl w:val="6"/>
     </w:pPr>
     <w:rPr>
-      <w:rFonts w:asciiTheme="majorHAnsi" w:eastAsiaTheme="majorEastAsia" w:hAnsiTheme="majorHAnsi" w:cstheme="majorBidi"/>
+      <w:rFonts w:ascii="JetBrains Mono" w:hAnsi="JetBrains Mono" w:cs="JetBrains Mono" w:eastAsia="JetBrains Mono"/>
       <w:i/>
       <w:iCs/>
       <w:color w:val="404040" w:themeColor="text1" w:themeTint="BF"/>
@@ -1046,8 +1057,8 @@
       <w:outlineLvl w:val="7"/>
     </w:pPr>
     <w:rPr>
-      <w:rFonts w:asciiTheme="majorHAnsi" w:eastAsiaTheme="majorEastAsia" w:hAnsiTheme="majorHAnsi" w:cstheme="majorBidi"/>
-      <w:color w:val="4F81BD" w:themeColor="accent1"/>
+      <w:rFonts w:ascii="JetBrains Mono" w:hAnsi="JetBrains Mono" w:cs="JetBrains Mono" w:eastAsia="JetBrains Mono"/>
+      <w:color w:val="402FFF" w:themeColor="accent1"/>
       <w:sz w:val="20"/>
       <w:szCs w:val="20"/>
     </w:rPr>
@@ -1069,7 +1080,7 @@
       <w:outlineLvl w:val="8"/>
     </w:pPr>
     <w:rPr>
-      <w:rFonts w:asciiTheme="majorHAnsi" w:eastAsiaTheme="majorEastAsia" w:hAnsiTheme="majorHAnsi" w:cstheme="majorBidi"/>
+      <w:rFonts w:ascii="JetBrains Mono" w:hAnsi="JetBrains Mono" w:cs="JetBrains Mono" w:eastAsia="JetBrains Mono"/>
       <w:i/>
       <w:iCs/>
       <w:color w:val="404040" w:themeColor="text1" w:themeTint="BF"/>
@@ -1120,10 +1131,10 @@
     <w:uiPriority w:val="9"/>
     <w:rsid w:val="00FC693F"/>
     <w:rPr>
-      <w:rFonts w:asciiTheme="majorHAnsi" w:eastAsiaTheme="majorEastAsia" w:hAnsiTheme="majorHAnsi" w:cstheme="majorBidi"/>
+      <w:rFonts w:ascii="JetBrains Mono" w:hAnsi="JetBrains Mono" w:cs="JetBrains Mono" w:eastAsia="JetBrains Mono"/>
       <w:b/>
       <w:bCs/>
-      <w:color w:val="365F91" w:themeColor="accent1" w:themeShade="BF"/>
+      <w:color w:val="402FFF"/>
       <w:sz w:val="28"/>
       <w:szCs w:val="28"/>
     </w:rPr>
@@ -1135,10 +1146,10 @@
     <w:uiPriority w:val="9"/>
     <w:rsid w:val="00FC693F"/>
     <w:rPr>
-      <w:rFonts w:asciiTheme="majorHAnsi" w:eastAsiaTheme="majorEastAsia" w:hAnsiTheme="majorHAnsi" w:cstheme="majorBidi"/>
+      <w:rFonts w:ascii="JetBrains Mono" w:hAnsi="JetBrains Mono" w:cs="JetBrains Mono" w:eastAsia="JetBrains Mono"/>
       <w:b/>
       <w:bCs/>
-      <w:color w:val="4F81BD" w:themeColor="accent1"/>
+      <w:color w:val="402FFF" w:themeColor="accent1"/>
       <w:sz w:val="26"/>
       <w:szCs w:val="26"/>
     </w:rPr>
@@ -1150,10 +1161,10 @@
     <w:uiPriority w:val="9"/>
     <w:rsid w:val="00FC693F"/>
     <w:rPr>
-      <w:rFonts w:asciiTheme="majorHAnsi" w:eastAsiaTheme="majorEastAsia" w:hAnsiTheme="majorHAnsi" w:cstheme="majorBidi"/>
+      <w:rFonts w:ascii="JetBrains Mono" w:hAnsi="JetBrains Mono" w:cs="JetBrains Mono" w:eastAsia="JetBrains Mono"/>
       <w:b/>
       <w:bCs/>
-      <w:color w:val="4F81BD" w:themeColor="accent1"/>
+      <w:color w:val="402FFF" w:themeColor="accent1"/>
     </w:rPr>
   </w:style>
   <w:style w:type="paragraph" w:styleId="Title">
@@ -1166,14 +1177,14 @@
     <w:rsid w:val="00FC693F"/>
     <w:pPr>
       <w:pBdr>
-        <w:bottom w:val="single" w:sz="8" w:space="4" w:color="4F81BD" w:themeColor="accent1"/>
+        <w:bottom w:val="single" w:sz="8" w:space="4" w:color="402FFF"/>
       </w:pBdr>
       <w:spacing w:after="300" w:line="240" w:lineRule="auto"/>
       <w:contextualSpacing/>
     </w:pPr>
     <w:rPr>
-      <w:rFonts w:asciiTheme="majorHAnsi" w:eastAsiaTheme="majorEastAsia" w:hAnsiTheme="majorHAnsi" w:cstheme="majorBidi"/>
-      <w:color w:val="17365D" w:themeColor="text2" w:themeShade="BF"/>
+      <w:rFonts w:ascii="JetBrains Mono" w:hAnsi="JetBrains Mono" w:cs="JetBrains Mono" w:eastAsia="JetBrains Mono"/>
+      <w:color w:val="1B1C21"/>
       <w:spacing w:val="5"/>
       <w:kern w:val="28"/>
       <w:sz w:val="52"/>
@@ -1187,8 +1198,8 @@
     <w:uiPriority w:val="10"/>
     <w:rsid w:val="00FC693F"/>
     <w:rPr>
-      <w:rFonts w:asciiTheme="majorHAnsi" w:eastAsiaTheme="majorEastAsia" w:hAnsiTheme="majorHAnsi" w:cstheme="majorBidi"/>
-      <w:color w:val="17365D" w:themeColor="text2" w:themeShade="BF"/>
+      <w:rFonts w:ascii="JetBrains Mono" w:hAnsi="JetBrains Mono" w:cs="JetBrains Mono" w:eastAsia="JetBrains Mono"/>
+      <w:color w:val="1B1C21"/>
       <w:spacing w:val="5"/>
       <w:kern w:val="28"/>
       <w:sz w:val="52"/>
@@ -1209,10 +1220,10 @@
       </w:numPr>
     </w:pPr>
     <w:rPr>
-      <w:rFonts w:asciiTheme="majorHAnsi" w:eastAsiaTheme="majorEastAsia" w:hAnsiTheme="majorHAnsi" w:cstheme="majorBidi"/>
+      <w:rFonts w:ascii="JetBrains Mono" w:hAnsi="JetBrains Mono" w:cs="JetBrains Mono" w:eastAsia="JetBrains Mono"/>
       <w:i/>
       <w:iCs/>
-      <w:color w:val="4F81BD" w:themeColor="accent1"/>
+      <w:color w:val="402FFF" w:themeColor="accent1"/>
       <w:spacing w:val="15"/>
       <w:sz w:val="24"/>
       <w:szCs w:val="24"/>
@@ -1225,10 +1236,10 @@
     <w:uiPriority w:val="11"/>
     <w:rsid w:val="00FC693F"/>
     <w:rPr>
-      <w:rFonts w:asciiTheme="majorHAnsi" w:eastAsiaTheme="majorEastAsia" w:hAnsiTheme="majorHAnsi" w:cstheme="majorBidi"/>
+      <w:rFonts w:ascii="JetBrains Mono" w:hAnsi="JetBrains Mono" w:cs="JetBrains Mono" w:eastAsia="JetBrains Mono"/>
       <w:i/>
       <w:iCs/>
-      <w:color w:val="4F81BD" w:themeColor="accent1"/>
+      <w:color w:val="402FFF" w:themeColor="accent1"/>
       <w:spacing w:val="15"/>
       <w:sz w:val="24"/>
       <w:szCs w:val="24"/>
@@ -1523,12 +1534,12 @@
     <w:semiHidden/>
     <w:rsid w:val="00FC693F"/>
     <w:rPr>
-      <w:rFonts w:asciiTheme="majorHAnsi" w:eastAsiaTheme="majorEastAsia" w:hAnsiTheme="majorHAnsi" w:cstheme="majorBidi"/>
+      <w:rFonts w:ascii="JetBrains Mono" w:hAnsi="JetBrains Mono" w:cs="JetBrains Mono" w:eastAsia="JetBrains Mono"/>
       <w:b/>
       <w:bCs/>
       <w:i/>
       <w:iCs/>
-      <w:color w:val="4F81BD" w:themeColor="accent1"/>
+      <w:color w:val="402FFF" w:themeColor="accent1"/>
     </w:rPr>
   </w:style>
   <w:style w:type="character" w:customStyle="1" w:styleId="Heading5Char">
@@ -1539,8 +1550,8 @@
     <w:semiHidden/>
     <w:rsid w:val="00FC693F"/>
     <w:rPr>
-      <w:rFonts w:asciiTheme="majorHAnsi" w:eastAsiaTheme="majorEastAsia" w:hAnsiTheme="majorHAnsi" w:cstheme="majorBidi"/>
-      <w:color w:val="243F60" w:themeColor="accent1" w:themeShade="7F"/>
+      <w:rFonts w:ascii="JetBrains Mono" w:hAnsi="JetBrains Mono" w:cs="JetBrains Mono" w:eastAsia="JetBrains Mono"/>
+      <w:color w:val="402FFF" w:themeColor="accent1" w:themeShade="7F"/>
     </w:rPr>
   </w:style>
   <w:style w:type="character" w:customStyle="1" w:styleId="Heading6Char">
@@ -1551,10 +1562,10 @@
     <w:semiHidden/>
     <w:rsid w:val="00FC693F"/>
     <w:rPr>
-      <w:rFonts w:asciiTheme="majorHAnsi" w:eastAsiaTheme="majorEastAsia" w:hAnsiTheme="majorHAnsi" w:cstheme="majorBidi"/>
+      <w:rFonts w:ascii="JetBrains Mono" w:hAnsi="JetBrains Mono" w:cs="JetBrains Mono" w:eastAsia="JetBrains Mono"/>
       <w:i/>
       <w:iCs/>
-      <w:color w:val="243F60" w:themeColor="accent1" w:themeShade="7F"/>
+      <w:color w:val="402FFF" w:themeColor="accent1" w:themeShade="7F"/>
     </w:rPr>
   </w:style>
   <w:style w:type="character" w:customStyle="1" w:styleId="Heading7Char">
@@ -1565,7 +1576,7 @@
     <w:semiHidden/>
     <w:rsid w:val="00FC693F"/>
     <w:rPr>
-      <w:rFonts w:asciiTheme="majorHAnsi" w:eastAsiaTheme="majorEastAsia" w:hAnsiTheme="majorHAnsi" w:cstheme="majorBidi"/>
+      <w:rFonts w:ascii="JetBrains Mono" w:hAnsi="JetBrains Mono" w:cs="JetBrains Mono" w:eastAsia="JetBrains Mono"/>
       <w:i/>
       <w:iCs/>
       <w:color w:val="404040" w:themeColor="text1" w:themeTint="BF"/>
@@ -1579,8 +1590,8 @@
     <w:semiHidden/>
     <w:rsid w:val="00FC693F"/>
     <w:rPr>
-      <w:rFonts w:asciiTheme="majorHAnsi" w:eastAsiaTheme="majorEastAsia" w:hAnsiTheme="majorHAnsi" w:cstheme="majorBidi"/>
-      <w:color w:val="4F81BD" w:themeColor="accent1"/>
+      <w:rFonts w:ascii="JetBrains Mono" w:hAnsi="JetBrains Mono" w:cs="JetBrains Mono" w:eastAsia="JetBrains Mono"/>
+      <w:color w:val="402FFF" w:themeColor="accent1"/>
       <w:sz w:val="20"/>
       <w:szCs w:val="20"/>
     </w:rPr>
@@ -1593,7 +1604,7 @@
     <w:semiHidden/>
     <w:rsid w:val="00FC693F"/>
     <w:rPr>
-      <w:rFonts w:asciiTheme="majorHAnsi" w:eastAsiaTheme="majorEastAsia" w:hAnsiTheme="majorHAnsi" w:cstheme="majorBidi"/>
+      <w:rFonts w:ascii="JetBrains Mono" w:hAnsi="JetBrains Mono" w:cs="JetBrains Mono" w:eastAsia="JetBrains Mono"/>
       <w:i/>
       <w:iCs/>
       <w:color w:val="404040" w:themeColor="text1" w:themeTint="BF"/>
@@ -1616,7 +1627,7 @@
     <w:rPr>
       <w:b/>
       <w:bCs/>
-      <w:color w:val="4F81BD" w:themeColor="accent1"/>
+      <w:color w:val="402FFF" w:themeColor="accent1"/>
       <w:sz w:val="18"/>
       <w:szCs w:val="18"/>
     </w:rPr>
@@ -1653,7 +1664,7 @@
     <w:rsid w:val="00FC693F"/>
     <w:pPr>
       <w:pBdr>
-        <w:bottom w:val="single" w:sz="4" w:space="4" w:color="4F81BD" w:themeColor="accent1"/>
+        <w:bottom w:val="single" w:sz="4" w:space="4" w:color="402FFF"/>
       </w:pBdr>
       <w:spacing w:before="200" w:after="280"/>
       <w:ind w:left="936" w:right="936"/>
@@ -1663,7 +1674,7 @@
       <w:bCs/>
       <w:i/>
       <w:iCs/>
-      <w:color w:val="4F81BD" w:themeColor="accent1"/>
+      <w:color w:val="402FFF" w:themeColor="accent1"/>
     </w:rPr>
   </w:style>
   <w:style w:type="character" w:customStyle="1" w:styleId="IntenseQuoteChar">
@@ -1677,7 +1688,7 @@
       <w:bCs/>
       <w:i/>
       <w:iCs/>
-      <w:color w:val="4F81BD" w:themeColor="accent1"/>
+      <w:color w:val="402FFF" w:themeColor="accent1"/>
     </w:rPr>
   </w:style>
   <w:style w:type="character" w:styleId="SubtleEmphasis">
@@ -1703,7 +1714,7 @@
       <w:bCs/>
       <w:i/>
       <w:iCs/>
-      <w:color w:val="4F81BD" w:themeColor="accent1"/>
+      <w:color w:val="402FFF" w:themeColor="accent1"/>
     </w:rPr>
   </w:style>
   <w:style w:type="character" w:styleId="SubtleReference">
@@ -1897,15 +1908,15 @@
       <w:spacing w:after="0" w:line="240" w:lineRule="auto"/>
     </w:pPr>
     <w:rPr>
-      <w:color w:val="365F91" w:themeColor="accent1" w:themeShade="BF"/>
+      <w:color w:val="402FFF"/>
     </w:rPr>
     <w:tblPr>
       <w:tblStyleRowBandSize w:val="1"/>
       <w:tblStyleColBandSize w:val="1"/>
       <w:tblInd w:w="0" w:type="dxa"/>
       <w:tblBorders>
-        <w:top w:val="single" w:sz="8" w:space="0" w:color="4F81BD" w:themeColor="accent1"/>
-        <w:bottom w:val="single" w:sz="8" w:space="0" w:color="4F81BD" w:themeColor="accent1"/>
+        <w:top w:val="single" w:sz="8" w:space="0" w:color="402FFF"/>
+        <w:bottom w:val="single" w:sz="8" w:space="0" w:color="402FFF"/>
       </w:tblBorders>
       <w:tblCellMar>
         <w:top w:w="0" w:type="dxa"/>
@@ -1925,9 +1936,9 @@
       <w:tblPr/>
       <w:tcPr>
         <w:tcBorders>
-          <w:top w:val="single" w:sz="8" w:space="0" w:color="4F81BD" w:themeColor="accent1"/>
-          <w:left w:val="nil"/>
-          <w:bottom w:val="single" w:sz="8" w:space="0" w:color="4F81BD" w:themeColor="accent1"/>
+          <w:top w:val="single" w:sz="8" w:space="0" w:color="402FFF"/>
+          <w:left w:val="nil"/>
+          <w:bottom w:val="single" w:sz="8" w:space="0" w:color="402FFF"/>
           <w:right w:val="nil"/>
           <w:insideH w:val="nil"/>
           <w:insideV w:val="nil"/>
@@ -1945,9 +1956,9 @@
       <w:tblPr/>
       <w:tcPr>
         <w:tcBorders>
-          <w:top w:val="single" w:sz="8" w:space="0" w:color="4F81BD" w:themeColor="accent1"/>
-          <w:left w:val="nil"/>
-          <w:bottom w:val="single" w:sz="8" w:space="0" w:color="4F81BD" w:themeColor="accent1"/>
+          <w:top w:val="single" w:sz="8" w:space="0" w:color="402FFF"/>
+          <w:left w:val="nil"/>
+          <w:bottom w:val="single" w:sz="8" w:space="0" w:color="402FFF"/>
           <w:right w:val="nil"/>
           <w:insideH w:val="nil"/>
           <w:insideV w:val="nil"/>
@@ -2611,10 +2622,10 @@
       <w:tblStyleColBandSize w:val="1"/>
       <w:tblInd w:w="0" w:type="dxa"/>
       <w:tblBorders>
-        <w:top w:val="single" w:sz="8" w:space="0" w:color="4F81BD" w:themeColor="accent1"/>
-        <w:left w:val="single" w:sz="8" w:space="0" w:color="4F81BD" w:themeColor="accent1"/>
-        <w:bottom w:val="single" w:sz="8" w:space="0" w:color="4F81BD" w:themeColor="accent1"/>
-        <w:right w:val="single" w:sz="8" w:space="0" w:color="4F81BD" w:themeColor="accent1"/>
+        <w:top w:val="single" w:sz="8" w:space="0" w:color="402FFF"/>
+        <w:left w:val="single" w:sz="8" w:space="0" w:color="402FFF"/>
+        <w:bottom w:val="single" w:sz="8" w:space="0" w:color="402FFF"/>
+        <w:right w:val="single" w:sz="8" w:space="0" w:color="402FFF"/>
       </w:tblBorders>
       <w:tblCellMar>
         <w:top w:w="0" w:type="dxa"/>
@@ -2634,7 +2645,7 @@
       </w:rPr>
       <w:tblPr/>
       <w:tcPr>
-        <w:shd w:val="clear" w:color="auto" w:fill="4F81BD" w:themeFill="accent1"/>
+        <w:shd w:val="clear" w:color="auto" w:fill="402FFF" w:themeFill="accent1"/>
       </w:tcPr>
     </w:tblStylePr>
     <w:tblStylePr w:type="lastRow">
@@ -2648,10 +2659,10 @@
       <w:tblPr/>
       <w:tcPr>
         <w:tcBorders>
-          <w:top w:val="double" w:sz="6" w:space="0" w:color="4F81BD" w:themeColor="accent1"/>
-          <w:left w:val="single" w:sz="8" w:space="0" w:color="4F81BD" w:themeColor="accent1"/>
-          <w:bottom w:val="single" w:sz="8" w:space="0" w:color="4F81BD" w:themeColor="accent1"/>
-          <w:right w:val="single" w:sz="8" w:space="0" w:color="4F81BD" w:themeColor="accent1"/>
+          <w:top w:val="double" w:sz="6" w:space="0" w:color="402FFF"/>
+          <w:left w:val="single" w:sz="8" w:space="0" w:color="402FFF"/>
+          <w:bottom w:val="single" w:sz="8" w:space="0" w:color="402FFF"/>
+          <w:right w:val="single" w:sz="8" w:space="0" w:color="402FFF"/>
         </w:tcBorders>
       </w:tcPr>
     </w:tblStylePr>
@@ -2671,10 +2682,10 @@
       <w:tblPr/>
       <w:tcPr>
         <w:tcBorders>
-          <w:top w:val="single" w:sz="8" w:space="0" w:color="4F81BD" w:themeColor="accent1"/>
-          <w:left w:val="single" w:sz="8" w:space="0" w:color="4F81BD" w:themeColor="accent1"/>
-          <w:bottom w:val="single" w:sz="8" w:space="0" w:color="4F81BD" w:themeColor="accent1"/>
-          <w:right w:val="single" w:sz="8" w:space="0" w:color="4F81BD" w:themeColor="accent1"/>
+          <w:top w:val="single" w:sz="8" w:space="0" w:color="402FFF"/>
+          <w:left w:val="single" w:sz="8" w:space="0" w:color="402FFF"/>
+          <w:bottom w:val="single" w:sz="8" w:space="0" w:color="402FFF"/>
+          <w:right w:val="single" w:sz="8" w:space="0" w:color="402FFF"/>
         </w:tcBorders>
       </w:tcPr>
     </w:tblStylePr>
@@ -2682,10 +2693,10 @@
       <w:tblPr/>
       <w:tcPr>
         <w:tcBorders>
-          <w:top w:val="single" w:sz="8" w:space="0" w:color="4F81BD" w:themeColor="accent1"/>
-          <w:left w:val="single" w:sz="8" w:space="0" w:color="4F81BD" w:themeColor="accent1"/>
-          <w:bottom w:val="single" w:sz="8" w:space="0" w:color="4F81BD" w:themeColor="accent1"/>
-          <w:right w:val="single" w:sz="8" w:space="0" w:color="4F81BD" w:themeColor="accent1"/>
+          <w:top w:val="single" w:sz="8" w:space="0" w:color="402FFF"/>
+          <w:left w:val="single" w:sz="8" w:space="0" w:color="402FFF"/>
+          <w:bottom w:val="single" w:sz="8" w:space="0" w:color="402FFF"/>
+          <w:right w:val="single" w:sz="8" w:space="0" w:color="402FFF"/>
         </w:tcBorders>
       </w:tcPr>
     </w:tblStylePr>
@@ -3182,7 +3193,7 @@
         <w:spacing w:before="0" w:after="0" w:line="240" w:lineRule="auto"/>
       </w:pPr>
       <w:rPr>
-        <w:rFonts w:asciiTheme="majorHAnsi" w:eastAsiaTheme="majorEastAsia" w:hAnsiTheme="majorHAnsi" w:cstheme="majorBidi"/>
+        <w:rFonts w:ascii="JetBrains Mono" w:hAnsi="JetBrains Mono" w:cs="JetBrains Mono" w:eastAsia="JetBrains Mono"/>
         <w:b/>
         <w:bCs/>
       </w:rPr>
@@ -3203,7 +3214,7 @@
         <w:spacing w:before="0" w:after="0" w:line="240" w:lineRule="auto"/>
       </w:pPr>
       <w:rPr>
-        <w:rFonts w:asciiTheme="majorHAnsi" w:eastAsiaTheme="majorEastAsia" w:hAnsiTheme="majorHAnsi" w:cstheme="majorBidi"/>
+        <w:rFonts w:ascii="JetBrains Mono" w:hAnsi="JetBrains Mono" w:cs="JetBrains Mono" w:eastAsia="JetBrains Mono"/>
         <w:b/>
         <w:bCs/>
       </w:rPr>
@@ -3221,14 +3232,14 @@
     </w:tblStylePr>
     <w:tblStylePr w:type="firstCol">
       <w:rPr>
-        <w:rFonts w:asciiTheme="majorHAnsi" w:eastAsiaTheme="majorEastAsia" w:hAnsiTheme="majorHAnsi" w:cstheme="majorBidi"/>
+        <w:rFonts w:ascii="JetBrains Mono" w:hAnsi="JetBrains Mono" w:cs="JetBrains Mono" w:eastAsia="JetBrains Mono"/>
         <w:b/>
         <w:bCs/>
       </w:rPr>
     </w:tblStylePr>
     <w:tblStylePr w:type="lastCol">
       <w:rPr>
-        <w:rFonts w:asciiTheme="majorHAnsi" w:eastAsiaTheme="majorEastAsia" w:hAnsiTheme="majorHAnsi" w:cstheme="majorBidi"/>
+        <w:rFonts w:ascii="JetBrains Mono" w:hAnsi="JetBrains Mono" w:cs="JetBrains Mono" w:eastAsia="JetBrains Mono"/>
         <w:b/>
         <w:bCs/>
       </w:rPr>
@@ -3293,12 +3304,12 @@
       <w:tblStyleColBandSize w:val="1"/>
       <w:tblInd w:w="0" w:type="dxa"/>
       <w:tblBorders>
-        <w:top w:val="single" w:sz="8" w:space="0" w:color="4F81BD" w:themeColor="accent1"/>
-        <w:left w:val="single" w:sz="8" w:space="0" w:color="4F81BD" w:themeColor="accent1"/>
-        <w:bottom w:val="single" w:sz="8" w:space="0" w:color="4F81BD" w:themeColor="accent1"/>
-        <w:right w:val="single" w:sz="8" w:space="0" w:color="4F81BD" w:themeColor="accent1"/>
-        <w:insideH w:val="single" w:sz="8" w:space="0" w:color="4F81BD" w:themeColor="accent1"/>
-        <w:insideV w:val="single" w:sz="8" w:space="0" w:color="4F81BD" w:themeColor="accent1"/>
+        <w:top w:val="single" w:sz="8" w:space="0" w:color="402FFF"/>
+        <w:left w:val="single" w:sz="8" w:space="0" w:color="402FFF"/>
+        <w:bottom w:val="single" w:sz="8" w:space="0" w:color="402FFF"/>
+        <w:right w:val="single" w:sz="8" w:space="0" w:color="402FFF"/>
+        <w:insideH w:val="single" w:sz="8" w:space="0" w:color="402FFF"/>
+        <w:insideV w:val="single" w:sz="8" w:space="0" w:color="402FFF"/>
       </w:tblBorders>
       <w:tblCellMar>
         <w:top w:w="0" w:type="dxa"/>
@@ -3312,19 +3323,19 @@
         <w:spacing w:before="0" w:after="0" w:line="240" w:lineRule="auto"/>
       </w:pPr>
       <w:rPr>
-        <w:rFonts w:asciiTheme="majorHAnsi" w:eastAsiaTheme="majorEastAsia" w:hAnsiTheme="majorHAnsi" w:cstheme="majorBidi"/>
-        <w:b/>
-        <w:bCs/>
-      </w:rPr>
-      <w:tblPr/>
-      <w:tcPr>
-        <w:tcBorders>
-          <w:top w:val="single" w:sz="8" w:space="0" w:color="4F81BD" w:themeColor="accent1"/>
-          <w:left w:val="single" w:sz="8" w:space="0" w:color="4F81BD" w:themeColor="accent1"/>
-          <w:bottom w:val="single" w:sz="18" w:space="0" w:color="4F81BD" w:themeColor="accent1"/>
-          <w:right w:val="single" w:sz="8" w:space="0" w:color="4F81BD" w:themeColor="accent1"/>
-          <w:insideH w:val="nil"/>
-          <w:insideV w:val="single" w:sz="8" w:space="0" w:color="4F81BD" w:themeColor="accent1"/>
+        <w:rFonts w:ascii="JetBrains Mono" w:hAnsi="JetBrains Mono" w:cs="JetBrains Mono" w:eastAsia="JetBrains Mono"/>
+        <w:b/>
+        <w:bCs/>
+      </w:rPr>
+      <w:tblPr/>
+      <w:tcPr>
+        <w:tcBorders>
+          <w:top w:val="single" w:sz="8" w:space="0" w:color="402FFF"/>
+          <w:left w:val="single" w:sz="8" w:space="0" w:color="402FFF"/>
+          <w:bottom w:val="single" w:sz="18" w:space="0" w:color="402FFF"/>
+          <w:right w:val="single" w:sz="8" w:space="0" w:color="402FFF"/>
+          <w:insideH w:val="nil"/>
+          <w:insideV w:val="single" w:sz="8" w:space="0" w:color="402FFF"/>
         </w:tcBorders>
       </w:tcPr>
     </w:tblStylePr>
@@ -3333,42 +3344,42 @@
         <w:spacing w:before="0" w:after="0" w:line="240" w:lineRule="auto"/>
       </w:pPr>
       <w:rPr>
-        <w:rFonts w:asciiTheme="majorHAnsi" w:eastAsiaTheme="majorEastAsia" w:hAnsiTheme="majorHAnsi" w:cstheme="majorBidi"/>
-        <w:b/>
-        <w:bCs/>
-      </w:rPr>
-      <w:tblPr/>
-      <w:tcPr>
-        <w:tcBorders>
-          <w:top w:val="double" w:sz="6" w:space="0" w:color="4F81BD" w:themeColor="accent1"/>
-          <w:left w:val="single" w:sz="8" w:space="0" w:color="4F81BD" w:themeColor="accent1"/>
-          <w:bottom w:val="single" w:sz="8" w:space="0" w:color="4F81BD" w:themeColor="accent1"/>
-          <w:right w:val="single" w:sz="8" w:space="0" w:color="4F81BD" w:themeColor="accent1"/>
-          <w:insideH w:val="nil"/>
-          <w:insideV w:val="single" w:sz="8" w:space="0" w:color="4F81BD" w:themeColor="accent1"/>
+        <w:rFonts w:ascii="JetBrains Mono" w:hAnsi="JetBrains Mono" w:cs="JetBrains Mono" w:eastAsia="JetBrains Mono"/>
+        <w:b/>
+        <w:bCs/>
+      </w:rPr>
+      <w:tblPr/>
+      <w:tcPr>
+        <w:tcBorders>
+          <w:top w:val="double" w:sz="6" w:space="0" w:color="402FFF"/>
+          <w:left w:val="single" w:sz="8" w:space="0" w:color="402FFF"/>
+          <w:bottom w:val="single" w:sz="8" w:space="0" w:color="402FFF"/>
+          <w:right w:val="single" w:sz="8" w:space="0" w:color="402FFF"/>
+          <w:insideH w:val="nil"/>
+          <w:insideV w:val="single" w:sz="8" w:space="0" w:color="402FFF"/>
         </w:tcBorders>
       </w:tcPr>
     </w:tblStylePr>
     <w:tblStylePr w:type="firstCol">
       <w:rPr>
-        <w:rFonts w:asciiTheme="majorHAnsi" w:eastAsiaTheme="majorEastAsia" w:hAnsiTheme="majorHAnsi" w:cstheme="majorBidi"/>
+        <w:rFonts w:ascii="JetBrains Mono" w:hAnsi="JetBrains Mono" w:cs="JetBrains Mono" w:eastAsia="JetBrains Mono"/>
         <w:b/>
         <w:bCs/>
       </w:rPr>
     </w:tblStylePr>
     <w:tblStylePr w:type="lastCol">
       <w:rPr>
-        <w:rFonts w:asciiTheme="majorHAnsi" w:eastAsiaTheme="majorEastAsia" w:hAnsiTheme="majorHAnsi" w:cstheme="majorBidi"/>
-        <w:b/>
-        <w:bCs/>
-      </w:rPr>
-      <w:tblPr/>
-      <w:tcPr>
-        <w:tcBorders>
-          <w:top w:val="single" w:sz="8" w:space="0" w:color="4F81BD" w:themeColor="accent1"/>
-          <w:left w:val="single" w:sz="8" w:space="0" w:color="4F81BD" w:themeColor="accent1"/>
-          <w:bottom w:val="single" w:sz="8" w:space="0" w:color="4F81BD" w:themeColor="accent1"/>
-          <w:right w:val="single" w:sz="8" w:space="0" w:color="4F81BD" w:themeColor="accent1"/>
+        <w:rFonts w:ascii="JetBrains Mono" w:hAnsi="JetBrains Mono" w:cs="JetBrains Mono" w:eastAsia="JetBrains Mono"/>
+        <w:b/>
+        <w:bCs/>
+      </w:rPr>
+      <w:tblPr/>
+      <w:tcPr>
+        <w:tcBorders>
+          <w:top w:val="single" w:sz="8" w:space="0" w:color="402FFF"/>
+          <w:left w:val="single" w:sz="8" w:space="0" w:color="402FFF"/>
+          <w:bottom w:val="single" w:sz="8" w:space="0" w:color="402FFF"/>
+          <w:right w:val="single" w:sz="8" w:space="0" w:color="402FFF"/>
         </w:tcBorders>
       </w:tcPr>
     </w:tblStylePr>
@@ -3376,10 +3387,10 @@
       <w:tblPr/>
       <w:tcPr>
         <w:tcBorders>
-          <w:top w:val="single" w:sz="8" w:space="0" w:color="4F81BD" w:themeColor="accent1"/>
-          <w:left w:val="single" w:sz="8" w:space="0" w:color="4F81BD" w:themeColor="accent1"/>
-          <w:bottom w:val="single" w:sz="8" w:space="0" w:color="4F81BD" w:themeColor="accent1"/>
-          <w:right w:val="single" w:sz="8" w:space="0" w:color="4F81BD" w:themeColor="accent1"/>
+          <w:top w:val="single" w:sz="8" w:space="0" w:color="402FFF"/>
+          <w:left w:val="single" w:sz="8" w:space="0" w:color="402FFF"/>
+          <w:bottom w:val="single" w:sz="8" w:space="0" w:color="402FFF"/>
+          <w:right w:val="single" w:sz="8" w:space="0" w:color="402FFF"/>
         </w:tcBorders>
         <w:shd w:val="clear" w:color="auto" w:fill="D3DFEE" w:themeFill="accent1" w:themeFillTint="3F"/>
       </w:tcPr>
@@ -3388,11 +3399,11 @@
       <w:tblPr/>
       <w:tcPr>
         <w:tcBorders>
-          <w:top w:val="single" w:sz="8" w:space="0" w:color="4F81BD" w:themeColor="accent1"/>
-          <w:left w:val="single" w:sz="8" w:space="0" w:color="4F81BD" w:themeColor="accent1"/>
-          <w:bottom w:val="single" w:sz="8" w:space="0" w:color="4F81BD" w:themeColor="accent1"/>
-          <w:right w:val="single" w:sz="8" w:space="0" w:color="4F81BD" w:themeColor="accent1"/>
-          <w:insideV w:val="single" w:sz="8" w:space="0" w:color="4F81BD" w:themeColor="accent1"/>
+          <w:top w:val="single" w:sz="8" w:space="0" w:color="402FFF"/>
+          <w:left w:val="single" w:sz="8" w:space="0" w:color="402FFF"/>
+          <w:bottom w:val="single" w:sz="8" w:space="0" w:color="402FFF"/>
+          <w:right w:val="single" w:sz="8" w:space="0" w:color="402FFF"/>
+          <w:insideV w:val="single" w:sz="8" w:space="0" w:color="402FFF"/>
         </w:tcBorders>
         <w:shd w:val="clear" w:color="auto" w:fill="D3DFEE" w:themeFill="accent1" w:themeFillTint="3F"/>
       </w:tcPr>
@@ -3401,11 +3412,11 @@
       <w:tblPr/>
       <w:tcPr>
         <w:tcBorders>
-          <w:top w:val="single" w:sz="8" w:space="0" w:color="4F81BD" w:themeColor="accent1"/>
-          <w:left w:val="single" w:sz="8" w:space="0" w:color="4F81BD" w:themeColor="accent1"/>
-          <w:bottom w:val="single" w:sz="8" w:space="0" w:color="4F81BD" w:themeColor="accent1"/>
-          <w:right w:val="single" w:sz="8" w:space="0" w:color="4F81BD" w:themeColor="accent1"/>
-          <w:insideV w:val="single" w:sz="8" w:space="0" w:color="4F81BD" w:themeColor="accent1"/>
+          <w:top w:val="single" w:sz="8" w:space="0" w:color="402FFF"/>
+          <w:left w:val="single" w:sz="8" w:space="0" w:color="402FFF"/>
+          <w:bottom w:val="single" w:sz="8" w:space="0" w:color="402FFF"/>
+          <w:right w:val="single" w:sz="8" w:space="0" w:color="402FFF"/>
+          <w:insideV w:val="single" w:sz="8" w:space="0" w:color="402FFF"/>
         </w:tcBorders>
       </w:tcPr>
     </w:tblStylePr>
@@ -3442,7 +3453,7 @@
         <w:spacing w:before="0" w:after="0" w:line="240" w:lineRule="auto"/>
       </w:pPr>
       <w:rPr>
-        <w:rFonts w:asciiTheme="majorHAnsi" w:eastAsiaTheme="majorEastAsia" w:hAnsiTheme="majorHAnsi" w:cstheme="majorBidi"/>
+        <w:rFonts w:ascii="JetBrains Mono" w:hAnsi="JetBrains Mono" w:cs="JetBrains Mono" w:eastAsia="JetBrains Mono"/>
         <w:b/>
         <w:bCs/>
       </w:rPr>
@@ -3463,7 +3474,7 @@
         <w:spacing w:before="0" w:after="0" w:line="240" w:lineRule="auto"/>
       </w:pPr>
       <w:rPr>
-        <w:rFonts w:asciiTheme="majorHAnsi" w:eastAsiaTheme="majorEastAsia" w:hAnsiTheme="majorHAnsi" w:cstheme="majorBidi"/>
+        <w:rFonts w:ascii="JetBrains Mono" w:hAnsi="JetBrains Mono" w:cs="JetBrains Mono" w:eastAsia="JetBrains Mono"/>
         <w:b/>
         <w:bCs/>
       </w:rPr>
@@ -3481,14 +3492,14 @@
     </w:tblStylePr>
     <w:tblStylePr w:type="firstCol">
       <w:rPr>
-        <w:rFonts w:asciiTheme="majorHAnsi" w:eastAsiaTheme="majorEastAsia" w:hAnsiTheme="majorHAnsi" w:cstheme="majorBidi"/>
+        <w:rFonts w:ascii="JetBrains Mono" w:hAnsi="JetBrains Mono" w:cs="JetBrains Mono" w:eastAsia="JetBrains Mono"/>
         <w:b/>
         <w:bCs/>
       </w:rPr>
     </w:tblStylePr>
     <w:tblStylePr w:type="lastCol">
       <w:rPr>
-        <w:rFonts w:asciiTheme="majorHAnsi" w:eastAsiaTheme="majorEastAsia" w:hAnsiTheme="majorHAnsi" w:cstheme="majorBidi"/>
+        <w:rFonts w:ascii="JetBrains Mono" w:hAnsi="JetBrains Mono" w:cs="JetBrains Mono" w:eastAsia="JetBrains Mono"/>
         <w:b/>
         <w:bCs/>
       </w:rPr>
@@ -3572,7 +3583,7 @@
         <w:spacing w:before="0" w:after="0" w:line="240" w:lineRule="auto"/>
       </w:pPr>
       <w:rPr>
-        <w:rFonts w:asciiTheme="majorHAnsi" w:eastAsiaTheme="majorEastAsia" w:hAnsiTheme="majorHAnsi" w:cstheme="majorBidi"/>
+        <w:rFonts w:ascii="JetBrains Mono" w:hAnsi="JetBrains Mono" w:cs="JetBrains Mono" w:eastAsia="JetBrains Mono"/>
         <w:b/>
         <w:bCs/>
       </w:rPr>
@@ -3593,7 +3604,7 @@
         <w:spacing w:before="0" w:after="0" w:line="240" w:lineRule="auto"/>
       </w:pPr>
       <w:rPr>
-        <w:rFonts w:asciiTheme="majorHAnsi" w:eastAsiaTheme="majorEastAsia" w:hAnsiTheme="majorHAnsi" w:cstheme="majorBidi"/>
+        <w:rFonts w:ascii="JetBrains Mono" w:hAnsi="JetBrains Mono" w:cs="JetBrains Mono" w:eastAsia="JetBrains Mono"/>
         <w:b/>
         <w:bCs/>
       </w:rPr>
@@ -3611,14 +3622,14 @@
     </w:tblStylePr>
     <w:tblStylePr w:type="firstCol">
       <w:rPr>
-        <w:rFonts w:asciiTheme="majorHAnsi" w:eastAsiaTheme="majorEastAsia" w:hAnsiTheme="majorHAnsi" w:cstheme="majorBidi"/>
+        <w:rFonts w:ascii="JetBrains Mono" w:hAnsi="JetBrains Mono" w:cs="JetBrains Mono" w:eastAsia="JetBrains Mono"/>
         <w:b/>
         <w:bCs/>
       </w:rPr>
     </w:tblStylePr>
     <w:tblStylePr w:type="lastCol">
       <w:rPr>
-        <w:rFonts w:asciiTheme="majorHAnsi" w:eastAsiaTheme="majorEastAsia" w:hAnsiTheme="majorHAnsi" w:cstheme="majorBidi"/>
+        <w:rFonts w:ascii="JetBrains Mono" w:hAnsi="JetBrains Mono" w:cs="JetBrains Mono" w:eastAsia="JetBrains Mono"/>
         <w:b/>
         <w:bCs/>
       </w:rPr>
@@ -3702,7 +3713,7 @@
         <w:spacing w:before="0" w:after="0" w:line="240" w:lineRule="auto"/>
       </w:pPr>
       <w:rPr>
-        <w:rFonts w:asciiTheme="majorHAnsi" w:eastAsiaTheme="majorEastAsia" w:hAnsiTheme="majorHAnsi" w:cstheme="majorBidi"/>
+        <w:rFonts w:ascii="JetBrains Mono" w:hAnsi="JetBrains Mono" w:cs="JetBrains Mono" w:eastAsia="JetBrains Mono"/>
         <w:b/>
         <w:bCs/>
       </w:rPr>
@@ -3723,7 +3734,7 @@
         <w:spacing w:before="0" w:after="0" w:line="240" w:lineRule="auto"/>
       </w:pPr>
       <w:rPr>
-        <w:rFonts w:asciiTheme="majorHAnsi" w:eastAsiaTheme="majorEastAsia" w:hAnsiTheme="majorHAnsi" w:cstheme="majorBidi"/>
+        <w:rFonts w:ascii="JetBrains Mono" w:hAnsi="JetBrains Mono" w:cs="JetBrains Mono" w:eastAsia="JetBrains Mono"/>
         <w:b/>
         <w:bCs/>
       </w:rPr>
@@ -3741,14 +3752,14 @@
     </w:tblStylePr>
     <w:tblStylePr w:type="firstCol">
       <w:rPr>
-        <w:rFonts w:asciiTheme="majorHAnsi" w:eastAsiaTheme="majorEastAsia" w:hAnsiTheme="majorHAnsi" w:cstheme="majorBidi"/>
+        <w:rFonts w:ascii="JetBrains Mono" w:hAnsi="JetBrains Mono" w:cs="JetBrains Mono" w:eastAsia="JetBrains Mono"/>
         <w:b/>
         <w:bCs/>
       </w:rPr>
     </w:tblStylePr>
     <w:tblStylePr w:type="lastCol">
       <w:rPr>
-        <w:rFonts w:asciiTheme="majorHAnsi" w:eastAsiaTheme="majorEastAsia" w:hAnsiTheme="majorHAnsi" w:cstheme="majorBidi"/>
+        <w:rFonts w:ascii="JetBrains Mono" w:hAnsi="JetBrains Mono" w:cs="JetBrains Mono" w:eastAsia="JetBrains Mono"/>
         <w:b/>
         <w:bCs/>
       </w:rPr>
@@ -3832,7 +3843,7 @@
         <w:spacing w:before="0" w:after="0" w:line="240" w:lineRule="auto"/>
       </w:pPr>
       <w:rPr>
-        <w:rFonts w:asciiTheme="majorHAnsi" w:eastAsiaTheme="majorEastAsia" w:hAnsiTheme="majorHAnsi" w:cstheme="majorBidi"/>
+        <w:rFonts w:ascii="JetBrains Mono" w:hAnsi="JetBrains Mono" w:cs="JetBrains Mono" w:eastAsia="JetBrains Mono"/>
         <w:b/>
         <w:bCs/>
       </w:rPr>
@@ -3853,7 +3864,7 @@
         <w:spacing w:before="0" w:after="0" w:line="240" w:lineRule="auto"/>
       </w:pPr>
       <w:rPr>
-        <w:rFonts w:asciiTheme="majorHAnsi" w:eastAsiaTheme="majorEastAsia" w:hAnsiTheme="majorHAnsi" w:cstheme="majorBidi"/>
+        <w:rFonts w:ascii="JetBrains Mono" w:hAnsi="JetBrains Mono" w:cs="JetBrains Mono" w:eastAsia="JetBrains Mono"/>
         <w:b/>
         <w:bCs/>
       </w:rPr>
@@ -3871,14 +3882,14 @@
     </w:tblStylePr>
     <w:tblStylePr w:type="firstCol">
       <w:rPr>
-        <w:rFonts w:asciiTheme="majorHAnsi" w:eastAsiaTheme="majorEastAsia" w:hAnsiTheme="majorHAnsi" w:cstheme="majorBidi"/>
+        <w:rFonts w:ascii="JetBrains Mono" w:hAnsi="JetBrains Mono" w:cs="JetBrains Mono" w:eastAsia="JetBrains Mono"/>
         <w:b/>
         <w:bCs/>
       </w:rPr>
     </w:tblStylePr>
     <w:tblStylePr w:type="lastCol">
       <w:rPr>
-        <w:rFonts w:asciiTheme="majorHAnsi" w:eastAsiaTheme="majorEastAsia" w:hAnsiTheme="majorHAnsi" w:cstheme="majorBidi"/>
+        <w:rFonts w:ascii="JetBrains Mono" w:hAnsi="JetBrains Mono" w:cs="JetBrains Mono" w:eastAsia="JetBrains Mono"/>
         <w:b/>
         <w:bCs/>
       </w:rPr>
@@ -3962,7 +3973,7 @@
         <w:spacing w:before="0" w:after="0" w:line="240" w:lineRule="auto"/>
       </w:pPr>
       <w:rPr>
-        <w:rFonts w:asciiTheme="majorHAnsi" w:eastAsiaTheme="majorEastAsia" w:hAnsiTheme="majorHAnsi" w:cstheme="majorBidi"/>
+        <w:rFonts w:ascii="JetBrains Mono" w:hAnsi="JetBrains Mono" w:cs="JetBrains Mono" w:eastAsia="JetBrains Mono"/>
         <w:b/>
         <w:bCs/>
       </w:rPr>
@@ -3983,7 +3994,7 @@
         <w:spacing w:before="0" w:after="0" w:line="240" w:lineRule="auto"/>
       </w:pPr>
       <w:rPr>
-        <w:rFonts w:asciiTheme="majorHAnsi" w:eastAsiaTheme="majorEastAsia" w:hAnsiTheme="majorHAnsi" w:cstheme="majorBidi"/>
+        <w:rFonts w:ascii="JetBrains Mono" w:hAnsi="JetBrains Mono" w:cs="JetBrains Mono" w:eastAsia="JetBrains Mono"/>
         <w:b/>
         <w:bCs/>
       </w:rPr>
@@ -4001,14 +4012,14 @@
     </w:tblStylePr>
     <w:tblStylePr w:type="firstCol">
       <w:rPr>
-        <w:rFonts w:asciiTheme="majorHAnsi" w:eastAsiaTheme="majorEastAsia" w:hAnsiTheme="majorHAnsi" w:cstheme="majorBidi"/>
+        <w:rFonts w:ascii="JetBrains Mono" w:hAnsi="JetBrains Mono" w:cs="JetBrains Mono" w:eastAsia="JetBrains Mono"/>
         <w:b/>
         <w:bCs/>
       </w:rPr>
     </w:tblStylePr>
     <w:tblStylePr w:type="lastCol">
       <w:rPr>
-        <w:rFonts w:asciiTheme="majorHAnsi" w:eastAsiaTheme="majorEastAsia" w:hAnsiTheme="majorHAnsi" w:cstheme="majorBidi"/>
+        <w:rFonts w:ascii="JetBrains Mono" w:hAnsi="JetBrains Mono" w:cs="JetBrains Mono" w:eastAsia="JetBrains Mono"/>
         <w:b/>
         <w:bCs/>
       </w:rPr>
@@ -4211,7 +4222,7 @@
           <w:insideH w:val="nil"/>
           <w:insideV w:val="nil"/>
         </w:tcBorders>
-        <w:shd w:val="clear" w:color="auto" w:fill="4F81BD" w:themeFill="accent1"/>
+        <w:shd w:val="clear" w:color="auto" w:fill="402FFF" w:themeFill="accent1"/>
       </w:tcPr>
     </w:tblStylePr>
     <w:tblStylePr w:type="lastRow">
@@ -4993,7 +5004,7 @@
           <w:insideH w:val="nil"/>
           <w:insideV w:val="nil"/>
         </w:tcBorders>
-        <w:shd w:val="clear" w:color="auto" w:fill="4F81BD" w:themeFill="accent1"/>
+        <w:shd w:val="clear" w:color="auto" w:fill="402FFF" w:themeFill="accent1"/>
       </w:tcPr>
     </w:tblStylePr>
     <w:tblStylePr w:type="lastRow">
@@ -5032,7 +5043,7 @@
           <w:insideH w:val="nil"/>
           <w:insideV w:val="nil"/>
         </w:tcBorders>
-        <w:shd w:val="clear" w:color="auto" w:fill="4F81BD" w:themeFill="accent1"/>
+        <w:shd w:val="clear" w:color="auto" w:fill="402FFF" w:themeFill="accent1"/>
       </w:tcPr>
     </w:tblStylePr>
     <w:tblStylePr w:type="lastCol">
@@ -5049,7 +5060,7 @@
           <w:insideH w:val="nil"/>
           <w:insideV w:val="nil"/>
         </w:tcBorders>
-        <w:shd w:val="clear" w:color="auto" w:fill="4F81BD" w:themeFill="accent1"/>
+        <w:shd w:val="clear" w:color="auto" w:fill="402FFF" w:themeFill="accent1"/>
       </w:tcPr>
     </w:tblStylePr>
     <w:tblStylePr w:type="band1Vert">
@@ -5873,7 +5884,7 @@
     </w:tblPr>
     <w:tblStylePr w:type="firstRow">
       <w:rPr>
-        <w:rFonts w:asciiTheme="majorHAnsi" w:eastAsiaTheme="majorEastAsia" w:hAnsiTheme="majorHAnsi" w:cstheme="majorBidi"/>
+        <w:rFonts w:ascii="JetBrains Mono" w:hAnsi="JetBrains Mono" w:cs="JetBrains Mono" w:eastAsia="JetBrains Mono"/>
       </w:rPr>
       <w:tblPr/>
       <w:tcPr>
@@ -5945,8 +5956,8 @@
       <w:tblStyleColBandSize w:val="1"/>
       <w:tblInd w:w="0" w:type="dxa"/>
       <w:tblBorders>
-        <w:top w:val="single" w:sz="8" w:space="0" w:color="4F81BD" w:themeColor="accent1"/>
-        <w:bottom w:val="single" w:sz="8" w:space="0" w:color="4F81BD" w:themeColor="accent1"/>
+        <w:top w:val="single" w:sz="8" w:space="0" w:color="402FFF"/>
+        <w:bottom w:val="single" w:sz="8" w:space="0" w:color="402FFF"/>
       </w:tblBorders>
       <w:tblCellMar>
         <w:top w:w="0" w:type="dxa"/>
@@ -5957,13 +5968,13 @@
     </w:tblPr>
     <w:tblStylePr w:type="firstRow">
       <w:rPr>
-        <w:rFonts w:asciiTheme="majorHAnsi" w:eastAsiaTheme="majorEastAsia" w:hAnsiTheme="majorHAnsi" w:cstheme="majorBidi"/>
-      </w:rPr>
-      <w:tblPr/>
-      <w:tcPr>
-        <w:tcBorders>
-          <w:top w:val="nil"/>
-          <w:bottom w:val="single" w:sz="8" w:space="0" w:color="4F81BD" w:themeColor="accent1"/>
+        <w:rFonts w:ascii="JetBrains Mono" w:hAnsi="JetBrains Mono" w:cs="JetBrains Mono" w:eastAsia="JetBrains Mono"/>
+      </w:rPr>
+      <w:tblPr/>
+      <w:tcPr>
+        <w:tcBorders>
+          <w:top w:val="nil"/>
+          <w:bottom w:val="single" w:sz="8" w:space="0" w:color="402FFF"/>
         </w:tcBorders>
       </w:tcPr>
     </w:tblStylePr>
@@ -5976,8 +5987,8 @@
       <w:tblPr/>
       <w:tcPr>
         <w:tcBorders>
-          <w:top w:val="single" w:sz="8" w:space="0" w:color="4F81BD" w:themeColor="accent1"/>
-          <w:bottom w:val="single" w:sz="8" w:space="0" w:color="4F81BD" w:themeColor="accent1"/>
+          <w:top w:val="single" w:sz="8" w:space="0" w:color="402FFF"/>
+          <w:bottom w:val="single" w:sz="8" w:space="0" w:color="402FFF"/>
         </w:tcBorders>
       </w:tcPr>
     </w:tblStylePr>
@@ -5995,8 +6006,8 @@
       <w:tblPr/>
       <w:tcPr>
         <w:tcBorders>
-          <w:top w:val="single" w:sz="8" w:space="0" w:color="4F81BD" w:themeColor="accent1"/>
-          <w:bottom w:val="single" w:sz="8" w:space="0" w:color="4F81BD" w:themeColor="accent1"/>
+          <w:top w:val="single" w:sz="8" w:space="0" w:color="402FFF"/>
+          <w:bottom w:val="single" w:sz="8" w:space="0" w:color="402FFF"/>
         </w:tcBorders>
       </w:tcPr>
     </w:tblStylePr>
@@ -6041,7 +6052,7 @@
     </w:tblPr>
     <w:tblStylePr w:type="firstRow">
       <w:rPr>
-        <w:rFonts w:asciiTheme="majorHAnsi" w:eastAsiaTheme="majorEastAsia" w:hAnsiTheme="majorHAnsi" w:cstheme="majorBidi"/>
+        <w:rFonts w:ascii="JetBrains Mono" w:hAnsi="JetBrains Mono" w:cs="JetBrains Mono" w:eastAsia="JetBrains Mono"/>
       </w:rPr>
       <w:tblPr/>
       <w:tcPr>
@@ -6125,7 +6136,7 @@
     </w:tblPr>
     <w:tblStylePr w:type="firstRow">
       <w:rPr>
-        <w:rFonts w:asciiTheme="majorHAnsi" w:eastAsiaTheme="majorEastAsia" w:hAnsiTheme="majorHAnsi" w:cstheme="majorBidi"/>
+        <w:rFonts w:ascii="JetBrains Mono" w:hAnsi="JetBrains Mono" w:cs="JetBrains Mono" w:eastAsia="JetBrains Mono"/>
       </w:rPr>
       <w:tblPr/>
       <w:tcPr>
@@ -6209,7 +6220,7 @@
     </w:tblPr>
     <w:tblStylePr w:type="firstRow">
       <w:rPr>
-        <w:rFonts w:asciiTheme="majorHAnsi" w:eastAsiaTheme="majorEastAsia" w:hAnsiTheme="majorHAnsi" w:cstheme="majorBidi"/>
+        <w:rFonts w:ascii="JetBrains Mono" w:hAnsi="JetBrains Mono" w:cs="JetBrains Mono" w:eastAsia="JetBrains Mono"/>
       </w:rPr>
       <w:tblPr/>
       <w:tcPr>
@@ -6293,7 +6304,7 @@
     </w:tblPr>
     <w:tblStylePr w:type="firstRow">
       <w:rPr>
-        <w:rFonts w:asciiTheme="majorHAnsi" w:eastAsiaTheme="majorEastAsia" w:hAnsiTheme="majorHAnsi" w:cstheme="majorBidi"/>
+        <w:rFonts w:ascii="JetBrains Mono" w:hAnsi="JetBrains Mono" w:cs="JetBrains Mono" w:eastAsia="JetBrains Mono"/>
       </w:rPr>
       <w:tblPr/>
       <w:tcPr>
@@ -6377,7 +6388,7 @@
     </w:tblPr>
     <w:tblStylePr w:type="firstRow">
       <w:rPr>
-        <w:rFonts w:asciiTheme="majorHAnsi" w:eastAsiaTheme="majorEastAsia" w:hAnsiTheme="majorHAnsi" w:cstheme="majorBidi"/>
+        <w:rFonts w:ascii="JetBrains Mono" w:hAnsi="JetBrains Mono" w:cs="JetBrains Mono" w:eastAsia="JetBrains Mono"/>
       </w:rPr>
       <w:tblPr/>
       <w:tcPr>
@@ -6442,7 +6453,7 @@
       <w:spacing w:after="0" w:line="240" w:lineRule="auto"/>
     </w:pPr>
     <w:rPr>
-      <w:rFonts w:asciiTheme="majorHAnsi" w:eastAsiaTheme="majorEastAsia" w:hAnsiTheme="majorHAnsi" w:cstheme="majorBidi"/>
+      <w:rFonts w:ascii="JetBrains Mono" w:hAnsi="JetBrains Mono" w:cs="JetBrains Mono" w:eastAsia="JetBrains Mono"/>
       <w:color w:val="000000" w:themeColor="text1"/>
     </w:rPr>
     <w:tblPr>
@@ -6570,7 +6581,7 @@
       <w:spacing w:after="0" w:line="240" w:lineRule="auto"/>
     </w:pPr>
     <w:rPr>
-      <w:rFonts w:asciiTheme="majorHAnsi" w:eastAsiaTheme="majorEastAsia" w:hAnsiTheme="majorHAnsi" w:cstheme="majorBidi"/>
+      <w:rFonts w:ascii="JetBrains Mono" w:hAnsi="JetBrains Mono" w:cs="JetBrains Mono" w:eastAsia="JetBrains Mono"/>
       <w:color w:val="000000" w:themeColor="text1"/>
     </w:rPr>
     <w:tblPr>
@@ -6578,10 +6589,10 @@
       <w:tblStyleColBandSize w:val="1"/>
       <w:tblInd w:w="0" w:type="dxa"/>
       <w:tblBorders>
-        <w:top w:val="single" w:sz="8" w:space="0" w:color="4F81BD" w:themeColor="accent1"/>
-        <w:left w:val="single" w:sz="8" w:space="0" w:color="4F81BD" w:themeColor="accent1"/>
-        <w:bottom w:val="single" w:sz="8" w:space="0" w:color="4F81BD" w:themeColor="accent1"/>
-        <w:right w:val="single" w:sz="8" w:space="0" w:color="4F81BD" w:themeColor="accent1"/>
+        <w:top w:val="single" w:sz="8" w:space="0" w:color="402FFF"/>
+        <w:left w:val="single" w:sz="8" w:space="0" w:color="402FFF"/>
+        <w:bottom w:val="single" w:sz="8" w:space="0" w:color="402FFF"/>
+        <w:right w:val="single" w:sz="8" w:space="0" w:color="402FFF"/>
       </w:tblBorders>
       <w:tblCellMar>
         <w:top w:w="0" w:type="dxa"/>
@@ -6600,7 +6611,7 @@
         <w:tcBorders>
           <w:top w:val="nil"/>
           <w:left w:val="nil"/>
-          <w:bottom w:val="single" w:sz="24" w:space="0" w:color="4F81BD" w:themeColor="accent1"/>
+          <w:bottom w:val="single" w:sz="24" w:space="0" w:color="402FFF"/>
           <w:right w:val="nil"/>
           <w:insideH w:val="nil"/>
           <w:insideV w:val="nil"/>
@@ -6612,7 +6623,7 @@
       <w:tblPr/>
       <w:tcPr>
         <w:tcBorders>
-          <w:top w:val="single" w:sz="8" w:space="0" w:color="4F81BD" w:themeColor="accent1"/>
+          <w:top w:val="single" w:sz="8" w:space="0" w:color="402FFF"/>
           <w:left w:val="nil"/>
           <w:bottom w:val="nil"/>
           <w:right w:val="nil"/>
@@ -6629,7 +6640,7 @@
           <w:top w:val="nil"/>
           <w:left w:val="nil"/>
           <w:bottom w:val="nil"/>
-          <w:right w:val="single" w:sz="8" w:space="0" w:color="4F81BD" w:themeColor="accent1"/>
+          <w:right w:val="single" w:sz="8" w:space="0" w:color="402FFF"/>
           <w:insideH w:val="nil"/>
           <w:insideV w:val="nil"/>
         </w:tcBorders>
@@ -6641,7 +6652,7 @@
       <w:tcPr>
         <w:tcBorders>
           <w:top w:val="nil"/>
-          <w:left w:val="single" w:sz="8" w:space="0" w:color="4F81BD" w:themeColor="accent1"/>
+          <w:left w:val="single" w:sz="8" w:space="0" w:color="402FFF"/>
           <w:bottom w:val="nil"/>
           <w:right w:val="nil"/>
           <w:insideH w:val="nil"/>
@@ -6698,7 +6709,7 @@
       <w:spacing w:after="0" w:line="240" w:lineRule="auto"/>
     </w:pPr>
     <w:rPr>
-      <w:rFonts w:asciiTheme="majorHAnsi" w:eastAsiaTheme="majorEastAsia" w:hAnsiTheme="majorHAnsi" w:cstheme="majorBidi"/>
+      <w:rFonts w:ascii="JetBrains Mono" w:hAnsi="JetBrains Mono" w:cs="JetBrains Mono" w:eastAsia="JetBrains Mono"/>
       <w:color w:val="000000" w:themeColor="text1"/>
     </w:rPr>
     <w:tblPr>
@@ -6826,7 +6837,7 @@
       <w:spacing w:after="0" w:line="240" w:lineRule="auto"/>
     </w:pPr>
     <w:rPr>
-      <w:rFonts w:asciiTheme="majorHAnsi" w:eastAsiaTheme="majorEastAsia" w:hAnsiTheme="majorHAnsi" w:cstheme="majorBidi"/>
+      <w:rFonts w:ascii="JetBrains Mono" w:hAnsi="JetBrains Mono" w:cs="JetBrains Mono" w:eastAsia="JetBrains Mono"/>
       <w:color w:val="000000" w:themeColor="text1"/>
     </w:rPr>
     <w:tblPr>
@@ -6954,7 +6965,7 @@
       <w:spacing w:after="0" w:line="240" w:lineRule="auto"/>
     </w:pPr>
     <w:rPr>
-      <w:rFonts w:asciiTheme="majorHAnsi" w:eastAsiaTheme="majorEastAsia" w:hAnsiTheme="majorHAnsi" w:cstheme="majorBidi"/>
+      <w:rFonts w:ascii="JetBrains Mono" w:hAnsi="JetBrains Mono" w:cs="JetBrains Mono" w:eastAsia="JetBrains Mono"/>
       <w:color w:val="000000" w:themeColor="text1"/>
     </w:rPr>
     <w:tblPr>
@@ -7082,7 +7093,7 @@
       <w:spacing w:after="0" w:line="240" w:lineRule="auto"/>
     </w:pPr>
     <w:rPr>
-      <w:rFonts w:asciiTheme="majorHAnsi" w:eastAsiaTheme="majorEastAsia" w:hAnsiTheme="majorHAnsi" w:cstheme="majorBidi"/>
+      <w:rFonts w:ascii="JetBrains Mono" w:hAnsi="JetBrains Mono" w:cs="JetBrains Mono" w:eastAsia="JetBrains Mono"/>
       <w:color w:val="000000" w:themeColor="text1"/>
     </w:rPr>
     <w:tblPr>
@@ -7210,7 +7221,7 @@
       <w:spacing w:after="0" w:line="240" w:lineRule="auto"/>
     </w:pPr>
     <w:rPr>
-      <w:rFonts w:asciiTheme="majorHAnsi" w:eastAsiaTheme="majorEastAsia" w:hAnsiTheme="majorHAnsi" w:cstheme="majorBidi"/>
+      <w:rFonts w:ascii="JetBrains Mono" w:hAnsi="JetBrains Mono" w:cs="JetBrains Mono" w:eastAsia="JetBrains Mono"/>
       <w:color w:val="000000" w:themeColor="text1"/>
     </w:rPr>
     <w:tblPr>
@@ -7849,7 +7860,7 @@
       <w:spacing w:after="0" w:line="240" w:lineRule="auto"/>
     </w:pPr>
     <w:rPr>
-      <w:rFonts w:asciiTheme="majorHAnsi" w:eastAsiaTheme="majorEastAsia" w:hAnsiTheme="majorHAnsi" w:cstheme="majorBidi"/>
+      <w:rFonts w:ascii="JetBrains Mono" w:hAnsi="JetBrains Mono" w:cs="JetBrains Mono" w:eastAsia="JetBrains Mono"/>
       <w:color w:val="000000" w:themeColor="text1"/>
     </w:rPr>
     <w:tblPr>
@@ -7974,7 +7985,7 @@
       <w:spacing w:after="0" w:line="240" w:lineRule="auto"/>
     </w:pPr>
     <w:rPr>
-      <w:rFonts w:asciiTheme="majorHAnsi" w:eastAsiaTheme="majorEastAsia" w:hAnsiTheme="majorHAnsi" w:cstheme="majorBidi"/>
+      <w:rFonts w:ascii="JetBrains Mono" w:hAnsi="JetBrains Mono" w:cs="JetBrains Mono" w:eastAsia="JetBrains Mono"/>
       <w:color w:val="000000" w:themeColor="text1"/>
     </w:rPr>
     <w:tblPr>
@@ -7982,12 +7993,12 @@
       <w:tblStyleColBandSize w:val="1"/>
       <w:tblInd w:w="0" w:type="dxa"/>
       <w:tblBorders>
-        <w:top w:val="single" w:sz="8" w:space="0" w:color="4F81BD" w:themeColor="accent1"/>
-        <w:left w:val="single" w:sz="8" w:space="0" w:color="4F81BD" w:themeColor="accent1"/>
-        <w:bottom w:val="single" w:sz="8" w:space="0" w:color="4F81BD" w:themeColor="accent1"/>
-        <w:right w:val="single" w:sz="8" w:space="0" w:color="4F81BD" w:themeColor="accent1"/>
-        <w:insideH w:val="single" w:sz="8" w:space="0" w:color="4F81BD" w:themeColor="accent1"/>
-        <w:insideV w:val="single" w:sz="8" w:space="0" w:color="4F81BD" w:themeColor="accent1"/>
+        <w:top w:val="single" w:sz="8" w:space="0" w:color="402FFF"/>
+        <w:left w:val="single" w:sz="8" w:space="0" w:color="402FFF"/>
+        <w:bottom w:val="single" w:sz="8" w:space="0" w:color="402FFF"/>
+        <w:right w:val="single" w:sz="8" w:space="0" w:color="402FFF"/>
+        <w:insideH w:val="single" w:sz="8" w:space="0" w:color="402FFF"/>
+        <w:insideV w:val="single" w:sz="8" w:space="0" w:color="402FFF"/>
       </w:tblBorders>
       <w:tblCellMar>
         <w:top w:w="0" w:type="dxa"/>
@@ -8077,8 +8088,8 @@
       <w:tblPr/>
       <w:tcPr>
         <w:tcBorders>
-          <w:insideH w:val="single" w:sz="6" w:space="0" w:color="4F81BD" w:themeColor="accent1"/>
-          <w:insideV w:val="single" w:sz="6" w:space="0" w:color="4F81BD" w:themeColor="accent1"/>
+          <w:insideH w:val="single" w:sz="6" w:space="0" w:color="402FFF"/>
+          <w:insideV w:val="single" w:sz="6" w:space="0" w:color="402FFF"/>
         </w:tcBorders>
         <w:shd w:val="clear" w:color="auto" w:fill="A7BFDE" w:themeFill="accent1" w:themeFillTint="7F"/>
       </w:tcPr>
@@ -8099,7 +8110,7 @@
       <w:spacing w:after="0" w:line="240" w:lineRule="auto"/>
     </w:pPr>
     <w:rPr>
-      <w:rFonts w:asciiTheme="majorHAnsi" w:eastAsiaTheme="majorEastAsia" w:hAnsiTheme="majorHAnsi" w:cstheme="majorBidi"/>
+      <w:rFonts w:ascii="JetBrains Mono" w:hAnsi="JetBrains Mono" w:cs="JetBrains Mono" w:eastAsia="JetBrains Mono"/>
       <w:color w:val="000000" w:themeColor="text1"/>
     </w:rPr>
     <w:tblPr>
@@ -8224,7 +8235,7 @@
       <w:spacing w:after="0" w:line="240" w:lineRule="auto"/>
     </w:pPr>
     <w:rPr>
-      <w:rFonts w:asciiTheme="majorHAnsi" w:eastAsiaTheme="majorEastAsia" w:hAnsiTheme="majorHAnsi" w:cstheme="majorBidi"/>
+      <w:rFonts w:ascii="JetBrains Mono" w:hAnsi="JetBrains Mono" w:cs="JetBrains Mono" w:eastAsia="JetBrains Mono"/>
       <w:color w:val="000000" w:themeColor="text1"/>
     </w:rPr>
     <w:tblPr>
@@ -8349,7 +8360,7 @@
       <w:spacing w:after="0" w:line="240" w:lineRule="auto"/>
     </w:pPr>
     <w:rPr>
-      <w:rFonts w:asciiTheme="majorHAnsi" w:eastAsiaTheme="majorEastAsia" w:hAnsiTheme="majorHAnsi" w:cstheme="majorBidi"/>
+      <w:rFonts w:ascii="JetBrains Mono" w:hAnsi="JetBrains Mono" w:cs="JetBrains Mono" w:eastAsia="JetBrains Mono"/>
       <w:color w:val="000000" w:themeColor="text1"/>
     </w:rPr>
     <w:tblPr>
@@ -8474,7 +8485,7 @@
       <w:spacing w:after="0" w:line="240" w:lineRule="auto"/>
     </w:pPr>
     <w:rPr>
-      <w:rFonts w:asciiTheme="majorHAnsi" w:eastAsiaTheme="majorEastAsia" w:hAnsiTheme="majorHAnsi" w:cstheme="majorBidi"/>
+      <w:rFonts w:ascii="JetBrains Mono" w:hAnsi="JetBrains Mono" w:cs="JetBrains Mono" w:eastAsia="JetBrains Mono"/>
       <w:color w:val="000000" w:themeColor="text1"/>
     </w:rPr>
     <w:tblPr>
@@ -8599,7 +8610,7 @@
       <w:spacing w:after="0" w:line="240" w:lineRule="auto"/>
     </w:pPr>
     <w:rPr>
-      <w:rFonts w:asciiTheme="majorHAnsi" w:eastAsiaTheme="majorEastAsia" w:hAnsiTheme="majorHAnsi" w:cstheme="majorBidi"/>
+      <w:rFonts w:ascii="JetBrains Mono" w:hAnsi="JetBrains Mono" w:cs="JetBrains Mono" w:eastAsia="JetBrains Mono"/>
       <w:color w:val="000000" w:themeColor="text1"/>
     </w:rPr>
     <w:tblPr>
@@ -8904,7 +8915,7 @@
           <w:insideH w:val="nil"/>
           <w:insideV w:val="single" w:sz="8" w:space="0" w:color="FFFFFF" w:themeColor="background1"/>
         </w:tcBorders>
-        <w:shd w:val="clear" w:color="auto" w:fill="4F81BD" w:themeFill="accent1"/>
+        <w:shd w:val="clear" w:color="auto" w:fill="402FFF" w:themeFill="accent1"/>
       </w:tcPr>
     </w:tblStylePr>
     <w:tblStylePr w:type="lastRow">
@@ -8925,7 +8936,7 @@
           <w:insideH w:val="nil"/>
           <w:insideV w:val="single" w:sz="8" w:space="0" w:color="FFFFFF" w:themeColor="background1"/>
         </w:tcBorders>
-        <w:shd w:val="clear" w:color="auto" w:fill="4F81BD" w:themeFill="accent1"/>
+        <w:shd w:val="clear" w:color="auto" w:fill="402FFF" w:themeFill="accent1"/>
       </w:tcPr>
     </w:tblStylePr>
     <w:tblStylePr w:type="firstCol">
@@ -8944,7 +8955,7 @@
           <w:insideH w:val="nil"/>
           <w:insideV w:val="nil"/>
         </w:tcBorders>
-        <w:shd w:val="clear" w:color="auto" w:fill="4F81BD" w:themeFill="accent1"/>
+        <w:shd w:val="clear" w:color="auto" w:fill="402FFF" w:themeFill="accent1"/>
       </w:tcPr>
     </w:tblStylePr>
     <w:tblStylePr w:type="lastCol">
@@ -8965,7 +8976,7 @@
           <w:insideH w:val="nil"/>
           <w:insideV w:val="nil"/>
         </w:tcBorders>
-        <w:shd w:val="clear" w:color="auto" w:fill="4F81BD" w:themeFill="accent1"/>
+        <w:shd w:val="clear" w:color="auto" w:fill="402FFF" w:themeFill="accent1"/>
       </w:tcPr>
     </w:tblStylePr>
     <w:tblStylePr w:type="band1Vert">
@@ -9839,7 +9850,7 @@
       </w:tblCellMar>
     </w:tblPr>
     <w:tcPr>
-      <w:shd w:val="clear" w:color="auto" w:fill="4F81BD" w:themeFill="accent1"/>
+      <w:shd w:val="clear" w:color="auto" w:fill="402FFF" w:themeFill="accent1"/>
     </w:tcPr>
     <w:tblStylePr w:type="firstRow">
       <w:rPr>
@@ -9870,7 +9881,7 @@
           <w:insideH w:val="nil"/>
           <w:insideV w:val="nil"/>
         </w:tcBorders>
-        <w:shd w:val="clear" w:color="auto" w:fill="243F60" w:themeFill="accent1" w:themeFillShade="7F"/>
+        <w:shd w:val="clear" w:color="auto" w:fill="402FFF" w:themeFill="accent1" w:themeFillShade="7F"/>
       </w:tcPr>
     </w:tblStylePr>
     <w:tblStylePr w:type="firstCol">
@@ -9884,7 +9895,7 @@
           <w:insideH w:val="nil"/>
           <w:insideV w:val="nil"/>
         </w:tcBorders>
-        <w:shd w:val="clear" w:color="auto" w:fill="365F91" w:themeFill="accent1" w:themeFillShade="BF"/>
+        <w:shd w:val="clear" w:color="auto" w:fill="402FFF" w:themeFill="accent1" w:themeFillShade="BF"/>
       </w:tcPr>
     </w:tblStylePr>
     <w:tblStylePr w:type="lastCol">
@@ -9898,7 +9909,7 @@
           <w:insideH w:val="nil"/>
           <w:insideV w:val="nil"/>
         </w:tcBorders>
-        <w:shd w:val="clear" w:color="auto" w:fill="365F91" w:themeFill="accent1" w:themeFillShade="BF"/>
+        <w:shd w:val="clear" w:color="auto" w:fill="402FFF" w:themeFill="accent1" w:themeFillShade="BF"/>
       </w:tcPr>
     </w:tblStylePr>
     <w:tblStylePr w:type="band1Vert">
@@ -9912,7 +9923,7 @@
           <w:insideH w:val="nil"/>
           <w:insideV w:val="nil"/>
         </w:tcBorders>
-        <w:shd w:val="clear" w:color="auto" w:fill="365F91" w:themeFill="accent1" w:themeFillShade="BF"/>
+        <w:shd w:val="clear" w:color="auto" w:fill="402FFF" w:themeFill="accent1" w:themeFillShade="BF"/>
       </w:tcPr>
     </w:tblStylePr>
     <w:tblStylePr w:type="band1Horz">
@@ -9926,7 +9937,7 @@
           <w:insideH w:val="nil"/>
           <w:insideV w:val="nil"/>
         </w:tcBorders>
-        <w:shd w:val="clear" w:color="auto" w:fill="365F91" w:themeFill="accent1" w:themeFillShade="BF"/>
+        <w:shd w:val="clear" w:color="auto" w:fill="402FFF" w:themeFill="accent1" w:themeFillShade="BF"/>
       </w:tcPr>
     </w:tblStylePr>
   </w:style>
@@ -10639,9 +10650,9 @@
       <w:tblInd w:w="0" w:type="dxa"/>
       <w:tblBorders>
         <w:top w:val="single" w:sz="24" w:space="0" w:color="C0504D" w:themeColor="accent2"/>
-        <w:left w:val="single" w:sz="4" w:space="0" w:color="4F81BD" w:themeColor="accent1"/>
-        <w:bottom w:val="single" w:sz="4" w:space="0" w:color="4F81BD" w:themeColor="accent1"/>
-        <w:right w:val="single" w:sz="4" w:space="0" w:color="4F81BD" w:themeColor="accent1"/>
+        <w:left w:val="single" w:sz="4" w:space="0" w:color="402FFF"/>
+        <w:bottom w:val="single" w:sz="4" w:space="0" w:color="402FFF"/>
+        <w:right w:val="single" w:sz="4" w:space="0" w:color="402FFF"/>
         <w:insideH w:val="single" w:sz="4" w:space="0" w:color="FFFFFF" w:themeColor="background1"/>
         <w:insideV w:val="single" w:sz="4" w:space="0" w:color="FFFFFF" w:themeColor="background1"/>
       </w:tblBorders>
@@ -12081,7 +12092,7 @@
       </w:rPr>
       <w:tblPr/>
       <w:tcPr>
-        <w:shd w:val="clear" w:color="auto" w:fill="365F91" w:themeFill="accent1" w:themeFillShade="BF"/>
+        <w:shd w:val="clear" w:color="auto" w:fill="402FFF" w:themeFill="accent1" w:themeFillShade="BF"/>
       </w:tcPr>
     </w:tblStylePr>
     <w:tblStylePr w:type="lastCol">
@@ -12090,7 +12101,7 @@
       </w:rPr>
       <w:tblPr/>
       <w:tcPr>
-        <w:shd w:val="clear" w:color="auto" w:fill="365F91" w:themeFill="accent1" w:themeFillShade="BF"/>
+        <w:shd w:val="clear" w:color="auto" w:fill="402FFF" w:themeFill="accent1" w:themeFillShade="BF"/>
       </w:tcPr>
     </w:tblStylePr>
     <w:tblStylePr w:type="band1Vert">
@@ -12688,7 +12699,7 @@
       <w:rFonts w:asciiTheme="majorHAnsi" w:eastAsiaTheme="majorEastAsia" w:hAnsiTheme="majorHAnsi" w:cstheme="majorBidi"/>
       <w:b/>
       <w:bCs/>
-      <w:color w:val="365F91" w:themeColor="accent1" w:themeShade="BF"/>
+      <w:color w:val="402FFF" w:themeColor="accent1" w:themeShade="BF"/>
       <w:sz w:val="28"/>
       <w:szCs w:val="28"/>
     </w:rPr>
@@ -12712,7 +12723,7 @@
       <w:rFonts w:asciiTheme="majorHAnsi" w:eastAsiaTheme="majorEastAsia" w:hAnsiTheme="majorHAnsi" w:cstheme="majorBidi"/>
       <w:b/>
       <w:bCs/>
-      <w:color w:val="4F81BD" w:themeColor="accent1"/>
+      <w:color w:val="402FFF" w:themeColor="accent1"/>
       <w:sz w:val="26"/>
       <w:szCs w:val="26"/>
     </w:rPr>
@@ -12736,7 +12747,7 @@
       <w:rFonts w:asciiTheme="majorHAnsi" w:eastAsiaTheme="majorEastAsia" w:hAnsiTheme="majorHAnsi" w:cstheme="majorBidi"/>
       <w:b/>
       <w:bCs/>
-      <w:color w:val="4F81BD" w:themeColor="accent1"/>
+      <w:color w:val="402FFF" w:themeColor="accent1"/>
     </w:rPr>
   </w:style>
   <w:style w:type="paragraph" w:styleId="Heading4">
@@ -12761,7 +12772,7 @@
       <w:bCs/>
       <w:i/>
       <w:iCs/>
-      <w:color w:val="4F81BD" w:themeColor="accent1"/>
+      <w:color w:val="402FFF" w:themeColor="accent1"/>
     </w:rPr>
   </w:style>
   <w:style w:type="paragraph" w:styleId="Heading5">
@@ -12782,7 +12793,7 @@
     </w:pPr>
     <w:rPr>
       <w:rFonts w:asciiTheme="majorHAnsi" w:eastAsiaTheme="majorEastAsia" w:hAnsiTheme="majorHAnsi" w:cstheme="majorBidi"/>
-      <w:color w:val="243F60" w:themeColor="accent1" w:themeShade="7F"/>
+      <w:color w:val="402FFF" w:themeColor="accent1" w:themeShade="7F"/>
     </w:rPr>
   </w:style>
   <w:style w:type="paragraph" w:styleId="Heading6">
@@ -12805,7 +12816,7 @@
       <w:rFonts w:asciiTheme="majorHAnsi" w:eastAsiaTheme="majorEastAsia" w:hAnsiTheme="majorHAnsi" w:cstheme="majorBidi"/>
       <w:i/>
       <w:iCs/>
-      <w:color w:val="243F60" w:themeColor="accent1" w:themeShade="7F"/>
+      <w:color w:val="402FFF" w:themeColor="accent1" w:themeShade="7F"/>
     </w:rPr>
   </w:style>
   <w:style w:type="paragraph" w:styleId="Heading7">
@@ -12849,7 +12860,7 @@
     </w:pPr>
     <w:rPr>
       <w:rFonts w:asciiTheme="majorHAnsi" w:eastAsiaTheme="majorEastAsia" w:hAnsiTheme="majorHAnsi" w:cstheme="majorBidi"/>
-      <w:color w:val="4F81BD" w:themeColor="accent1"/>
+      <w:color w:val="402FFF" w:themeColor="accent1"/>
       <w:sz w:val="20"/>
       <w:szCs w:val="20"/>
     </w:rPr>
@@ -12925,7 +12936,7 @@
       <w:rFonts w:asciiTheme="majorHAnsi" w:eastAsiaTheme="majorEastAsia" w:hAnsiTheme="majorHAnsi" w:cstheme="majorBidi"/>
       <w:b/>
       <w:bCs/>
-      <w:color w:val="365F91" w:themeColor="accent1" w:themeShade="BF"/>
+      <w:color w:val="402FFF" w:themeColor="accent1" w:themeShade="BF"/>
       <w:sz w:val="28"/>
       <w:szCs w:val="28"/>
     </w:rPr>
@@ -12940,7 +12951,7 @@
       <w:rFonts w:asciiTheme="majorHAnsi" w:eastAsiaTheme="majorEastAsia" w:hAnsiTheme="majorHAnsi" w:cstheme="majorBidi"/>
       <w:b/>
       <w:bCs/>
-      <w:color w:val="4F81BD" w:themeColor="accent1"/>
+      <w:color w:val="402FFF" w:themeColor="accent1"/>
       <w:sz w:val="26"/>
       <w:szCs w:val="26"/>
     </w:rPr>
@@ -12955,7 +12966,7 @@
       <w:rFonts w:asciiTheme="majorHAnsi" w:eastAsiaTheme="majorEastAsia" w:hAnsiTheme="majorHAnsi" w:cstheme="majorBidi"/>
       <w:b/>
       <w:bCs/>
-      <w:color w:val="4F81BD" w:themeColor="accent1"/>
+      <w:color w:val="402FFF" w:themeColor="accent1"/>
     </w:rPr>
   </w:style>
   <w:style w:type="paragraph" w:styleId="Title">
@@ -12968,14 +12979,14 @@
     <w:rsid w:val="00FC693F"/>
     <w:pPr>
       <w:pBdr>
-        <w:bottom w:val="single" w:sz="8" w:space="4" w:color="4F81BD" w:themeColor="accent1"/>
+        <w:bottom w:val="single" w:sz="8" w:space="4" w:color="402FFF" w:themeColor="accent1"/>
       </w:pBdr>
       <w:spacing w:after="300" w:line="240" w:lineRule="auto"/>
       <w:contextualSpacing/>
     </w:pPr>
     <w:rPr>
       <w:rFonts w:asciiTheme="majorHAnsi" w:eastAsiaTheme="majorEastAsia" w:hAnsiTheme="majorHAnsi" w:cstheme="majorBidi"/>
-      <w:color w:val="17365D" w:themeColor="text2" w:themeShade="BF"/>
+      <w:color w:val="1B1C21" w:themeColor="text2" w:themeShade="BF"/>
       <w:spacing w:val="5"/>
       <w:kern w:val="28"/>
       <w:sz w:val="52"/>
@@ -12990,7 +13001,7 @@
     <w:rsid w:val="00FC693F"/>
     <w:rPr>
       <w:rFonts w:asciiTheme="majorHAnsi" w:eastAsiaTheme="majorEastAsia" w:hAnsiTheme="majorHAnsi" w:cstheme="majorBidi"/>
-      <w:color w:val="17365D" w:themeColor="text2" w:themeShade="BF"/>
+      <w:color w:val="1B1C21" w:themeColor="text2" w:themeShade="BF"/>
       <w:spacing w:val="5"/>
       <w:kern w:val="28"/>
       <w:sz w:val="52"/>
@@ -13014,7 +13025,7 @@
       <w:rFonts w:asciiTheme="majorHAnsi" w:eastAsiaTheme="majorEastAsia" w:hAnsiTheme="majorHAnsi" w:cstheme="majorBidi"/>
       <w:i/>
       <w:iCs/>
-      <w:color w:val="4F81BD" w:themeColor="accent1"/>
+      <w:color w:val="402FFF" w:themeColor="accent1"/>
       <w:spacing w:val="15"/>
       <w:sz w:val="24"/>
       <w:szCs w:val="24"/>
@@ -13030,7 +13041,7 @@
       <w:rFonts w:asciiTheme="majorHAnsi" w:eastAsiaTheme="majorEastAsia" w:hAnsiTheme="majorHAnsi" w:cstheme="majorBidi"/>
       <w:i/>
       <w:iCs/>
-      <w:color w:val="4F81BD" w:themeColor="accent1"/>
+      <w:color w:val="402FFF" w:themeColor="accent1"/>
       <w:spacing w:val="15"/>
       <w:sz w:val="24"/>
       <w:szCs w:val="24"/>
@@ -13330,7 +13341,7 @@
       <w:bCs/>
       <w:i/>
       <w:iCs/>
-      <w:color w:val="4F81BD" w:themeColor="accent1"/>
+      <w:color w:val="402FFF" w:themeColor="accent1"/>
     </w:rPr>
   </w:style>
   <w:style w:type="character" w:customStyle="1" w:styleId="Heading5Char">
@@ -13342,7 +13353,7 @@
     <w:rsid w:val="00FC693F"/>
     <w:rPr>
       <w:rFonts w:asciiTheme="majorHAnsi" w:eastAsiaTheme="majorEastAsia" w:hAnsiTheme="majorHAnsi" w:cstheme="majorBidi"/>
-      <w:color w:val="243F60" w:themeColor="accent1" w:themeShade="7F"/>
+      <w:color w:val="402FFF" w:themeColor="accent1" w:themeShade="7F"/>
     </w:rPr>
   </w:style>
   <w:style w:type="character" w:customStyle="1" w:styleId="Heading6Char">
@@ -13356,7 +13367,7 @@
       <w:rFonts w:asciiTheme="majorHAnsi" w:eastAsiaTheme="majorEastAsia" w:hAnsiTheme="majorHAnsi" w:cstheme="majorBidi"/>
       <w:i/>
       <w:iCs/>
-      <w:color w:val="243F60" w:themeColor="accent1" w:themeShade="7F"/>
+      <w:color w:val="402FFF" w:themeColor="accent1" w:themeShade="7F"/>
     </w:rPr>
   </w:style>
   <w:style w:type="character" w:customStyle="1" w:styleId="Heading7Char">
@@ -13382,7 +13393,7 @@
     <w:rsid w:val="00FC693F"/>
     <w:rPr>
       <w:rFonts w:asciiTheme="majorHAnsi" w:eastAsiaTheme="majorEastAsia" w:hAnsiTheme="majorHAnsi" w:cstheme="majorBidi"/>
-      <w:color w:val="4F81BD" w:themeColor="accent1"/>
+      <w:color w:val="402FFF" w:themeColor="accent1"/>
       <w:sz w:val="20"/>
       <w:szCs w:val="20"/>
     </w:rPr>
@@ -13418,7 +13429,7 @@
     <w:rPr>
       <w:b/>
       <w:bCs/>
-      <w:color w:val="4F81BD" w:themeColor="accent1"/>
+      <w:color w:val="402FFF" w:themeColor="accent1"/>
       <w:sz w:val="18"/>
       <w:szCs w:val="18"/>
     </w:rPr>
@@ -13455,7 +13466,7 @@
     <w:rsid w:val="00FC693F"/>
     <w:pPr>
       <w:pBdr>
-        <w:bottom w:val="single" w:sz="4" w:space="4" w:color="4F81BD" w:themeColor="accent1"/>
+        <w:bottom w:val="single" w:sz="4" w:space="4" w:color="402FFF" w:themeColor="accent1"/>
       </w:pBdr>
       <w:spacing w:before="200" w:after="280"/>
       <w:ind w:left="936" w:right="936"/>
@@ -13465,7 +13476,7 @@
       <w:bCs/>
       <w:i/>
       <w:iCs/>
-      <w:color w:val="4F81BD" w:themeColor="accent1"/>
+      <w:color w:val="402FFF" w:themeColor="accent1"/>
     </w:rPr>
   </w:style>
   <w:style w:type="character" w:customStyle="1" w:styleId="IntenseQuoteChar">
@@ -13479,7 +13490,7 @@
       <w:bCs/>
       <w:i/>
       <w:iCs/>
-      <w:color w:val="4F81BD" w:themeColor="accent1"/>
+      <w:color w:val="402FFF" w:themeColor="accent1"/>
     </w:rPr>
   </w:style>
   <w:style w:type="character" w:styleId="SubtleEmphasis">
@@ -13505,7 +13516,7 @@
       <w:bCs/>
       <w:i/>
       <w:iCs/>
-      <w:color w:val="4F81BD" w:themeColor="accent1"/>
+      <w:color w:val="402FFF" w:themeColor="accent1"/>
     </w:rPr>
   </w:style>
   <w:style w:type="character" w:styleId="SubtleReference">
@@ -13699,15 +13710,15 @@
       <w:spacing w:after="0" w:line="240" w:lineRule="auto"/>
     </w:pPr>
     <w:rPr>
-      <w:color w:val="365F91" w:themeColor="accent1" w:themeShade="BF"/>
+      <w:color w:val="402FFF" w:themeColor="accent1" w:themeShade="BF"/>
     </w:rPr>
     <w:tblPr>
       <w:tblStyleRowBandSize w:val="1"/>
       <w:tblStyleColBandSize w:val="1"/>
       <w:tblInd w:w="0" w:type="dxa"/>
       <w:tblBorders>
-        <w:top w:val="single" w:sz="8" w:space="0" w:color="4F81BD" w:themeColor="accent1"/>
-        <w:bottom w:val="single" w:sz="8" w:space="0" w:color="4F81BD" w:themeColor="accent1"/>
+        <w:top w:val="single" w:sz="8" w:space="0" w:color="402FFF" w:themeColor="accent1"/>
+        <w:bottom w:val="single" w:sz="8" w:space="0" w:color="402FFF" w:themeColor="accent1"/>
       </w:tblBorders>
       <w:tblCellMar>
         <w:top w:w="0" w:type="dxa"/>
@@ -13727,9 +13738,9 @@
       <w:tblPr/>
       <w:tcPr>
         <w:tcBorders>
-          <w:top w:val="single" w:sz="8" w:space="0" w:color="4F81BD" w:themeColor="accent1"/>
-          <w:left w:val="nil"/>
-          <w:bottom w:val="single" w:sz="8" w:space="0" w:color="4F81BD" w:themeColor="accent1"/>
+          <w:top w:val="single" w:sz="8" w:space="0" w:color="402FFF" w:themeColor="accent1"/>
+          <w:left w:val="nil"/>
+          <w:bottom w:val="single" w:sz="8" w:space="0" w:color="402FFF" w:themeColor="accent1"/>
           <w:right w:val="nil"/>
           <w:insideH w:val="nil"/>
           <w:insideV w:val="nil"/>
@@ -13747,9 +13758,9 @@
       <w:tblPr/>
       <w:tcPr>
         <w:tcBorders>
-          <w:top w:val="single" w:sz="8" w:space="0" w:color="4F81BD" w:themeColor="accent1"/>
-          <w:left w:val="nil"/>
-          <w:bottom w:val="single" w:sz="8" w:space="0" w:color="4F81BD" w:themeColor="accent1"/>
+          <w:top w:val="single" w:sz="8" w:space="0" w:color="402FFF" w:themeColor="accent1"/>
+          <w:left w:val="nil"/>
+          <w:bottom w:val="single" w:sz="8" w:space="0" w:color="402FFF" w:themeColor="accent1"/>
           <w:right w:val="nil"/>
           <w:insideH w:val="nil"/>
           <w:insideV w:val="nil"/>
@@ -14413,10 +14424,10 @@
       <w:tblStyleColBandSize w:val="1"/>
       <w:tblInd w:w="0" w:type="dxa"/>
       <w:tblBorders>
-        <w:top w:val="single" w:sz="8" w:space="0" w:color="4F81BD" w:themeColor="accent1"/>
-        <w:left w:val="single" w:sz="8" w:space="0" w:color="4F81BD" w:themeColor="accent1"/>
-        <w:bottom w:val="single" w:sz="8" w:space="0" w:color="4F81BD" w:themeColor="accent1"/>
-        <w:right w:val="single" w:sz="8" w:space="0" w:color="4F81BD" w:themeColor="accent1"/>
+        <w:top w:val="single" w:sz="8" w:space="0" w:color="402FFF" w:themeColor="accent1"/>
+        <w:left w:val="single" w:sz="8" w:space="0" w:color="402FFF" w:themeColor="accent1"/>
+        <w:bottom w:val="single" w:sz="8" w:space="0" w:color="402FFF" w:themeColor="accent1"/>
+        <w:right w:val="single" w:sz="8" w:space="0" w:color="402FFF" w:themeColor="accent1"/>
       </w:tblBorders>
       <w:tblCellMar>
         <w:top w:w="0" w:type="dxa"/>
@@ -14436,7 +14447,7 @@
       </w:rPr>
       <w:tblPr/>
       <w:tcPr>
-        <w:shd w:val="clear" w:color="auto" w:fill="4F81BD" w:themeFill="accent1"/>
+        <w:shd w:val="clear" w:color="auto" w:fill="402FFF" w:themeFill="accent1"/>
       </w:tcPr>
     </w:tblStylePr>
     <w:tblStylePr w:type="lastRow">
@@ -14450,10 +14461,10 @@
       <w:tblPr/>
       <w:tcPr>
         <w:tcBorders>
-          <w:top w:val="double" w:sz="6" w:space="0" w:color="4F81BD" w:themeColor="accent1"/>
-          <w:left w:val="single" w:sz="8" w:space="0" w:color="4F81BD" w:themeColor="accent1"/>
-          <w:bottom w:val="single" w:sz="8" w:space="0" w:color="4F81BD" w:themeColor="accent1"/>
-          <w:right w:val="single" w:sz="8" w:space="0" w:color="4F81BD" w:themeColor="accent1"/>
+          <w:top w:val="double" w:sz="6" w:space="0" w:color="402FFF" w:themeColor="accent1"/>
+          <w:left w:val="single" w:sz="8" w:space="0" w:color="402FFF" w:themeColor="accent1"/>
+          <w:bottom w:val="single" w:sz="8" w:space="0" w:color="402FFF" w:themeColor="accent1"/>
+          <w:right w:val="single" w:sz="8" w:space="0" w:color="402FFF" w:themeColor="accent1"/>
         </w:tcBorders>
       </w:tcPr>
     </w:tblStylePr>
@@ -14473,10 +14484,10 @@
       <w:tblPr/>
       <w:tcPr>
         <w:tcBorders>
-          <w:top w:val="single" w:sz="8" w:space="0" w:color="4F81BD" w:themeColor="accent1"/>
-          <w:left w:val="single" w:sz="8" w:space="0" w:color="4F81BD" w:themeColor="accent1"/>
-          <w:bottom w:val="single" w:sz="8" w:space="0" w:color="4F81BD" w:themeColor="accent1"/>
-          <w:right w:val="single" w:sz="8" w:space="0" w:color="4F81BD" w:themeColor="accent1"/>
+          <w:top w:val="single" w:sz="8" w:space="0" w:color="402FFF" w:themeColor="accent1"/>
+          <w:left w:val="single" w:sz="8" w:space="0" w:color="402FFF" w:themeColor="accent1"/>
+          <w:bottom w:val="single" w:sz="8" w:space="0" w:color="402FFF" w:themeColor="accent1"/>
+          <w:right w:val="single" w:sz="8" w:space="0" w:color="402FFF" w:themeColor="accent1"/>
         </w:tcBorders>
       </w:tcPr>
     </w:tblStylePr>
@@ -14484,10 +14495,10 @@
       <w:tblPr/>
       <w:tcPr>
         <w:tcBorders>
-          <w:top w:val="single" w:sz="8" w:space="0" w:color="4F81BD" w:themeColor="accent1"/>
-          <w:left w:val="single" w:sz="8" w:space="0" w:color="4F81BD" w:themeColor="accent1"/>
-          <w:bottom w:val="single" w:sz="8" w:space="0" w:color="4F81BD" w:themeColor="accent1"/>
-          <w:right w:val="single" w:sz="8" w:space="0" w:color="4F81BD" w:themeColor="accent1"/>
+          <w:top w:val="single" w:sz="8" w:space="0" w:color="402FFF" w:themeColor="accent1"/>
+          <w:left w:val="single" w:sz="8" w:space="0" w:color="402FFF" w:themeColor="accent1"/>
+          <w:bottom w:val="single" w:sz="8" w:space="0" w:color="402FFF" w:themeColor="accent1"/>
+          <w:right w:val="single" w:sz="8" w:space="0" w:color="402FFF" w:themeColor="accent1"/>
         </w:tcBorders>
       </w:tcPr>
     </w:tblStylePr>
@@ -15095,12 +15106,12 @@
       <w:tblStyleColBandSize w:val="1"/>
       <w:tblInd w:w="0" w:type="dxa"/>
       <w:tblBorders>
-        <w:top w:val="single" w:sz="8" w:space="0" w:color="4F81BD" w:themeColor="accent1"/>
-        <w:left w:val="single" w:sz="8" w:space="0" w:color="4F81BD" w:themeColor="accent1"/>
-        <w:bottom w:val="single" w:sz="8" w:space="0" w:color="4F81BD" w:themeColor="accent1"/>
-        <w:right w:val="single" w:sz="8" w:space="0" w:color="4F81BD" w:themeColor="accent1"/>
-        <w:insideH w:val="single" w:sz="8" w:space="0" w:color="4F81BD" w:themeColor="accent1"/>
-        <w:insideV w:val="single" w:sz="8" w:space="0" w:color="4F81BD" w:themeColor="accent1"/>
+        <w:top w:val="single" w:sz="8" w:space="0" w:color="402FFF" w:themeColor="accent1"/>
+        <w:left w:val="single" w:sz="8" w:space="0" w:color="402FFF" w:themeColor="accent1"/>
+        <w:bottom w:val="single" w:sz="8" w:space="0" w:color="402FFF" w:themeColor="accent1"/>
+        <w:right w:val="single" w:sz="8" w:space="0" w:color="402FFF" w:themeColor="accent1"/>
+        <w:insideH w:val="single" w:sz="8" w:space="0" w:color="402FFF" w:themeColor="accent1"/>
+        <w:insideV w:val="single" w:sz="8" w:space="0" w:color="402FFF" w:themeColor="accent1"/>
       </w:tblBorders>
       <w:tblCellMar>
         <w:top w:w="0" w:type="dxa"/>
@@ -15121,12 +15132,12 @@
       <w:tblPr/>
       <w:tcPr>
         <w:tcBorders>
-          <w:top w:val="single" w:sz="8" w:space="0" w:color="4F81BD" w:themeColor="accent1"/>
-          <w:left w:val="single" w:sz="8" w:space="0" w:color="4F81BD" w:themeColor="accent1"/>
-          <w:bottom w:val="single" w:sz="18" w:space="0" w:color="4F81BD" w:themeColor="accent1"/>
-          <w:right w:val="single" w:sz="8" w:space="0" w:color="4F81BD" w:themeColor="accent1"/>
-          <w:insideH w:val="nil"/>
-          <w:insideV w:val="single" w:sz="8" w:space="0" w:color="4F81BD" w:themeColor="accent1"/>
+          <w:top w:val="single" w:sz="8" w:space="0" w:color="402FFF" w:themeColor="accent1"/>
+          <w:left w:val="single" w:sz="8" w:space="0" w:color="402FFF" w:themeColor="accent1"/>
+          <w:bottom w:val="single" w:sz="18" w:space="0" w:color="402FFF" w:themeColor="accent1"/>
+          <w:right w:val="single" w:sz="8" w:space="0" w:color="402FFF" w:themeColor="accent1"/>
+          <w:insideH w:val="nil"/>
+          <w:insideV w:val="single" w:sz="8" w:space="0" w:color="402FFF" w:themeColor="accent1"/>
         </w:tcBorders>
       </w:tcPr>
     </w:tblStylePr>
@@ -15142,12 +15153,12 @@
       <w:tblPr/>
       <w:tcPr>
         <w:tcBorders>
-          <w:top w:val="double" w:sz="6" w:space="0" w:color="4F81BD" w:themeColor="accent1"/>
-          <w:left w:val="single" w:sz="8" w:space="0" w:color="4F81BD" w:themeColor="accent1"/>
-          <w:bottom w:val="single" w:sz="8" w:space="0" w:color="4F81BD" w:themeColor="accent1"/>
-          <w:right w:val="single" w:sz="8" w:space="0" w:color="4F81BD" w:themeColor="accent1"/>
-          <w:insideH w:val="nil"/>
-          <w:insideV w:val="single" w:sz="8" w:space="0" w:color="4F81BD" w:themeColor="accent1"/>
+          <w:top w:val="double" w:sz="6" w:space="0" w:color="402FFF" w:themeColor="accent1"/>
+          <w:left w:val="single" w:sz="8" w:space="0" w:color="402FFF" w:themeColor="accent1"/>
+          <w:bottom w:val="single" w:sz="8" w:space="0" w:color="402FFF" w:themeColor="accent1"/>
+          <w:right w:val="single" w:sz="8" w:space="0" w:color="402FFF" w:themeColor="accent1"/>
+          <w:insideH w:val="nil"/>
+          <w:insideV w:val="single" w:sz="8" w:space="0" w:color="402FFF" w:themeColor="accent1"/>
         </w:tcBorders>
       </w:tcPr>
     </w:tblStylePr>
@@ -15167,10 +15178,10 @@
       <w:tblPr/>
       <w:tcPr>
         <w:tcBorders>
-          <w:top w:val="single" w:sz="8" w:space="0" w:color="4F81BD" w:themeColor="accent1"/>
-          <w:left w:val="single" w:sz="8" w:space="0" w:color="4F81BD" w:themeColor="accent1"/>
-          <w:bottom w:val="single" w:sz="8" w:space="0" w:color="4F81BD" w:themeColor="accent1"/>
-          <w:right w:val="single" w:sz="8" w:space="0" w:color="4F81BD" w:themeColor="accent1"/>
+          <w:top w:val="single" w:sz="8" w:space="0" w:color="402FFF" w:themeColor="accent1"/>
+          <w:left w:val="single" w:sz="8" w:space="0" w:color="402FFF" w:themeColor="accent1"/>
+          <w:bottom w:val="single" w:sz="8" w:space="0" w:color="402FFF" w:themeColor="accent1"/>
+          <w:right w:val="single" w:sz="8" w:space="0" w:color="402FFF" w:themeColor="accent1"/>
         </w:tcBorders>
       </w:tcPr>
     </w:tblStylePr>
@@ -15178,10 +15189,10 @@
       <w:tblPr/>
       <w:tcPr>
         <w:tcBorders>
-          <w:top w:val="single" w:sz="8" w:space="0" w:color="4F81BD" w:themeColor="accent1"/>
-          <w:left w:val="single" w:sz="8" w:space="0" w:color="4F81BD" w:themeColor="accent1"/>
-          <w:bottom w:val="single" w:sz="8" w:space="0" w:color="4F81BD" w:themeColor="accent1"/>
-          <w:right w:val="single" w:sz="8" w:space="0" w:color="4F81BD" w:themeColor="accent1"/>
+          <w:top w:val="single" w:sz="8" w:space="0" w:color="402FFF" w:themeColor="accent1"/>
+          <w:left w:val="single" w:sz="8" w:space="0" w:color="402FFF" w:themeColor="accent1"/>
+          <w:bottom w:val="single" w:sz="8" w:space="0" w:color="402FFF" w:themeColor="accent1"/>
+          <w:right w:val="single" w:sz="8" w:space="0" w:color="402FFF" w:themeColor="accent1"/>
         </w:tcBorders>
         <w:shd w:val="clear" w:color="auto" w:fill="D3DFEE" w:themeFill="accent1" w:themeFillTint="3F"/>
       </w:tcPr>
@@ -15190,11 +15201,11 @@
       <w:tblPr/>
       <w:tcPr>
         <w:tcBorders>
-          <w:top w:val="single" w:sz="8" w:space="0" w:color="4F81BD" w:themeColor="accent1"/>
-          <w:left w:val="single" w:sz="8" w:space="0" w:color="4F81BD" w:themeColor="accent1"/>
-          <w:bottom w:val="single" w:sz="8" w:space="0" w:color="4F81BD" w:themeColor="accent1"/>
-          <w:right w:val="single" w:sz="8" w:space="0" w:color="4F81BD" w:themeColor="accent1"/>
-          <w:insideV w:val="single" w:sz="8" w:space="0" w:color="4F81BD" w:themeColor="accent1"/>
+          <w:top w:val="single" w:sz="8" w:space="0" w:color="402FFF" w:themeColor="accent1"/>
+          <w:left w:val="single" w:sz="8" w:space="0" w:color="402FFF" w:themeColor="accent1"/>
+          <w:bottom w:val="single" w:sz="8" w:space="0" w:color="402FFF" w:themeColor="accent1"/>
+          <w:right w:val="single" w:sz="8" w:space="0" w:color="402FFF" w:themeColor="accent1"/>
+          <w:insideV w:val="single" w:sz="8" w:space="0" w:color="402FFF" w:themeColor="accent1"/>
         </w:tcBorders>
         <w:shd w:val="clear" w:color="auto" w:fill="D3DFEE" w:themeFill="accent1" w:themeFillTint="3F"/>
       </w:tcPr>
@@ -15203,11 +15214,11 @@
       <w:tblPr/>
       <w:tcPr>
         <w:tcBorders>
-          <w:top w:val="single" w:sz="8" w:space="0" w:color="4F81BD" w:themeColor="accent1"/>
-          <w:left w:val="single" w:sz="8" w:space="0" w:color="4F81BD" w:themeColor="accent1"/>
-          <w:bottom w:val="single" w:sz="8" w:space="0" w:color="4F81BD" w:themeColor="accent1"/>
-          <w:right w:val="single" w:sz="8" w:space="0" w:color="4F81BD" w:themeColor="accent1"/>
-          <w:insideV w:val="single" w:sz="8" w:space="0" w:color="4F81BD" w:themeColor="accent1"/>
+          <w:top w:val="single" w:sz="8" w:space="0" w:color="402FFF" w:themeColor="accent1"/>
+          <w:left w:val="single" w:sz="8" w:space="0" w:color="402FFF" w:themeColor="accent1"/>
+          <w:bottom w:val="single" w:sz="8" w:space="0" w:color="402FFF" w:themeColor="accent1"/>
+          <w:right w:val="single" w:sz="8" w:space="0" w:color="402FFF" w:themeColor="accent1"/>
+          <w:insideV w:val="single" w:sz="8" w:space="0" w:color="402FFF" w:themeColor="accent1"/>
         </w:tcBorders>
       </w:tcPr>
     </w:tblStylePr>
@@ -16013,7 +16024,7 @@
           <w:insideH w:val="nil"/>
           <w:insideV w:val="nil"/>
         </w:tcBorders>
-        <w:shd w:val="clear" w:color="auto" w:fill="4F81BD" w:themeFill="accent1"/>
+        <w:shd w:val="clear" w:color="auto" w:fill="402FFF" w:themeFill="accent1"/>
       </w:tcPr>
     </w:tblStylePr>
     <w:tblStylePr w:type="lastRow">
@@ -16795,7 +16806,7 @@
           <w:insideH w:val="nil"/>
           <w:insideV w:val="nil"/>
         </w:tcBorders>
-        <w:shd w:val="clear" w:color="auto" w:fill="4F81BD" w:themeFill="accent1"/>
+        <w:shd w:val="clear" w:color="auto" w:fill="402FFF" w:themeFill="accent1"/>
       </w:tcPr>
     </w:tblStylePr>
     <w:tblStylePr w:type="lastRow">
@@ -16834,7 +16845,7 @@
           <w:insideH w:val="nil"/>
           <w:insideV w:val="nil"/>
         </w:tcBorders>
-        <w:shd w:val="clear" w:color="auto" w:fill="4F81BD" w:themeFill="accent1"/>
+        <w:shd w:val="clear" w:color="auto" w:fill="402FFF" w:themeFill="accent1"/>
       </w:tcPr>
     </w:tblStylePr>
     <w:tblStylePr w:type="lastCol">
@@ -16851,7 +16862,7 @@
           <w:insideH w:val="nil"/>
           <w:insideV w:val="nil"/>
         </w:tcBorders>
-        <w:shd w:val="clear" w:color="auto" w:fill="4F81BD" w:themeFill="accent1"/>
+        <w:shd w:val="clear" w:color="auto" w:fill="402FFF" w:themeFill="accent1"/>
       </w:tcPr>
     </w:tblStylePr>
     <w:tblStylePr w:type="band1Vert">
@@ -17747,8 +17758,8 @@
       <w:tblStyleColBandSize w:val="1"/>
       <w:tblInd w:w="0" w:type="dxa"/>
       <w:tblBorders>
-        <w:top w:val="single" w:sz="8" w:space="0" w:color="4F81BD" w:themeColor="accent1"/>
-        <w:bottom w:val="single" w:sz="8" w:space="0" w:color="4F81BD" w:themeColor="accent1"/>
+        <w:top w:val="single" w:sz="8" w:space="0" w:color="402FFF" w:themeColor="accent1"/>
+        <w:bottom w:val="single" w:sz="8" w:space="0" w:color="402FFF" w:themeColor="accent1"/>
       </w:tblBorders>
       <w:tblCellMar>
         <w:top w:w="0" w:type="dxa"/>
@@ -17765,7 +17776,7 @@
       <w:tcPr>
         <w:tcBorders>
           <w:top w:val="nil"/>
-          <w:bottom w:val="single" w:sz="8" w:space="0" w:color="4F81BD" w:themeColor="accent1"/>
+          <w:bottom w:val="single" w:sz="8" w:space="0" w:color="402FFF" w:themeColor="accent1"/>
         </w:tcBorders>
       </w:tcPr>
     </w:tblStylePr>
@@ -17778,8 +17789,8 @@
       <w:tblPr/>
       <w:tcPr>
         <w:tcBorders>
-          <w:top w:val="single" w:sz="8" w:space="0" w:color="4F81BD" w:themeColor="accent1"/>
-          <w:bottom w:val="single" w:sz="8" w:space="0" w:color="4F81BD" w:themeColor="accent1"/>
+          <w:top w:val="single" w:sz="8" w:space="0" w:color="402FFF" w:themeColor="accent1"/>
+          <w:bottom w:val="single" w:sz="8" w:space="0" w:color="402FFF" w:themeColor="accent1"/>
         </w:tcBorders>
       </w:tcPr>
     </w:tblStylePr>
@@ -17797,8 +17808,8 @@
       <w:tblPr/>
       <w:tcPr>
         <w:tcBorders>
-          <w:top w:val="single" w:sz="8" w:space="0" w:color="4F81BD" w:themeColor="accent1"/>
-          <w:bottom w:val="single" w:sz="8" w:space="0" w:color="4F81BD" w:themeColor="accent1"/>
+          <w:top w:val="single" w:sz="8" w:space="0" w:color="402FFF" w:themeColor="accent1"/>
+          <w:bottom w:val="single" w:sz="8" w:space="0" w:color="402FFF" w:themeColor="accent1"/>
         </w:tcBorders>
       </w:tcPr>
     </w:tblStylePr>
@@ -18380,10 +18391,10 @@
       <w:tblStyleColBandSize w:val="1"/>
       <w:tblInd w:w="0" w:type="dxa"/>
       <w:tblBorders>
-        <w:top w:val="single" w:sz="8" w:space="0" w:color="4F81BD" w:themeColor="accent1"/>
-        <w:left w:val="single" w:sz="8" w:space="0" w:color="4F81BD" w:themeColor="accent1"/>
-        <w:bottom w:val="single" w:sz="8" w:space="0" w:color="4F81BD" w:themeColor="accent1"/>
-        <w:right w:val="single" w:sz="8" w:space="0" w:color="4F81BD" w:themeColor="accent1"/>
+        <w:top w:val="single" w:sz="8" w:space="0" w:color="402FFF" w:themeColor="accent1"/>
+        <w:left w:val="single" w:sz="8" w:space="0" w:color="402FFF" w:themeColor="accent1"/>
+        <w:bottom w:val="single" w:sz="8" w:space="0" w:color="402FFF" w:themeColor="accent1"/>
+        <w:right w:val="single" w:sz="8" w:space="0" w:color="402FFF" w:themeColor="accent1"/>
       </w:tblBorders>
       <w:tblCellMar>
         <w:top w:w="0" w:type="dxa"/>
@@ -18402,7 +18413,7 @@
         <w:tcBorders>
           <w:top w:val="nil"/>
           <w:left w:val="nil"/>
-          <w:bottom w:val="single" w:sz="24" w:space="0" w:color="4F81BD" w:themeColor="accent1"/>
+          <w:bottom w:val="single" w:sz="24" w:space="0" w:color="402FFF" w:themeColor="accent1"/>
           <w:right w:val="nil"/>
           <w:insideH w:val="nil"/>
           <w:insideV w:val="nil"/>
@@ -18414,7 +18425,7 @@
       <w:tblPr/>
       <w:tcPr>
         <w:tcBorders>
-          <w:top w:val="single" w:sz="8" w:space="0" w:color="4F81BD" w:themeColor="accent1"/>
+          <w:top w:val="single" w:sz="8" w:space="0" w:color="402FFF" w:themeColor="accent1"/>
           <w:left w:val="nil"/>
           <w:bottom w:val="nil"/>
           <w:right w:val="nil"/>
@@ -18431,7 +18442,7 @@
           <w:top w:val="nil"/>
           <w:left w:val="nil"/>
           <w:bottom w:val="nil"/>
-          <w:right w:val="single" w:sz="8" w:space="0" w:color="4F81BD" w:themeColor="accent1"/>
+          <w:right w:val="single" w:sz="8" w:space="0" w:color="402FFF" w:themeColor="accent1"/>
           <w:insideH w:val="nil"/>
           <w:insideV w:val="nil"/>
         </w:tcBorders>
@@ -18443,7 +18454,7 @@
       <w:tcPr>
         <w:tcBorders>
           <w:top w:val="nil"/>
-          <w:left w:val="single" w:sz="8" w:space="0" w:color="4F81BD" w:themeColor="accent1"/>
+          <w:left w:val="single" w:sz="8" w:space="0" w:color="402FFF" w:themeColor="accent1"/>
           <w:bottom w:val="nil"/>
           <w:right w:val="nil"/>
           <w:insideH w:val="nil"/>
@@ -19784,12 +19795,12 @@
       <w:tblStyleColBandSize w:val="1"/>
       <w:tblInd w:w="0" w:type="dxa"/>
       <w:tblBorders>
-        <w:top w:val="single" w:sz="8" w:space="0" w:color="4F81BD" w:themeColor="accent1"/>
-        <w:left w:val="single" w:sz="8" w:space="0" w:color="4F81BD" w:themeColor="accent1"/>
-        <w:bottom w:val="single" w:sz="8" w:space="0" w:color="4F81BD" w:themeColor="accent1"/>
-        <w:right w:val="single" w:sz="8" w:space="0" w:color="4F81BD" w:themeColor="accent1"/>
-        <w:insideH w:val="single" w:sz="8" w:space="0" w:color="4F81BD" w:themeColor="accent1"/>
-        <w:insideV w:val="single" w:sz="8" w:space="0" w:color="4F81BD" w:themeColor="accent1"/>
+        <w:top w:val="single" w:sz="8" w:space="0" w:color="402FFF" w:themeColor="accent1"/>
+        <w:left w:val="single" w:sz="8" w:space="0" w:color="402FFF" w:themeColor="accent1"/>
+        <w:bottom w:val="single" w:sz="8" w:space="0" w:color="402FFF" w:themeColor="accent1"/>
+        <w:right w:val="single" w:sz="8" w:space="0" w:color="402FFF" w:themeColor="accent1"/>
+        <w:insideH w:val="single" w:sz="8" w:space="0" w:color="402FFF" w:themeColor="accent1"/>
+        <w:insideV w:val="single" w:sz="8" w:space="0" w:color="402FFF" w:themeColor="accent1"/>
       </w:tblBorders>
       <w:tblCellMar>
         <w:top w:w="0" w:type="dxa"/>
@@ -19879,8 +19890,8 @@
       <w:tblPr/>
       <w:tcPr>
         <w:tcBorders>
-          <w:insideH w:val="single" w:sz="6" w:space="0" w:color="4F81BD" w:themeColor="accent1"/>
-          <w:insideV w:val="single" w:sz="6" w:space="0" w:color="4F81BD" w:themeColor="accent1"/>
+          <w:insideH w:val="single" w:sz="6" w:space="0" w:color="402FFF" w:themeColor="accent1"/>
+          <w:insideV w:val="single" w:sz="6" w:space="0" w:color="402FFF" w:themeColor="accent1"/>
         </w:tcBorders>
         <w:shd w:val="clear" w:color="auto" w:fill="A7BFDE" w:themeFill="accent1" w:themeFillTint="7F"/>
       </w:tcPr>
@@ -20706,7 +20717,7 @@
           <w:insideH w:val="nil"/>
           <w:insideV w:val="single" w:sz="8" w:space="0" w:color="FFFFFF" w:themeColor="background1"/>
         </w:tcBorders>
-        <w:shd w:val="clear" w:color="auto" w:fill="4F81BD" w:themeFill="accent1"/>
+        <w:shd w:val="clear" w:color="auto" w:fill="402FFF" w:themeFill="accent1"/>
       </w:tcPr>
     </w:tblStylePr>
     <w:tblStylePr w:type="lastRow">
@@ -20727,7 +20738,7 @@
           <w:insideH w:val="nil"/>
           <w:insideV w:val="single" w:sz="8" w:space="0" w:color="FFFFFF" w:themeColor="background1"/>
         </w:tcBorders>
-        <w:shd w:val="clear" w:color="auto" w:fill="4F81BD" w:themeFill="accent1"/>
+        <w:shd w:val="clear" w:color="auto" w:fill="402FFF" w:themeFill="accent1"/>
       </w:tcPr>
     </w:tblStylePr>
     <w:tblStylePr w:type="firstCol">
@@ -20746,7 +20757,7 @@
           <w:insideH w:val="nil"/>
           <w:insideV w:val="nil"/>
         </w:tcBorders>
-        <w:shd w:val="clear" w:color="auto" w:fill="4F81BD" w:themeFill="accent1"/>
+        <w:shd w:val="clear" w:color="auto" w:fill="402FFF" w:themeFill="accent1"/>
       </w:tcPr>
     </w:tblStylePr>
     <w:tblStylePr w:type="lastCol">
@@ -20767,7 +20778,7 @@
           <w:insideH w:val="nil"/>
           <w:insideV w:val="nil"/>
         </w:tcBorders>
-        <w:shd w:val="clear" w:color="auto" w:fill="4F81BD" w:themeFill="accent1"/>
+        <w:shd w:val="clear" w:color="auto" w:fill="402FFF" w:themeFill="accent1"/>
       </w:tcPr>
     </w:tblStylePr>
     <w:tblStylePr w:type="band1Vert">
@@ -21641,7 +21652,7 @@
       </w:tblCellMar>
     </w:tblPr>
     <w:tcPr>
-      <w:shd w:val="clear" w:color="auto" w:fill="4F81BD" w:themeFill="accent1"/>
+      <w:shd w:val="clear" w:color="auto" w:fill="402FFF" w:themeFill="accent1"/>
     </w:tcPr>
     <w:tblStylePr w:type="firstRow">
       <w:rPr>
@@ -21672,7 +21683,7 @@
           <w:insideH w:val="nil"/>
           <w:insideV w:val="nil"/>
         </w:tcBorders>
-        <w:shd w:val="clear" w:color="auto" w:fill="243F60" w:themeFill="accent1" w:themeFillShade="7F"/>
+        <w:shd w:val="clear" w:color="auto" w:fill="402FFF" w:themeFill="accent1" w:themeFillShade="7F"/>
       </w:tcPr>
     </w:tblStylePr>
     <w:tblStylePr w:type="firstCol">
@@ -21686,7 +21697,7 @@
           <w:insideH w:val="nil"/>
           <w:insideV w:val="nil"/>
         </w:tcBorders>
-        <w:shd w:val="clear" w:color="auto" w:fill="365F91" w:themeFill="accent1" w:themeFillShade="BF"/>
+        <w:shd w:val="clear" w:color="auto" w:fill="402FFF" w:themeFill="accent1" w:themeFillShade="BF"/>
       </w:tcPr>
     </w:tblStylePr>
     <w:tblStylePr w:type="lastCol">
@@ -21700,7 +21711,7 @@
           <w:insideH w:val="nil"/>
           <w:insideV w:val="nil"/>
         </w:tcBorders>
-        <w:shd w:val="clear" w:color="auto" w:fill="365F91" w:themeFill="accent1" w:themeFillShade="BF"/>
+        <w:shd w:val="clear" w:color="auto" w:fill="402FFF" w:themeFill="accent1" w:themeFillShade="BF"/>
       </w:tcPr>
     </w:tblStylePr>
     <w:tblStylePr w:type="band1Vert">
@@ -21714,7 +21725,7 @@
           <w:insideH w:val="nil"/>
           <w:insideV w:val="nil"/>
         </w:tcBorders>
-        <w:shd w:val="clear" w:color="auto" w:fill="365F91" w:themeFill="accent1" w:themeFillShade="BF"/>
+        <w:shd w:val="clear" w:color="auto" w:fill="402FFF" w:themeFill="accent1" w:themeFillShade="BF"/>
       </w:tcPr>
     </w:tblStylePr>
     <w:tblStylePr w:type="band1Horz">
@@ -21728,7 +21739,7 @@
           <w:insideH w:val="nil"/>
           <w:insideV w:val="nil"/>
         </w:tcBorders>
-        <w:shd w:val="clear" w:color="auto" w:fill="365F91" w:themeFill="accent1" w:themeFillShade="BF"/>
+        <w:shd w:val="clear" w:color="auto" w:fill="402FFF" w:themeFill="accent1" w:themeFillShade="BF"/>
       </w:tcPr>
     </w:tblStylePr>
   </w:style>
@@ -22441,9 +22452,9 @@
       <w:tblInd w:w="0" w:type="dxa"/>
       <w:tblBorders>
         <w:top w:val="single" w:sz="24" w:space="0" w:color="C0504D" w:themeColor="accent2"/>
-        <w:left w:val="single" w:sz="4" w:space="0" w:color="4F81BD" w:themeColor="accent1"/>
-        <w:bottom w:val="single" w:sz="4" w:space="0" w:color="4F81BD" w:themeColor="accent1"/>
-        <w:right w:val="single" w:sz="4" w:space="0" w:color="4F81BD" w:themeColor="accent1"/>
+        <w:left w:val="single" w:sz="4" w:space="0" w:color="402FFF" w:themeColor="accent1"/>
+        <w:bottom w:val="single" w:sz="4" w:space="0" w:color="402FFF" w:themeColor="accent1"/>
+        <w:right w:val="single" w:sz="4" w:space="0" w:color="402FFF" w:themeColor="accent1"/>
         <w:insideH w:val="single" w:sz="4" w:space="0" w:color="FFFFFF" w:themeColor="background1"/>
         <w:insideV w:val="single" w:sz="4" w:space="0" w:color="FFFFFF" w:themeColor="background1"/>
       </w:tblBorders>
@@ -23883,7 +23894,7 @@
       </w:rPr>
       <w:tblPr/>
       <w:tcPr>
-        <w:shd w:val="clear" w:color="auto" w:fill="365F91" w:themeFill="accent1" w:themeFillShade="BF"/>
+        <w:shd w:val="clear" w:color="auto" w:fill="402FFF" w:themeFill="accent1" w:themeFillShade="BF"/>
       </w:tcPr>
     </w:tblStylePr>
     <w:tblStylePr w:type="lastCol">
@@ -23892,7 +23903,7 @@
       </w:rPr>
       <w:tblPr/>
       <w:tcPr>
-        <w:shd w:val="clear" w:color="auto" w:fill="365F91" w:themeFill="accent1" w:themeFillShade="BF"/>
+        <w:shd w:val="clear" w:color="auto" w:fill="402FFF" w:themeFill="accent1" w:themeFillShade="BF"/>
       </w:tcPr>
     </w:tblStylePr>
     <w:tblStylePr w:type="band1Vert">
@@ -24312,9 +24323,9 @@
 </file>
 
 <file path=word/theme/theme1.xml><?xml version="1.0" encoding="utf-8"?>
-<a:theme xmlns:a="http://schemas.openxmlformats.org/drawingml/2006/main" name="Office Theme">
+<a:theme xmlns:a="http://schemas.openxmlformats.org/drawingml/2006/main" name="FSP">
   <a:themeElements>
-    <a:clrScheme name="Office">
+    <a:clrScheme name="FSP">
       <a:dk1>
         <a:sysClr val="windowText" lastClr="000000"/>
       </a:dk1>
@@ -24322,19 +24333,19 @@
         <a:sysClr val="window" lastClr="FFFFFF"/>
       </a:lt1>
       <a:dk2>
-        <a:srgbClr val="1F497D"/>
+        <a:srgbClr val="1B1C21"/>
       </a:dk2>
       <a:lt2>
-        <a:srgbClr val="EEECE1"/>
+        <a:srgbClr val="EDEDED"/>
       </a:lt2>
       <a:accent1>
-        <a:srgbClr val="4F81BD"/>
+        <a:srgbClr val="402FFF"/>
       </a:accent1>
       <a:accent2>
-        <a:srgbClr val="C0504D"/>
+        <a:srgbClr val="EC1D35"/>
       </a:accent2>
       <a:accent3>
-        <a:srgbClr val="9BBB59"/>
+        <a:srgbClr val="C8C9CA"/>
       </a:accent3>
       <a:accent4>
         <a:srgbClr val="8064A2"/>
@@ -24346,7 +24357,7 @@
         <a:srgbClr val="F79646"/>
       </a:accent6>
       <a:hlink>
-        <a:srgbClr val="0000FF"/>
+        <a:srgbClr val="402FFF"/>
       </a:hlink>
       <a:folHlink>
         <a:srgbClr val="800080"/>
@@ -24354,7 +24365,7 @@
     </a:clrScheme>
     <a:fontScheme name="Office">
       <a:majorFont>
-        <a:latin typeface="Calibri"/>
+        <a:latin typeface="JetBrains Mono"/>
         <a:ea typeface=""/>
         <a:cs typeface=""/>
         <a:font script="Jpan" typeface="ＭＳ ゴシック"/>

--- a/product/docs/zapiska.docx
+++ b/product/docs/zapiska.docx
@@ -12,11 +12,13 @@
     </w:p>
     <w:p>
       <w:r>
+        <w:rPr/>
         <w:t>Авторы: Чистяков Евгений, Иван Курлыков, Леонид Пластуненко, Николай Кузнецов, Игорь Софронов.</w:t>
       </w:r>
     </w:p>
     <w:p>
       <w:r>
+        <w:rPr/>
         <w:t>Прототип агрегатора ИТ-вакансий с профилем достижений Федерации спортивного программирования. Стенд — один процесс. Боевого реестра на нём нет.</w:t>
       </w:r>
     </w:p>
@@ -30,6 +32,7 @@
     </w:p>
     <w:p>
       <w:r>
+        <w:rPr/>
         <w:t>Монолит Python 3.12 в каталоге `product`. Три слоя живут в одном процессе uvicorn с одним worker:</w:t>
       </w:r>
     </w:p>
@@ -38,6 +41,7 @@
         <w:pStyle w:val="ListBullet"/>
       </w:pPr>
       <w:r>
+        <w:rPr/>
         <w:t>Веб: Jinja2 и локальный htmx. Страницы `/auth`, `/candidate`, `/employer`. Файл htmx лежит в репозитории, ссылок на CDN нет. В светлой шапке знак `logo_02w.svg`.</w:t>
       </w:r>
     </w:p>
@@ -46,6 +50,7 @@
         <w:pStyle w:val="ListBullet"/>
       </w:pPr>
       <w:r>
+        <w:rPr/>
         <w:t>API: FastAPI, префикс JSON `/api`. Сессия — cookie `product_session`.</w:t>
       </w:r>
     </w:p>
@@ -54,11 +59,13 @@
         <w:pStyle w:val="ListBullet"/>
       </w:pPr>
       <w:r>
+        <w:rPr/>
         <w:t>Хранилище: один файл SQLite в режиме WAL. На стенде это `/data/app.sqlite` в томе `fsp-sqlite`. Писатель один.</w:t>
       </w:r>
     </w:p>
     <w:p>
       <w:r>
+        <w:rPr/>
         <w:t>Подбор, тест и разбор резюме — функции в `product/matching`. Мок достижений при старте кладёт JSON из git в SQLite; кабинеты и пересчёт категории читают одни таблицы. Каталог `memory` продукт не импортирует. Отдельной СУБД и React в compose нет. Локальный Keycloak есть и в образ приложения не входит.</w:t>
       </w:r>
     </w:p>
@@ -72,6 +79,7 @@
     </w:p>
     <w:p>
       <w:r>
+        <w:rPr/>
         <w:t>В обязательном пути жюри моделей нет: категоризация, тест, подбор, разбор PDF и приглашение считаются правилами в `product/matching` и сервисами кабинетов. Разбор резюме — `pypdf` 6.19.0 и локальный словарь `stack_synonyms.json`, без внешнего вызова. Локального инференса нет, GPU на стенде нет и не требуется. Персональные данные (почта, ФИО, анкета) живут в SQLite тома стенда и за контур процесса не уходят. Если позже появится генерация заданий — только российская модель, вне обязательного пути жюри, с отдельным описанием в записке. Перечень допустимых моделей организаторы обещали отдельно, в записку его не подставляем.</w:t>
       </w:r>
     </w:p>
@@ -85,32 +93,140 @@
     </w:p>
     <w:p>
       <w:r>
-        <w:t>Испытание не расползается одним общим заданием. Каталог собирается из стемов: на пару «специализация и грейд» приходится три своих шаблона с уникальными формулировками. Какой открыть, решает `select_template` по `profile_id` и `rule_version`. На проходе текст не меняется. Те же ответы на том же шаблоне дают тот же грейд. Отдельных JSON на пару нет. Четвёртого шаблона нет.</w:t>
+        <w:rPr/>
+        <w:t>ТЗ §2 требует подход, устойчивый к распространению заданий и дающий сопоставимую сложность. В кабинете работает механика v2 (`product/matching/assessment.py`). Это тот же код сборки варианта и оценки, который проверен симуляцией `product/validation_sim`.</w:t>
+      </w:r>
+    </w:p>
+    <w:p>
+      <w:pPr>
+        <w:pStyle w:val="ListBullet"/>
+      </w:pPr>
+      <w:r>
+        <w:rPr>
+          <w:b/>
+        </w:rPr>
+        <w:t>Каталог-источник.</w:t>
+      </w:r>
+      <w:r>
+        <w:rPr/>
+        <w:t xml:space="preserve"> 72 шаблона и 216 вопросов (`product/matching/stems.py`); три вопроса шаблона — семейства `refusal_contract`, `close_cause`, `offline_check`, ключи трёх шаблонов пары разведены латинским квадратом и здесь не публикуются. Прежняя выдача шаблона (`select_template`, три буквы a|b|c) осталась только для золотого прогона и CPU-персон.</w:t>
+      </w:r>
+    </w:p>
+    <w:p>
+      <w:pPr>
+        <w:pStyle w:val="ListBullet"/>
+      </w:pPr>
+      <w:r>
+        <w:rPr>
+          <w:b/>
+        </w:rPr>
+        <w:t>Банк семейств.</w:t>
+      </w:r>
+      <w:r>
+        <w:rPr/>
+        <w:t xml:space="preserve"> Тема одной сложности — семейство; в банке `product/validation_sim/data/bank.json` 288 семейств (6 специализаций × 4 грейда × 12). Тексты — 216 вопросов каталога `product/matching/stems.py`. Длины вариантов ответа выровнены: верный ответ самый длинный в 30% вопросов (было 58%), поэтому приём «выбирай самый длинный» не работает.</w:t>
+      </w:r>
+    </w:p>
+    <w:p>
+      <w:pPr>
+        <w:pStyle w:val="ListBullet"/>
+      </w:pPr>
+      <w:r>
+        <w:rPr>
+          <w:b/>
+        </w:rPr>
+        <w:t>Свой вариант по единому плану.</w:t>
+      </w:r>
+      <w:r>
+        <w:rPr/>
+        <w:t xml:space="preserve"> Тест на грейд g — 12 вопросов: 3 уровня ниже, 6 уровня g, 3 уровня выше (у junior и lead недостающие позиции добираются своим уровнем). Темы и сложность у всех одинаковые, конкретные вопросы и порядок — свои. Пересдача берёт другие темы, частота показа выравнивается по платформе.</w:t>
+      </w:r>
+    </w:p>
+    <w:p>
+      <w:pPr>
+        <w:pStyle w:val="ListBullet"/>
+      </w:pPr>
+      <w:r>
+        <w:rPr>
+          <w:b/>
+        </w:rPr>
+        <w:t>Ключ только на сервере.</w:t>
+      </w:r>
+      <w:r>
+        <w:rPr/>
+        <w:t xml:space="preserve"> Варианты ответа перемешаны и получают одноразовые id; ключ лежит в записи попытки (`test_attempts.form_json`) и в API не уходит. Буквы правильного ответа больше нет.</w:t>
+      </w:r>
+    </w:p>
+    <w:p>
+      <w:pPr>
+        <w:pStyle w:val="ListBullet"/>
+      </w:pPr>
+      <w:r>
+        <w:rPr>
+          <w:b/>
+        </w:rPr>
+        <w:t>Формат «оцените каждый вариант».</w:t>
+      </w:r>
+      <w:r>
+        <w:rPr/>
+        <w:t xml:space="preserve"> Кандидат отмечает каждый из трёх вариантов «верно» или «неверно»; вопрос засчитан, только если все три оценки правильные. Угадать — 1 из 8, а не 1 из 3. Вопросы идут по одному, вернуться к отвеченному нельзя, ответ сохраняется сразу.</w:t>
+      </w:r>
+    </w:p>
+    <w:p>
+      <w:pPr>
+        <w:pStyle w:val="ListBullet"/>
+      </w:pPr>
+      <w:r>
+        <w:rPr>
+          <w:b/>
+        </w:rPr>
+        <w:t>Оценка уровня.</w:t>
+      </w:r>
+      <w:r>
+        <w:rPr/>
+        <w:t xml:space="preserve"> Уровень θ считается по модели IRT с учётом сложности каждого вопроса — разные варианты сравнимы. Если результат у границы грейдов (вероятность 15–85%), тест добавляет блок из вопросов сложности этой границы (до трёх блоков).</w:t>
+      </w:r>
+    </w:p>
+    <w:p>
+      <w:pPr>
+        <w:pStyle w:val="ListBullet"/>
+      </w:pPr>
+      <w:r>
+        <w:rPr>
+          <w:b/>
+        </w:rPr>
+        <w:t>Решение.</w:t>
+      </w:r>
+      <w:r>
+        <w:rPr/>
+        <w:t xml:space="preserve"> Грейд подтверждается при уверенности не ниже 60% (осторожный порог: завысить хуже, чем занизить). Итог — `confirm`, `suggest_higher` или `suggest_lower`; принудительного понижения нет. Ответы двух предыдущих попыток этой специализации учитываются (накопление), поэтому цепочка «тест → ниже/выше» не начинается с нуля.</w:t>
+      </w:r>
+    </w:p>
+    <w:p>
+      <w:pPr>
+        <w:pStyle w:val="ListBullet"/>
+      </w:pPr>
+      <w:r>
+        <w:rPr>
+          <w:b/>
+        </w:rPr>
+        <w:t>Результат с уверенностью.</w:t>
+      </w:r>
+      <w:r>
+        <w:rPr/>
+        <w:t xml:space="preserve"> Кроме итога тест сообщает уверенность, статус «уверенно» или «у границы» и положение в грейде (нижняя, средняя, верхняя треть). Порог «уверенно» (0.9) и выведенные слабые темы (32 из 216) получены на отдельной пилотной группе — `product/validation_sim/data/pilot_live.json`.</w:t>
       </w:r>
     </w:p>
     <w:p>
       <w:r>
-        <w:t>Итог подтверждает заявленный грейд или предлагает соседний. Балл ниже порога подтверждения грейд не понижает. Соседний грейд сдаётся отдельной попыткой и только если последняя попытка записанной пары предложила именно этот шаг. Повтор ограничен интервалом из правил: на стенде это 90 дней. Интервал держится на шаге вверх и на повторной смене, когда тест уже один раз записал новый грейд. Первая попытка предложенного ниже грейда после `suggest_lower` интервал не ждёт, пока соседний `confirm` не сдвинул записанный грейд. Повтор теста записанного грейда интервал не ждёт. Признак смены — реплей сданных `test_attempts` по `id`, не равенство штампов и не расхождение с анкетой: PDF грейд пишет без флага теста. Сто баллов на грейде ниже (`suggest_higher`) грейд не пишет и интервал не тратит. Записанный грейд меняет лишь соседняя попытка с итогом `confirm`. Кнопки «принять грейд» нет.</w:t>
+        <w:rPr/>
+        <w:t>Смена грейда — как раньше. Соседний грейд сдаётся отдельной попыткой и только если последняя попытка записанной пары предложила именно этот шаг. Повтор ограничен интервалом из правил: на стенде 90 дней. Интервал держится на повторной смене после того, как тест уже записал новый грейд. Первая соседняя попытка вверх после `suggest_higher` и вниз после `suggest_lower` интервал не ждёт, пока соседний `confirm` не сдвинул записанный грейд (Q&amp;A: «провал и уход ниже — без сжигания попытки»). Повтор теста записанного грейда интервал не ждёт. Записанный грейд меняет лишь соседняя попытка с итогом `confirm`.</w:t>
       </w:r>
     </w:p>
     <w:p>
       <w:r>
-        <w:t>Специализаций шесть, грейдов четыре. На пару — три шаблона, буквы a, b и c: 72 шаблона и 216 вопросов, буква c есть на каждой паре. В шаблоне три вопроса, ключи q1=b, q2=c, q3=a, пороги `confirm_min` 50 и `suggest_higher_min` 80. Идентификаторы и ключ ответа на проходе не меняются. Один общий набор не отличает, например, junior backend от lead security.</w:t>
-      </w:r>
-    </w:p>
-    <w:p>
-      <w:r>
-        <w:t>HTML кабинета показывает варианты по очереди как истинен/ложен и собирает те же три буквы; формула балла не менялась.</w:t>
-      </w:r>
-    </w:p>
-    <w:p>
-      <w:r>
-        <w:t>Шаг сдачи пишется в черновик попытки: обновление страницы и повторный вход не открывают уже отвеченный вопрос.</w:t>
-      </w:r>
-    </w:p>
-    <w:p>
-      <w:r>
-        <w:t>Несколько описаний вакансий только показывают выбранный шаблон. Текст вакансии в вопросы не разбирается.</w:t>
+        <w:rPr/>
+        <w:t>Несколько описаний вакансий (`product/matching/vacancies/samples.json`) показывают, как вакансия превращается в тест: она задаёт специализацию и грейд, а план 3/6/3 — какие уровни войдут в вариант. Текст вакансии вопросы не выбирает.</w:t>
       </w:r>
     </w:p>
     <w:p>
@@ -123,16 +239,19 @@
     </w:p>
     <w:p>
       <w:r>
+        <w:rPr/>
         <w:t>Категория — специализация и записанный грейд, например `backend:middle`. Отрасль MVP только `it`: она видна в статусе профиля и в `category_id` не входит. Версия правил — `v1`. Рядом хранится короткое объяснение, почему категория такая.</w:t>
       </w:r>
     </w:p>
     <w:p>
       <w:r>
-        <w:t>Ранг внутри категории — один проход `evaluate_need`: кортеж совпадений (стек, роль, формат, признак ФСП, токены текста) и затем `rank_key` `confirmed-score-count-prize-id`. Отдельных баллов за фильтры нет. Пустая потребность оставляет нули в кортеже и прежний порядок. Подходящих не скрываем. В выдаче работодателя опубликованный профиль совпавшей категории; без теста карточка со статусом «не подтверждён» и ниже сдавших той же категории через префикс `rank_key`; без `publication` карточки нет. Фильтр добавляет стек, роль, формат и признак достижений. На карточке фраза из того же прохода, почему этот человек попал в потребность, и следом сравнение с соседней карточкой: подтверждён, балл, число достижений, приз. Сырой rank_key на карточке не показан. Сортировка, ключ, доля в топе и балл грейда от этого не меняются. Резюме пишет узнанные поля с пометкой `source=resume` и пересчитывает категорию тем же правилом, что и анкета. После записанного итога теста PDF грейд не меняет. Разряд ФСП хранится строкой источника и в категорию не переводится.</w:t>
+        <w:rPr/>
+        <w:t>Ранг внутри категории — один проход `evaluate_need`: кортеж совпадений (стек, роль, формат, признак ФСП, токены текста) и затем `rank_key` `confirmed-score-count-prize-id`. Отдельных баллов за фильтры нет. Пустая потребность оставляет нули в кортеже и прежний порядок. Подходящих не скрываем. В выдаче работодателя опубликованный профиль совпавшей категории; без теста или с проваленным тестом (`suggest_lower`) карточка со статусом «не подтверждён» и ниже подтверждённых той же категории через префикс `rank_key`; у подтверждённых карточка показывает «подтверждён уверенно» или «подтверждён, у границы», уверенность и положение в грейде; без `publication` карточки нет. Фильтр добавляет стек, роль, формат и признак достижений. На карточке фраза из того же прохода, почему этот человек попал в потребность, и следом сравнение с соседней карточкой: подтверждён, балл, число достижений, приз. Сырой rank_key на карточке не показан. Сортировка, ключ, доля в топе и балл грейда от этого не меняются. Резюме пишет узнанные поля с пометкой `source=resume` и пересчитывает категорию тем же правилом, что и анкета. После записанного итога теста PDF грейд не меняет. Разряд ФСП хранится строкой источника и в категорию не переводится.</w:t>
       </w:r>
     </w:p>
     <w:p>
       <w:r>
+        <w:rPr/>
         <w:t>Приглашение работодатель отправляет с карточки подборки: номер профиля и категория подставляются скрытыми полями. В форме — текст, название компании, способ связи компании и вилка в рублях до вычета НДФЛ. Нужны обе границы, верхняя строго больше нижней, валюта RUB. Способ связи компании соискатель видит сразу. Почта соискателя появляется у работодателя отдельным полем только после `accepted`. Открытие приглашения переводит `sent` в `seen`. Чужие доски не разбираются.</w:t>
       </w:r>
     </w:p>
@@ -146,41 +265,64 @@
     </w:p>
     <w:p>
       <w:r>
-        <w:t>Прогон читает золотой набор из git и в сеть не ходит. Ожидаемые категорию, итог теста и отметку релевантности разметил человек. Функции категории и прогона эти поля не заполняют. На стенде это одно действие: ссылка «Прогон валидации», `GET /validation`, ответ `text/plain`. Порога, ниже которого прогон считается проваленным по проценту, нет.</w:t>
+        <w:rPr/>
+        <w:t>Прогон читает золотой набор из git и в сеть не ходит. Валидация жюри — CPU-персоны в том же `GET /validation`, без инференса и без GPU. Ожидаемые категорию, итог теста и отметку релевантности разметил человек. Функции категории и прогона эти поля не заполняют. На стенде это одно действие: ссылка «Прогон валидации», `GET /validation`, ответ `text/plain`. Порога, ниже которого прогон считается проваленным по проценту, нет.</w:t>
       </w:r>
     </w:p>
     <w:p>
       <w:r>
-        <w:t>Ниже пять строк запуска со стенда 2026-10-06. Команда `docker compose -f deploy/fsp/compose.yaml --profile test run --rm --build tests` завершилась `43 passed`. В том же образе `python -m product.matching.golden_run` напечатал эти пять строк. Повтор того запуска их не изменил. Набор в git: 38 синтетических профилей, 12 потребностей (`top_k=3`), 4 пары «тот же шаблон — те же ответы», 4 PDF резюме. Это числа того запуска, не цель. Сейчас прогон добавляет строку `grade_separation`: сколько пунктов стемов v1 разделяют грейды и сколько пунктов всего. Порога по ней нет, число в записку не копируется.</w:t>
+        <w:rPr/>
+        <w:t>Ниже пять строк прогона `python -m product.matching.golden_run` от 2026-10-10 (механика v2). Повтор запуска их не меняет: варианты теста в прогоне собираются с фиксированным seed. Набор в git: 38 синтетических профилей, 12 потребностей (`top_k=3`), 24 пары «специализация × грейд» для теста, 4 PDF резюме. Это числа запуска, не цель. Строка `grade_separation` — сколько вопросов каталога разделяют грейды и сколько всего; порога по ней нет. После неё — три строки CPU-персон `sim_competent`, `sim_key_leak`, `sim_adjacent` по прежнему каталогу шаблонов, без GPU; порога нет, числа в записку не копируются.</w:t>
       </w:r>
     </w:p>
     <w:p>
       <w:r>
+        <w:rPr>
+          <w:rFonts w:ascii="Courier New" w:hAnsi="Courier New"/>
+          <w:sz w:val="20"/>
+        </w:rPr>
         <w:t>category_match 38 38</w:t>
       </w:r>
     </w:p>
     <w:p>
       <w:r>
-        <w:t>outcome_match 32 32</w:t>
+        <w:rPr>
+          <w:rFonts w:ascii="Courier New" w:hAnsi="Courier New"/>
+          <w:sz w:val="20"/>
+        </w:rPr>
+        <w:t>outcome_match 72 72</w:t>
       </w:r>
     </w:p>
     <w:p>
       <w:r>
-        <w:t>template_stable 4 4</w:t>
+        <w:rPr>
+          <w:rFonts w:ascii="Courier New" w:hAnsi="Courier New"/>
+          <w:sz w:val="20"/>
+        </w:rPr>
+        <w:t>form_stable 24 24</w:t>
       </w:r>
     </w:p>
     <w:p>
       <w:r>
+        <w:rPr>
+          <w:rFonts w:ascii="Courier New" w:hAnsi="Courier New"/>
+          <w:sz w:val="20"/>
+        </w:rPr>
         <w:t>relevant_in_top 23 24</w:t>
       </w:r>
     </w:p>
     <w:p>
       <w:r>
+        <w:rPr>
+          <w:rFonts w:ascii="Courier New" w:hAnsi="Courier New"/>
+          <w:sz w:val="20"/>
+        </w:rPr>
         <w:t>resume_ok 4 4</w:t>
       </w:r>
     </w:p>
     <w:p>
       <w:r>
+        <w:rPr/>
         <w:t>Первое число строки — сколько совпало или оказалось в топе, второе — сколько элементов было в запуске. Смысл строк:</w:t>
       </w:r>
     </w:p>
@@ -189,6 +331,7 @@
         <w:pStyle w:val="ListBullet"/>
       </w:pPr>
       <w:r>
+        <w:rPr/>
         <w:t>`category_match` — сколько профилей получили ожидаемую категорию;</w:t>
       </w:r>
     </w:p>
@@ -197,7 +340,8 @@
         <w:pStyle w:val="ListBullet"/>
       </w:pPr>
       <w:r>
-        <w:t>`outcome_match` — сколько итогов теста совпали с разметкой;</w:t>
+        <w:rPr/>
+        <w:t>`outcome_match` — на вариантах теста v2 ответы «сданы уровни до выше / до своего / только ниже» дали ожидаемый итог (`suggest_higher` / `confirm` / `suggest_lower`);</w:t>
       </w:r>
     </w:p>
     <w:p>
@@ -205,7 +349,8 @@
         <w:pStyle w:val="ListBullet"/>
       </w:pPr>
       <w:r>
-        <w:t>`template_stable` — сколько повторов того же шаблона и тех же ответов дали тот же грейд;</w:t>
+        <w:rPr/>
+        <w:t>`form_stable` — тот же вариант и те же ответы дали тот же итог и ту же оценку;</w:t>
       </w:r>
     </w:p>
     <w:p>
@@ -213,6 +358,7 @@
         <w:pStyle w:val="ListBullet"/>
       </w:pPr>
       <w:r>
+        <w:rPr/>
         <w:t>`relevant_in_top` — сколько отмеченных релевантными попали в топ слотов этого запуска;</w:t>
       </w:r>
     </w:p>
@@ -221,6 +367,7 @@
         <w:pStyle w:val="ListBullet"/>
       </w:pPr>
       <w:r>
+        <w:rPr/>
         <w:t>`resume_ok` — сколько PDF разобрались без падения процесса;</w:t>
       </w:r>
     </w:p>
@@ -229,7 +376,478 @@
         <w:pStyle w:val="ListBullet"/>
       </w:pPr>
       <w:r>
-        <w:t>`grade_separation` — сколько пунктов разделяют грейды и сколько пунктов в стемах v1. Это не порог. Число зависит от стемов этого запуска и в блок выше не входит.</w:t>
+        <w:rPr/>
+        <w:t>`grade_separation` — сколько вопросов разделяют грейды и сколько вопросов в каталоге. Это не порог и в блок выше не входит;</w:t>
+      </w:r>
+    </w:p>
+    <w:p>
+      <w:pPr>
+        <w:pStyle w:val="ListBullet"/>
+      </w:pPr>
+      <w:r>
+        <w:rPr/>
+        <w:t>`sim_competent`, `sim_key_leak`, `sim_adjacent` — CPU-персоны того же GET на 72 шаблонах прежнего каталога. Порога нет.</w:t>
+      </w:r>
+    </w:p>
+    <w:p>
+      <w:pPr>
+        <w:pStyle w:val="Heading2"/>
+      </w:pPr>
+      <w:r>
+        <w:t>Симуляция на 500 синтетических кандидатах</w:t>
+      </w:r>
+    </w:p>
+    <w:p>
+      <w:r>
+        <w:rPr/>
+        <w:t>Пакет `product/validation_sim` проверяет механику на 500 синтетических кандидатах с известным истинным грейдом (`data/candidates.csv`, `data/candidates.json`). Сравниваются прежний тест (3 вопроса, ключ b-c-a), v1, v2 в том виде, как он работает в кабинете, и прогноз v2 с вопросами форматов multi / order / numeric. Ответы моделируются IRT с ошибкой калибровки сложности; порог «уверенно» подобран на отдельной пилотной группе. Для v2 — среднее по 5 прогонам, в скобках мин–макс.</w:t>
+      </w:r>
+    </w:p>
+    <w:tbl>
+      <w:tblPr>
+        <w:tblStyle w:val="TableGrid"/>
+        <w:tblW w:type="auto" w:w="0"/>
+        <w:tblLook w:firstColumn="1" w:firstRow="1" w:lastColumn="0" w:lastRow="0" w:noHBand="0" w:noVBand="1" w:val="04A0"/>
+      </w:tblPr>
+      <w:tblGrid>
+        <w:gridCol w:w="2160"/>
+        <w:gridCol w:w="2160"/>
+        <w:gridCol w:w="2160"/>
+        <w:gridCol w:w="2160"/>
+      </w:tblGrid>
+      <w:tr>
+        <w:tc>
+          <w:tcPr>
+            <w:tcW w:type="dxa" w:w="2160"/>
+          </w:tcPr>
+          <w:p>
+            <w:r>
+              <w:rPr>
+                <w:b/>
+              </w:rPr>
+              <w:t>Показатель</w:t>
+            </w:r>
+          </w:p>
+        </w:tc>
+        <w:tc>
+          <w:tcPr>
+            <w:tcW w:type="dxa" w:w="2160"/>
+          </w:tcPr>
+          <w:p>
+            <w:r>
+              <w:rPr>
+                <w:b/>
+              </w:rPr>
+              <w:t>Было</w:t>
+            </w:r>
+          </w:p>
+        </w:tc>
+        <w:tc>
+          <w:tcPr>
+            <w:tcW w:type="dxa" w:w="2160"/>
+          </w:tcPr>
+          <w:p>
+            <w:r>
+              <w:rPr>
+                <w:b/>
+              </w:rPr>
+              <w:t>v2 в кабинете</w:t>
+            </w:r>
+          </w:p>
+        </w:tc>
+        <w:tc>
+          <w:tcPr>
+            <w:tcW w:type="dxa" w:w="2160"/>
+          </w:tcPr>
+          <w:p>
+            <w:r>
+              <w:rPr>
+                <w:b/>
+              </w:rPr>
+              <w:t>v2 прогноз</w:t>
+            </w:r>
+          </w:p>
+        </w:tc>
+      </w:tr>
+      <w:tr>
+        <w:tc>
+          <w:tcPr>
+            <w:tcW w:type="dxa" w:w="2160"/>
+          </w:tcPr>
+          <w:p>
+            <w:r>
+              <w:rPr/>
+              <w:t>Грейд совпал с истинным</w:t>
+            </w:r>
+          </w:p>
+        </w:tc>
+        <w:tc>
+          <w:tcPr>
+            <w:tcW w:type="dxa" w:w="2160"/>
+          </w:tcPr>
+          <w:p>
+            <w:r>
+              <w:rPr/>
+              <w:t>58%</w:t>
+            </w:r>
+          </w:p>
+        </w:tc>
+        <w:tc>
+          <w:tcPr>
+            <w:tcW w:type="dxa" w:w="2160"/>
+          </w:tcPr>
+          <w:p>
+            <w:r>
+              <w:rPr/>
+              <w:t>82% (79–84)</w:t>
+            </w:r>
+          </w:p>
+        </w:tc>
+        <w:tc>
+          <w:tcPr>
+            <w:tcW w:type="dxa" w:w="2160"/>
+          </w:tcPr>
+          <w:p>
+            <w:r>
+              <w:rPr/>
+              <w:t>83% (82–85)</w:t>
+            </w:r>
+          </w:p>
+        </w:tc>
+      </w:tr>
+      <w:tr>
+        <w:tc>
+          <w:tcPr>
+            <w:tcW w:type="dxa" w:w="2160"/>
+          </w:tcPr>
+          <w:p>
+            <w:r>
+              <w:rPr/>
+              <w:t>Точность среди «уверенно»</w:t>
+            </w:r>
+          </w:p>
+        </w:tc>
+        <w:tc>
+          <w:tcPr>
+            <w:tcW w:type="dxa" w:w="2160"/>
+          </w:tcPr>
+          <w:p>
+            <w:r>
+              <w:rPr/>
+              <w:t>—</w:t>
+            </w:r>
+          </w:p>
+        </w:tc>
+        <w:tc>
+          <w:tcPr>
+            <w:tcW w:type="dxa" w:w="2160"/>
+          </w:tcPr>
+          <w:p>
+            <w:r>
+              <w:rPr/>
+              <w:t>92.7% (91–96)</w:t>
+            </w:r>
+          </w:p>
+        </w:tc>
+        <w:tc>
+          <w:tcPr>
+            <w:tcW w:type="dxa" w:w="2160"/>
+          </w:tcPr>
+          <w:p>
+            <w:r>
+              <w:rPr/>
+              <w:t>92.3% (90–95)</w:t>
+            </w:r>
+          </w:p>
+        </w:tc>
+      </w:tr>
+      <w:tr>
+        <w:tc>
+          <w:tcPr>
+            <w:tcW w:type="dxa" w:w="2160"/>
+          </w:tcPr>
+          <w:p>
+            <w:r>
+              <w:rPr/>
+              <w:t>Доля «уверенно»</w:t>
+            </w:r>
+          </w:p>
+        </w:tc>
+        <w:tc>
+          <w:tcPr>
+            <w:tcW w:type="dxa" w:w="2160"/>
+          </w:tcPr>
+          <w:p>
+            <w:r>
+              <w:rPr/>
+              <w:t>—</w:t>
+            </w:r>
+          </w:p>
+        </w:tc>
+        <w:tc>
+          <w:tcPr>
+            <w:tcW w:type="dxa" w:w="2160"/>
+          </w:tcPr>
+          <w:p>
+            <w:r>
+              <w:rPr/>
+              <w:t>24%</w:t>
+            </w:r>
+          </w:p>
+        </w:tc>
+        <w:tc>
+          <w:tcPr>
+            <w:tcW w:type="dxa" w:w="2160"/>
+          </w:tcPr>
+          <w:p>
+            <w:r>
+              <w:rPr/>
+              <w:t>45%</w:t>
+            </w:r>
+          </w:p>
+        </w:tc>
+      </w:tr>
+      <w:tr>
+        <w:tc>
+          <w:tcPr>
+            <w:tcW w:type="dxa" w:w="2160"/>
+          </w:tcPr>
+          <w:p>
+            <w:r>
+              <w:rPr/>
+              <w:t>Ошибка больше чем на ступень</w:t>
+            </w:r>
+          </w:p>
+        </w:tc>
+        <w:tc>
+          <w:tcPr>
+            <w:tcW w:type="dxa" w:w="2160"/>
+          </w:tcPr>
+          <w:p>
+            <w:r>
+              <w:rPr/>
+              <w:t>2.4%</w:t>
+            </w:r>
+          </w:p>
+        </w:tc>
+        <w:tc>
+          <w:tcPr>
+            <w:tcW w:type="dxa" w:w="2160"/>
+          </w:tcPr>
+          <w:p>
+            <w:r>
+              <w:rPr/>
+              <w:t>0%</w:t>
+            </w:r>
+          </w:p>
+        </w:tc>
+        <w:tc>
+          <w:tcPr>
+            <w:tcW w:type="dxa" w:w="2160"/>
+          </w:tcPr>
+          <w:p>
+            <w:r>
+              <w:rPr/>
+              <w:t>0%</w:t>
+            </w:r>
+          </w:p>
+        </w:tc>
+      </w:tr>
+      <w:tr>
+        <w:tc>
+          <w:tcPr>
+            <w:tcW w:type="dxa" w:w="2160"/>
+          </w:tcPr>
+          <w:p>
+            <w:r>
+              <w:rPr/>
+              <w:t>Грейд завышен</w:t>
+            </w:r>
+          </w:p>
+        </w:tc>
+        <w:tc>
+          <w:tcPr>
+            <w:tcW w:type="dxa" w:w="2160"/>
+          </w:tcPr>
+          <w:p>
+            <w:r>
+              <w:rPr/>
+              <w:t>34%</w:t>
+            </w:r>
+          </w:p>
+        </w:tc>
+        <w:tc>
+          <w:tcPr>
+            <w:tcW w:type="dxa" w:w="2160"/>
+          </w:tcPr>
+          <w:p>
+            <w:r>
+              <w:rPr/>
+              <w:t>8%</w:t>
+            </w:r>
+          </w:p>
+        </w:tc>
+        <w:tc>
+          <w:tcPr>
+            <w:tcW w:type="dxa" w:w="2160"/>
+          </w:tcPr>
+          <w:p>
+            <w:r>
+              <w:rPr/>
+              <w:t>8%</w:t>
+            </w:r>
+          </w:p>
+        </w:tc>
+      </w:tr>
+      <w:tr>
+        <w:tc>
+          <w:tcPr>
+            <w:tcW w:type="dxa" w:w="2160"/>
+          </w:tcPr>
+          <w:p>
+            <w:r>
+              <w:rPr/>
+              <w:t>Тот же грейд при пересдаче</w:t>
+            </w:r>
+          </w:p>
+        </w:tc>
+        <w:tc>
+          <w:tcPr>
+            <w:tcW w:type="dxa" w:w="2160"/>
+          </w:tcPr>
+          <w:p>
+            <w:r>
+              <w:rPr/>
+              <w:t>51%</w:t>
+            </w:r>
+          </w:p>
+        </w:tc>
+        <w:tc>
+          <w:tcPr>
+            <w:tcW w:type="dxa" w:w="2160"/>
+          </w:tcPr>
+          <w:p>
+            <w:r>
+              <w:rPr/>
+              <w:t>75%</w:t>
+            </w:r>
+          </w:p>
+        </w:tc>
+        <w:tc>
+          <w:tcPr>
+            <w:tcW w:type="dxa" w:w="2160"/>
+          </w:tcPr>
+          <w:p>
+            <w:r>
+              <w:rPr/>
+              <w:t>76%</w:t>
+            </w:r>
+          </w:p>
+        </w:tc>
+      </w:tr>
+      <w:tr>
+        <w:tc>
+          <w:tcPr>
+            <w:tcW w:type="dxa" w:w="2160"/>
+          </w:tcPr>
+          <w:p>
+            <w:r>
+              <w:rPr/>
+              <w:t>Сдали ступень выше своей без утечки</w:t>
+            </w:r>
+          </w:p>
+        </w:tc>
+        <w:tc>
+          <w:tcPr>
+            <w:tcW w:type="dxa" w:w="2160"/>
+          </w:tcPr>
+          <w:p>
+            <w:r>
+              <w:rPr/>
+              <w:t>58%</w:t>
+            </w:r>
+          </w:p>
+        </w:tc>
+        <w:tc>
+          <w:tcPr>
+            <w:tcW w:type="dxa" w:w="2160"/>
+          </w:tcPr>
+          <w:p>
+            <w:r>
+              <w:rPr/>
+              <w:t>10%</w:t>
+            </w:r>
+          </w:p>
+        </w:tc>
+        <w:tc>
+          <w:tcPr>
+            <w:tcW w:type="dxa" w:w="2160"/>
+          </w:tcPr>
+          <w:p>
+            <w:r>
+              <w:rPr/>
+              <w:t>9%</w:t>
+            </w:r>
+          </w:p>
+        </w:tc>
+      </w:tr>
+      <w:tr>
+        <w:tc>
+          <w:tcPr>
+            <w:tcW w:type="dxa" w:w="2160"/>
+          </w:tcPr>
+          <w:p>
+            <w:r>
+              <w:rPr/>
+              <w:t>Сдали, зная ключ b-c-a / выбирая самый длинный ответ</w:t>
+            </w:r>
+          </w:p>
+        </w:tc>
+        <w:tc>
+          <w:tcPr>
+            <w:tcW w:type="dxa" w:w="2160"/>
+          </w:tcPr>
+          <w:p>
+            <w:r>
+              <w:rPr/>
+              <w:t>100% / 26%</w:t>
+            </w:r>
+          </w:p>
+        </w:tc>
+        <w:tc>
+          <w:tcPr>
+            <w:tcW w:type="dxa" w:w="2160"/>
+          </w:tcPr>
+          <w:p>
+            <w:r>
+              <w:rPr/>
+              <w:t>5% / 1%</w:t>
+            </w:r>
+          </w:p>
+        </w:tc>
+        <w:tc>
+          <w:tcPr>
+            <w:tcW w:type="dxa" w:w="2160"/>
+          </w:tcPr>
+          <w:p>
+            <w:r>
+              <w:rPr/>
+              <w:t>0% / 0%</w:t>
+            </w:r>
+          </w:p>
+        </w:tc>
+      </w:tr>
+    </w:tbl>
+    <w:p>
+      <w:r>
+        <w:rPr/>
+        <w:t>Точность среди «уверенно» близка к цели 93%, но доля таких решений в кабинете пока 24%: с 216 вопросами формата «оцените каждый вариант» тест у границы грейдов чаще говорит «у границы». Когда команда допишет вопросы с низкой вероятностью угадать, доля вырастет примерно до 45%. Пограничный кандидат не скрывается — работодатель видит его со статусом.</w:t>
+      </w:r>
+    </w:p>
+    <w:p>
+      <w:r>
+        <w:rPr/>
+        <w:t>Запуск: `python -m product.validation_sim.run`. Таблицы — `product/validation_sim/out/report.md`, графики — `out/validation_charts.png`, описание и допущения — `product/validation_sim/README.md`.</w:t>
       </w:r>
     </w:p>
     <w:p>
@@ -242,36 +860,61 @@
     </w:p>
     <w:p>
       <w:r>
+        <w:rPr/>
         <w:t>Кабинеты зависят от интерфейса `FspClient`. На стенде это чтение `participants.json`. Боевого коннектора реестра нет. Стенд поднимает локальный реалм Keycloak. Кандидат, уже вошедший по почте, связывает `external_id` из claim `fsp_external_id` или `sub`. Секрета боевой ФСП нет. На схеме локальный Keycloak — сплошной узел стенда, issuer заказчика — пунктир.</w:t>
       </w:r>
     </w:p>
     <w:p>
       <w:r>
+        <w:rPr>
+          <w:rFonts w:ascii="Courier New" w:hAnsi="Courier New"/>
+          <w:sz w:val="20"/>
+        </w:rPr>
         <w:t>flowchart LR</w:t>
       </w:r>
     </w:p>
     <w:p>
       <w:r>
+        <w:rPr>
+          <w:rFonts w:ascii="Courier New" w:hAnsi="Courier New"/>
+          <w:sz w:val="20"/>
+        </w:rPr>
         <w:t xml:space="preserve">  app[Сервисы кабинетов] --&gt; client[FspClient]</w:t>
       </w:r>
     </w:p>
     <w:p>
       <w:r>
+        <w:rPr>
+          <w:rFonts w:ascii="Courier New" w:hAnsi="Courier New"/>
+          <w:sz w:val="20"/>
+        </w:rPr>
         <w:t xml:space="preserve">  client --&gt; json[JsonFspClient на стенде]</w:t>
       </w:r>
     </w:p>
     <w:p>
       <w:r>
+        <w:rPr>
+          <w:rFonts w:ascii="Courier New" w:hAnsi="Courier New"/>
+          <w:sz w:val="20"/>
+        </w:rPr>
         <w:t xml:space="preserve">  client -.-&gt; http[Будущая реализация HTTP реестра]</w:t>
       </w:r>
     </w:p>
     <w:p>
       <w:r>
+        <w:rPr>
+          <w:rFonts w:ascii="Courier New" w:hAnsi="Courier New"/>
+          <w:sz w:val="20"/>
+        </w:rPr>
         <w:t xml:space="preserve">  app --&gt; kc[Локальный Keycloak на стенде]</w:t>
       </w:r>
     </w:p>
     <w:p>
       <w:r>
+        <w:rPr>
+          <w:rFonts w:ascii="Courier New" w:hAnsi="Courier New"/>
+          <w:sz w:val="20"/>
+        </w:rPr>
         <w:t xml:space="preserve">  kc -.-&gt; issuer[Issuer заказчика]</w:t>
       </w:r>
     </w:p>
@@ -285,12 +928,14 @@
     </w:p>
     <w:p>
       <w:r>
+        <w:rPr/>
         <w:t>Методы, тела, ответы и примеры ошибок лежат в `product/openapi.json`. На стенде те же страницы открываются в `/docs` и `/redoc` без интернета: статика Swagger UI 5.33.1 и ReDoc 2.5.4 лежит в репозитории. Схема безопасности — cookie `product_session`. Без входа закрытый метод отвечает 401. Без сессии доступны регистрация, подтверждение кода, повтор кода и вход.</w:t>
       </w:r>
     </w:p>
     <w:p>
       <w:r>
-        <w:t>Группы маршрутов: `/api/auth`, профиль и достижения соискателя, тест, резюме и PDF профиля, категория и выдача работодателя, карточка компании, приглашения, вакансии и отклик (`/api/vacancies`, отклик, одно короткое задание), `GET /validation`.</w:t>
+        <w:rPr/>
+        <w:t>Группы маршрутов: `/api/auth`, профиль и достижения соискателя, тест (старт, сдача ответов — при результате у границы ответ `status: "extra"` с дополнительными вопросами, история с уверенностью и статусом), резюме и PDF профиля, категория и выдача работодателя, карточка компании, приглашения, вакансии и отклик (`/api/vacancies`, отклик, одно короткое задание), `GET /validation`.</w:t>
       </w:r>
     </w:p>
     <w:p>
@@ -303,81 +948,352 @@
     </w:p>
     <w:p>
       <w:r>
-        <w:t>Список снят `pip freeze` внутри образа `fsp-vacancies:local` на Python 3.12 и записан в `product/requirements.lock`. Строка `fsp-vacancies @ file:///srv/product` — так pip называет пакет, поставленный из дерева образа. Версия пакета в `product/pyproject.toml` — 1.2.11.</w:t>
+        <w:rPr/>
+        <w:t>Список снят `pip freeze` внутри образа `fsp-vacancies:local` на Python 3.12 и записан в `product/requirements.lock`. Строка `fsp-vacancies @ file:///srv/product` — так pip называет пакет, поставленный из дерева образа. Версия пакета в `product/pyproject.toml` — 1.3.0.</w:t>
       </w:r>
     </w:p>
     <w:p>
       <w:r>
+        <w:rPr/>
         <w:t>Прямые зависимости образа:</w:t>
       </w:r>
     </w:p>
+    <w:tbl>
+      <w:tblPr>
+        <w:tblStyle w:val="TableGrid"/>
+        <w:tblW w:type="auto" w:w="0"/>
+        <w:tblLook w:firstColumn="1" w:firstRow="1" w:lastColumn="0" w:lastRow="0" w:noHBand="0" w:noVBand="1" w:val="04A0"/>
+      </w:tblPr>
+      <w:tblGrid>
+        <w:gridCol w:w="4320"/>
+        <w:gridCol w:w="4320"/>
+      </w:tblGrid>
+      <w:tr>
+        <w:tc>
+          <w:tcPr>
+            <w:tcW w:type="dxa" w:w="4320"/>
+          </w:tcPr>
+          <w:p>
+            <w:r>
+              <w:rPr>
+                <w:b/>
+              </w:rPr>
+              <w:t>Пакет</w:t>
+            </w:r>
+          </w:p>
+        </w:tc>
+        <w:tc>
+          <w:tcPr>
+            <w:tcW w:type="dxa" w:w="4320"/>
+          </w:tcPr>
+          <w:p>
+            <w:r>
+              <w:rPr>
+                <w:b/>
+              </w:rPr>
+              <w:t>Версия</w:t>
+            </w:r>
+          </w:p>
+        </w:tc>
+      </w:tr>
+      <w:tr>
+        <w:tc>
+          <w:tcPr>
+            <w:tcW w:type="dxa" w:w="4320"/>
+          </w:tcPr>
+          <w:p>
+            <w:r>
+              <w:rPr/>
+              <w:t>fastapi</w:t>
+            </w:r>
+          </w:p>
+        </w:tc>
+        <w:tc>
+          <w:tcPr>
+            <w:tcW w:type="dxa" w:w="4320"/>
+          </w:tcPr>
+          <w:p>
+            <w:r>
+              <w:rPr/>
+              <w:t>0.142.2</w:t>
+            </w:r>
+          </w:p>
+        </w:tc>
+      </w:tr>
+      <w:tr>
+        <w:tc>
+          <w:tcPr>
+            <w:tcW w:type="dxa" w:w="4320"/>
+          </w:tcPr>
+          <w:p>
+            <w:r>
+              <w:rPr/>
+              <w:t>uvicorn</w:t>
+            </w:r>
+          </w:p>
+        </w:tc>
+        <w:tc>
+          <w:tcPr>
+            <w:tcW w:type="dxa" w:w="4320"/>
+          </w:tcPr>
+          <w:p>
+            <w:r>
+              <w:rPr/>
+              <w:t>0.54.0</w:t>
+            </w:r>
+          </w:p>
+        </w:tc>
+      </w:tr>
+      <w:tr>
+        <w:tc>
+          <w:tcPr>
+            <w:tcW w:type="dxa" w:w="4320"/>
+          </w:tcPr>
+          <w:p>
+            <w:r>
+              <w:rPr/>
+              <w:t>SQLAlchemy</w:t>
+            </w:r>
+          </w:p>
+        </w:tc>
+        <w:tc>
+          <w:tcPr>
+            <w:tcW w:type="dxa" w:w="4320"/>
+          </w:tcPr>
+          <w:p>
+            <w:r>
+              <w:rPr/>
+              <w:t>2.1.3</w:t>
+            </w:r>
+          </w:p>
+        </w:tc>
+      </w:tr>
+      <w:tr>
+        <w:tc>
+          <w:tcPr>
+            <w:tcW w:type="dxa" w:w="4320"/>
+          </w:tcPr>
+          <w:p>
+            <w:r>
+              <w:rPr/>
+              <w:t>Jinja2</w:t>
+            </w:r>
+          </w:p>
+        </w:tc>
+        <w:tc>
+          <w:tcPr>
+            <w:tcW w:type="dxa" w:w="4320"/>
+          </w:tcPr>
+          <w:p>
+            <w:r>
+              <w:rPr/>
+              <w:t>3.1.6</w:t>
+            </w:r>
+          </w:p>
+        </w:tc>
+      </w:tr>
+      <w:tr>
+        <w:tc>
+          <w:tcPr>
+            <w:tcW w:type="dxa" w:w="4320"/>
+          </w:tcPr>
+          <w:p>
+            <w:r>
+              <w:rPr/>
+              <w:t>python-multipart</w:t>
+            </w:r>
+          </w:p>
+        </w:tc>
+        <w:tc>
+          <w:tcPr>
+            <w:tcW w:type="dxa" w:w="4320"/>
+          </w:tcPr>
+          <w:p>
+            <w:r>
+              <w:rPr/>
+              <w:t>0.0.32</w:t>
+            </w:r>
+          </w:p>
+        </w:tc>
+      </w:tr>
+      <w:tr>
+        <w:tc>
+          <w:tcPr>
+            <w:tcW w:type="dxa" w:w="4320"/>
+          </w:tcPr>
+          <w:p>
+            <w:r>
+              <w:rPr/>
+              <w:t>argon2-cffi</w:t>
+            </w:r>
+          </w:p>
+        </w:tc>
+        <w:tc>
+          <w:tcPr>
+            <w:tcW w:type="dxa" w:w="4320"/>
+          </w:tcPr>
+          <w:p>
+            <w:r>
+              <w:rPr/>
+              <w:t>25.1.0</w:t>
+            </w:r>
+          </w:p>
+        </w:tc>
+      </w:tr>
+      <w:tr>
+        <w:tc>
+          <w:tcPr>
+            <w:tcW w:type="dxa" w:w="4320"/>
+          </w:tcPr>
+          <w:p>
+            <w:r>
+              <w:rPr/>
+              <w:t>itsdangerous</w:t>
+            </w:r>
+          </w:p>
+        </w:tc>
+        <w:tc>
+          <w:tcPr>
+            <w:tcW w:type="dxa" w:w="4320"/>
+          </w:tcPr>
+          <w:p>
+            <w:r>
+              <w:rPr/>
+              <w:t>2.2.0</w:t>
+            </w:r>
+          </w:p>
+        </w:tc>
+      </w:tr>
+      <w:tr>
+        <w:tc>
+          <w:tcPr>
+            <w:tcW w:type="dxa" w:w="4320"/>
+          </w:tcPr>
+          <w:p>
+            <w:r>
+              <w:rPr/>
+              <w:t>pypdf</w:t>
+            </w:r>
+          </w:p>
+        </w:tc>
+        <w:tc>
+          <w:tcPr>
+            <w:tcW w:type="dxa" w:w="4320"/>
+          </w:tcPr>
+          <w:p>
+            <w:r>
+              <w:rPr/>
+              <w:t>6.19.0</w:t>
+            </w:r>
+          </w:p>
+        </w:tc>
+      </w:tr>
+      <w:tr>
+        <w:tc>
+          <w:tcPr>
+            <w:tcW w:type="dxa" w:w="4320"/>
+          </w:tcPr>
+          <w:p>
+            <w:r>
+              <w:rPr/>
+              <w:t>reportlab</w:t>
+            </w:r>
+          </w:p>
+        </w:tc>
+        <w:tc>
+          <w:tcPr>
+            <w:tcW w:type="dxa" w:w="4320"/>
+          </w:tcPr>
+          <w:p>
+            <w:r>
+              <w:rPr/>
+              <w:t>5.0.1</w:t>
+            </w:r>
+          </w:p>
+        </w:tc>
+      </w:tr>
+      <w:tr>
+        <w:tc>
+          <w:tcPr>
+            <w:tcW w:type="dxa" w:w="4320"/>
+          </w:tcPr>
+          <w:p>
+            <w:r>
+              <w:rPr/>
+              <w:t>cryptography</w:t>
+            </w:r>
+          </w:p>
+        </w:tc>
+        <w:tc>
+          <w:tcPr>
+            <w:tcW w:type="dxa" w:w="4320"/>
+          </w:tcPr>
+          <w:p>
+            <w:r>
+              <w:rPr/>
+              <w:t>46.0.7 (в `pyproject.toml` — `&gt;=44,&lt;47`; нужна для проверки подписи токена ФСП ID)</w:t>
+            </w:r>
+          </w:p>
+        </w:tc>
+      </w:tr>
+      <w:tr>
+        <w:tc>
+          <w:tcPr>
+            <w:tcW w:type="dxa" w:w="4320"/>
+          </w:tcPr>
+          <w:p>
+            <w:r>
+              <w:rPr/>
+              <w:t>pytest</w:t>
+            </w:r>
+          </w:p>
+        </w:tc>
+        <w:tc>
+          <w:tcPr>
+            <w:tcW w:type="dxa" w:w="4320"/>
+          </w:tcPr>
+          <w:p>
+            <w:r>
+              <w:rPr/>
+              <w:t>8.4.2</w:t>
+            </w:r>
+          </w:p>
+        </w:tc>
+      </w:tr>
+      <w:tr>
+        <w:tc>
+          <w:tcPr>
+            <w:tcW w:type="dxa" w:w="4320"/>
+          </w:tcPr>
+          <w:p>
+            <w:r>
+              <w:rPr/>
+              <w:t>httpx</w:t>
+            </w:r>
+          </w:p>
+        </w:tc>
+        <w:tc>
+          <w:tcPr>
+            <w:tcW w:type="dxa" w:w="4320"/>
+          </w:tcPr>
+          <w:p>
+            <w:r>
+              <w:rPr/>
+              <w:t>0.28.1</w:t>
+            </w:r>
+          </w:p>
+        </w:tc>
+      </w:tr>
+    </w:tbl>
     <w:p>
       <w:r>
-        <w:t>| Пакет | Версия |</w:t>
-      </w:r>
-    </w:p>
-    <w:p>
-      <w:r>
-        <w:t>| fastapi | 0.142.2 |</w:t>
-      </w:r>
-    </w:p>
-    <w:p>
-      <w:r>
-        <w:t>| uvicorn | 0.54.0 |</w:t>
-      </w:r>
-    </w:p>
-    <w:p>
-      <w:r>
-        <w:t>| SQLAlchemy | 2.1.3 |</w:t>
-      </w:r>
-    </w:p>
-    <w:p>
-      <w:r>
-        <w:t>| Jinja2 | 3.1.6 |</w:t>
-      </w:r>
-    </w:p>
-    <w:p>
-      <w:r>
-        <w:t>| python-multipart | 0.0.32 |</w:t>
-      </w:r>
-    </w:p>
-    <w:p>
-      <w:r>
-        <w:t>| argon2-cffi | 25.1.0 |</w:t>
-      </w:r>
-    </w:p>
-    <w:p>
-      <w:r>
-        <w:t>| itsdangerous | 2.2.0 |</w:t>
-      </w:r>
-    </w:p>
-    <w:p>
-      <w:r>
-        <w:t>| pypdf | 6.19.0 |</w:t>
-      </w:r>
-    </w:p>
-    <w:p>
-      <w:r>
-        <w:t>| reportlab | 5.0.1 |</w:t>
-      </w:r>
-    </w:p>
-    <w:p>
-      <w:r>
-        <w:t>| pytest | 8.4.2 |</w:t>
-      </w:r>
-    </w:p>
-    <w:p>
-      <w:r>
-        <w:t>| httpx | 0.28.1 |</w:t>
-      </w:r>
-    </w:p>
-    <w:p>
-      <w:r>
+        <w:rPr/>
         <w:t>pytest и httpx нужны прогону тестов в том же образе, не отдельному хостовому окружению. Транзитивные пакеты — в lock-файле, среди них starlette 1.7.0, pydantic 2.13.5, pillow 12.3.0.</w:t>
       </w:r>
     </w:p>
     <w:p>
       <w:r>
+        <w:rPr/>
         <w:t>Рядом, не как пакеты Python: htmx (Zero-Clause BSD, локальный файл), Swagger UI 5.33.1 (Apache-2.0), ReDoc 2.5.4 (MIT), шрифт JetBrains Mono (SIL Open Font License 1.1).</w:t>
       </w:r>
     </w:p>
@@ -391,31 +1307,43 @@
     </w:p>
     <w:p>
       <w:r>
+        <w:rPr/>
         <w:t>На хосте заранее стоят только Docker Engine и плагин Compose. Язык, пакеты и база продукта на хост не ставятся. Копировать `compose.env` не нужно: если `PRODUCT_SECRET` короче 32 символов, точка входа пишет секрет в том `/data/product_secret`. Свой секрет можно положить в `deploy/fsp/compose.env` по образцу `compose.env.example`; файл в git не входит.</w:t>
       </w:r>
     </w:p>
     <w:p>
       <w:r>
+        <w:rPr>
+          <w:rFonts w:ascii="Courier New" w:hAnsi="Courier New"/>
+          <w:sz w:val="20"/>
+        </w:rPr>
         <w:t>docker compose -f deploy/fsp/compose.yaml up --build</w:t>
       </w:r>
     </w:p>
     <w:p>
       <w:r>
+        <w:rPr/>
         <w:t>Образ собирается из `python:3.12-slim`. Зависимости ставит `pip` внутри Dockerfile. Точка входа при необходимости пишет секрет, выполняет `python -m product.seed`, затем uvicorn на порту 8000. Клиент, API и файл базы — этот процесс и том. Контейнер Keycloak слушает `127.0.0.1:8080` и не блокирует старт uvicorn. Keycloak, Pango и Node в образ приложения не входят. Кабинеты: `http://127.0.0.1:8000`.</w:t>
       </w:r>
     </w:p>
     <w:p>
       <w:r>
+        <w:rPr/>
         <w:t>Проверка тестов:</w:t>
       </w:r>
     </w:p>
     <w:p>
       <w:r>
+        <w:rPr>
+          <w:rFonts w:ascii="Courier New" w:hAnsi="Courier New"/>
+          <w:sz w:val="20"/>
+        </w:rPr>
         <w:t>docker compose -f deploy/fsp/compose.yaml --profile test run --rm tests</w:t>
       </w:r>
     </w:p>
     <w:p>
       <w:r>
+        <w:rPr/>
         <w:t>Прогон валидации второй командой не запускается. Его нажимают на стенде после четырёх шагов из `track/lct-fsp-vacancies/demo.md`.</w:t>
       </w:r>
     </w:p>
@@ -429,16 +1357,19 @@
     </w:p>
     <w:p>
       <w:r>
+        <w:rPr/>
         <w:t>На стенде вакансия есть и публикуется сразу со статусом `published`. Очереди `draft` → `in_review` нет: это по-прежнему концепция, не код. Когда появится модерация, новая строка не станет публичной сразу. Очередь концепции: `draft` → `in_review` → `published` или `rejected`. Публикует модератор стенда, не автор карточки. Отклик и одно короткое задание на вакансию есть и в испытание грейда не входят. Вебхука ATS, проверки ИНН и бейджа юрлица нет.</w:t>
       </w:r>
     </w:p>
     <w:p>
       <w:r>
+        <w:rPr/>
         <w:t>Фиктивной в этой концепции считаем вакансию без карточки компании, без способа связи, с вилкой где max не больше min, с валютой не RUB, с текстом из одной внешней ссылки, с копией уже опубликованной строки или с ролью, которая не совпадает с заявленным направлением. Такая строка не выходит в выдачу и не попадает в выгрузку.</w:t>
       </w:r>
     </w:p>
     <w:p>
       <w:r>
+        <w:rPr/>
         <w:t>Контракт выгрузки в ATS — снимок, не вебхук: идентификатор профиля, категория, итог теста, статус приглашения. Работодатель забирает файл или тянет тот же JSON. Входящего webhook нет, Huntflow и 1С на стенде не вызываем, ИНН и бейдж ЕГРЮЛ не проверяем (на MVP не требуется). Пункт ТЗ «будет плюсом» и критерий 7% закрываются этой схемой, не живой интеграцией.</w:t>
       </w:r>
     </w:p>
@@ -452,6 +1383,7 @@
     </w:p>
     <w:p>
       <w:r>
+        <w:rPr/>
         <w:t>Публичного URL нет. Кабинеты после compose — `http://127.0.0.1:8000`. Эксперты без Docker смотрят скрины и видео презентации. Вакансия, отклик и одно короткое задание на стенде есть и в испытание грейда не входят. Вебхука ATS, проверки ИНН и бейджа юрлица нет. Адаптив под телефон обязательный путь не закрывает и этот стенд не блокирует.</w:t>
       </w:r>
     </w:p>

--- a/product/docs/zapiska.docx
+++ b/product/docs/zapiska.docx
@@ -94,7 +94,7 @@
     <w:p>
       <w:r>
         <w:rPr/>
-        <w:t>ТЗ §2 требует подход, устойчивый к распространению заданий и дающий сопоставимую сложность. В кабинете работает механика v2 (`product/matching/assessment.py`). Это тот же код сборки варианта и оценки, который проверен симуляцией `product/validation_sim`.</w:t>
+        <w:t>ТЗ §2 требует подход, устойчивый к распространению заданий и дающий сопоставимую сложность. Механика теста — `product/matching/assessment.py`. Это тот же код сборки варианта и оценки, который проверен симуляцией `product/validation_sim`.</w:t>
       </w:r>
     </w:p>
     <w:p>
@@ -109,7 +109,7 @@
       </w:r>
       <w:r>
         <w:rPr/>
-        <w:t xml:space="preserve"> 72 шаблона и 216 вопросов (`product/matching/stems.py`); три вопроса шаблона — семейства `refusal_contract`, `close_cause`, `offline_check`, ключи трёх шаблонов пары разведены латинским квадратом и здесь не публикуются. Прежняя выдача шаблона (`select_template`, три буквы a|b|c) осталась только для золотого прогона и CPU-персон.</w:t>
+        <w:t xml:space="preserve"> 216 вопросов (`product/matching/stems.py`), по 9 на пару «специализация × грейд», темы `refusal_contract`, `close_cause`, `offline_check`. Кандидату каталог напрямую не показывается: из него собран банк.</w:t>
       </w:r>
     </w:p>
     <w:p>
@@ -124,7 +124,7 @@
       </w:r>
       <w:r>
         <w:rPr/>
-        <w:t xml:space="preserve"> Тема одной сложности — семейство; в банке `product/validation_sim/data/bank.json` 288 семейств (6 специализаций × 4 грейда × 12). Тексты — 216 вопросов каталога `product/matching/stems.py`. Длины вариантов ответа выровнены: верный ответ самый длинный в 30% вопросов (было 58%), поэтому приём «выбирай самый длинный» не работает.</w:t>
+        <w:t xml:space="preserve"> Тема одной сложности — семейство; в банке `product/validation_sim/data/bank.json` 288 семейств (6 специализаций × 4 грейда × 12). Тексты — 216 вопросов каталога `product/matching/stems.py`. Длины вариантов ответа выровнены: верный ответ самый длинный в 30% вопросов, поэтому приём «выбирай самый длинный» не работает.</w:t>
       </w:r>
     </w:p>
     <w:p>
@@ -154,7 +154,7 @@
       </w:r>
       <w:r>
         <w:rPr/>
-        <w:t xml:space="preserve"> Варианты ответа перемешаны и получают одноразовые id; ключ лежит в записи попытки (`test_attempts.form_json`) и в API не уходит. Буквы правильного ответа больше нет.</w:t>
+        <w:t xml:space="preserve"> Варианты ответа перемешаны и получают одноразовые id; ключ лежит в записи попытки (`test_attempts.form_json`) и в API не уходит. Буквы правильного ответа нет.</w:t>
       </w:r>
     </w:p>
     <w:p>
@@ -220,7 +220,7 @@
     <w:p>
       <w:r>
         <w:rPr/>
-        <w:t>Смена грейда — как раньше. Соседний грейд сдаётся отдельной попыткой и только если последняя попытка записанной пары предложила именно этот шаг. Повтор ограничен интервалом из правил: на стенде 90 дней. Интервал держится на повторной смене после того, как тест уже записал новый грейд. Первая соседняя попытка вверх после `suggest_higher` и вниз после `suggest_lower` интервал не ждёт, пока соседний `confirm` не сдвинул записанный грейд (Q&amp;A: «провал и уход ниже — без сжигания попытки»). Повтор теста записанного грейда интервал не ждёт. Записанный грейд меняет лишь соседняя попытка с итогом `confirm`.</w:t>
+        <w:t>Смена грейда. Соседний грейд сдаётся отдельной попыткой и только если последняя попытка записанной пары предложила именно этот шаг. Повтор ограничен интервалом из правил: на стенде 90 дней. Интервал держится на повторной смене после того, как тест уже записал новый грейд. Первая соседняя попытка вверх после `suggest_higher` и вниз после `suggest_lower` интервал не ждёт, пока соседний `confirm` не сдвинул записанный грейд (Q&amp;A: «провал и уход ниже — без сжигания попытки»). Повтор теста записанного грейда интервал не ждёт. Записанный грейд меняет лишь соседняя попытка с итогом `confirm`.</w:t>
       </w:r>
     </w:p>
     <w:p>
@@ -246,7 +246,7 @@
     <w:p>
       <w:r>
         <w:rPr/>
-        <w:t>Ранг внутри категории — один проход `evaluate_need`: кортеж совпадений (стек, роль, формат, признак ФСП, токены текста) и затем `rank_key` `confirmed-score-count-prize-id`. Отдельных баллов за фильтры нет. Пустая потребность оставляет нули в кортеже и прежний порядок. Подходящих не скрываем. В выдаче работодателя опубликованный профиль совпавшей категории; без теста или с проваленным тестом (`suggest_lower`) карточка со статусом «не подтверждён» и ниже подтверждённых той же категории через префикс `rank_key`; у подтверждённых карточка показывает «подтверждён уверенно» или «подтверждён, у границы», уверенность и положение в грейде; без `publication` карточки нет. Фильтр добавляет стек, роль, формат и признак достижений. На карточке фраза из того же прохода, почему этот человек попал в потребность, и следом сравнение с соседней карточкой: подтверждён, балл, число достижений, приз. Сырой rank_key на карточке не показан. Сортировка, ключ, доля в топе и балл грейда от этого не меняются. Резюме пишет узнанные поля с пометкой `source=resume` и пересчитывает категорию тем же правилом, что и анкета. После записанного итога теста PDF грейд не меняет. Разряд ФСП хранится строкой источника и в категорию не переводится.</w:t>
+        <w:t>Ранг внутри категории — один проход `evaluate_need`: кортеж совпадений (стек, роль, формат, признак ФСП, токены текста) и затем `rank_key` `confirmed-score-count-prize-id`. Отдельных баллов за фильтры нет. Пустая потребность оставляет нули в кортеже и прежний порядок. Подходящих не скрываем. В выдаче работодателя опубликованный профиль совпавшей категории; без теста или с проваленным тестом (`suggest_lower`) карточка со статусом «не подтверждён» и ниже подтверждённых той же категории через префикс `rank_key`; у подтверждённых карточка показывает «подтверждён уверенно» или «подтверждён, у границы», уверенность и положение в грейде; без `publication` карточки нет. Фильтр добавляет стек, роль, формат и признак достижений. Поиск по банку кандидатов (ТЗ §2.1) работает и без категории: `GET /api/employer/candidates` без `category_id` выдаёт все опубликованные профили, специализация и грейд сужают поиск по отдельности, порядок — тот же `evaluate_need`. На карточке фраза из того же прохода, почему этот человек попал в потребность, и следом сравнение с соседней карточкой: подтверждён, балл, число достижений, приз. Сырой rank_key на карточке не показан. Сортировка, ключ, доля в топе и балл грейда от этого не меняются. Резюме пишет узнанные поля с пометкой `source=resume` и пересчитывает категорию тем же правилом, что и анкета. После записанного итога теста PDF грейд не меняет. Разряд ФСП хранится строкой источника и в категорию не переводится.</w:t>
       </w:r>
     </w:p>
     <w:p>
@@ -272,7 +272,7 @@
     <w:p>
       <w:r>
         <w:rPr/>
-        <w:t>Ниже пять строк прогона `python -m product.matching.golden_run` от 2026-10-10 (механика v2). Повтор запуска их не меняет: варианты теста в прогоне собираются с фиксированным seed. Набор в git: 38 синтетических профилей, 12 потребностей (`top_k=3`), 24 пары «специализация × грейд» для теста, 4 PDF резюме. Это числа запуска, не цель. Строка `grade_separation` — сколько вопросов каталога разделяют грейды и сколько всего; порога по ней нет. После неё — три строки CPU-персон `sim_competent`, `sim_key_leak`, `sim_adjacent` по прежнему каталогу шаблонов, без GPU; порога нет, числа в записку не копируются.</w:t>
+        <w:t>Ниже пять строк прогона `python -m product.matching.golden_run` от 2026-10-10. Повтор запуска их не меняет: варианты теста в прогоне собираются с фиксированным seed. Набор в git: 38 синтетических профилей, 12 потребностей (`top_k=3`), 24 пары «специализация × грейд» для теста, 4 PDF резюме. Это числа запуска, не цель. Строка `grade_separation` — сколько вопросов каталога разделяют грейды и сколько всего; порога по ней нет. После неё — три строки CPU-персон на том же тесте, что в кабинете, без GPU: `sim_competent 72 72`, `sim_key_leak 3 72`, `sim_adjacent 0 72`; порога нет.</w:t>
       </w:r>
     </w:p>
     <w:p>
@@ -341,7 +341,7 @@
       </w:pPr>
       <w:r>
         <w:rPr/>
-        <w:t>`outcome_match` — на вариантах теста v2 ответы «сданы уровни до выше / до своего / только ниже» дали ожидаемый итог (`suggest_higher` / `confirm` / `suggest_lower`);</w:t>
+        <w:t>`outcome_match` — на вариантах теста ответы «сданы уровни до выше / до своего / только ниже» дали ожидаемый итог (`suggest_higher` / `confirm` / `suggest_lower`);</w:t>
       </w:r>
     </w:p>
     <w:p>
@@ -386,7 +386,7 @@
       </w:pPr>
       <w:r>
         <w:rPr/>
-        <w:t>`sim_competent`, `sim_key_leak`, `sim_adjacent` — CPU-персоны того же GET на 72 шаблонах прежнего каталога. Порога нет.</w:t>
+        <w:t>`sim_competent`, `sim_key_leak`, `sim_adjacent` — CPU-персоны того же GET на 72 вариантах теста (24 пары × 3): знает всё до своего уровня; выучил чужой ключ по позициям вариантов; истинный уровень на ступень ниже заявленного. «Сдал» — тест подтвердил грейд или предложил выше. Порога нет.</w:t>
       </w:r>
     </w:p>
     <w:p>
@@ -400,7 +400,7 @@
     <w:p>
       <w:r>
         <w:rPr/>
-        <w:t>Пакет `product/validation_sim` проверяет механику на 500 синтетических кандидатах с известным истинным грейдом (`data/candidates.csv`, `data/candidates.json`). Сравниваются прежний тест (3 вопроса, ключ b-c-a), v1, v2 в том виде, как он работает в кабинете, и прогноз v2 с вопросами форматов multi / order / numeric. Ответы моделируются IRT с ошибкой калибровки сложности; порог «уверенно» подобран на отдельной пилотной группе. Для v2 — среднее по 5 прогонам, в скобках мин–макс.</w:t>
+        <w:t>Пакет `product/validation_sim` проверяет механику на 500 синтетических кандидатах с известным истинным грейдом (`data/candidates.csv`, `data/candidates.json`). Тест платформы сравнивается с эталоном «единый набор заданий» — от такого подхода предостерегает ТЗ §2 (3 вопроса, общий для всех ключ b-c-a). Вторая колонка платформы — тот же тест, когда в банк добавят вопросы форматов multi / order / numeric. Ответы моделируются IRT с ошибкой калибровки сложности; порог «уверенно» подобран на отдельной пилотной группе. Для платформы — среднее по 5 прогонам, в скобках мин–макс.</w:t>
       </w:r>
     </w:p>
     <w:tbl>
@@ -438,7 +438,7 @@
               <w:rPr>
                 <w:b/>
               </w:rPr>
-              <w:t>Было</w:t>
+              <w:t>Единый набор</w:t>
             </w:r>
           </w:p>
         </w:tc>
@@ -451,7 +451,7 @@
               <w:rPr>
                 <w:b/>
               </w:rPr>
-              <w:t>v2 в кабинете</w:t>
+              <w:t>Платформа</w:t>
             </w:r>
           </w:p>
         </w:tc>
@@ -464,7 +464,7 @@
               <w:rPr>
                 <w:b/>
               </w:rPr>
-              <w:t>v2 прогноз</w:t>
+              <w:t>Платформа + форматы</w:t>
             </w:r>
           </w:p>
         </w:tc>
@@ -841,7 +841,7 @@
     <w:p>
       <w:r>
         <w:rPr/>
-        <w:t>Точность среди «уверенно» близка к цели 93%, но доля таких решений в кабинете пока 24%: с 216 вопросами формата «оцените каждый вариант» тест у границы грейдов чаще говорит «у границы». Когда команда допишет вопросы с низкой вероятностью угадать, доля вырастет примерно до 45%. Пограничный кандидат не скрывается — работодатель видит его со статусом.</w:t>
+        <w:t>Точность среди «уверенно» близка к цели 93%, доля таких решений в кабинете — 24%: с 216 вопросами формата «оцените каждый вариант» тест у границы грейдов чаще говорит «у границы». С вопросами, которые трудно угадать, доля вырастает примерно до 45%. Пограничный кандидат не скрывается — работодатель видит его со статусом.</w:t>
       </w:r>
     </w:p>
     <w:p>
@@ -929,13 +929,13 @@
     <w:p>
       <w:r>
         <w:rPr/>
-        <w:t>Методы, тела, ответы и примеры ошибок лежат в `product/openapi.json`. На стенде те же страницы открываются в `/docs` и `/redoc` без интернета: статика Swagger UI 5.33.1 и ReDoc 2.5.4 лежит в репозитории. Схема безопасности — cookie `product_session`. Без входа закрытый метод отвечает 401. Без сессии доступны регистрация, подтверждение кода, повтор кода и вход.</w:t>
+        <w:t>Методы, тела, ответы и примеры ошибок лежат в `product/openapi.json`. На стенде те же страницы открываются в `/docs` и `/redoc` без интернета: статика Swagger UI 5.33.1 и ReDoc 2.5.4 лежит в репозитории. Схема безопасности — cookie `product_session`. Без входа закрытый метод отвечает 401. Пароли и коды подтверждения хранятся как хэш Argon2. Код подтверждения сбрасывается после 5 ошибок; вход по паролю после 5 неверных паролей подряд закрыт на 15 минут (429 `login_locked`), счётчик ведётся и для незарегистрированных адресов, поэтому ответ не раскрывает, есть ли учётная запись (ТЗ §3.5 «защита от несанкционированного доступа»). Без сессии доступны регистрация, подтверждение кода, повтор кода и вход.</w:t>
       </w:r>
     </w:p>
     <w:p>
       <w:r>
         <w:rPr/>
-        <w:t>Группы маршрутов: `/api/auth`, профиль и достижения соискателя, тест (старт, сдача ответов — при результате у границы ответ `status: "extra"` с дополнительными вопросами, история с уверенностью и статусом), резюме и PDF профиля, категория и выдача работодателя, карточка компании, приглашения, вакансии и отклик (`/api/vacancies`, отклик, одно короткое задание), `GET /validation`.</w:t>
+        <w:t>Группы маршрутов: `/api/auth`, профиль и достижения соискателя, тест (старт, сдача ответов — при результате у границы ответ `status: "extra"` с дополнительными вопросами, история с уверенностью и статусом), резюме и PDF профиля, категория и выдача работодателя (по категории или по всей базе), карточка компании, приглашения, вакансии и отклик (`/api/vacancies`, отклик, одно короткое задание), `GET /validation`.</w:t>
       </w:r>
     </w:p>
     <w:p>
@@ -949,7 +949,7 @@
     <w:p>
       <w:r>
         <w:rPr/>
-        <w:t>Список снят `pip freeze` внутри образа `fsp-vacancies:local` на Python 3.12 и записан в `product/requirements.lock`. Строка `fsp-vacancies @ file:///srv/product` — так pip называет пакет, поставленный из дерева образа. Версия пакета в `product/pyproject.toml` — 1.3.0.</w:t>
+        <w:t>Список снят `pip freeze` внутри образа `fsp-vacancies:local` на Python 3.12 и записан в `product/requirements.lock`. Строка `fsp-vacancies @ file:///srv/product` — так pip называет пакет, поставленный из дерева образа. Версия пакета в `product/pyproject.toml` — 1.4.0.</w:t>
       </w:r>
     </w:p>
     <w:p>

--- a/product/docs/zapiska.docx
+++ b/product/docs/zapiska.docx
@@ -12,13 +12,11 @@
     </w:p>
     <w:p>
       <w:r>
-        <w:rPr/>
         <w:t>Авторы: Чистяков Евгений, Иван Курлыков, Леонид Пластуненко, Николай Кузнецов, Игорь Софронов.</w:t>
       </w:r>
     </w:p>
     <w:p>
       <w:r>
-        <w:rPr/>
         <w:t>Прототип агрегатора ИТ-вакансий с профилем достижений Федерации спортивного программирования. Стенд — один процесс. Боевого реестра на нём нет.</w:t>
       </w:r>
     </w:p>
@@ -32,7 +30,6 @@
     </w:p>
     <w:p>
       <w:r>
-        <w:rPr/>
         <w:t>Монолит Python 3.12 в каталоге `product`. Три слоя живут в одном процессе uvicorn с одним worker:</w:t>
       </w:r>
     </w:p>
@@ -41,7 +38,6 @@
         <w:pStyle w:val="ListBullet"/>
       </w:pPr>
       <w:r>
-        <w:rPr/>
         <w:t>Веб: Jinja2 и локальный htmx. Страницы `/auth`, `/candidate`, `/employer`. Файл htmx лежит в репозитории, ссылок на CDN нет. В светлой шапке знак `logo_02w.svg`.</w:t>
       </w:r>
     </w:p>
@@ -50,7 +46,6 @@
         <w:pStyle w:val="ListBullet"/>
       </w:pPr>
       <w:r>
-        <w:rPr/>
         <w:t>API: FastAPI, префикс JSON `/api`. Сессия — cookie `product_session`.</w:t>
       </w:r>
     </w:p>
@@ -59,13 +54,11 @@
         <w:pStyle w:val="ListBullet"/>
       </w:pPr>
       <w:r>
-        <w:rPr/>
         <w:t>Хранилище: один файл SQLite в режиме WAL. На стенде это `/data/app.sqlite` в томе `fsp-sqlite`. Писатель один.</w:t>
       </w:r>
     </w:p>
     <w:p>
       <w:r>
-        <w:rPr/>
         <w:t>Подбор, тест и разбор резюме — функции в `product/matching`. Мок достижений при старте кладёт JSON из git в SQLite; кабинеты и пересчёт категории читают одни таблицы. Каталог `memory` продукт не импортирует. Отдельной СУБД и React в compose нет. Локальный Keycloak есть и в образ приложения не входит.</w:t>
       </w:r>
     </w:p>
@@ -79,7 +72,6 @@
     </w:p>
     <w:p>
       <w:r>
-        <w:rPr/>
         <w:t>В обязательном пути жюри моделей нет: категоризация, тест, подбор, разбор PDF и приглашение считаются правилами в `product/matching` и сервисами кабинетов. Разбор резюме — `pypdf` 6.19.0 и локальный словарь `stack_synonyms.json`, без внешнего вызова. Локального инференса нет, GPU на стенде нет и не требуется. Персональные данные (почта, ФИО, анкета) живут в SQLite тома стенда и за контур процесса не уходят. Если позже появится генерация заданий — только российская модель, вне обязательного пути жюри, с отдельным описанием в записке. Перечень допустимых моделей организаторы обещали отдельно, в записку его не подставляем.</w:t>
       </w:r>
     </w:p>
@@ -93,7 +85,6 @@
     </w:p>
     <w:p>
       <w:r>
-        <w:rPr/>
         <w:t>ТЗ §2 требует подход, устойчивый к распространению заданий и дающий сопоставимую сложность. Механика теста — `product/matching/assessment.py`. Это тот же код сборки варианта и оценки, который проверен симуляцией `product/validation_sim`.</w:t>
       </w:r>
     </w:p>
@@ -108,7 +99,6 @@
         <w:t>Каталог-источник.</w:t>
       </w:r>
       <w:r>
-        <w:rPr/>
         <w:t xml:space="preserve"> 216 вопросов (`product/matching/stems.py`), по 9 на пару «специализация × грейд», темы `refusal_contract`, `close_cause`, `offline_check`. Кандидату каталог напрямую не показывается: из него собран банк.</w:t>
       </w:r>
     </w:p>
@@ -123,7 +113,6 @@
         <w:t>Банк семейств.</w:t>
       </w:r>
       <w:r>
-        <w:rPr/>
         <w:t xml:space="preserve"> Тема одной сложности — семейство; в банке `product/validation_sim/data/bank.json` 288 семейств (6 специализаций × 4 грейда × 12). Тексты — 216 вопросов каталога `product/matching/stems.py`. Длины вариантов ответа выровнены: верный ответ самый длинный в 30% вопросов, поэтому приём «выбирай самый длинный» не работает.</w:t>
       </w:r>
     </w:p>
@@ -138,7 +127,6 @@
         <w:t>Свой вариант по единому плану.</w:t>
       </w:r>
       <w:r>
-        <w:rPr/>
         <w:t xml:space="preserve"> Тест на грейд g — 12 вопросов: 3 уровня ниже, 6 уровня g, 3 уровня выше (у junior и lead недостающие позиции добираются своим уровнем). Темы и сложность у всех одинаковые, конкретные вопросы и порядок — свои. Пересдача берёт другие темы, частота показа выравнивается по платформе.</w:t>
       </w:r>
     </w:p>
@@ -153,7 +141,6 @@
         <w:t>Ключ только на сервере.</w:t>
       </w:r>
       <w:r>
-        <w:rPr/>
         <w:t xml:space="preserve"> Варианты ответа перемешаны и получают одноразовые id; ключ лежит в записи попытки (`test_attempts.form_json`) и в API не уходит. Буквы правильного ответа нет.</w:t>
       </w:r>
     </w:p>
@@ -168,7 +155,6 @@
         <w:t>Формат «оцените каждый вариант».</w:t>
       </w:r>
       <w:r>
-        <w:rPr/>
         <w:t xml:space="preserve"> Кандидат отмечает каждый из трёх вариантов «верно» или «неверно»; вопрос засчитан, только если все три оценки правильные. Угадать — 1 из 8, а не 1 из 3. Вопросы идут по одному, вернуться к отвеченному нельзя, ответ сохраняется сразу.</w:t>
       </w:r>
     </w:p>
@@ -183,7 +169,6 @@
         <w:t>Оценка уровня.</w:t>
       </w:r>
       <w:r>
-        <w:rPr/>
         <w:t xml:space="preserve"> Уровень θ считается по модели IRT с учётом сложности каждого вопроса — разные варианты сравнимы. Если результат у границы грейдов (вероятность 15–85%), тест добавляет блок из вопросов сложности этой границы (до трёх блоков).</w:t>
       </w:r>
     </w:p>
@@ -198,7 +183,6 @@
         <w:t>Решение.</w:t>
       </w:r>
       <w:r>
-        <w:rPr/>
         <w:t xml:space="preserve"> Грейд подтверждается при уверенности не ниже 60% (осторожный порог: завысить хуже, чем занизить). Итог — `confirm`, `suggest_higher` или `suggest_lower`; принудительного понижения нет. Ответы двух предыдущих попыток этой специализации учитываются (накопление), поэтому цепочка «тест → ниже/выше» не начинается с нуля.</w:t>
       </w:r>
     </w:p>
@@ -213,19 +197,16 @@
         <w:t>Результат с уверенностью.</w:t>
       </w:r>
       <w:r>
-        <w:rPr/>
         <w:t xml:space="preserve"> Кроме итога тест сообщает уверенность, статус «уверенно» или «у границы» и положение в грейде (нижняя, средняя, верхняя треть). Порог «уверенно» (0.9) и выведенные слабые темы (32 из 216) получены на отдельной пилотной группе — `product/validation_sim/data/pilot_live.json`.</w:t>
       </w:r>
     </w:p>
     <w:p>
       <w:r>
-        <w:rPr/>
         <w:t>Смена грейда. Соседний грейд сдаётся отдельной попыткой и только если последняя попытка записанной пары предложила именно этот шаг. Повтор ограничен интервалом из правил: на стенде 90 дней. Интервал держится на повторной смене после того, как тест уже записал новый грейд. Первая соседняя попытка вверх после `suggest_higher` и вниз после `suggest_lower` интервал не ждёт, пока соседний `confirm` не сдвинул записанный грейд (Q&amp;A: «провал и уход ниже — без сжигания попытки»). Повтор теста записанного грейда интервал не ждёт. Записанный грейд меняет лишь соседняя попытка с итогом `confirm`.</w:t>
       </w:r>
     </w:p>
     <w:p>
       <w:r>
-        <w:rPr/>
         <w:t>Несколько описаний вакансий (`product/matching/vacancies/samples.json`) показывают, как вакансия превращается в тест: она задаёт специализацию и грейд, а план 3/6/3 — какие уровни войдут в вариант. Текст вакансии вопросы не выбирает.</w:t>
       </w:r>
     </w:p>
@@ -239,19 +220,16 @@
     </w:p>
     <w:p>
       <w:r>
-        <w:rPr/>
         <w:t>Категория — специализация и записанный грейд, например `backend:middle`. Отрасль MVP только `it`: она видна в статусе профиля и в `category_id` не входит. Версия правил — `v1`. Рядом хранится короткое объяснение, почему категория такая.</w:t>
       </w:r>
     </w:p>
     <w:p>
       <w:r>
-        <w:rPr/>
         <w:t>Ранг внутри категории — один проход `evaluate_need`: кортеж совпадений (стек, роль, формат, признак ФСП, токены текста) и затем `rank_key` `confirmed-score-count-prize-id`. Отдельных баллов за фильтры нет. Пустая потребность оставляет нули в кортеже и прежний порядок. Подходящих не скрываем. В выдаче работодателя опубликованный профиль совпавшей категории; без теста или с проваленным тестом (`suggest_lower`) карточка со статусом «не подтверждён» и ниже подтверждённых той же категории через префикс `rank_key`; у подтверждённых карточка показывает «подтверждён уверенно» или «подтверждён, у границы», уверенность и положение в грейде; без `publication` карточки нет. Фильтр добавляет стек, роль, формат и признак достижений. Поиск по банку кандидатов (ТЗ §2.1) работает и без категории: `GET /api/employer/candidates` без `category_id` выдаёт все опубликованные профили, специализация и грейд сужают поиск по отдельности, порядок — тот же `evaluate_need`. На карточке фраза из того же прохода, почему этот человек попал в потребность, и следом сравнение с соседней карточкой: подтверждён, балл, число достижений, приз. Сырой rank_key на карточке не показан. Сортировка, ключ, доля в топе и балл грейда от этого не меняются. Резюме пишет узнанные поля с пометкой `source=resume` и пересчитывает категорию тем же правилом, что и анкета. После записанного итога теста PDF грейд не меняет. Разряд ФСП хранится строкой источника и в категорию не переводится.</w:t>
       </w:r>
     </w:p>
     <w:p>
       <w:r>
-        <w:rPr/>
         <w:t>Приглашение работодатель отправляет с карточки подборки: номер профиля и категория подставляются скрытыми полями. В форме — текст, название компании, способ связи компании и вилка в рублях до вычета НДФЛ. Нужны обе границы, верхняя строго больше нижней, валюта RUB. Способ связи компании соискатель видит сразу. Почта соискателя появляется у работодателя отдельным полем только после `accepted`. Открытие приглашения переводит `sent` в `seen`. Чужие доски не разбираются.</w:t>
       </w:r>
     </w:p>
@@ -265,13 +243,11 @@
     </w:p>
     <w:p>
       <w:r>
-        <w:rPr/>
         <w:t>Прогон читает золотой набор из git и в сеть не ходит. Валидация жюри — CPU-персоны в том же `GET /validation`, без инференса и без GPU. Ожидаемые категорию, итог теста и отметку релевантности разметил человек. Функции категории и прогона эти поля не заполняют. На стенде это одно действие: ссылка «Прогон валидации», `GET /validation`, ответ `text/plain`. Порога, ниже которого прогон считается проваленным по проценту, нет.</w:t>
       </w:r>
     </w:p>
     <w:p>
       <w:r>
-        <w:rPr/>
         <w:t>Ниже пять строк прогона `python -m product.matching.golden_run` от 2026-10-10. Повтор запуска их не меняет: варианты теста в прогоне собираются с фиксированным seed. Набор в git: 38 синтетических профилей, 12 потребностей (`top_k=3`), 24 пары «специализация × грейд» для теста, 4 PDF резюме. Это числа запуска, не цель. Строка `grade_separation` — сколько вопросов каталога разделяют грейды и сколько всего; порога по ней нет. После неё — три строки CPU-персон на том же тесте, что в кабинете, без GPU: `sim_competent 72 72`, `sim_key_leak 3 72`, `sim_adjacent 0 72`; порога нет.</w:t>
       </w:r>
     </w:p>
@@ -322,7 +298,6 @@
     </w:p>
     <w:p>
       <w:r>
-        <w:rPr/>
         <w:t>Первое число строки — сколько совпало или оказалось в топе, второе — сколько элементов было в запуске. Смысл строк:</w:t>
       </w:r>
     </w:p>
@@ -331,7 +306,6 @@
         <w:pStyle w:val="ListBullet"/>
       </w:pPr>
       <w:r>
-        <w:rPr/>
         <w:t>`category_match` — сколько профилей получили ожидаемую категорию;</w:t>
       </w:r>
     </w:p>
@@ -340,7 +314,6 @@
         <w:pStyle w:val="ListBullet"/>
       </w:pPr>
       <w:r>
-        <w:rPr/>
         <w:t>`outcome_match` — на вариантах теста ответы «сданы уровни до выше / до своего / только ниже» дали ожидаемый итог (`suggest_higher` / `confirm` / `suggest_lower`);</w:t>
       </w:r>
     </w:p>
@@ -349,7 +322,6 @@
         <w:pStyle w:val="ListBullet"/>
       </w:pPr>
       <w:r>
-        <w:rPr/>
         <w:t>`form_stable` — тот же вариант и те же ответы дали тот же итог и ту же оценку;</w:t>
       </w:r>
     </w:p>
@@ -358,7 +330,6 @@
         <w:pStyle w:val="ListBullet"/>
       </w:pPr>
       <w:r>
-        <w:rPr/>
         <w:t>`relevant_in_top` — сколько отмеченных релевантными попали в топ слотов этого запуска;</w:t>
       </w:r>
     </w:p>
@@ -367,7 +338,6 @@
         <w:pStyle w:val="ListBullet"/>
       </w:pPr>
       <w:r>
-        <w:rPr/>
         <w:t>`resume_ok` — сколько PDF разобрались без падения процесса;</w:t>
       </w:r>
     </w:p>
@@ -376,7 +346,6 @@
         <w:pStyle w:val="ListBullet"/>
       </w:pPr>
       <w:r>
-        <w:rPr/>
         <w:t>`grade_separation` — сколько вопросов разделяют грейды и сколько вопросов в каталоге. Это не порог и в блок выше не входит;</w:t>
       </w:r>
     </w:p>
@@ -385,7 +354,6 @@
         <w:pStyle w:val="ListBullet"/>
       </w:pPr>
       <w:r>
-        <w:rPr/>
         <w:t>`sim_competent`, `sim_key_leak`, `sim_adjacent` — CPU-персоны того же GET на 72 вариантах теста (24 пары × 3): знает всё до своего уровня; выучил чужой ключ по позициям вариантов; истинный уровень на ступень ниже заявленного. «Сдал» — тест подтвердил грейд или предложил выше. Порога нет.</w:t>
       </w:r>
     </w:p>
@@ -399,7 +367,6 @@
     </w:p>
     <w:p>
       <w:r>
-        <w:rPr/>
         <w:t>Пакет `product/validation_sim` проверяет механику на 500 синтетических кандидатах с известным истинным грейдом (`data/candidates.csv`, `data/candidates.json`). Тест платформы сравнивается с эталоном «единый набор заданий» — от такого подхода предостерегает ТЗ §2 (3 вопроса, общий для всех ключ b-c-a). Вторая колонка платформы — тот же тест, когда в банк добавят вопросы форматов multi / order / numeric. Ответы моделируются IRT с ошибкой калибровки сложности; порог «уверенно» подобран на отдельной пилотной группе. Для платформы — среднее по 5 прогонам, в скобках мин–макс.</w:t>
       </w:r>
     </w:p>
@@ -476,7 +443,6 @@
           </w:tcPr>
           <w:p>
             <w:r>
-              <w:rPr/>
               <w:t>Грейд совпал с истинным</w:t>
             </w:r>
           </w:p>
@@ -487,7 +453,6 @@
           </w:tcPr>
           <w:p>
             <w:r>
-              <w:rPr/>
               <w:t>58%</w:t>
             </w:r>
           </w:p>
@@ -498,7 +463,6 @@
           </w:tcPr>
           <w:p>
             <w:r>
-              <w:rPr/>
               <w:t>82% (79–84)</w:t>
             </w:r>
           </w:p>
@@ -509,7 +473,6 @@
           </w:tcPr>
           <w:p>
             <w:r>
-              <w:rPr/>
               <w:t>83% (82–85)</w:t>
             </w:r>
           </w:p>
@@ -522,7 +485,6 @@
           </w:tcPr>
           <w:p>
             <w:r>
-              <w:rPr/>
               <w:t>Точность среди «уверенно»</w:t>
             </w:r>
           </w:p>
@@ -533,7 +495,6 @@
           </w:tcPr>
           <w:p>
             <w:r>
-              <w:rPr/>
               <w:t>—</w:t>
             </w:r>
           </w:p>
@@ -544,7 +505,6 @@
           </w:tcPr>
           <w:p>
             <w:r>
-              <w:rPr/>
               <w:t>92.7% (91–96)</w:t>
             </w:r>
           </w:p>
@@ -555,7 +515,6 @@
           </w:tcPr>
           <w:p>
             <w:r>
-              <w:rPr/>
               <w:t>92.3% (90–95)</w:t>
             </w:r>
           </w:p>
@@ -568,7 +527,6 @@
           </w:tcPr>
           <w:p>
             <w:r>
-              <w:rPr/>
               <w:t>Доля «уверенно»</w:t>
             </w:r>
           </w:p>
@@ -579,7 +537,6 @@
           </w:tcPr>
           <w:p>
             <w:r>
-              <w:rPr/>
               <w:t>—</w:t>
             </w:r>
           </w:p>
@@ -590,7 +547,6 @@
           </w:tcPr>
           <w:p>
             <w:r>
-              <w:rPr/>
               <w:t>24%</w:t>
             </w:r>
           </w:p>
@@ -601,7 +557,6 @@
           </w:tcPr>
           <w:p>
             <w:r>
-              <w:rPr/>
               <w:t>45%</w:t>
             </w:r>
           </w:p>
@@ -614,7 +569,6 @@
           </w:tcPr>
           <w:p>
             <w:r>
-              <w:rPr/>
               <w:t>Ошибка больше чем на ступень</w:t>
             </w:r>
           </w:p>
@@ -625,7 +579,6 @@
           </w:tcPr>
           <w:p>
             <w:r>
-              <w:rPr/>
               <w:t>2.4%</w:t>
             </w:r>
           </w:p>
@@ -636,7 +589,6 @@
           </w:tcPr>
           <w:p>
             <w:r>
-              <w:rPr/>
               <w:t>0%</w:t>
             </w:r>
           </w:p>
@@ -647,7 +599,6 @@
           </w:tcPr>
           <w:p>
             <w:r>
-              <w:rPr/>
               <w:t>0%</w:t>
             </w:r>
           </w:p>
@@ -660,7 +611,6 @@
           </w:tcPr>
           <w:p>
             <w:r>
-              <w:rPr/>
               <w:t>Грейд завышен</w:t>
             </w:r>
           </w:p>
@@ -671,7 +621,6 @@
           </w:tcPr>
           <w:p>
             <w:r>
-              <w:rPr/>
               <w:t>34%</w:t>
             </w:r>
           </w:p>
@@ -682,7 +631,6 @@
           </w:tcPr>
           <w:p>
             <w:r>
-              <w:rPr/>
               <w:t>8%</w:t>
             </w:r>
           </w:p>
@@ -693,7 +641,6 @@
           </w:tcPr>
           <w:p>
             <w:r>
-              <w:rPr/>
               <w:t>8%</w:t>
             </w:r>
           </w:p>
@@ -706,7 +653,6 @@
           </w:tcPr>
           <w:p>
             <w:r>
-              <w:rPr/>
               <w:t>Тот же грейд при пересдаче</w:t>
             </w:r>
           </w:p>
@@ -717,7 +663,6 @@
           </w:tcPr>
           <w:p>
             <w:r>
-              <w:rPr/>
               <w:t>51%</w:t>
             </w:r>
           </w:p>
@@ -728,7 +673,6 @@
           </w:tcPr>
           <w:p>
             <w:r>
-              <w:rPr/>
               <w:t>75%</w:t>
             </w:r>
           </w:p>
@@ -739,7 +683,6 @@
           </w:tcPr>
           <w:p>
             <w:r>
-              <w:rPr/>
               <w:t>76%</w:t>
             </w:r>
           </w:p>
@@ -752,7 +695,6 @@
           </w:tcPr>
           <w:p>
             <w:r>
-              <w:rPr/>
               <w:t>Сдали ступень выше своей без утечки</w:t>
             </w:r>
           </w:p>
@@ -763,7 +705,6 @@
           </w:tcPr>
           <w:p>
             <w:r>
-              <w:rPr/>
               <w:t>58%</w:t>
             </w:r>
           </w:p>
@@ -774,7 +715,6 @@
           </w:tcPr>
           <w:p>
             <w:r>
-              <w:rPr/>
               <w:t>10%</w:t>
             </w:r>
           </w:p>
@@ -785,7 +725,6 @@
           </w:tcPr>
           <w:p>
             <w:r>
-              <w:rPr/>
               <w:t>9%</w:t>
             </w:r>
           </w:p>
@@ -798,7 +737,6 @@
           </w:tcPr>
           <w:p>
             <w:r>
-              <w:rPr/>
               <w:t>Сдали, зная ключ b-c-a / выбирая самый длинный ответ</w:t>
             </w:r>
           </w:p>
@@ -809,7 +747,6 @@
           </w:tcPr>
           <w:p>
             <w:r>
-              <w:rPr/>
               <w:t>100% / 26%</w:t>
             </w:r>
           </w:p>
@@ -820,7 +757,6 @@
           </w:tcPr>
           <w:p>
             <w:r>
-              <w:rPr/>
               <w:t>5% / 1%</w:t>
             </w:r>
           </w:p>
@@ -831,7 +767,6 @@
           </w:tcPr>
           <w:p>
             <w:r>
-              <w:rPr/>
               <w:t>0% / 0%</w:t>
             </w:r>
           </w:p>
@@ -840,14 +775,120 @@
     </w:tbl>
     <w:p>
       <w:r>
-        <w:rPr/>
         <w:t>Точность среди «уверенно» близка к цели 93%, доля таких решений в кабинете — 24%: с 216 вопросами формата «оцените каждый вариант» тест у границы грейдов чаще говорит «у границы». С вопросами, которые трудно угадать, доля вырастает примерно до 45%. Пограничный кандидат не скрывается — работодатель видит его со статусом.</w:t>
       </w:r>
     </w:p>
     <w:p>
       <w:r>
-        <w:rPr/>
         <w:t>Запуск: `python -m product.validation_sim.run`. Таблицы — `product/validation_sim/out/report.md`, графики — `out/validation_charts.png`, описание и допущения — `product/validation_sim/README.md`.</w:t>
+      </w:r>
+    </w:p>
+    <w:p>
+      <w:pPr>
+        <w:pStyle w:val="Heading2"/>
+      </w:pPr>
+      <w:r>
+        <w:t>SYNTH-EVAL (1000)</w:t>
+      </w:r>
+    </w:p>
+    <w:p>
+      <w:r>
+        <w:t>Отдельный CPU-прогон 1000 живых ФИО с известным истинным грейдом. Он не подменяет `GET /validation`: золотой блок 38 выше остаётся путём жюри. PDF на тысячу нет, строка `resume_ok` честно `0 0`. В том же образе:</w:t>
+      </w:r>
+    </w:p>
+    <w:p>
+      <w:r>
+        <w:rPr>
+          <w:rFonts w:ascii="Courier New" w:hAnsi="Courier New"/>
+          <w:sz w:val="20"/>
+        </w:rPr>
+        <w:t>python -m product.matching.synth_eval_run</w:t>
+      </w:r>
+    </w:p>
+    <w:p>
+      <w:r>
+        <w:t>Набор в git: 1000 профилей, 4 шарда, 12 потребностей, 24 пары шаблона. Числа этого запуска, не цель. Порога нет. `sim_*` и `grade_separation` считаются по каталогу 72 шаблона / 216 пунктов, не по ответам тысячи людей. График — [`synth-eval.svg`](synth-eval.svg) и [`synth-eval.png`](synth-eval.png).</w:t>
+      </w:r>
+    </w:p>
+    <w:p>
+      <w:r>
+        <w:rPr>
+          <w:rFonts w:ascii="Courier New" w:hAnsi="Courier New"/>
+          <w:sz w:val="20"/>
+        </w:rPr>
+        <w:t>category_match 1000 1000</w:t>
+      </w:r>
+    </w:p>
+    <w:p>
+      <w:r>
+        <w:rPr>
+          <w:rFonts w:ascii="Courier New" w:hAnsi="Courier New"/>
+          <w:sz w:val="20"/>
+        </w:rPr>
+        <w:t>outcome_match 1000 1000</w:t>
+      </w:r>
+    </w:p>
+    <w:p>
+      <w:r>
+        <w:rPr>
+          <w:rFonts w:ascii="Courier New" w:hAnsi="Courier New"/>
+          <w:sz w:val="20"/>
+        </w:rPr>
+        <w:t>template_stable 24 24</w:t>
+      </w:r>
+    </w:p>
+    <w:p>
+      <w:r>
+        <w:rPr>
+          <w:rFonts w:ascii="Courier New" w:hAnsi="Courier New"/>
+          <w:sz w:val="20"/>
+        </w:rPr>
+        <w:t>relevant_in_top 36 36</w:t>
+      </w:r>
+    </w:p>
+    <w:p>
+      <w:r>
+        <w:rPr>
+          <w:rFonts w:ascii="Courier New" w:hAnsi="Courier New"/>
+          <w:sz w:val="20"/>
+        </w:rPr>
+        <w:t>resume_ok 0 0</w:t>
+      </w:r>
+    </w:p>
+    <w:p>
+      <w:r>
+        <w:rPr>
+          <w:rFonts w:ascii="Courier New" w:hAnsi="Courier New"/>
+          <w:sz w:val="20"/>
+        </w:rPr>
+        <w:t>grade_separation 215 216</w:t>
+      </w:r>
+    </w:p>
+    <w:p>
+      <w:r>
+        <w:rPr>
+          <w:rFonts w:ascii="Courier New" w:hAnsi="Courier New"/>
+          <w:sz w:val="20"/>
+        </w:rPr>
+        <w:t>sim_competent 72 72</w:t>
+      </w:r>
+    </w:p>
+    <w:p>
+      <w:r>
+        <w:rPr>
+          <w:rFonts w:ascii="Courier New" w:hAnsi="Courier New"/>
+          <w:sz w:val="20"/>
+        </w:rPr>
+        <w:t>sim_key_leak 3 72</w:t>
+      </w:r>
+    </w:p>
+    <w:p>
+      <w:r>
+        <w:rPr>
+          <w:rFonts w:ascii="Courier New" w:hAnsi="Courier New"/>
+          <w:sz w:val="20"/>
+        </w:rPr>
+        <w:t>sim_adjacent 0 72</w:t>
       </w:r>
     </w:p>
     <w:p>
@@ -860,7 +901,6 @@
     </w:p>
     <w:p>
       <w:r>
-        <w:rPr/>
         <w:t>Кабинеты зависят от интерфейса `FspClient`. На стенде это чтение `participants.json`. Боевого коннектора реестра нет. Стенд поднимает локальный реалм Keycloak. Кандидат, уже вошедший по почте, связывает `external_id` из claim `fsp_external_id` или `sub`. Секрета боевой ФСП нет. На схеме локальный Keycloak — сплошной узел стенда, issuer заказчика — пунктир.</w:t>
       </w:r>
     </w:p>
@@ -928,13 +968,11 @@
     </w:p>
     <w:p>
       <w:r>
-        <w:rPr/>
         <w:t>Методы, тела, ответы и примеры ошибок лежат в `product/openapi.json`. На стенде те же страницы открываются в `/docs` и `/redoc` без интернета: статика Swagger UI 5.33.1 и ReDoc 2.5.4 лежит в репозитории. Схема безопасности — cookie `product_session`. Без входа закрытый метод отвечает 401. Пароли и коды подтверждения хранятся как хэш Argon2. Код подтверждения сбрасывается после 5 ошибок; вход по паролю после 5 неверных паролей подряд закрыт на 15 минут (429 `login_locked`), счётчик ведётся и для незарегистрированных адресов, поэтому ответ не раскрывает, есть ли учётная запись (ТЗ §3.5 «защита от несанкционированного доступа»). Без сессии доступны регистрация, подтверждение кода, повтор кода и вход.</w:t>
       </w:r>
     </w:p>
     <w:p>
       <w:r>
-        <w:rPr/>
         <w:t>Группы маршрутов: `/api/auth`, профиль и достижения соискателя, тест (старт, сдача ответов — при результате у границы ответ `status: "extra"` с дополнительными вопросами, история с уверенностью и статусом), резюме и PDF профиля, категория и выдача работодателя (по категории или по всей базе), карточка компании, приглашения, вакансии и отклик (`/api/vacancies`, отклик, одно короткое задание), `GET /validation`.</w:t>
       </w:r>
     </w:p>
@@ -948,13 +986,11 @@
     </w:p>
     <w:p>
       <w:r>
-        <w:rPr/>
         <w:t>Список снят `pip freeze` внутри образа `fsp-vacancies:local` на Python 3.12 и записан в `product/requirements.lock`. Строка `fsp-vacancies @ file:///srv/product` — так pip называет пакет, поставленный из дерева образа. Версия пакета в `product/pyproject.toml` — 1.4.0.</w:t>
       </w:r>
     </w:p>
     <w:p>
       <w:r>
-        <w:rPr/>
         <w:t>Прямые зависимости образа:</w:t>
       </w:r>
     </w:p>
@@ -1003,7 +1039,6 @@
           </w:tcPr>
           <w:p>
             <w:r>
-              <w:rPr/>
               <w:t>fastapi</w:t>
             </w:r>
           </w:p>
@@ -1014,7 +1049,6 @@
           </w:tcPr>
           <w:p>
             <w:r>
-              <w:rPr/>
               <w:t>0.142.2</w:t>
             </w:r>
           </w:p>
@@ -1027,7 +1061,6 @@
           </w:tcPr>
           <w:p>
             <w:r>
-              <w:rPr/>
               <w:t>uvicorn</w:t>
             </w:r>
           </w:p>
@@ -1038,7 +1071,6 @@
           </w:tcPr>
           <w:p>
             <w:r>
-              <w:rPr/>
               <w:t>0.54.0</w:t>
             </w:r>
           </w:p>
@@ -1051,7 +1083,6 @@
           </w:tcPr>
           <w:p>
             <w:r>
-              <w:rPr/>
               <w:t>SQLAlchemy</w:t>
             </w:r>
           </w:p>
@@ -1062,7 +1093,6 @@
           </w:tcPr>
           <w:p>
             <w:r>
-              <w:rPr/>
               <w:t>2.1.3</w:t>
             </w:r>
           </w:p>
@@ -1075,7 +1105,6 @@
           </w:tcPr>
           <w:p>
             <w:r>
-              <w:rPr/>
               <w:t>Jinja2</w:t>
             </w:r>
           </w:p>
@@ -1086,7 +1115,6 @@
           </w:tcPr>
           <w:p>
             <w:r>
-              <w:rPr/>
               <w:t>3.1.6</w:t>
             </w:r>
           </w:p>
@@ -1099,7 +1127,6 @@
           </w:tcPr>
           <w:p>
             <w:r>
-              <w:rPr/>
               <w:t>python-multipart</w:t>
             </w:r>
           </w:p>
@@ -1110,7 +1137,6 @@
           </w:tcPr>
           <w:p>
             <w:r>
-              <w:rPr/>
               <w:t>0.0.32</w:t>
             </w:r>
           </w:p>
@@ -1123,7 +1149,6 @@
           </w:tcPr>
           <w:p>
             <w:r>
-              <w:rPr/>
               <w:t>argon2-cffi</w:t>
             </w:r>
           </w:p>
@@ -1134,7 +1159,6 @@
           </w:tcPr>
           <w:p>
             <w:r>
-              <w:rPr/>
               <w:t>25.1.0</w:t>
             </w:r>
           </w:p>
@@ -1147,7 +1171,6 @@
           </w:tcPr>
           <w:p>
             <w:r>
-              <w:rPr/>
               <w:t>itsdangerous</w:t>
             </w:r>
           </w:p>
@@ -1158,7 +1181,6 @@
           </w:tcPr>
           <w:p>
             <w:r>
-              <w:rPr/>
               <w:t>2.2.0</w:t>
             </w:r>
           </w:p>
@@ -1171,7 +1193,6 @@
           </w:tcPr>
           <w:p>
             <w:r>
-              <w:rPr/>
               <w:t>pypdf</w:t>
             </w:r>
           </w:p>
@@ -1182,7 +1203,6 @@
           </w:tcPr>
           <w:p>
             <w:r>
-              <w:rPr/>
               <w:t>6.19.0</w:t>
             </w:r>
           </w:p>
@@ -1195,7 +1215,6 @@
           </w:tcPr>
           <w:p>
             <w:r>
-              <w:rPr/>
               <w:t>reportlab</w:t>
             </w:r>
           </w:p>
@@ -1206,7 +1225,6 @@
           </w:tcPr>
           <w:p>
             <w:r>
-              <w:rPr/>
               <w:t>5.0.1</w:t>
             </w:r>
           </w:p>
@@ -1219,7 +1237,6 @@
           </w:tcPr>
           <w:p>
             <w:r>
-              <w:rPr/>
               <w:t>cryptography</w:t>
             </w:r>
           </w:p>
@@ -1230,7 +1247,6 @@
           </w:tcPr>
           <w:p>
             <w:r>
-              <w:rPr/>
               <w:t>46.0.7 (в `pyproject.toml` — `&gt;=44,&lt;47`; нужна для проверки подписи токена ФСП ID)</w:t>
             </w:r>
           </w:p>
@@ -1243,7 +1259,6 @@
           </w:tcPr>
           <w:p>
             <w:r>
-              <w:rPr/>
               <w:t>pytest</w:t>
             </w:r>
           </w:p>
@@ -1254,7 +1269,6 @@
           </w:tcPr>
           <w:p>
             <w:r>
-              <w:rPr/>
               <w:t>8.4.2</w:t>
             </w:r>
           </w:p>
@@ -1267,7 +1281,6 @@
           </w:tcPr>
           <w:p>
             <w:r>
-              <w:rPr/>
               <w:t>httpx</w:t>
             </w:r>
           </w:p>
@@ -1278,7 +1291,6 @@
           </w:tcPr>
           <w:p>
             <w:r>
-              <w:rPr/>
               <w:t>0.28.1</w:t>
             </w:r>
           </w:p>
@@ -1287,13 +1299,11 @@
     </w:tbl>
     <w:p>
       <w:r>
-        <w:rPr/>
         <w:t>pytest и httpx нужны прогону тестов в том же образе, не отдельному хостовому окружению. Транзитивные пакеты — в lock-файле, среди них starlette 1.7.0, pydantic 2.13.5, pillow 12.3.0.</w:t>
       </w:r>
     </w:p>
     <w:p>
       <w:r>
-        <w:rPr/>
         <w:t>Рядом, не как пакеты Python: htmx (Zero-Clause BSD, локальный файл), Swagger UI 5.33.1 (Apache-2.0), ReDoc 2.5.4 (MIT), шрифт JetBrains Mono (SIL Open Font License 1.1).</w:t>
       </w:r>
     </w:p>
@@ -1307,7 +1317,6 @@
     </w:p>
     <w:p>
       <w:r>
-        <w:rPr/>
         <w:t>На хосте заранее стоят только Docker Engine и плагин Compose. Язык, пакеты и база продукта на хост не ставятся. Копировать `compose.env` не нужно: если `PRODUCT_SECRET` короче 32 символов, точка входа пишет секрет в том `/data/product_secret`. Свой секрет можно положить в `deploy/fsp/compose.env` по образцу `compose.env.example`; файл в git не входит.</w:t>
       </w:r>
     </w:p>
@@ -1322,13 +1331,11 @@
     </w:p>
     <w:p>
       <w:r>
-        <w:rPr/>
         <w:t>Образ собирается из `python:3.12-slim`. Зависимости ставит `pip` внутри Dockerfile. Точка входа при необходимости пишет секрет, выполняет `python -m product.seed`, затем uvicorn на порту 8000. Клиент, API и файл базы — этот процесс и том. Контейнер Keycloak слушает `127.0.0.1:8080` и не блокирует старт uvicorn. Keycloak, Pango и Node в образ приложения не входят. Кабинеты: `http://127.0.0.1:8000`.</w:t>
       </w:r>
     </w:p>
     <w:p>
       <w:r>
-        <w:rPr/>
         <w:t>Проверка тестов:</w:t>
       </w:r>
     </w:p>
@@ -1343,7 +1350,6 @@
     </w:p>
     <w:p>
       <w:r>
-        <w:rPr/>
         <w:t>Прогон валидации второй командой не запускается. Его нажимают на стенде после четырёх шагов из `track/lct-fsp-vacancies/demo.md`.</w:t>
       </w:r>
     </w:p>
@@ -1357,19 +1363,16 @@
     </w:p>
     <w:p>
       <w:r>
-        <w:rPr/>
         <w:t>На стенде вакансия есть и публикуется сразу со статусом `published`. Очереди `draft` → `in_review` нет: это по-прежнему концепция, не код. Когда появится модерация, новая строка не станет публичной сразу. Очередь концепции: `draft` → `in_review` → `published` или `rejected`. Публикует модератор стенда, не автор карточки. Отклик и одно короткое задание на вакансию есть и в испытание грейда не входят. Вебхука ATS, проверки ИНН и бейджа юрлица нет.</w:t>
       </w:r>
     </w:p>
     <w:p>
       <w:r>
-        <w:rPr/>
         <w:t>Фиктивной в этой концепции считаем вакансию без карточки компании, без способа связи, с вилкой где max не больше min, с валютой не RUB, с текстом из одной внешней ссылки, с копией уже опубликованной строки или с ролью, которая не совпадает с заявленным направлением. Такая строка не выходит в выдачу и не попадает в выгрузку.</w:t>
       </w:r>
     </w:p>
     <w:p>
       <w:r>
-        <w:rPr/>
         <w:t>Контракт выгрузки в ATS — снимок, не вебхук: идентификатор профиля, категория, итог теста, статус приглашения. Работодатель забирает файл или тянет тот же JSON. Входящего webhook нет, Huntflow и 1С на стенде не вызываем, ИНН и бейдж ЕГРЮЛ не проверяем (на MVP не требуется). Пункт ТЗ «будет плюсом» и критерий 7% закрываются этой схемой, не живой интеграцией.</w:t>
       </w:r>
     </w:p>
@@ -1383,7 +1386,6 @@
     </w:p>
     <w:p>
       <w:r>
-        <w:rPr/>
         <w:t>Публичного URL нет. Кабинеты после compose — `http://127.0.0.1:8000`. Эксперты без Docker смотрят скрины и видео презентации. Вакансия, отклик и одно короткое задание на стенде есть и в испытание грейда не входят. Вебхука ATS, проверки ИНН и бейджа юрлица нет. Адаптив под телефон обязательный путь не закрывает и этот стенд не блокирует.</w:t>
       </w:r>
     </w:p>
@@ -1760,12 +1762,6 @@
     <w:name w:val="Normal"/>
     <w:qFormat/>
     <w:rsid w:val="00FC693F"/>
-    <w:rPr>
-      <w:rFonts w:ascii="JetBrains Mono" w:hAnsi="JetBrains Mono" w:cs="JetBrains Mono" w:eastAsia="JetBrains Mono"/>
-      <w:color w:val="1B1C21"/>
-      <w:sz w:val="22"/>
-      <w:szCs w:val="22"/>
-    </w:rPr>
   </w:style>
   <w:style w:type="paragraph" w:styleId="Header">
     <w:name w:val="header"/>
@@ -1826,10 +1822,10 @@
       <w:outlineLvl w:val="0"/>
     </w:pPr>
     <w:rPr>
-      <w:rFonts w:ascii="JetBrains Mono" w:hAnsi="JetBrains Mono" w:cs="JetBrains Mono" w:eastAsia="JetBrains Mono"/>
+      <w:rFonts w:asciiTheme="majorHAnsi" w:eastAsiaTheme="majorEastAsia" w:hAnsiTheme="majorHAnsi" w:cstheme="majorBidi"/>
       <w:b/>
       <w:bCs/>
-      <w:color w:val="402FFF"/>
+      <w:color w:val="365F91" w:themeColor="accent1" w:themeShade="BF"/>
       <w:sz w:val="28"/>
       <w:szCs w:val="28"/>
     </w:rPr>
@@ -1850,10 +1846,10 @@
       <w:outlineLvl w:val="1"/>
     </w:pPr>
     <w:rPr>
-      <w:rFonts w:ascii="JetBrains Mono" w:hAnsi="JetBrains Mono" w:cs="JetBrains Mono" w:eastAsia="JetBrains Mono"/>
+      <w:rFonts w:asciiTheme="majorHAnsi" w:eastAsiaTheme="majorEastAsia" w:hAnsiTheme="majorHAnsi" w:cstheme="majorBidi"/>
       <w:b/>
       <w:bCs/>
-      <w:color w:val="402FFF" w:themeColor="accent1"/>
+      <w:color w:val="4F81BD" w:themeColor="accent1"/>
       <w:sz w:val="26"/>
       <w:szCs w:val="26"/>
     </w:rPr>
@@ -1874,10 +1870,10 @@
       <w:outlineLvl w:val="2"/>
     </w:pPr>
     <w:rPr>
-      <w:rFonts w:ascii="JetBrains Mono" w:hAnsi="JetBrains Mono" w:cs="JetBrains Mono" w:eastAsia="JetBrains Mono"/>
+      <w:rFonts w:asciiTheme="majorHAnsi" w:eastAsiaTheme="majorEastAsia" w:hAnsiTheme="majorHAnsi" w:cstheme="majorBidi"/>
       <w:b/>
       <w:bCs/>
-      <w:color w:val="402FFF" w:themeColor="accent1"/>
+      <w:color w:val="4F81BD" w:themeColor="accent1"/>
     </w:rPr>
   </w:style>
   <w:style w:type="paragraph" w:styleId="Heading4">
@@ -1897,12 +1893,12 @@
       <w:outlineLvl w:val="3"/>
     </w:pPr>
     <w:rPr>
-      <w:rFonts w:ascii="JetBrains Mono" w:hAnsi="JetBrains Mono" w:cs="JetBrains Mono" w:eastAsia="JetBrains Mono"/>
+      <w:rFonts w:asciiTheme="majorHAnsi" w:eastAsiaTheme="majorEastAsia" w:hAnsiTheme="majorHAnsi" w:cstheme="majorBidi"/>
       <w:b/>
       <w:bCs/>
       <w:i/>
       <w:iCs/>
-      <w:color w:val="402FFF" w:themeColor="accent1"/>
+      <w:color w:val="4F81BD" w:themeColor="accent1"/>
     </w:rPr>
   </w:style>
   <w:style w:type="paragraph" w:styleId="Heading5">
@@ -1922,8 +1918,8 @@
       <w:outlineLvl w:val="4"/>
     </w:pPr>
     <w:rPr>
-      <w:rFonts w:ascii="JetBrains Mono" w:hAnsi="JetBrains Mono" w:cs="JetBrains Mono" w:eastAsia="JetBrains Mono"/>
-      <w:color w:val="402FFF" w:themeColor="accent1" w:themeShade="7F"/>
+      <w:rFonts w:asciiTheme="majorHAnsi" w:eastAsiaTheme="majorEastAsia" w:hAnsiTheme="majorHAnsi" w:cstheme="majorBidi"/>
+      <w:color w:val="243F60" w:themeColor="accent1" w:themeShade="7F"/>
     </w:rPr>
   </w:style>
   <w:style w:type="paragraph" w:styleId="Heading6">
@@ -1943,10 +1939,10 @@
       <w:outlineLvl w:val="5"/>
     </w:pPr>
     <w:rPr>
-      <w:rFonts w:ascii="JetBrains Mono" w:hAnsi="JetBrains Mono" w:cs="JetBrains Mono" w:eastAsia="JetBrains Mono"/>
+      <w:rFonts w:asciiTheme="majorHAnsi" w:eastAsiaTheme="majorEastAsia" w:hAnsiTheme="majorHAnsi" w:cstheme="majorBidi"/>
       <w:i/>
       <w:iCs/>
-      <w:color w:val="402FFF" w:themeColor="accent1" w:themeShade="7F"/>
+      <w:color w:val="243F60" w:themeColor="accent1" w:themeShade="7F"/>
     </w:rPr>
   </w:style>
   <w:style w:type="paragraph" w:styleId="Heading7">
@@ -1966,7 +1962,7 @@
       <w:outlineLvl w:val="6"/>
     </w:pPr>
     <w:rPr>
-      <w:rFonts w:ascii="JetBrains Mono" w:hAnsi="JetBrains Mono" w:cs="JetBrains Mono" w:eastAsia="JetBrains Mono"/>
+      <w:rFonts w:asciiTheme="majorHAnsi" w:eastAsiaTheme="majorEastAsia" w:hAnsiTheme="majorHAnsi" w:cstheme="majorBidi"/>
       <w:i/>
       <w:iCs/>
       <w:color w:val="404040" w:themeColor="text1" w:themeTint="BF"/>
@@ -1989,8 +1985,8 @@
       <w:outlineLvl w:val="7"/>
     </w:pPr>
     <w:rPr>
-      <w:rFonts w:ascii="JetBrains Mono" w:hAnsi="JetBrains Mono" w:cs="JetBrains Mono" w:eastAsia="JetBrains Mono"/>
-      <w:color w:val="402FFF" w:themeColor="accent1"/>
+      <w:rFonts w:asciiTheme="majorHAnsi" w:eastAsiaTheme="majorEastAsia" w:hAnsiTheme="majorHAnsi" w:cstheme="majorBidi"/>
+      <w:color w:val="4F81BD" w:themeColor="accent1"/>
       <w:sz w:val="20"/>
       <w:szCs w:val="20"/>
     </w:rPr>
@@ -2012,7 +2008,7 @@
       <w:outlineLvl w:val="8"/>
     </w:pPr>
     <w:rPr>
-      <w:rFonts w:ascii="JetBrains Mono" w:hAnsi="JetBrains Mono" w:cs="JetBrains Mono" w:eastAsia="JetBrains Mono"/>
+      <w:rFonts w:asciiTheme="majorHAnsi" w:eastAsiaTheme="majorEastAsia" w:hAnsiTheme="majorHAnsi" w:cstheme="majorBidi"/>
       <w:i/>
       <w:iCs/>
       <w:color w:val="404040" w:themeColor="text1" w:themeTint="BF"/>
@@ -2063,10 +2059,10 @@
     <w:uiPriority w:val="9"/>
     <w:rsid w:val="00FC693F"/>
     <w:rPr>
-      <w:rFonts w:ascii="JetBrains Mono" w:hAnsi="JetBrains Mono" w:cs="JetBrains Mono" w:eastAsia="JetBrains Mono"/>
+      <w:rFonts w:asciiTheme="majorHAnsi" w:eastAsiaTheme="majorEastAsia" w:hAnsiTheme="majorHAnsi" w:cstheme="majorBidi"/>
       <w:b/>
       <w:bCs/>
-      <w:color w:val="402FFF"/>
+      <w:color w:val="365F91" w:themeColor="accent1" w:themeShade="BF"/>
       <w:sz w:val="28"/>
       <w:szCs w:val="28"/>
     </w:rPr>
@@ -2078,10 +2074,10 @@
     <w:uiPriority w:val="9"/>
     <w:rsid w:val="00FC693F"/>
     <w:rPr>
-      <w:rFonts w:ascii="JetBrains Mono" w:hAnsi="JetBrains Mono" w:cs="JetBrains Mono" w:eastAsia="JetBrains Mono"/>
+      <w:rFonts w:asciiTheme="majorHAnsi" w:eastAsiaTheme="majorEastAsia" w:hAnsiTheme="majorHAnsi" w:cstheme="majorBidi"/>
       <w:b/>
       <w:bCs/>
-      <w:color w:val="402FFF" w:themeColor="accent1"/>
+      <w:color w:val="4F81BD" w:themeColor="accent1"/>
       <w:sz w:val="26"/>
       <w:szCs w:val="26"/>
     </w:rPr>
@@ -2093,10 +2089,10 @@
     <w:uiPriority w:val="9"/>
     <w:rsid w:val="00FC693F"/>
     <w:rPr>
-      <w:rFonts w:ascii="JetBrains Mono" w:hAnsi="JetBrains Mono" w:cs="JetBrains Mono" w:eastAsia="JetBrains Mono"/>
+      <w:rFonts w:asciiTheme="majorHAnsi" w:eastAsiaTheme="majorEastAsia" w:hAnsiTheme="majorHAnsi" w:cstheme="majorBidi"/>
       <w:b/>
       <w:bCs/>
-      <w:color w:val="402FFF" w:themeColor="accent1"/>
+      <w:color w:val="4F81BD" w:themeColor="accent1"/>
     </w:rPr>
   </w:style>
   <w:style w:type="paragraph" w:styleId="Title">
@@ -2109,14 +2105,14 @@
     <w:rsid w:val="00FC693F"/>
     <w:pPr>
       <w:pBdr>
-        <w:bottom w:val="single" w:sz="8" w:space="4" w:color="402FFF"/>
+        <w:bottom w:val="single" w:sz="8" w:space="4" w:color="4F81BD" w:themeColor="accent1"/>
       </w:pBdr>
       <w:spacing w:after="300" w:line="240" w:lineRule="auto"/>
       <w:contextualSpacing/>
     </w:pPr>
     <w:rPr>
-      <w:rFonts w:ascii="JetBrains Mono" w:hAnsi="JetBrains Mono" w:cs="JetBrains Mono" w:eastAsia="JetBrains Mono"/>
-      <w:color w:val="1B1C21"/>
+      <w:rFonts w:asciiTheme="majorHAnsi" w:eastAsiaTheme="majorEastAsia" w:hAnsiTheme="majorHAnsi" w:cstheme="majorBidi"/>
+      <w:color w:val="17365D" w:themeColor="text2" w:themeShade="BF"/>
       <w:spacing w:val="5"/>
       <w:kern w:val="28"/>
       <w:sz w:val="52"/>
@@ -2130,8 +2126,8 @@
     <w:uiPriority w:val="10"/>
     <w:rsid w:val="00FC693F"/>
     <w:rPr>
-      <w:rFonts w:ascii="JetBrains Mono" w:hAnsi="JetBrains Mono" w:cs="JetBrains Mono" w:eastAsia="JetBrains Mono"/>
-      <w:color w:val="1B1C21"/>
+      <w:rFonts w:asciiTheme="majorHAnsi" w:eastAsiaTheme="majorEastAsia" w:hAnsiTheme="majorHAnsi" w:cstheme="majorBidi"/>
+      <w:color w:val="17365D" w:themeColor="text2" w:themeShade="BF"/>
       <w:spacing w:val="5"/>
       <w:kern w:val="28"/>
       <w:sz w:val="52"/>
@@ -2152,10 +2148,10 @@
       </w:numPr>
     </w:pPr>
     <w:rPr>
-      <w:rFonts w:ascii="JetBrains Mono" w:hAnsi="JetBrains Mono" w:cs="JetBrains Mono" w:eastAsia="JetBrains Mono"/>
+      <w:rFonts w:asciiTheme="majorHAnsi" w:eastAsiaTheme="majorEastAsia" w:hAnsiTheme="majorHAnsi" w:cstheme="majorBidi"/>
       <w:i/>
       <w:iCs/>
-      <w:color w:val="402FFF" w:themeColor="accent1"/>
+      <w:color w:val="4F81BD" w:themeColor="accent1"/>
       <w:spacing w:val="15"/>
       <w:sz w:val="24"/>
       <w:szCs w:val="24"/>
@@ -2168,10 +2164,10 @@
     <w:uiPriority w:val="11"/>
     <w:rsid w:val="00FC693F"/>
     <w:rPr>
-      <w:rFonts w:ascii="JetBrains Mono" w:hAnsi="JetBrains Mono" w:cs="JetBrains Mono" w:eastAsia="JetBrains Mono"/>
+      <w:rFonts w:asciiTheme="majorHAnsi" w:eastAsiaTheme="majorEastAsia" w:hAnsiTheme="majorHAnsi" w:cstheme="majorBidi"/>
       <w:i/>
       <w:iCs/>
-      <w:color w:val="402FFF" w:themeColor="accent1"/>
+      <w:color w:val="4F81BD" w:themeColor="accent1"/>
       <w:spacing w:val="15"/>
       <w:sz w:val="24"/>
       <w:szCs w:val="24"/>
@@ -2466,12 +2462,12 @@
     <w:semiHidden/>
     <w:rsid w:val="00FC693F"/>
     <w:rPr>
-      <w:rFonts w:ascii="JetBrains Mono" w:hAnsi="JetBrains Mono" w:cs="JetBrains Mono" w:eastAsia="JetBrains Mono"/>
+      <w:rFonts w:asciiTheme="majorHAnsi" w:eastAsiaTheme="majorEastAsia" w:hAnsiTheme="majorHAnsi" w:cstheme="majorBidi"/>
       <w:b/>
       <w:bCs/>
       <w:i/>
       <w:iCs/>
-      <w:color w:val="402FFF" w:themeColor="accent1"/>
+      <w:color w:val="4F81BD" w:themeColor="accent1"/>
     </w:rPr>
   </w:style>
   <w:style w:type="character" w:customStyle="1" w:styleId="Heading5Char">
@@ -2482,8 +2478,8 @@
     <w:semiHidden/>
     <w:rsid w:val="00FC693F"/>
     <w:rPr>
-      <w:rFonts w:ascii="JetBrains Mono" w:hAnsi="JetBrains Mono" w:cs="JetBrains Mono" w:eastAsia="JetBrains Mono"/>
-      <w:color w:val="402FFF" w:themeColor="accent1" w:themeShade="7F"/>
+      <w:rFonts w:asciiTheme="majorHAnsi" w:eastAsiaTheme="majorEastAsia" w:hAnsiTheme="majorHAnsi" w:cstheme="majorBidi"/>
+      <w:color w:val="243F60" w:themeColor="accent1" w:themeShade="7F"/>
     </w:rPr>
   </w:style>
   <w:style w:type="character" w:customStyle="1" w:styleId="Heading6Char">
@@ -2494,10 +2490,10 @@
     <w:semiHidden/>
     <w:rsid w:val="00FC693F"/>
     <w:rPr>
-      <w:rFonts w:ascii="JetBrains Mono" w:hAnsi="JetBrains Mono" w:cs="JetBrains Mono" w:eastAsia="JetBrains Mono"/>
+      <w:rFonts w:asciiTheme="majorHAnsi" w:eastAsiaTheme="majorEastAsia" w:hAnsiTheme="majorHAnsi" w:cstheme="majorBidi"/>
       <w:i/>
       <w:iCs/>
-      <w:color w:val="402FFF" w:themeColor="accent1" w:themeShade="7F"/>
+      <w:color w:val="243F60" w:themeColor="accent1" w:themeShade="7F"/>
     </w:rPr>
   </w:style>
   <w:style w:type="character" w:customStyle="1" w:styleId="Heading7Char">
@@ -2508,7 +2504,7 @@
     <w:semiHidden/>
     <w:rsid w:val="00FC693F"/>
     <w:rPr>
-      <w:rFonts w:ascii="JetBrains Mono" w:hAnsi="JetBrains Mono" w:cs="JetBrains Mono" w:eastAsia="JetBrains Mono"/>
+      <w:rFonts w:asciiTheme="majorHAnsi" w:eastAsiaTheme="majorEastAsia" w:hAnsiTheme="majorHAnsi" w:cstheme="majorBidi"/>
       <w:i/>
       <w:iCs/>
       <w:color w:val="404040" w:themeColor="text1" w:themeTint="BF"/>
@@ -2522,8 +2518,8 @@
     <w:semiHidden/>
     <w:rsid w:val="00FC693F"/>
     <w:rPr>
-      <w:rFonts w:ascii="JetBrains Mono" w:hAnsi="JetBrains Mono" w:cs="JetBrains Mono" w:eastAsia="JetBrains Mono"/>
-      <w:color w:val="402FFF" w:themeColor="accent1"/>
+      <w:rFonts w:asciiTheme="majorHAnsi" w:eastAsiaTheme="majorEastAsia" w:hAnsiTheme="majorHAnsi" w:cstheme="majorBidi"/>
+      <w:color w:val="4F81BD" w:themeColor="accent1"/>
       <w:sz w:val="20"/>
       <w:szCs w:val="20"/>
     </w:rPr>
@@ -2536,7 +2532,7 @@
     <w:semiHidden/>
     <w:rsid w:val="00FC693F"/>
     <w:rPr>
-      <w:rFonts w:ascii="JetBrains Mono" w:hAnsi="JetBrains Mono" w:cs="JetBrains Mono" w:eastAsia="JetBrains Mono"/>
+      <w:rFonts w:asciiTheme="majorHAnsi" w:eastAsiaTheme="majorEastAsia" w:hAnsiTheme="majorHAnsi" w:cstheme="majorBidi"/>
       <w:i/>
       <w:iCs/>
       <w:color w:val="404040" w:themeColor="text1" w:themeTint="BF"/>
@@ -2559,7 +2555,7 @@
     <w:rPr>
       <w:b/>
       <w:bCs/>
-      <w:color w:val="402FFF" w:themeColor="accent1"/>
+      <w:color w:val="4F81BD" w:themeColor="accent1"/>
       <w:sz w:val="18"/>
       <w:szCs w:val="18"/>
     </w:rPr>
@@ -2596,7 +2592,7 @@
     <w:rsid w:val="00FC693F"/>
     <w:pPr>
       <w:pBdr>
-        <w:bottom w:val="single" w:sz="4" w:space="4" w:color="402FFF"/>
+        <w:bottom w:val="single" w:sz="4" w:space="4" w:color="4F81BD" w:themeColor="accent1"/>
       </w:pBdr>
       <w:spacing w:before="200" w:after="280"/>
       <w:ind w:left="936" w:right="936"/>
@@ -2606,7 +2602,7 @@
       <w:bCs/>
       <w:i/>
       <w:iCs/>
-      <w:color w:val="402FFF" w:themeColor="accent1"/>
+      <w:color w:val="4F81BD" w:themeColor="accent1"/>
     </w:rPr>
   </w:style>
   <w:style w:type="character" w:customStyle="1" w:styleId="IntenseQuoteChar">
@@ -2620,7 +2616,7 @@
       <w:bCs/>
       <w:i/>
       <w:iCs/>
-      <w:color w:val="402FFF" w:themeColor="accent1"/>
+      <w:color w:val="4F81BD" w:themeColor="accent1"/>
     </w:rPr>
   </w:style>
   <w:style w:type="character" w:styleId="SubtleEmphasis">
@@ -2646,7 +2642,7 @@
       <w:bCs/>
       <w:i/>
       <w:iCs/>
-      <w:color w:val="402FFF" w:themeColor="accent1"/>
+      <w:color w:val="4F81BD" w:themeColor="accent1"/>
     </w:rPr>
   </w:style>
   <w:style w:type="character" w:styleId="SubtleReference">
@@ -2840,15 +2836,15 @@
       <w:spacing w:after="0" w:line="240" w:lineRule="auto"/>
     </w:pPr>
     <w:rPr>
-      <w:color w:val="402FFF"/>
+      <w:color w:val="365F91" w:themeColor="accent1" w:themeShade="BF"/>
     </w:rPr>
     <w:tblPr>
       <w:tblStyleRowBandSize w:val="1"/>
       <w:tblStyleColBandSize w:val="1"/>
       <w:tblInd w:w="0" w:type="dxa"/>
       <w:tblBorders>
-        <w:top w:val="single" w:sz="8" w:space="0" w:color="402FFF"/>
-        <w:bottom w:val="single" w:sz="8" w:space="0" w:color="402FFF"/>
+        <w:top w:val="single" w:sz="8" w:space="0" w:color="4F81BD" w:themeColor="accent1"/>
+        <w:bottom w:val="single" w:sz="8" w:space="0" w:color="4F81BD" w:themeColor="accent1"/>
       </w:tblBorders>
       <w:tblCellMar>
         <w:top w:w="0" w:type="dxa"/>
@@ -2868,9 +2864,9 @@
       <w:tblPr/>
       <w:tcPr>
         <w:tcBorders>
-          <w:top w:val="single" w:sz="8" w:space="0" w:color="402FFF"/>
-          <w:left w:val="nil"/>
-          <w:bottom w:val="single" w:sz="8" w:space="0" w:color="402FFF"/>
+          <w:top w:val="single" w:sz="8" w:space="0" w:color="4F81BD" w:themeColor="accent1"/>
+          <w:left w:val="nil"/>
+          <w:bottom w:val="single" w:sz="8" w:space="0" w:color="4F81BD" w:themeColor="accent1"/>
           <w:right w:val="nil"/>
           <w:insideH w:val="nil"/>
           <w:insideV w:val="nil"/>
@@ -2888,9 +2884,9 @@
       <w:tblPr/>
       <w:tcPr>
         <w:tcBorders>
-          <w:top w:val="single" w:sz="8" w:space="0" w:color="402FFF"/>
-          <w:left w:val="nil"/>
-          <w:bottom w:val="single" w:sz="8" w:space="0" w:color="402FFF"/>
+          <w:top w:val="single" w:sz="8" w:space="0" w:color="4F81BD" w:themeColor="accent1"/>
+          <w:left w:val="nil"/>
+          <w:bottom w:val="single" w:sz="8" w:space="0" w:color="4F81BD" w:themeColor="accent1"/>
           <w:right w:val="nil"/>
           <w:insideH w:val="nil"/>
           <w:insideV w:val="nil"/>
@@ -3554,10 +3550,10 @@
       <w:tblStyleColBandSize w:val="1"/>
       <w:tblInd w:w="0" w:type="dxa"/>
       <w:tblBorders>
-        <w:top w:val="single" w:sz="8" w:space="0" w:color="402FFF"/>
-        <w:left w:val="single" w:sz="8" w:space="0" w:color="402FFF"/>
-        <w:bottom w:val="single" w:sz="8" w:space="0" w:color="402FFF"/>
-        <w:right w:val="single" w:sz="8" w:space="0" w:color="402FFF"/>
+        <w:top w:val="single" w:sz="8" w:space="0" w:color="4F81BD" w:themeColor="accent1"/>
+        <w:left w:val="single" w:sz="8" w:space="0" w:color="4F81BD" w:themeColor="accent1"/>
+        <w:bottom w:val="single" w:sz="8" w:space="0" w:color="4F81BD" w:themeColor="accent1"/>
+        <w:right w:val="single" w:sz="8" w:space="0" w:color="4F81BD" w:themeColor="accent1"/>
       </w:tblBorders>
       <w:tblCellMar>
         <w:top w:w="0" w:type="dxa"/>
@@ -3577,7 +3573,7 @@
       </w:rPr>
       <w:tblPr/>
       <w:tcPr>
-        <w:shd w:val="clear" w:color="auto" w:fill="402FFF" w:themeFill="accent1"/>
+        <w:shd w:val="clear" w:color="auto" w:fill="4F81BD" w:themeFill="accent1"/>
       </w:tcPr>
     </w:tblStylePr>
     <w:tblStylePr w:type="lastRow">
@@ -3591,10 +3587,10 @@
       <w:tblPr/>
       <w:tcPr>
         <w:tcBorders>
-          <w:top w:val="double" w:sz="6" w:space="0" w:color="402FFF"/>
-          <w:left w:val="single" w:sz="8" w:space="0" w:color="402FFF"/>
-          <w:bottom w:val="single" w:sz="8" w:space="0" w:color="402FFF"/>
-          <w:right w:val="single" w:sz="8" w:space="0" w:color="402FFF"/>
+          <w:top w:val="double" w:sz="6" w:space="0" w:color="4F81BD" w:themeColor="accent1"/>
+          <w:left w:val="single" w:sz="8" w:space="0" w:color="4F81BD" w:themeColor="accent1"/>
+          <w:bottom w:val="single" w:sz="8" w:space="0" w:color="4F81BD" w:themeColor="accent1"/>
+          <w:right w:val="single" w:sz="8" w:space="0" w:color="4F81BD" w:themeColor="accent1"/>
         </w:tcBorders>
       </w:tcPr>
     </w:tblStylePr>
@@ -3614,10 +3610,10 @@
       <w:tblPr/>
       <w:tcPr>
         <w:tcBorders>
-          <w:top w:val="single" w:sz="8" w:space="0" w:color="402FFF"/>
-          <w:left w:val="single" w:sz="8" w:space="0" w:color="402FFF"/>
-          <w:bottom w:val="single" w:sz="8" w:space="0" w:color="402FFF"/>
-          <w:right w:val="single" w:sz="8" w:space="0" w:color="402FFF"/>
+          <w:top w:val="single" w:sz="8" w:space="0" w:color="4F81BD" w:themeColor="accent1"/>
+          <w:left w:val="single" w:sz="8" w:space="0" w:color="4F81BD" w:themeColor="accent1"/>
+          <w:bottom w:val="single" w:sz="8" w:space="0" w:color="4F81BD" w:themeColor="accent1"/>
+          <w:right w:val="single" w:sz="8" w:space="0" w:color="4F81BD" w:themeColor="accent1"/>
         </w:tcBorders>
       </w:tcPr>
     </w:tblStylePr>
@@ -3625,10 +3621,10 @@
       <w:tblPr/>
       <w:tcPr>
         <w:tcBorders>
-          <w:top w:val="single" w:sz="8" w:space="0" w:color="402FFF"/>
-          <w:left w:val="single" w:sz="8" w:space="0" w:color="402FFF"/>
-          <w:bottom w:val="single" w:sz="8" w:space="0" w:color="402FFF"/>
-          <w:right w:val="single" w:sz="8" w:space="0" w:color="402FFF"/>
+          <w:top w:val="single" w:sz="8" w:space="0" w:color="4F81BD" w:themeColor="accent1"/>
+          <w:left w:val="single" w:sz="8" w:space="0" w:color="4F81BD" w:themeColor="accent1"/>
+          <w:bottom w:val="single" w:sz="8" w:space="0" w:color="4F81BD" w:themeColor="accent1"/>
+          <w:right w:val="single" w:sz="8" w:space="0" w:color="4F81BD" w:themeColor="accent1"/>
         </w:tcBorders>
       </w:tcPr>
     </w:tblStylePr>
@@ -4125,7 +4121,7 @@
         <w:spacing w:before="0" w:after="0" w:line="240" w:lineRule="auto"/>
       </w:pPr>
       <w:rPr>
-        <w:rFonts w:ascii="JetBrains Mono" w:hAnsi="JetBrains Mono" w:cs="JetBrains Mono" w:eastAsia="JetBrains Mono"/>
+        <w:rFonts w:asciiTheme="majorHAnsi" w:eastAsiaTheme="majorEastAsia" w:hAnsiTheme="majorHAnsi" w:cstheme="majorBidi"/>
         <w:b/>
         <w:bCs/>
       </w:rPr>
@@ -4146,7 +4142,7 @@
         <w:spacing w:before="0" w:after="0" w:line="240" w:lineRule="auto"/>
       </w:pPr>
       <w:rPr>
-        <w:rFonts w:ascii="JetBrains Mono" w:hAnsi="JetBrains Mono" w:cs="JetBrains Mono" w:eastAsia="JetBrains Mono"/>
+        <w:rFonts w:asciiTheme="majorHAnsi" w:eastAsiaTheme="majorEastAsia" w:hAnsiTheme="majorHAnsi" w:cstheme="majorBidi"/>
         <w:b/>
         <w:bCs/>
       </w:rPr>
@@ -4164,14 +4160,14 @@
     </w:tblStylePr>
     <w:tblStylePr w:type="firstCol">
       <w:rPr>
-        <w:rFonts w:ascii="JetBrains Mono" w:hAnsi="JetBrains Mono" w:cs="JetBrains Mono" w:eastAsia="JetBrains Mono"/>
+        <w:rFonts w:asciiTheme="majorHAnsi" w:eastAsiaTheme="majorEastAsia" w:hAnsiTheme="majorHAnsi" w:cstheme="majorBidi"/>
         <w:b/>
         <w:bCs/>
       </w:rPr>
     </w:tblStylePr>
     <w:tblStylePr w:type="lastCol">
       <w:rPr>
-        <w:rFonts w:ascii="JetBrains Mono" w:hAnsi="JetBrains Mono" w:cs="JetBrains Mono" w:eastAsia="JetBrains Mono"/>
+        <w:rFonts w:asciiTheme="majorHAnsi" w:eastAsiaTheme="majorEastAsia" w:hAnsiTheme="majorHAnsi" w:cstheme="majorBidi"/>
         <w:b/>
         <w:bCs/>
       </w:rPr>
@@ -4236,12 +4232,12 @@
       <w:tblStyleColBandSize w:val="1"/>
       <w:tblInd w:w="0" w:type="dxa"/>
       <w:tblBorders>
-        <w:top w:val="single" w:sz="8" w:space="0" w:color="402FFF"/>
-        <w:left w:val="single" w:sz="8" w:space="0" w:color="402FFF"/>
-        <w:bottom w:val="single" w:sz="8" w:space="0" w:color="402FFF"/>
-        <w:right w:val="single" w:sz="8" w:space="0" w:color="402FFF"/>
-        <w:insideH w:val="single" w:sz="8" w:space="0" w:color="402FFF"/>
-        <w:insideV w:val="single" w:sz="8" w:space="0" w:color="402FFF"/>
+        <w:top w:val="single" w:sz="8" w:space="0" w:color="4F81BD" w:themeColor="accent1"/>
+        <w:left w:val="single" w:sz="8" w:space="0" w:color="4F81BD" w:themeColor="accent1"/>
+        <w:bottom w:val="single" w:sz="8" w:space="0" w:color="4F81BD" w:themeColor="accent1"/>
+        <w:right w:val="single" w:sz="8" w:space="0" w:color="4F81BD" w:themeColor="accent1"/>
+        <w:insideH w:val="single" w:sz="8" w:space="0" w:color="4F81BD" w:themeColor="accent1"/>
+        <w:insideV w:val="single" w:sz="8" w:space="0" w:color="4F81BD" w:themeColor="accent1"/>
       </w:tblBorders>
       <w:tblCellMar>
         <w:top w:w="0" w:type="dxa"/>
@@ -4255,19 +4251,19 @@
         <w:spacing w:before="0" w:after="0" w:line="240" w:lineRule="auto"/>
       </w:pPr>
       <w:rPr>
-        <w:rFonts w:ascii="JetBrains Mono" w:hAnsi="JetBrains Mono" w:cs="JetBrains Mono" w:eastAsia="JetBrains Mono"/>
-        <w:b/>
-        <w:bCs/>
-      </w:rPr>
-      <w:tblPr/>
-      <w:tcPr>
-        <w:tcBorders>
-          <w:top w:val="single" w:sz="8" w:space="0" w:color="402FFF"/>
-          <w:left w:val="single" w:sz="8" w:space="0" w:color="402FFF"/>
-          <w:bottom w:val="single" w:sz="18" w:space="0" w:color="402FFF"/>
-          <w:right w:val="single" w:sz="8" w:space="0" w:color="402FFF"/>
-          <w:insideH w:val="nil"/>
-          <w:insideV w:val="single" w:sz="8" w:space="0" w:color="402FFF"/>
+        <w:rFonts w:asciiTheme="majorHAnsi" w:eastAsiaTheme="majorEastAsia" w:hAnsiTheme="majorHAnsi" w:cstheme="majorBidi"/>
+        <w:b/>
+        <w:bCs/>
+      </w:rPr>
+      <w:tblPr/>
+      <w:tcPr>
+        <w:tcBorders>
+          <w:top w:val="single" w:sz="8" w:space="0" w:color="4F81BD" w:themeColor="accent1"/>
+          <w:left w:val="single" w:sz="8" w:space="0" w:color="4F81BD" w:themeColor="accent1"/>
+          <w:bottom w:val="single" w:sz="18" w:space="0" w:color="4F81BD" w:themeColor="accent1"/>
+          <w:right w:val="single" w:sz="8" w:space="0" w:color="4F81BD" w:themeColor="accent1"/>
+          <w:insideH w:val="nil"/>
+          <w:insideV w:val="single" w:sz="8" w:space="0" w:color="4F81BD" w:themeColor="accent1"/>
         </w:tcBorders>
       </w:tcPr>
     </w:tblStylePr>
@@ -4276,42 +4272,42 @@
         <w:spacing w:before="0" w:after="0" w:line="240" w:lineRule="auto"/>
       </w:pPr>
       <w:rPr>
-        <w:rFonts w:ascii="JetBrains Mono" w:hAnsi="JetBrains Mono" w:cs="JetBrains Mono" w:eastAsia="JetBrains Mono"/>
-        <w:b/>
-        <w:bCs/>
-      </w:rPr>
-      <w:tblPr/>
-      <w:tcPr>
-        <w:tcBorders>
-          <w:top w:val="double" w:sz="6" w:space="0" w:color="402FFF"/>
-          <w:left w:val="single" w:sz="8" w:space="0" w:color="402FFF"/>
-          <w:bottom w:val="single" w:sz="8" w:space="0" w:color="402FFF"/>
-          <w:right w:val="single" w:sz="8" w:space="0" w:color="402FFF"/>
-          <w:insideH w:val="nil"/>
-          <w:insideV w:val="single" w:sz="8" w:space="0" w:color="402FFF"/>
+        <w:rFonts w:asciiTheme="majorHAnsi" w:eastAsiaTheme="majorEastAsia" w:hAnsiTheme="majorHAnsi" w:cstheme="majorBidi"/>
+        <w:b/>
+        <w:bCs/>
+      </w:rPr>
+      <w:tblPr/>
+      <w:tcPr>
+        <w:tcBorders>
+          <w:top w:val="double" w:sz="6" w:space="0" w:color="4F81BD" w:themeColor="accent1"/>
+          <w:left w:val="single" w:sz="8" w:space="0" w:color="4F81BD" w:themeColor="accent1"/>
+          <w:bottom w:val="single" w:sz="8" w:space="0" w:color="4F81BD" w:themeColor="accent1"/>
+          <w:right w:val="single" w:sz="8" w:space="0" w:color="4F81BD" w:themeColor="accent1"/>
+          <w:insideH w:val="nil"/>
+          <w:insideV w:val="single" w:sz="8" w:space="0" w:color="4F81BD" w:themeColor="accent1"/>
         </w:tcBorders>
       </w:tcPr>
     </w:tblStylePr>
     <w:tblStylePr w:type="firstCol">
       <w:rPr>
-        <w:rFonts w:ascii="JetBrains Mono" w:hAnsi="JetBrains Mono" w:cs="JetBrains Mono" w:eastAsia="JetBrains Mono"/>
+        <w:rFonts w:asciiTheme="majorHAnsi" w:eastAsiaTheme="majorEastAsia" w:hAnsiTheme="majorHAnsi" w:cstheme="majorBidi"/>
         <w:b/>
         <w:bCs/>
       </w:rPr>
     </w:tblStylePr>
     <w:tblStylePr w:type="lastCol">
       <w:rPr>
-        <w:rFonts w:ascii="JetBrains Mono" w:hAnsi="JetBrains Mono" w:cs="JetBrains Mono" w:eastAsia="JetBrains Mono"/>
-        <w:b/>
-        <w:bCs/>
-      </w:rPr>
-      <w:tblPr/>
-      <w:tcPr>
-        <w:tcBorders>
-          <w:top w:val="single" w:sz="8" w:space="0" w:color="402FFF"/>
-          <w:left w:val="single" w:sz="8" w:space="0" w:color="402FFF"/>
-          <w:bottom w:val="single" w:sz="8" w:space="0" w:color="402FFF"/>
-          <w:right w:val="single" w:sz="8" w:space="0" w:color="402FFF"/>
+        <w:rFonts w:asciiTheme="majorHAnsi" w:eastAsiaTheme="majorEastAsia" w:hAnsiTheme="majorHAnsi" w:cstheme="majorBidi"/>
+        <w:b/>
+        <w:bCs/>
+      </w:rPr>
+      <w:tblPr/>
+      <w:tcPr>
+        <w:tcBorders>
+          <w:top w:val="single" w:sz="8" w:space="0" w:color="4F81BD" w:themeColor="accent1"/>
+          <w:left w:val="single" w:sz="8" w:space="0" w:color="4F81BD" w:themeColor="accent1"/>
+          <w:bottom w:val="single" w:sz="8" w:space="0" w:color="4F81BD" w:themeColor="accent1"/>
+          <w:right w:val="single" w:sz="8" w:space="0" w:color="4F81BD" w:themeColor="accent1"/>
         </w:tcBorders>
       </w:tcPr>
     </w:tblStylePr>
@@ -4319,10 +4315,10 @@
       <w:tblPr/>
       <w:tcPr>
         <w:tcBorders>
-          <w:top w:val="single" w:sz="8" w:space="0" w:color="402FFF"/>
-          <w:left w:val="single" w:sz="8" w:space="0" w:color="402FFF"/>
-          <w:bottom w:val="single" w:sz="8" w:space="0" w:color="402FFF"/>
-          <w:right w:val="single" w:sz="8" w:space="0" w:color="402FFF"/>
+          <w:top w:val="single" w:sz="8" w:space="0" w:color="4F81BD" w:themeColor="accent1"/>
+          <w:left w:val="single" w:sz="8" w:space="0" w:color="4F81BD" w:themeColor="accent1"/>
+          <w:bottom w:val="single" w:sz="8" w:space="0" w:color="4F81BD" w:themeColor="accent1"/>
+          <w:right w:val="single" w:sz="8" w:space="0" w:color="4F81BD" w:themeColor="accent1"/>
         </w:tcBorders>
         <w:shd w:val="clear" w:color="auto" w:fill="D3DFEE" w:themeFill="accent1" w:themeFillTint="3F"/>
       </w:tcPr>
@@ -4331,11 +4327,11 @@
       <w:tblPr/>
       <w:tcPr>
         <w:tcBorders>
-          <w:top w:val="single" w:sz="8" w:space="0" w:color="402FFF"/>
-          <w:left w:val="single" w:sz="8" w:space="0" w:color="402FFF"/>
-          <w:bottom w:val="single" w:sz="8" w:space="0" w:color="402FFF"/>
-          <w:right w:val="single" w:sz="8" w:space="0" w:color="402FFF"/>
-          <w:insideV w:val="single" w:sz="8" w:space="0" w:color="402FFF"/>
+          <w:top w:val="single" w:sz="8" w:space="0" w:color="4F81BD" w:themeColor="accent1"/>
+          <w:left w:val="single" w:sz="8" w:space="0" w:color="4F81BD" w:themeColor="accent1"/>
+          <w:bottom w:val="single" w:sz="8" w:space="0" w:color="4F81BD" w:themeColor="accent1"/>
+          <w:right w:val="single" w:sz="8" w:space="0" w:color="4F81BD" w:themeColor="accent1"/>
+          <w:insideV w:val="single" w:sz="8" w:space="0" w:color="4F81BD" w:themeColor="accent1"/>
         </w:tcBorders>
         <w:shd w:val="clear" w:color="auto" w:fill="D3DFEE" w:themeFill="accent1" w:themeFillTint="3F"/>
       </w:tcPr>
@@ -4344,11 +4340,11 @@
       <w:tblPr/>
       <w:tcPr>
         <w:tcBorders>
-          <w:top w:val="single" w:sz="8" w:space="0" w:color="402FFF"/>
-          <w:left w:val="single" w:sz="8" w:space="0" w:color="402FFF"/>
-          <w:bottom w:val="single" w:sz="8" w:space="0" w:color="402FFF"/>
-          <w:right w:val="single" w:sz="8" w:space="0" w:color="402FFF"/>
-          <w:insideV w:val="single" w:sz="8" w:space="0" w:color="402FFF"/>
+          <w:top w:val="single" w:sz="8" w:space="0" w:color="4F81BD" w:themeColor="accent1"/>
+          <w:left w:val="single" w:sz="8" w:space="0" w:color="4F81BD" w:themeColor="accent1"/>
+          <w:bottom w:val="single" w:sz="8" w:space="0" w:color="4F81BD" w:themeColor="accent1"/>
+          <w:right w:val="single" w:sz="8" w:space="0" w:color="4F81BD" w:themeColor="accent1"/>
+          <w:insideV w:val="single" w:sz="8" w:space="0" w:color="4F81BD" w:themeColor="accent1"/>
         </w:tcBorders>
       </w:tcPr>
     </w:tblStylePr>
@@ -4385,7 +4381,7 @@
         <w:spacing w:before="0" w:after="0" w:line="240" w:lineRule="auto"/>
       </w:pPr>
       <w:rPr>
-        <w:rFonts w:ascii="JetBrains Mono" w:hAnsi="JetBrains Mono" w:cs="JetBrains Mono" w:eastAsia="JetBrains Mono"/>
+        <w:rFonts w:asciiTheme="majorHAnsi" w:eastAsiaTheme="majorEastAsia" w:hAnsiTheme="majorHAnsi" w:cstheme="majorBidi"/>
         <w:b/>
         <w:bCs/>
       </w:rPr>
@@ -4406,7 +4402,7 @@
         <w:spacing w:before="0" w:after="0" w:line="240" w:lineRule="auto"/>
       </w:pPr>
       <w:rPr>
-        <w:rFonts w:ascii="JetBrains Mono" w:hAnsi="JetBrains Mono" w:cs="JetBrains Mono" w:eastAsia="JetBrains Mono"/>
+        <w:rFonts w:asciiTheme="majorHAnsi" w:eastAsiaTheme="majorEastAsia" w:hAnsiTheme="majorHAnsi" w:cstheme="majorBidi"/>
         <w:b/>
         <w:bCs/>
       </w:rPr>
@@ -4424,14 +4420,14 @@
     </w:tblStylePr>
     <w:tblStylePr w:type="firstCol">
       <w:rPr>
-        <w:rFonts w:ascii="JetBrains Mono" w:hAnsi="JetBrains Mono" w:cs="JetBrains Mono" w:eastAsia="JetBrains Mono"/>
+        <w:rFonts w:asciiTheme="majorHAnsi" w:eastAsiaTheme="majorEastAsia" w:hAnsiTheme="majorHAnsi" w:cstheme="majorBidi"/>
         <w:b/>
         <w:bCs/>
       </w:rPr>
     </w:tblStylePr>
     <w:tblStylePr w:type="lastCol">
       <w:rPr>
-        <w:rFonts w:ascii="JetBrains Mono" w:hAnsi="JetBrains Mono" w:cs="JetBrains Mono" w:eastAsia="JetBrains Mono"/>
+        <w:rFonts w:asciiTheme="majorHAnsi" w:eastAsiaTheme="majorEastAsia" w:hAnsiTheme="majorHAnsi" w:cstheme="majorBidi"/>
         <w:b/>
         <w:bCs/>
       </w:rPr>
@@ -4515,7 +4511,7 @@
         <w:spacing w:before="0" w:after="0" w:line="240" w:lineRule="auto"/>
       </w:pPr>
       <w:rPr>
-        <w:rFonts w:ascii="JetBrains Mono" w:hAnsi="JetBrains Mono" w:cs="JetBrains Mono" w:eastAsia="JetBrains Mono"/>
+        <w:rFonts w:asciiTheme="majorHAnsi" w:eastAsiaTheme="majorEastAsia" w:hAnsiTheme="majorHAnsi" w:cstheme="majorBidi"/>
         <w:b/>
         <w:bCs/>
       </w:rPr>
@@ -4536,7 +4532,7 @@
         <w:spacing w:before="0" w:after="0" w:line="240" w:lineRule="auto"/>
       </w:pPr>
       <w:rPr>
-        <w:rFonts w:ascii="JetBrains Mono" w:hAnsi="JetBrains Mono" w:cs="JetBrains Mono" w:eastAsia="JetBrains Mono"/>
+        <w:rFonts w:asciiTheme="majorHAnsi" w:eastAsiaTheme="majorEastAsia" w:hAnsiTheme="majorHAnsi" w:cstheme="majorBidi"/>
         <w:b/>
         <w:bCs/>
       </w:rPr>
@@ -4554,14 +4550,14 @@
     </w:tblStylePr>
     <w:tblStylePr w:type="firstCol">
       <w:rPr>
-        <w:rFonts w:ascii="JetBrains Mono" w:hAnsi="JetBrains Mono" w:cs="JetBrains Mono" w:eastAsia="JetBrains Mono"/>
+        <w:rFonts w:asciiTheme="majorHAnsi" w:eastAsiaTheme="majorEastAsia" w:hAnsiTheme="majorHAnsi" w:cstheme="majorBidi"/>
         <w:b/>
         <w:bCs/>
       </w:rPr>
     </w:tblStylePr>
     <w:tblStylePr w:type="lastCol">
       <w:rPr>
-        <w:rFonts w:ascii="JetBrains Mono" w:hAnsi="JetBrains Mono" w:cs="JetBrains Mono" w:eastAsia="JetBrains Mono"/>
+        <w:rFonts w:asciiTheme="majorHAnsi" w:eastAsiaTheme="majorEastAsia" w:hAnsiTheme="majorHAnsi" w:cstheme="majorBidi"/>
         <w:b/>
         <w:bCs/>
       </w:rPr>
@@ -4645,7 +4641,7 @@
         <w:spacing w:before="0" w:after="0" w:line="240" w:lineRule="auto"/>
       </w:pPr>
       <w:rPr>
-        <w:rFonts w:ascii="JetBrains Mono" w:hAnsi="JetBrains Mono" w:cs="JetBrains Mono" w:eastAsia="JetBrains Mono"/>
+        <w:rFonts w:asciiTheme="majorHAnsi" w:eastAsiaTheme="majorEastAsia" w:hAnsiTheme="majorHAnsi" w:cstheme="majorBidi"/>
         <w:b/>
         <w:bCs/>
       </w:rPr>
@@ -4666,7 +4662,7 @@
         <w:spacing w:before="0" w:after="0" w:line="240" w:lineRule="auto"/>
       </w:pPr>
       <w:rPr>
-        <w:rFonts w:ascii="JetBrains Mono" w:hAnsi="JetBrains Mono" w:cs="JetBrains Mono" w:eastAsia="JetBrains Mono"/>
+        <w:rFonts w:asciiTheme="majorHAnsi" w:eastAsiaTheme="majorEastAsia" w:hAnsiTheme="majorHAnsi" w:cstheme="majorBidi"/>
         <w:b/>
         <w:bCs/>
       </w:rPr>
@@ -4684,14 +4680,14 @@
     </w:tblStylePr>
     <w:tblStylePr w:type="firstCol">
       <w:rPr>
-        <w:rFonts w:ascii="JetBrains Mono" w:hAnsi="JetBrains Mono" w:cs="JetBrains Mono" w:eastAsia="JetBrains Mono"/>
+        <w:rFonts w:asciiTheme="majorHAnsi" w:eastAsiaTheme="majorEastAsia" w:hAnsiTheme="majorHAnsi" w:cstheme="majorBidi"/>
         <w:b/>
         <w:bCs/>
       </w:rPr>
     </w:tblStylePr>
     <w:tblStylePr w:type="lastCol">
       <w:rPr>
-        <w:rFonts w:ascii="JetBrains Mono" w:hAnsi="JetBrains Mono" w:cs="JetBrains Mono" w:eastAsia="JetBrains Mono"/>
+        <w:rFonts w:asciiTheme="majorHAnsi" w:eastAsiaTheme="majorEastAsia" w:hAnsiTheme="majorHAnsi" w:cstheme="majorBidi"/>
         <w:b/>
         <w:bCs/>
       </w:rPr>
@@ -4775,7 +4771,7 @@
         <w:spacing w:before="0" w:after="0" w:line="240" w:lineRule="auto"/>
       </w:pPr>
       <w:rPr>
-        <w:rFonts w:ascii="JetBrains Mono" w:hAnsi="JetBrains Mono" w:cs="JetBrains Mono" w:eastAsia="JetBrains Mono"/>
+        <w:rFonts w:asciiTheme="majorHAnsi" w:eastAsiaTheme="majorEastAsia" w:hAnsiTheme="majorHAnsi" w:cstheme="majorBidi"/>
         <w:b/>
         <w:bCs/>
       </w:rPr>
@@ -4796,7 +4792,7 @@
         <w:spacing w:before="0" w:after="0" w:line="240" w:lineRule="auto"/>
       </w:pPr>
       <w:rPr>
-        <w:rFonts w:ascii="JetBrains Mono" w:hAnsi="JetBrains Mono" w:cs="JetBrains Mono" w:eastAsia="JetBrains Mono"/>
+        <w:rFonts w:asciiTheme="majorHAnsi" w:eastAsiaTheme="majorEastAsia" w:hAnsiTheme="majorHAnsi" w:cstheme="majorBidi"/>
         <w:b/>
         <w:bCs/>
       </w:rPr>
@@ -4814,14 +4810,14 @@
     </w:tblStylePr>
     <w:tblStylePr w:type="firstCol">
       <w:rPr>
-        <w:rFonts w:ascii="JetBrains Mono" w:hAnsi="JetBrains Mono" w:cs="JetBrains Mono" w:eastAsia="JetBrains Mono"/>
+        <w:rFonts w:asciiTheme="majorHAnsi" w:eastAsiaTheme="majorEastAsia" w:hAnsiTheme="majorHAnsi" w:cstheme="majorBidi"/>
         <w:b/>
         <w:bCs/>
       </w:rPr>
     </w:tblStylePr>
     <w:tblStylePr w:type="lastCol">
       <w:rPr>
-        <w:rFonts w:ascii="JetBrains Mono" w:hAnsi="JetBrains Mono" w:cs="JetBrains Mono" w:eastAsia="JetBrains Mono"/>
+        <w:rFonts w:asciiTheme="majorHAnsi" w:eastAsiaTheme="majorEastAsia" w:hAnsiTheme="majorHAnsi" w:cstheme="majorBidi"/>
         <w:b/>
         <w:bCs/>
       </w:rPr>
@@ -4905,7 +4901,7 @@
         <w:spacing w:before="0" w:after="0" w:line="240" w:lineRule="auto"/>
       </w:pPr>
       <w:rPr>
-        <w:rFonts w:ascii="JetBrains Mono" w:hAnsi="JetBrains Mono" w:cs="JetBrains Mono" w:eastAsia="JetBrains Mono"/>
+        <w:rFonts w:asciiTheme="majorHAnsi" w:eastAsiaTheme="majorEastAsia" w:hAnsiTheme="majorHAnsi" w:cstheme="majorBidi"/>
         <w:b/>
         <w:bCs/>
       </w:rPr>
@@ -4926,7 +4922,7 @@
         <w:spacing w:before="0" w:after="0" w:line="240" w:lineRule="auto"/>
       </w:pPr>
       <w:rPr>
-        <w:rFonts w:ascii="JetBrains Mono" w:hAnsi="JetBrains Mono" w:cs="JetBrains Mono" w:eastAsia="JetBrains Mono"/>
+        <w:rFonts w:asciiTheme="majorHAnsi" w:eastAsiaTheme="majorEastAsia" w:hAnsiTheme="majorHAnsi" w:cstheme="majorBidi"/>
         <w:b/>
         <w:bCs/>
       </w:rPr>
@@ -4944,14 +4940,14 @@
     </w:tblStylePr>
     <w:tblStylePr w:type="firstCol">
       <w:rPr>
-        <w:rFonts w:ascii="JetBrains Mono" w:hAnsi="JetBrains Mono" w:cs="JetBrains Mono" w:eastAsia="JetBrains Mono"/>
+        <w:rFonts w:asciiTheme="majorHAnsi" w:eastAsiaTheme="majorEastAsia" w:hAnsiTheme="majorHAnsi" w:cstheme="majorBidi"/>
         <w:b/>
         <w:bCs/>
       </w:rPr>
     </w:tblStylePr>
     <w:tblStylePr w:type="lastCol">
       <w:rPr>
-        <w:rFonts w:ascii="JetBrains Mono" w:hAnsi="JetBrains Mono" w:cs="JetBrains Mono" w:eastAsia="JetBrains Mono"/>
+        <w:rFonts w:asciiTheme="majorHAnsi" w:eastAsiaTheme="majorEastAsia" w:hAnsiTheme="majorHAnsi" w:cstheme="majorBidi"/>
         <w:b/>
         <w:bCs/>
       </w:rPr>
@@ -5154,7 +5150,7 @@
           <w:insideH w:val="nil"/>
           <w:insideV w:val="nil"/>
         </w:tcBorders>
-        <w:shd w:val="clear" w:color="auto" w:fill="402FFF" w:themeFill="accent1"/>
+        <w:shd w:val="clear" w:color="auto" w:fill="4F81BD" w:themeFill="accent1"/>
       </w:tcPr>
     </w:tblStylePr>
     <w:tblStylePr w:type="lastRow">
@@ -5936,7 +5932,7 @@
           <w:insideH w:val="nil"/>
           <w:insideV w:val="nil"/>
         </w:tcBorders>
-        <w:shd w:val="clear" w:color="auto" w:fill="402FFF" w:themeFill="accent1"/>
+        <w:shd w:val="clear" w:color="auto" w:fill="4F81BD" w:themeFill="accent1"/>
       </w:tcPr>
     </w:tblStylePr>
     <w:tblStylePr w:type="lastRow">
@@ -5975,7 +5971,7 @@
           <w:insideH w:val="nil"/>
           <w:insideV w:val="nil"/>
         </w:tcBorders>
-        <w:shd w:val="clear" w:color="auto" w:fill="402FFF" w:themeFill="accent1"/>
+        <w:shd w:val="clear" w:color="auto" w:fill="4F81BD" w:themeFill="accent1"/>
       </w:tcPr>
     </w:tblStylePr>
     <w:tblStylePr w:type="lastCol">
@@ -5992,7 +5988,7 @@
           <w:insideH w:val="nil"/>
           <w:insideV w:val="nil"/>
         </w:tcBorders>
-        <w:shd w:val="clear" w:color="auto" w:fill="402FFF" w:themeFill="accent1"/>
+        <w:shd w:val="clear" w:color="auto" w:fill="4F81BD" w:themeFill="accent1"/>
       </w:tcPr>
     </w:tblStylePr>
     <w:tblStylePr w:type="band1Vert">
@@ -6816,7 +6812,7 @@
     </w:tblPr>
     <w:tblStylePr w:type="firstRow">
       <w:rPr>
-        <w:rFonts w:ascii="JetBrains Mono" w:hAnsi="JetBrains Mono" w:cs="JetBrains Mono" w:eastAsia="JetBrains Mono"/>
+        <w:rFonts w:asciiTheme="majorHAnsi" w:eastAsiaTheme="majorEastAsia" w:hAnsiTheme="majorHAnsi" w:cstheme="majorBidi"/>
       </w:rPr>
       <w:tblPr/>
       <w:tcPr>
@@ -6888,8 +6884,8 @@
       <w:tblStyleColBandSize w:val="1"/>
       <w:tblInd w:w="0" w:type="dxa"/>
       <w:tblBorders>
-        <w:top w:val="single" w:sz="8" w:space="0" w:color="402FFF"/>
-        <w:bottom w:val="single" w:sz="8" w:space="0" w:color="402FFF"/>
+        <w:top w:val="single" w:sz="8" w:space="0" w:color="4F81BD" w:themeColor="accent1"/>
+        <w:bottom w:val="single" w:sz="8" w:space="0" w:color="4F81BD" w:themeColor="accent1"/>
       </w:tblBorders>
       <w:tblCellMar>
         <w:top w:w="0" w:type="dxa"/>
@@ -6900,13 +6896,13 @@
     </w:tblPr>
     <w:tblStylePr w:type="firstRow">
       <w:rPr>
-        <w:rFonts w:ascii="JetBrains Mono" w:hAnsi="JetBrains Mono" w:cs="JetBrains Mono" w:eastAsia="JetBrains Mono"/>
-      </w:rPr>
-      <w:tblPr/>
-      <w:tcPr>
-        <w:tcBorders>
-          <w:top w:val="nil"/>
-          <w:bottom w:val="single" w:sz="8" w:space="0" w:color="402FFF"/>
+        <w:rFonts w:asciiTheme="majorHAnsi" w:eastAsiaTheme="majorEastAsia" w:hAnsiTheme="majorHAnsi" w:cstheme="majorBidi"/>
+      </w:rPr>
+      <w:tblPr/>
+      <w:tcPr>
+        <w:tcBorders>
+          <w:top w:val="nil"/>
+          <w:bottom w:val="single" w:sz="8" w:space="0" w:color="4F81BD" w:themeColor="accent1"/>
         </w:tcBorders>
       </w:tcPr>
     </w:tblStylePr>
@@ -6919,8 +6915,8 @@
       <w:tblPr/>
       <w:tcPr>
         <w:tcBorders>
-          <w:top w:val="single" w:sz="8" w:space="0" w:color="402FFF"/>
-          <w:bottom w:val="single" w:sz="8" w:space="0" w:color="402FFF"/>
+          <w:top w:val="single" w:sz="8" w:space="0" w:color="4F81BD" w:themeColor="accent1"/>
+          <w:bottom w:val="single" w:sz="8" w:space="0" w:color="4F81BD" w:themeColor="accent1"/>
         </w:tcBorders>
       </w:tcPr>
     </w:tblStylePr>
@@ -6938,8 +6934,8 @@
       <w:tblPr/>
       <w:tcPr>
         <w:tcBorders>
-          <w:top w:val="single" w:sz="8" w:space="0" w:color="402FFF"/>
-          <w:bottom w:val="single" w:sz="8" w:space="0" w:color="402FFF"/>
+          <w:top w:val="single" w:sz="8" w:space="0" w:color="4F81BD" w:themeColor="accent1"/>
+          <w:bottom w:val="single" w:sz="8" w:space="0" w:color="4F81BD" w:themeColor="accent1"/>
         </w:tcBorders>
       </w:tcPr>
     </w:tblStylePr>
@@ -6984,7 +6980,7 @@
     </w:tblPr>
     <w:tblStylePr w:type="firstRow">
       <w:rPr>
-        <w:rFonts w:ascii="JetBrains Mono" w:hAnsi="JetBrains Mono" w:cs="JetBrains Mono" w:eastAsia="JetBrains Mono"/>
+        <w:rFonts w:asciiTheme="majorHAnsi" w:eastAsiaTheme="majorEastAsia" w:hAnsiTheme="majorHAnsi" w:cstheme="majorBidi"/>
       </w:rPr>
       <w:tblPr/>
       <w:tcPr>
@@ -7068,7 +7064,7 @@
     </w:tblPr>
     <w:tblStylePr w:type="firstRow">
       <w:rPr>
-        <w:rFonts w:ascii="JetBrains Mono" w:hAnsi="JetBrains Mono" w:cs="JetBrains Mono" w:eastAsia="JetBrains Mono"/>
+        <w:rFonts w:asciiTheme="majorHAnsi" w:eastAsiaTheme="majorEastAsia" w:hAnsiTheme="majorHAnsi" w:cstheme="majorBidi"/>
       </w:rPr>
       <w:tblPr/>
       <w:tcPr>
@@ -7152,7 +7148,7 @@
     </w:tblPr>
     <w:tblStylePr w:type="firstRow">
       <w:rPr>
-        <w:rFonts w:ascii="JetBrains Mono" w:hAnsi="JetBrains Mono" w:cs="JetBrains Mono" w:eastAsia="JetBrains Mono"/>
+        <w:rFonts w:asciiTheme="majorHAnsi" w:eastAsiaTheme="majorEastAsia" w:hAnsiTheme="majorHAnsi" w:cstheme="majorBidi"/>
       </w:rPr>
       <w:tblPr/>
       <w:tcPr>
@@ -7236,7 +7232,7 @@
     </w:tblPr>
     <w:tblStylePr w:type="firstRow">
       <w:rPr>
-        <w:rFonts w:ascii="JetBrains Mono" w:hAnsi="JetBrains Mono" w:cs="JetBrains Mono" w:eastAsia="JetBrains Mono"/>
+        <w:rFonts w:asciiTheme="majorHAnsi" w:eastAsiaTheme="majorEastAsia" w:hAnsiTheme="majorHAnsi" w:cstheme="majorBidi"/>
       </w:rPr>
       <w:tblPr/>
       <w:tcPr>
@@ -7320,7 +7316,7 @@
     </w:tblPr>
     <w:tblStylePr w:type="firstRow">
       <w:rPr>
-        <w:rFonts w:ascii="JetBrains Mono" w:hAnsi="JetBrains Mono" w:cs="JetBrains Mono" w:eastAsia="JetBrains Mono"/>
+        <w:rFonts w:asciiTheme="majorHAnsi" w:eastAsiaTheme="majorEastAsia" w:hAnsiTheme="majorHAnsi" w:cstheme="majorBidi"/>
       </w:rPr>
       <w:tblPr/>
       <w:tcPr>
@@ -7385,7 +7381,7 @@
       <w:spacing w:after="0" w:line="240" w:lineRule="auto"/>
     </w:pPr>
     <w:rPr>
-      <w:rFonts w:ascii="JetBrains Mono" w:hAnsi="JetBrains Mono" w:cs="JetBrains Mono" w:eastAsia="JetBrains Mono"/>
+      <w:rFonts w:asciiTheme="majorHAnsi" w:eastAsiaTheme="majorEastAsia" w:hAnsiTheme="majorHAnsi" w:cstheme="majorBidi"/>
       <w:color w:val="000000" w:themeColor="text1"/>
     </w:rPr>
     <w:tblPr>
@@ -7513,7 +7509,7 @@
       <w:spacing w:after="0" w:line="240" w:lineRule="auto"/>
     </w:pPr>
     <w:rPr>
-      <w:rFonts w:ascii="JetBrains Mono" w:hAnsi="JetBrains Mono" w:cs="JetBrains Mono" w:eastAsia="JetBrains Mono"/>
+      <w:rFonts w:asciiTheme="majorHAnsi" w:eastAsiaTheme="majorEastAsia" w:hAnsiTheme="majorHAnsi" w:cstheme="majorBidi"/>
       <w:color w:val="000000" w:themeColor="text1"/>
     </w:rPr>
     <w:tblPr>
@@ -7521,10 +7517,10 @@
       <w:tblStyleColBandSize w:val="1"/>
       <w:tblInd w:w="0" w:type="dxa"/>
       <w:tblBorders>
-        <w:top w:val="single" w:sz="8" w:space="0" w:color="402FFF"/>
-        <w:left w:val="single" w:sz="8" w:space="0" w:color="402FFF"/>
-        <w:bottom w:val="single" w:sz="8" w:space="0" w:color="402FFF"/>
-        <w:right w:val="single" w:sz="8" w:space="0" w:color="402FFF"/>
+        <w:top w:val="single" w:sz="8" w:space="0" w:color="4F81BD" w:themeColor="accent1"/>
+        <w:left w:val="single" w:sz="8" w:space="0" w:color="4F81BD" w:themeColor="accent1"/>
+        <w:bottom w:val="single" w:sz="8" w:space="0" w:color="4F81BD" w:themeColor="accent1"/>
+        <w:right w:val="single" w:sz="8" w:space="0" w:color="4F81BD" w:themeColor="accent1"/>
       </w:tblBorders>
       <w:tblCellMar>
         <w:top w:w="0" w:type="dxa"/>
@@ -7543,7 +7539,7 @@
         <w:tcBorders>
           <w:top w:val="nil"/>
           <w:left w:val="nil"/>
-          <w:bottom w:val="single" w:sz="24" w:space="0" w:color="402FFF"/>
+          <w:bottom w:val="single" w:sz="24" w:space="0" w:color="4F81BD" w:themeColor="accent1"/>
           <w:right w:val="nil"/>
           <w:insideH w:val="nil"/>
           <w:insideV w:val="nil"/>
@@ -7555,7 +7551,7 @@
       <w:tblPr/>
       <w:tcPr>
         <w:tcBorders>
-          <w:top w:val="single" w:sz="8" w:space="0" w:color="402FFF"/>
+          <w:top w:val="single" w:sz="8" w:space="0" w:color="4F81BD" w:themeColor="accent1"/>
           <w:left w:val="nil"/>
           <w:bottom w:val="nil"/>
           <w:right w:val="nil"/>
@@ -7572,7 +7568,7 @@
           <w:top w:val="nil"/>
           <w:left w:val="nil"/>
           <w:bottom w:val="nil"/>
-          <w:right w:val="single" w:sz="8" w:space="0" w:color="402FFF"/>
+          <w:right w:val="single" w:sz="8" w:space="0" w:color="4F81BD" w:themeColor="accent1"/>
           <w:insideH w:val="nil"/>
           <w:insideV w:val="nil"/>
         </w:tcBorders>
@@ -7584,7 +7580,7 @@
       <w:tcPr>
         <w:tcBorders>
           <w:top w:val="nil"/>
-          <w:left w:val="single" w:sz="8" w:space="0" w:color="402FFF"/>
+          <w:left w:val="single" w:sz="8" w:space="0" w:color="4F81BD" w:themeColor="accent1"/>
           <w:bottom w:val="nil"/>
           <w:right w:val="nil"/>
           <w:insideH w:val="nil"/>
@@ -7641,7 +7637,7 @@
       <w:spacing w:after="0" w:line="240" w:lineRule="auto"/>
     </w:pPr>
     <w:rPr>
-      <w:rFonts w:ascii="JetBrains Mono" w:hAnsi="JetBrains Mono" w:cs="JetBrains Mono" w:eastAsia="JetBrains Mono"/>
+      <w:rFonts w:asciiTheme="majorHAnsi" w:eastAsiaTheme="majorEastAsia" w:hAnsiTheme="majorHAnsi" w:cstheme="majorBidi"/>
       <w:color w:val="000000" w:themeColor="text1"/>
     </w:rPr>
     <w:tblPr>
@@ -7769,7 +7765,7 @@
       <w:spacing w:after="0" w:line="240" w:lineRule="auto"/>
     </w:pPr>
     <w:rPr>
-      <w:rFonts w:ascii="JetBrains Mono" w:hAnsi="JetBrains Mono" w:cs="JetBrains Mono" w:eastAsia="JetBrains Mono"/>
+      <w:rFonts w:asciiTheme="majorHAnsi" w:eastAsiaTheme="majorEastAsia" w:hAnsiTheme="majorHAnsi" w:cstheme="majorBidi"/>
       <w:color w:val="000000" w:themeColor="text1"/>
     </w:rPr>
     <w:tblPr>
@@ -7897,7 +7893,7 @@
       <w:spacing w:after="0" w:line="240" w:lineRule="auto"/>
     </w:pPr>
     <w:rPr>
-      <w:rFonts w:ascii="JetBrains Mono" w:hAnsi="JetBrains Mono" w:cs="JetBrains Mono" w:eastAsia="JetBrains Mono"/>
+      <w:rFonts w:asciiTheme="majorHAnsi" w:eastAsiaTheme="majorEastAsia" w:hAnsiTheme="majorHAnsi" w:cstheme="majorBidi"/>
       <w:color w:val="000000" w:themeColor="text1"/>
     </w:rPr>
     <w:tblPr>
@@ -8025,7 +8021,7 @@
       <w:spacing w:after="0" w:line="240" w:lineRule="auto"/>
     </w:pPr>
     <w:rPr>
-      <w:rFonts w:ascii="JetBrains Mono" w:hAnsi="JetBrains Mono" w:cs="JetBrains Mono" w:eastAsia="JetBrains Mono"/>
+      <w:rFonts w:asciiTheme="majorHAnsi" w:eastAsiaTheme="majorEastAsia" w:hAnsiTheme="majorHAnsi" w:cstheme="majorBidi"/>
       <w:color w:val="000000" w:themeColor="text1"/>
     </w:rPr>
     <w:tblPr>
@@ -8153,7 +8149,7 @@
       <w:spacing w:after="0" w:line="240" w:lineRule="auto"/>
     </w:pPr>
     <w:rPr>
-      <w:rFonts w:ascii="JetBrains Mono" w:hAnsi="JetBrains Mono" w:cs="JetBrains Mono" w:eastAsia="JetBrains Mono"/>
+      <w:rFonts w:asciiTheme="majorHAnsi" w:eastAsiaTheme="majorEastAsia" w:hAnsiTheme="majorHAnsi" w:cstheme="majorBidi"/>
       <w:color w:val="000000" w:themeColor="text1"/>
     </w:rPr>
     <w:tblPr>
@@ -8792,7 +8788,7 @@
       <w:spacing w:after="0" w:line="240" w:lineRule="auto"/>
     </w:pPr>
     <w:rPr>
-      <w:rFonts w:ascii="JetBrains Mono" w:hAnsi="JetBrains Mono" w:cs="JetBrains Mono" w:eastAsia="JetBrains Mono"/>
+      <w:rFonts w:asciiTheme="majorHAnsi" w:eastAsiaTheme="majorEastAsia" w:hAnsiTheme="majorHAnsi" w:cstheme="majorBidi"/>
       <w:color w:val="000000" w:themeColor="text1"/>
     </w:rPr>
     <w:tblPr>
@@ -8917,7 +8913,7 @@
       <w:spacing w:after="0" w:line="240" w:lineRule="auto"/>
     </w:pPr>
     <w:rPr>
-      <w:rFonts w:ascii="JetBrains Mono" w:hAnsi="JetBrains Mono" w:cs="JetBrains Mono" w:eastAsia="JetBrains Mono"/>
+      <w:rFonts w:asciiTheme="majorHAnsi" w:eastAsiaTheme="majorEastAsia" w:hAnsiTheme="majorHAnsi" w:cstheme="majorBidi"/>
       <w:color w:val="000000" w:themeColor="text1"/>
     </w:rPr>
     <w:tblPr>
@@ -8925,12 +8921,12 @@
       <w:tblStyleColBandSize w:val="1"/>
       <w:tblInd w:w="0" w:type="dxa"/>
       <w:tblBorders>
-        <w:top w:val="single" w:sz="8" w:space="0" w:color="402FFF"/>
-        <w:left w:val="single" w:sz="8" w:space="0" w:color="402FFF"/>
-        <w:bottom w:val="single" w:sz="8" w:space="0" w:color="402FFF"/>
-        <w:right w:val="single" w:sz="8" w:space="0" w:color="402FFF"/>
-        <w:insideH w:val="single" w:sz="8" w:space="0" w:color="402FFF"/>
-        <w:insideV w:val="single" w:sz="8" w:space="0" w:color="402FFF"/>
+        <w:top w:val="single" w:sz="8" w:space="0" w:color="4F81BD" w:themeColor="accent1"/>
+        <w:left w:val="single" w:sz="8" w:space="0" w:color="4F81BD" w:themeColor="accent1"/>
+        <w:bottom w:val="single" w:sz="8" w:space="0" w:color="4F81BD" w:themeColor="accent1"/>
+        <w:right w:val="single" w:sz="8" w:space="0" w:color="4F81BD" w:themeColor="accent1"/>
+        <w:insideH w:val="single" w:sz="8" w:space="0" w:color="4F81BD" w:themeColor="accent1"/>
+        <w:insideV w:val="single" w:sz="8" w:space="0" w:color="4F81BD" w:themeColor="accent1"/>
       </w:tblBorders>
       <w:tblCellMar>
         <w:top w:w="0" w:type="dxa"/>
@@ -9020,8 +9016,8 @@
       <w:tblPr/>
       <w:tcPr>
         <w:tcBorders>
-          <w:insideH w:val="single" w:sz="6" w:space="0" w:color="402FFF"/>
-          <w:insideV w:val="single" w:sz="6" w:space="0" w:color="402FFF"/>
+          <w:insideH w:val="single" w:sz="6" w:space="0" w:color="4F81BD" w:themeColor="accent1"/>
+          <w:insideV w:val="single" w:sz="6" w:space="0" w:color="4F81BD" w:themeColor="accent1"/>
         </w:tcBorders>
         <w:shd w:val="clear" w:color="auto" w:fill="A7BFDE" w:themeFill="accent1" w:themeFillTint="7F"/>
       </w:tcPr>
@@ -9042,7 +9038,7 @@
       <w:spacing w:after="0" w:line="240" w:lineRule="auto"/>
     </w:pPr>
     <w:rPr>
-      <w:rFonts w:ascii="JetBrains Mono" w:hAnsi="JetBrains Mono" w:cs="JetBrains Mono" w:eastAsia="JetBrains Mono"/>
+      <w:rFonts w:asciiTheme="majorHAnsi" w:eastAsiaTheme="majorEastAsia" w:hAnsiTheme="majorHAnsi" w:cstheme="majorBidi"/>
       <w:color w:val="000000" w:themeColor="text1"/>
     </w:rPr>
     <w:tblPr>
@@ -9167,7 +9163,7 @@
       <w:spacing w:after="0" w:line="240" w:lineRule="auto"/>
     </w:pPr>
     <w:rPr>
-      <w:rFonts w:ascii="JetBrains Mono" w:hAnsi="JetBrains Mono" w:cs="JetBrains Mono" w:eastAsia="JetBrains Mono"/>
+      <w:rFonts w:asciiTheme="majorHAnsi" w:eastAsiaTheme="majorEastAsia" w:hAnsiTheme="majorHAnsi" w:cstheme="majorBidi"/>
       <w:color w:val="000000" w:themeColor="text1"/>
     </w:rPr>
     <w:tblPr>
@@ -9292,7 +9288,7 @@
       <w:spacing w:after="0" w:line="240" w:lineRule="auto"/>
     </w:pPr>
     <w:rPr>
-      <w:rFonts w:ascii="JetBrains Mono" w:hAnsi="JetBrains Mono" w:cs="JetBrains Mono" w:eastAsia="JetBrains Mono"/>
+      <w:rFonts w:asciiTheme="majorHAnsi" w:eastAsiaTheme="majorEastAsia" w:hAnsiTheme="majorHAnsi" w:cstheme="majorBidi"/>
       <w:color w:val="000000" w:themeColor="text1"/>
     </w:rPr>
     <w:tblPr>
@@ -9417,7 +9413,7 @@
       <w:spacing w:after="0" w:line="240" w:lineRule="auto"/>
     </w:pPr>
     <w:rPr>
-      <w:rFonts w:ascii="JetBrains Mono" w:hAnsi="JetBrains Mono" w:cs="JetBrains Mono" w:eastAsia="JetBrains Mono"/>
+      <w:rFonts w:asciiTheme="majorHAnsi" w:eastAsiaTheme="majorEastAsia" w:hAnsiTheme="majorHAnsi" w:cstheme="majorBidi"/>
       <w:color w:val="000000" w:themeColor="text1"/>
     </w:rPr>
     <w:tblPr>
@@ -9542,7 +9538,7 @@
       <w:spacing w:after="0" w:line="240" w:lineRule="auto"/>
     </w:pPr>
     <w:rPr>
-      <w:rFonts w:ascii="JetBrains Mono" w:hAnsi="JetBrains Mono" w:cs="JetBrains Mono" w:eastAsia="JetBrains Mono"/>
+      <w:rFonts w:asciiTheme="majorHAnsi" w:eastAsiaTheme="majorEastAsia" w:hAnsiTheme="majorHAnsi" w:cstheme="majorBidi"/>
       <w:color w:val="000000" w:themeColor="text1"/>
     </w:rPr>
     <w:tblPr>
@@ -9847,7 +9843,7 @@
           <w:insideH w:val="nil"/>
           <w:insideV w:val="single" w:sz="8" w:space="0" w:color="FFFFFF" w:themeColor="background1"/>
         </w:tcBorders>
-        <w:shd w:val="clear" w:color="auto" w:fill="402FFF" w:themeFill="accent1"/>
+        <w:shd w:val="clear" w:color="auto" w:fill="4F81BD" w:themeFill="accent1"/>
       </w:tcPr>
     </w:tblStylePr>
     <w:tblStylePr w:type="lastRow">
@@ -9868,7 +9864,7 @@
           <w:insideH w:val="nil"/>
           <w:insideV w:val="single" w:sz="8" w:space="0" w:color="FFFFFF" w:themeColor="background1"/>
         </w:tcBorders>
-        <w:shd w:val="clear" w:color="auto" w:fill="402FFF" w:themeFill="accent1"/>
+        <w:shd w:val="clear" w:color="auto" w:fill="4F81BD" w:themeFill="accent1"/>
       </w:tcPr>
     </w:tblStylePr>
     <w:tblStylePr w:type="firstCol">
@@ -9887,7 +9883,7 @@
           <w:insideH w:val="nil"/>
           <w:insideV w:val="nil"/>
         </w:tcBorders>
-        <w:shd w:val="clear" w:color="auto" w:fill="402FFF" w:themeFill="accent1"/>
+        <w:shd w:val="clear" w:color="auto" w:fill="4F81BD" w:themeFill="accent1"/>
       </w:tcPr>
     </w:tblStylePr>
     <w:tblStylePr w:type="lastCol">
@@ -9908,7 +9904,7 @@
           <w:insideH w:val="nil"/>
           <w:insideV w:val="nil"/>
         </w:tcBorders>
-        <w:shd w:val="clear" w:color="auto" w:fill="402FFF" w:themeFill="accent1"/>
+        <w:shd w:val="clear" w:color="auto" w:fill="4F81BD" w:themeFill="accent1"/>
       </w:tcPr>
     </w:tblStylePr>
     <w:tblStylePr w:type="band1Vert">
@@ -10782,7 +10778,7 @@
       </w:tblCellMar>
     </w:tblPr>
     <w:tcPr>
-      <w:shd w:val="clear" w:color="auto" w:fill="402FFF" w:themeFill="accent1"/>
+      <w:shd w:val="clear" w:color="auto" w:fill="4F81BD" w:themeFill="accent1"/>
     </w:tcPr>
     <w:tblStylePr w:type="firstRow">
       <w:rPr>
@@ -10813,7 +10809,7 @@
           <w:insideH w:val="nil"/>
           <w:insideV w:val="nil"/>
         </w:tcBorders>
-        <w:shd w:val="clear" w:color="auto" w:fill="402FFF" w:themeFill="accent1" w:themeFillShade="7F"/>
+        <w:shd w:val="clear" w:color="auto" w:fill="243F60" w:themeFill="accent1" w:themeFillShade="7F"/>
       </w:tcPr>
     </w:tblStylePr>
     <w:tblStylePr w:type="firstCol">
@@ -10827,7 +10823,7 @@
           <w:insideH w:val="nil"/>
           <w:insideV w:val="nil"/>
         </w:tcBorders>
-        <w:shd w:val="clear" w:color="auto" w:fill="402FFF" w:themeFill="accent1" w:themeFillShade="BF"/>
+        <w:shd w:val="clear" w:color="auto" w:fill="365F91" w:themeFill="accent1" w:themeFillShade="BF"/>
       </w:tcPr>
     </w:tblStylePr>
     <w:tblStylePr w:type="lastCol">
@@ -10841,7 +10837,7 @@
           <w:insideH w:val="nil"/>
           <w:insideV w:val="nil"/>
         </w:tcBorders>
-        <w:shd w:val="clear" w:color="auto" w:fill="402FFF" w:themeFill="accent1" w:themeFillShade="BF"/>
+        <w:shd w:val="clear" w:color="auto" w:fill="365F91" w:themeFill="accent1" w:themeFillShade="BF"/>
       </w:tcPr>
     </w:tblStylePr>
     <w:tblStylePr w:type="band1Vert">
@@ -10855,7 +10851,7 @@
           <w:insideH w:val="nil"/>
           <w:insideV w:val="nil"/>
         </w:tcBorders>
-        <w:shd w:val="clear" w:color="auto" w:fill="402FFF" w:themeFill="accent1" w:themeFillShade="BF"/>
+        <w:shd w:val="clear" w:color="auto" w:fill="365F91" w:themeFill="accent1" w:themeFillShade="BF"/>
       </w:tcPr>
     </w:tblStylePr>
     <w:tblStylePr w:type="band1Horz">
@@ -10869,7 +10865,7 @@
           <w:insideH w:val="nil"/>
           <w:insideV w:val="nil"/>
         </w:tcBorders>
-        <w:shd w:val="clear" w:color="auto" w:fill="402FFF" w:themeFill="accent1" w:themeFillShade="BF"/>
+        <w:shd w:val="clear" w:color="auto" w:fill="365F91" w:themeFill="accent1" w:themeFillShade="BF"/>
       </w:tcPr>
     </w:tblStylePr>
   </w:style>
@@ -11582,9 +11578,9 @@
       <w:tblInd w:w="0" w:type="dxa"/>
       <w:tblBorders>
         <w:top w:val="single" w:sz="24" w:space="0" w:color="C0504D" w:themeColor="accent2"/>
-        <w:left w:val="single" w:sz="4" w:space="0" w:color="402FFF"/>
-        <w:bottom w:val="single" w:sz="4" w:space="0" w:color="402FFF"/>
-        <w:right w:val="single" w:sz="4" w:space="0" w:color="402FFF"/>
+        <w:left w:val="single" w:sz="4" w:space="0" w:color="4F81BD" w:themeColor="accent1"/>
+        <w:bottom w:val="single" w:sz="4" w:space="0" w:color="4F81BD" w:themeColor="accent1"/>
+        <w:right w:val="single" w:sz="4" w:space="0" w:color="4F81BD" w:themeColor="accent1"/>
         <w:insideH w:val="single" w:sz="4" w:space="0" w:color="FFFFFF" w:themeColor="background1"/>
         <w:insideV w:val="single" w:sz="4" w:space="0" w:color="FFFFFF" w:themeColor="background1"/>
       </w:tblBorders>
@@ -13024,7 +13020,7 @@
       </w:rPr>
       <w:tblPr/>
       <w:tcPr>
-        <w:shd w:val="clear" w:color="auto" w:fill="402FFF" w:themeFill="accent1" w:themeFillShade="BF"/>
+        <w:shd w:val="clear" w:color="auto" w:fill="365F91" w:themeFill="accent1" w:themeFillShade="BF"/>
       </w:tcPr>
     </w:tblStylePr>
     <w:tblStylePr w:type="lastCol">
@@ -13033,7 +13029,7 @@
       </w:rPr>
       <w:tblPr/>
       <w:tcPr>
-        <w:shd w:val="clear" w:color="auto" w:fill="402FFF" w:themeFill="accent1" w:themeFillShade="BF"/>
+        <w:shd w:val="clear" w:color="auto" w:fill="365F91" w:themeFill="accent1" w:themeFillShade="BF"/>
       </w:tcPr>
     </w:tblStylePr>
     <w:tblStylePr w:type="band1Vert">
@@ -13631,7 +13627,7 @@
       <w:rFonts w:asciiTheme="majorHAnsi" w:eastAsiaTheme="majorEastAsia" w:hAnsiTheme="majorHAnsi" w:cstheme="majorBidi"/>
       <w:b/>
       <w:bCs/>
-      <w:color w:val="402FFF" w:themeColor="accent1" w:themeShade="BF"/>
+      <w:color w:val="365F91" w:themeColor="accent1" w:themeShade="BF"/>
       <w:sz w:val="28"/>
       <w:szCs w:val="28"/>
     </w:rPr>
@@ -13655,7 +13651,7 @@
       <w:rFonts w:asciiTheme="majorHAnsi" w:eastAsiaTheme="majorEastAsia" w:hAnsiTheme="majorHAnsi" w:cstheme="majorBidi"/>
       <w:b/>
       <w:bCs/>
-      <w:color w:val="402FFF" w:themeColor="accent1"/>
+      <w:color w:val="4F81BD" w:themeColor="accent1"/>
       <w:sz w:val="26"/>
       <w:szCs w:val="26"/>
     </w:rPr>
@@ -13679,7 +13675,7 @@
       <w:rFonts w:asciiTheme="majorHAnsi" w:eastAsiaTheme="majorEastAsia" w:hAnsiTheme="majorHAnsi" w:cstheme="majorBidi"/>
       <w:b/>
       <w:bCs/>
-      <w:color w:val="402FFF" w:themeColor="accent1"/>
+      <w:color w:val="4F81BD" w:themeColor="accent1"/>
     </w:rPr>
   </w:style>
   <w:style w:type="paragraph" w:styleId="Heading4">
@@ -13704,7 +13700,7 @@
       <w:bCs/>
       <w:i/>
       <w:iCs/>
-      <w:color w:val="402FFF" w:themeColor="accent1"/>
+      <w:color w:val="4F81BD" w:themeColor="accent1"/>
     </w:rPr>
   </w:style>
   <w:style w:type="paragraph" w:styleId="Heading5">
@@ -13725,7 +13721,7 @@
     </w:pPr>
     <w:rPr>
       <w:rFonts w:asciiTheme="majorHAnsi" w:eastAsiaTheme="majorEastAsia" w:hAnsiTheme="majorHAnsi" w:cstheme="majorBidi"/>
-      <w:color w:val="402FFF" w:themeColor="accent1" w:themeShade="7F"/>
+      <w:color w:val="243F60" w:themeColor="accent1" w:themeShade="7F"/>
     </w:rPr>
   </w:style>
   <w:style w:type="paragraph" w:styleId="Heading6">
@@ -13748,7 +13744,7 @@
       <w:rFonts w:asciiTheme="majorHAnsi" w:eastAsiaTheme="majorEastAsia" w:hAnsiTheme="majorHAnsi" w:cstheme="majorBidi"/>
       <w:i/>
       <w:iCs/>
-      <w:color w:val="402FFF" w:themeColor="accent1" w:themeShade="7F"/>
+      <w:color w:val="243F60" w:themeColor="accent1" w:themeShade="7F"/>
     </w:rPr>
   </w:style>
   <w:style w:type="paragraph" w:styleId="Heading7">
@@ -13792,7 +13788,7 @@
     </w:pPr>
     <w:rPr>
       <w:rFonts w:asciiTheme="majorHAnsi" w:eastAsiaTheme="majorEastAsia" w:hAnsiTheme="majorHAnsi" w:cstheme="majorBidi"/>
-      <w:color w:val="402FFF" w:themeColor="accent1"/>
+      <w:color w:val="4F81BD" w:themeColor="accent1"/>
       <w:sz w:val="20"/>
       <w:szCs w:val="20"/>
     </w:rPr>
@@ -13868,7 +13864,7 @@
       <w:rFonts w:asciiTheme="majorHAnsi" w:eastAsiaTheme="majorEastAsia" w:hAnsiTheme="majorHAnsi" w:cstheme="majorBidi"/>
       <w:b/>
       <w:bCs/>
-      <w:color w:val="402FFF" w:themeColor="accent1" w:themeShade="BF"/>
+      <w:color w:val="365F91" w:themeColor="accent1" w:themeShade="BF"/>
       <w:sz w:val="28"/>
       <w:szCs w:val="28"/>
     </w:rPr>
@@ -13883,7 +13879,7 @@
       <w:rFonts w:asciiTheme="majorHAnsi" w:eastAsiaTheme="majorEastAsia" w:hAnsiTheme="majorHAnsi" w:cstheme="majorBidi"/>
       <w:b/>
       <w:bCs/>
-      <w:color w:val="402FFF" w:themeColor="accent1"/>
+      <w:color w:val="4F81BD" w:themeColor="accent1"/>
       <w:sz w:val="26"/>
       <w:szCs w:val="26"/>
     </w:rPr>
@@ -13898,7 +13894,7 @@
       <w:rFonts w:asciiTheme="majorHAnsi" w:eastAsiaTheme="majorEastAsia" w:hAnsiTheme="majorHAnsi" w:cstheme="majorBidi"/>
       <w:b/>
       <w:bCs/>
-      <w:color w:val="402FFF" w:themeColor="accent1"/>
+      <w:color w:val="4F81BD" w:themeColor="accent1"/>
     </w:rPr>
   </w:style>
   <w:style w:type="paragraph" w:styleId="Title">
@@ -13911,14 +13907,14 @@
     <w:rsid w:val="00FC693F"/>
     <w:pPr>
       <w:pBdr>
-        <w:bottom w:val="single" w:sz="8" w:space="4" w:color="402FFF" w:themeColor="accent1"/>
+        <w:bottom w:val="single" w:sz="8" w:space="4" w:color="4F81BD" w:themeColor="accent1"/>
       </w:pBdr>
       <w:spacing w:after="300" w:line="240" w:lineRule="auto"/>
       <w:contextualSpacing/>
     </w:pPr>
     <w:rPr>
       <w:rFonts w:asciiTheme="majorHAnsi" w:eastAsiaTheme="majorEastAsia" w:hAnsiTheme="majorHAnsi" w:cstheme="majorBidi"/>
-      <w:color w:val="1B1C21" w:themeColor="text2" w:themeShade="BF"/>
+      <w:color w:val="17365D" w:themeColor="text2" w:themeShade="BF"/>
       <w:spacing w:val="5"/>
       <w:kern w:val="28"/>
       <w:sz w:val="52"/>
@@ -13933,7 +13929,7 @@
     <w:rsid w:val="00FC693F"/>
     <w:rPr>
       <w:rFonts w:asciiTheme="majorHAnsi" w:eastAsiaTheme="majorEastAsia" w:hAnsiTheme="majorHAnsi" w:cstheme="majorBidi"/>
-      <w:color w:val="1B1C21" w:themeColor="text2" w:themeShade="BF"/>
+      <w:color w:val="17365D" w:themeColor="text2" w:themeShade="BF"/>
       <w:spacing w:val="5"/>
       <w:kern w:val="28"/>
       <w:sz w:val="52"/>
@@ -13957,7 +13953,7 @@
       <w:rFonts w:asciiTheme="majorHAnsi" w:eastAsiaTheme="majorEastAsia" w:hAnsiTheme="majorHAnsi" w:cstheme="majorBidi"/>
       <w:i/>
       <w:iCs/>
-      <w:color w:val="402FFF" w:themeColor="accent1"/>
+      <w:color w:val="4F81BD" w:themeColor="accent1"/>
       <w:spacing w:val="15"/>
       <w:sz w:val="24"/>
       <w:szCs w:val="24"/>
@@ -13973,7 +13969,7 @@
       <w:rFonts w:asciiTheme="majorHAnsi" w:eastAsiaTheme="majorEastAsia" w:hAnsiTheme="majorHAnsi" w:cstheme="majorBidi"/>
       <w:i/>
       <w:iCs/>
-      <w:color w:val="402FFF" w:themeColor="accent1"/>
+      <w:color w:val="4F81BD" w:themeColor="accent1"/>
       <w:spacing w:val="15"/>
       <w:sz w:val="24"/>
       <w:szCs w:val="24"/>
@@ -14273,7 +14269,7 @@
       <w:bCs/>
       <w:i/>
       <w:iCs/>
-      <w:color w:val="402FFF" w:themeColor="accent1"/>
+      <w:color w:val="4F81BD" w:themeColor="accent1"/>
     </w:rPr>
   </w:style>
   <w:style w:type="character" w:customStyle="1" w:styleId="Heading5Char">
@@ -14285,7 +14281,7 @@
     <w:rsid w:val="00FC693F"/>
     <w:rPr>
       <w:rFonts w:asciiTheme="majorHAnsi" w:eastAsiaTheme="majorEastAsia" w:hAnsiTheme="majorHAnsi" w:cstheme="majorBidi"/>
-      <w:color w:val="402FFF" w:themeColor="accent1" w:themeShade="7F"/>
+      <w:color w:val="243F60" w:themeColor="accent1" w:themeShade="7F"/>
     </w:rPr>
   </w:style>
   <w:style w:type="character" w:customStyle="1" w:styleId="Heading6Char">
@@ -14299,7 +14295,7 @@
       <w:rFonts w:asciiTheme="majorHAnsi" w:eastAsiaTheme="majorEastAsia" w:hAnsiTheme="majorHAnsi" w:cstheme="majorBidi"/>
       <w:i/>
       <w:iCs/>
-      <w:color w:val="402FFF" w:themeColor="accent1" w:themeShade="7F"/>
+      <w:color w:val="243F60" w:themeColor="accent1" w:themeShade="7F"/>
     </w:rPr>
   </w:style>
   <w:style w:type="character" w:customStyle="1" w:styleId="Heading7Char">
@@ -14325,7 +14321,7 @@
     <w:rsid w:val="00FC693F"/>
     <w:rPr>
       <w:rFonts w:asciiTheme="majorHAnsi" w:eastAsiaTheme="majorEastAsia" w:hAnsiTheme="majorHAnsi" w:cstheme="majorBidi"/>
-      <w:color w:val="402FFF" w:themeColor="accent1"/>
+      <w:color w:val="4F81BD" w:themeColor="accent1"/>
       <w:sz w:val="20"/>
       <w:szCs w:val="20"/>
     </w:rPr>
@@ -14361,7 +14357,7 @@
     <w:rPr>
       <w:b/>
       <w:bCs/>
-      <w:color w:val="402FFF" w:themeColor="accent1"/>
+      <w:color w:val="4F81BD" w:themeColor="accent1"/>
       <w:sz w:val="18"/>
       <w:szCs w:val="18"/>
     </w:rPr>
@@ -14398,7 +14394,7 @@
     <w:rsid w:val="00FC693F"/>
     <w:pPr>
       <w:pBdr>
-        <w:bottom w:val="single" w:sz="4" w:space="4" w:color="402FFF" w:themeColor="accent1"/>
+        <w:bottom w:val="single" w:sz="4" w:space="4" w:color="4F81BD" w:themeColor="accent1"/>
       </w:pBdr>
       <w:spacing w:before="200" w:after="280"/>
       <w:ind w:left="936" w:right="936"/>
@@ -14408,7 +14404,7 @@
       <w:bCs/>
       <w:i/>
       <w:iCs/>
-      <w:color w:val="402FFF" w:themeColor="accent1"/>
+      <w:color w:val="4F81BD" w:themeColor="accent1"/>
     </w:rPr>
   </w:style>
   <w:style w:type="character" w:customStyle="1" w:styleId="IntenseQuoteChar">
@@ -14422,7 +14418,7 @@
       <w:bCs/>
       <w:i/>
       <w:iCs/>
-      <w:color w:val="402FFF" w:themeColor="accent1"/>
+      <w:color w:val="4F81BD" w:themeColor="accent1"/>
     </w:rPr>
   </w:style>
   <w:style w:type="character" w:styleId="SubtleEmphasis">
@@ -14448,7 +14444,7 @@
       <w:bCs/>
       <w:i/>
       <w:iCs/>
-      <w:color w:val="402FFF" w:themeColor="accent1"/>
+      <w:color w:val="4F81BD" w:themeColor="accent1"/>
     </w:rPr>
   </w:style>
   <w:style w:type="character" w:styleId="SubtleReference">
@@ -14642,15 +14638,15 @@
       <w:spacing w:after="0" w:line="240" w:lineRule="auto"/>
     </w:pPr>
     <w:rPr>
-      <w:color w:val="402FFF" w:themeColor="accent1" w:themeShade="BF"/>
+      <w:color w:val="365F91" w:themeColor="accent1" w:themeShade="BF"/>
     </w:rPr>
     <w:tblPr>
       <w:tblStyleRowBandSize w:val="1"/>
       <w:tblStyleColBandSize w:val="1"/>
       <w:tblInd w:w="0" w:type="dxa"/>
       <w:tblBorders>
-        <w:top w:val="single" w:sz="8" w:space="0" w:color="402FFF" w:themeColor="accent1"/>
-        <w:bottom w:val="single" w:sz="8" w:space="0" w:color="402FFF" w:themeColor="accent1"/>
+        <w:top w:val="single" w:sz="8" w:space="0" w:color="4F81BD" w:themeColor="accent1"/>
+        <w:bottom w:val="single" w:sz="8" w:space="0" w:color="4F81BD" w:themeColor="accent1"/>
       </w:tblBorders>
       <w:tblCellMar>
         <w:top w:w="0" w:type="dxa"/>
@@ -14670,9 +14666,9 @@
       <w:tblPr/>
       <w:tcPr>
         <w:tcBorders>
-          <w:top w:val="single" w:sz="8" w:space="0" w:color="402FFF" w:themeColor="accent1"/>
-          <w:left w:val="nil"/>
-          <w:bottom w:val="single" w:sz="8" w:space="0" w:color="402FFF" w:themeColor="accent1"/>
+          <w:top w:val="single" w:sz="8" w:space="0" w:color="4F81BD" w:themeColor="accent1"/>
+          <w:left w:val="nil"/>
+          <w:bottom w:val="single" w:sz="8" w:space="0" w:color="4F81BD" w:themeColor="accent1"/>
           <w:right w:val="nil"/>
           <w:insideH w:val="nil"/>
           <w:insideV w:val="nil"/>
@@ -14690,9 +14686,9 @@
       <w:tblPr/>
       <w:tcPr>
         <w:tcBorders>
-          <w:top w:val="single" w:sz="8" w:space="0" w:color="402FFF" w:themeColor="accent1"/>
-          <w:left w:val="nil"/>
-          <w:bottom w:val="single" w:sz="8" w:space="0" w:color="402FFF" w:themeColor="accent1"/>
+          <w:top w:val="single" w:sz="8" w:space="0" w:color="4F81BD" w:themeColor="accent1"/>
+          <w:left w:val="nil"/>
+          <w:bottom w:val="single" w:sz="8" w:space="0" w:color="4F81BD" w:themeColor="accent1"/>
           <w:right w:val="nil"/>
           <w:insideH w:val="nil"/>
           <w:insideV w:val="nil"/>
@@ -15356,10 +15352,10 @@
       <w:tblStyleColBandSize w:val="1"/>
       <w:tblInd w:w="0" w:type="dxa"/>
       <w:tblBorders>
-        <w:top w:val="single" w:sz="8" w:space="0" w:color="402FFF" w:themeColor="accent1"/>
-        <w:left w:val="single" w:sz="8" w:space="0" w:color="402FFF" w:themeColor="accent1"/>
-        <w:bottom w:val="single" w:sz="8" w:space="0" w:color="402FFF" w:themeColor="accent1"/>
-        <w:right w:val="single" w:sz="8" w:space="0" w:color="402FFF" w:themeColor="accent1"/>
+        <w:top w:val="single" w:sz="8" w:space="0" w:color="4F81BD" w:themeColor="accent1"/>
+        <w:left w:val="single" w:sz="8" w:space="0" w:color="4F81BD" w:themeColor="accent1"/>
+        <w:bottom w:val="single" w:sz="8" w:space="0" w:color="4F81BD" w:themeColor="accent1"/>
+        <w:right w:val="single" w:sz="8" w:space="0" w:color="4F81BD" w:themeColor="accent1"/>
       </w:tblBorders>
       <w:tblCellMar>
         <w:top w:w="0" w:type="dxa"/>
@@ -15379,7 +15375,7 @@
       </w:rPr>
       <w:tblPr/>
       <w:tcPr>
-        <w:shd w:val="clear" w:color="auto" w:fill="402FFF" w:themeFill="accent1"/>
+        <w:shd w:val="clear" w:color="auto" w:fill="4F81BD" w:themeFill="accent1"/>
       </w:tcPr>
     </w:tblStylePr>
     <w:tblStylePr w:type="lastRow">
@@ -15393,10 +15389,10 @@
       <w:tblPr/>
       <w:tcPr>
         <w:tcBorders>
-          <w:top w:val="double" w:sz="6" w:space="0" w:color="402FFF" w:themeColor="accent1"/>
-          <w:left w:val="single" w:sz="8" w:space="0" w:color="402FFF" w:themeColor="accent1"/>
-          <w:bottom w:val="single" w:sz="8" w:space="0" w:color="402FFF" w:themeColor="accent1"/>
-          <w:right w:val="single" w:sz="8" w:space="0" w:color="402FFF" w:themeColor="accent1"/>
+          <w:top w:val="double" w:sz="6" w:space="0" w:color="4F81BD" w:themeColor="accent1"/>
+          <w:left w:val="single" w:sz="8" w:space="0" w:color="4F81BD" w:themeColor="accent1"/>
+          <w:bottom w:val="single" w:sz="8" w:space="0" w:color="4F81BD" w:themeColor="accent1"/>
+          <w:right w:val="single" w:sz="8" w:space="0" w:color="4F81BD" w:themeColor="accent1"/>
         </w:tcBorders>
       </w:tcPr>
     </w:tblStylePr>
@@ -15416,10 +15412,10 @@
       <w:tblPr/>
       <w:tcPr>
         <w:tcBorders>
-          <w:top w:val="single" w:sz="8" w:space="0" w:color="402FFF" w:themeColor="accent1"/>
-          <w:left w:val="single" w:sz="8" w:space="0" w:color="402FFF" w:themeColor="accent1"/>
-          <w:bottom w:val="single" w:sz="8" w:space="0" w:color="402FFF" w:themeColor="accent1"/>
-          <w:right w:val="single" w:sz="8" w:space="0" w:color="402FFF" w:themeColor="accent1"/>
+          <w:top w:val="single" w:sz="8" w:space="0" w:color="4F81BD" w:themeColor="accent1"/>
+          <w:left w:val="single" w:sz="8" w:space="0" w:color="4F81BD" w:themeColor="accent1"/>
+          <w:bottom w:val="single" w:sz="8" w:space="0" w:color="4F81BD" w:themeColor="accent1"/>
+          <w:right w:val="single" w:sz="8" w:space="0" w:color="4F81BD" w:themeColor="accent1"/>
         </w:tcBorders>
       </w:tcPr>
     </w:tblStylePr>
@@ -15427,10 +15423,10 @@
       <w:tblPr/>
       <w:tcPr>
         <w:tcBorders>
-          <w:top w:val="single" w:sz="8" w:space="0" w:color="402FFF" w:themeColor="accent1"/>
-          <w:left w:val="single" w:sz="8" w:space="0" w:color="402FFF" w:themeColor="accent1"/>
-          <w:bottom w:val="single" w:sz="8" w:space="0" w:color="402FFF" w:themeColor="accent1"/>
-          <w:right w:val="single" w:sz="8" w:space="0" w:color="402FFF" w:themeColor="accent1"/>
+          <w:top w:val="single" w:sz="8" w:space="0" w:color="4F81BD" w:themeColor="accent1"/>
+          <w:left w:val="single" w:sz="8" w:space="0" w:color="4F81BD" w:themeColor="accent1"/>
+          <w:bottom w:val="single" w:sz="8" w:space="0" w:color="4F81BD" w:themeColor="accent1"/>
+          <w:right w:val="single" w:sz="8" w:space="0" w:color="4F81BD" w:themeColor="accent1"/>
         </w:tcBorders>
       </w:tcPr>
     </w:tblStylePr>
@@ -16038,12 +16034,12 @@
       <w:tblStyleColBandSize w:val="1"/>
       <w:tblInd w:w="0" w:type="dxa"/>
       <w:tblBorders>
-        <w:top w:val="single" w:sz="8" w:space="0" w:color="402FFF" w:themeColor="accent1"/>
-        <w:left w:val="single" w:sz="8" w:space="0" w:color="402FFF" w:themeColor="accent1"/>
-        <w:bottom w:val="single" w:sz="8" w:space="0" w:color="402FFF" w:themeColor="accent1"/>
-        <w:right w:val="single" w:sz="8" w:space="0" w:color="402FFF" w:themeColor="accent1"/>
-        <w:insideH w:val="single" w:sz="8" w:space="0" w:color="402FFF" w:themeColor="accent1"/>
-        <w:insideV w:val="single" w:sz="8" w:space="0" w:color="402FFF" w:themeColor="accent1"/>
+        <w:top w:val="single" w:sz="8" w:space="0" w:color="4F81BD" w:themeColor="accent1"/>
+        <w:left w:val="single" w:sz="8" w:space="0" w:color="4F81BD" w:themeColor="accent1"/>
+        <w:bottom w:val="single" w:sz="8" w:space="0" w:color="4F81BD" w:themeColor="accent1"/>
+        <w:right w:val="single" w:sz="8" w:space="0" w:color="4F81BD" w:themeColor="accent1"/>
+        <w:insideH w:val="single" w:sz="8" w:space="0" w:color="4F81BD" w:themeColor="accent1"/>
+        <w:insideV w:val="single" w:sz="8" w:space="0" w:color="4F81BD" w:themeColor="accent1"/>
       </w:tblBorders>
       <w:tblCellMar>
         <w:top w:w="0" w:type="dxa"/>
@@ -16064,12 +16060,12 @@
       <w:tblPr/>
       <w:tcPr>
         <w:tcBorders>
-          <w:top w:val="single" w:sz="8" w:space="0" w:color="402FFF" w:themeColor="accent1"/>
-          <w:left w:val="single" w:sz="8" w:space="0" w:color="402FFF" w:themeColor="accent1"/>
-          <w:bottom w:val="single" w:sz="18" w:space="0" w:color="402FFF" w:themeColor="accent1"/>
-          <w:right w:val="single" w:sz="8" w:space="0" w:color="402FFF" w:themeColor="accent1"/>
-          <w:insideH w:val="nil"/>
-          <w:insideV w:val="single" w:sz="8" w:space="0" w:color="402FFF" w:themeColor="accent1"/>
+          <w:top w:val="single" w:sz="8" w:space="0" w:color="4F81BD" w:themeColor="accent1"/>
+          <w:left w:val="single" w:sz="8" w:space="0" w:color="4F81BD" w:themeColor="accent1"/>
+          <w:bottom w:val="single" w:sz="18" w:space="0" w:color="4F81BD" w:themeColor="accent1"/>
+          <w:right w:val="single" w:sz="8" w:space="0" w:color="4F81BD" w:themeColor="accent1"/>
+          <w:insideH w:val="nil"/>
+          <w:insideV w:val="single" w:sz="8" w:space="0" w:color="4F81BD" w:themeColor="accent1"/>
         </w:tcBorders>
       </w:tcPr>
     </w:tblStylePr>
@@ -16085,12 +16081,12 @@
       <w:tblPr/>
       <w:tcPr>
         <w:tcBorders>
-          <w:top w:val="double" w:sz="6" w:space="0" w:color="402FFF" w:themeColor="accent1"/>
-          <w:left w:val="single" w:sz="8" w:space="0" w:color="402FFF" w:themeColor="accent1"/>
-          <w:bottom w:val="single" w:sz="8" w:space="0" w:color="402FFF" w:themeColor="accent1"/>
-          <w:right w:val="single" w:sz="8" w:space="0" w:color="402FFF" w:themeColor="accent1"/>
-          <w:insideH w:val="nil"/>
-          <w:insideV w:val="single" w:sz="8" w:space="0" w:color="402FFF" w:themeColor="accent1"/>
+          <w:top w:val="double" w:sz="6" w:space="0" w:color="4F81BD" w:themeColor="accent1"/>
+          <w:left w:val="single" w:sz="8" w:space="0" w:color="4F81BD" w:themeColor="accent1"/>
+          <w:bottom w:val="single" w:sz="8" w:space="0" w:color="4F81BD" w:themeColor="accent1"/>
+          <w:right w:val="single" w:sz="8" w:space="0" w:color="4F81BD" w:themeColor="accent1"/>
+          <w:insideH w:val="nil"/>
+          <w:insideV w:val="single" w:sz="8" w:space="0" w:color="4F81BD" w:themeColor="accent1"/>
         </w:tcBorders>
       </w:tcPr>
     </w:tblStylePr>
@@ -16110,10 +16106,10 @@
       <w:tblPr/>
       <w:tcPr>
         <w:tcBorders>
-          <w:top w:val="single" w:sz="8" w:space="0" w:color="402FFF" w:themeColor="accent1"/>
-          <w:left w:val="single" w:sz="8" w:space="0" w:color="402FFF" w:themeColor="accent1"/>
-          <w:bottom w:val="single" w:sz="8" w:space="0" w:color="402FFF" w:themeColor="accent1"/>
-          <w:right w:val="single" w:sz="8" w:space="0" w:color="402FFF" w:themeColor="accent1"/>
+          <w:top w:val="single" w:sz="8" w:space="0" w:color="4F81BD" w:themeColor="accent1"/>
+          <w:left w:val="single" w:sz="8" w:space="0" w:color="4F81BD" w:themeColor="accent1"/>
+          <w:bottom w:val="single" w:sz="8" w:space="0" w:color="4F81BD" w:themeColor="accent1"/>
+          <w:right w:val="single" w:sz="8" w:space="0" w:color="4F81BD" w:themeColor="accent1"/>
         </w:tcBorders>
       </w:tcPr>
     </w:tblStylePr>
@@ -16121,10 +16117,10 @@
       <w:tblPr/>
       <w:tcPr>
         <w:tcBorders>
-          <w:top w:val="single" w:sz="8" w:space="0" w:color="402FFF" w:themeColor="accent1"/>
-          <w:left w:val="single" w:sz="8" w:space="0" w:color="402FFF" w:themeColor="accent1"/>
-          <w:bottom w:val="single" w:sz="8" w:space="0" w:color="402FFF" w:themeColor="accent1"/>
-          <w:right w:val="single" w:sz="8" w:space="0" w:color="402FFF" w:themeColor="accent1"/>
+          <w:top w:val="single" w:sz="8" w:space="0" w:color="4F81BD" w:themeColor="accent1"/>
+          <w:left w:val="single" w:sz="8" w:space="0" w:color="4F81BD" w:themeColor="accent1"/>
+          <w:bottom w:val="single" w:sz="8" w:space="0" w:color="4F81BD" w:themeColor="accent1"/>
+          <w:right w:val="single" w:sz="8" w:space="0" w:color="4F81BD" w:themeColor="accent1"/>
         </w:tcBorders>
         <w:shd w:val="clear" w:color="auto" w:fill="D3DFEE" w:themeFill="accent1" w:themeFillTint="3F"/>
       </w:tcPr>
@@ -16133,11 +16129,11 @@
       <w:tblPr/>
       <w:tcPr>
         <w:tcBorders>
-          <w:top w:val="single" w:sz="8" w:space="0" w:color="402FFF" w:themeColor="accent1"/>
-          <w:left w:val="single" w:sz="8" w:space="0" w:color="402FFF" w:themeColor="accent1"/>
-          <w:bottom w:val="single" w:sz="8" w:space="0" w:color="402FFF" w:themeColor="accent1"/>
-          <w:right w:val="single" w:sz="8" w:space="0" w:color="402FFF" w:themeColor="accent1"/>
-          <w:insideV w:val="single" w:sz="8" w:space="0" w:color="402FFF" w:themeColor="accent1"/>
+          <w:top w:val="single" w:sz="8" w:space="0" w:color="4F81BD" w:themeColor="accent1"/>
+          <w:left w:val="single" w:sz="8" w:space="0" w:color="4F81BD" w:themeColor="accent1"/>
+          <w:bottom w:val="single" w:sz="8" w:space="0" w:color="4F81BD" w:themeColor="accent1"/>
+          <w:right w:val="single" w:sz="8" w:space="0" w:color="4F81BD" w:themeColor="accent1"/>
+          <w:insideV w:val="single" w:sz="8" w:space="0" w:color="4F81BD" w:themeColor="accent1"/>
         </w:tcBorders>
         <w:shd w:val="clear" w:color="auto" w:fill="D3DFEE" w:themeFill="accent1" w:themeFillTint="3F"/>
       </w:tcPr>
@@ -16146,11 +16142,11 @@
       <w:tblPr/>
       <w:tcPr>
         <w:tcBorders>
-          <w:top w:val="single" w:sz="8" w:space="0" w:color="402FFF" w:themeColor="accent1"/>
-          <w:left w:val="single" w:sz="8" w:space="0" w:color="402FFF" w:themeColor="accent1"/>
-          <w:bottom w:val="single" w:sz="8" w:space="0" w:color="402FFF" w:themeColor="accent1"/>
-          <w:right w:val="single" w:sz="8" w:space="0" w:color="402FFF" w:themeColor="accent1"/>
-          <w:insideV w:val="single" w:sz="8" w:space="0" w:color="402FFF" w:themeColor="accent1"/>
+          <w:top w:val="single" w:sz="8" w:space="0" w:color="4F81BD" w:themeColor="accent1"/>
+          <w:left w:val="single" w:sz="8" w:space="0" w:color="4F81BD" w:themeColor="accent1"/>
+          <w:bottom w:val="single" w:sz="8" w:space="0" w:color="4F81BD" w:themeColor="accent1"/>
+          <w:right w:val="single" w:sz="8" w:space="0" w:color="4F81BD" w:themeColor="accent1"/>
+          <w:insideV w:val="single" w:sz="8" w:space="0" w:color="4F81BD" w:themeColor="accent1"/>
         </w:tcBorders>
       </w:tcPr>
     </w:tblStylePr>
@@ -16956,7 +16952,7 @@
           <w:insideH w:val="nil"/>
           <w:insideV w:val="nil"/>
         </w:tcBorders>
-        <w:shd w:val="clear" w:color="auto" w:fill="402FFF" w:themeFill="accent1"/>
+        <w:shd w:val="clear" w:color="auto" w:fill="4F81BD" w:themeFill="accent1"/>
       </w:tcPr>
     </w:tblStylePr>
     <w:tblStylePr w:type="lastRow">
@@ -17738,7 +17734,7 @@
           <w:insideH w:val="nil"/>
           <w:insideV w:val="nil"/>
         </w:tcBorders>
-        <w:shd w:val="clear" w:color="auto" w:fill="402FFF" w:themeFill="accent1"/>
+        <w:shd w:val="clear" w:color="auto" w:fill="4F81BD" w:themeFill="accent1"/>
       </w:tcPr>
     </w:tblStylePr>
     <w:tblStylePr w:type="lastRow">
@@ -17777,7 +17773,7 @@
           <w:insideH w:val="nil"/>
           <w:insideV w:val="nil"/>
         </w:tcBorders>
-        <w:shd w:val="clear" w:color="auto" w:fill="402FFF" w:themeFill="accent1"/>
+        <w:shd w:val="clear" w:color="auto" w:fill="4F81BD" w:themeFill="accent1"/>
       </w:tcPr>
     </w:tblStylePr>
     <w:tblStylePr w:type="lastCol">
@@ -17794,7 +17790,7 @@
           <w:insideH w:val="nil"/>
           <w:insideV w:val="nil"/>
         </w:tcBorders>
-        <w:shd w:val="clear" w:color="auto" w:fill="402FFF" w:themeFill="accent1"/>
+        <w:shd w:val="clear" w:color="auto" w:fill="4F81BD" w:themeFill="accent1"/>
       </w:tcPr>
     </w:tblStylePr>
     <w:tblStylePr w:type="band1Vert">
@@ -18690,8 +18686,8 @@
       <w:tblStyleColBandSize w:val="1"/>
       <w:tblInd w:w="0" w:type="dxa"/>
       <w:tblBorders>
-        <w:top w:val="single" w:sz="8" w:space="0" w:color="402FFF" w:themeColor="accent1"/>
-        <w:bottom w:val="single" w:sz="8" w:space="0" w:color="402FFF" w:themeColor="accent1"/>
+        <w:top w:val="single" w:sz="8" w:space="0" w:color="4F81BD" w:themeColor="accent1"/>
+        <w:bottom w:val="single" w:sz="8" w:space="0" w:color="4F81BD" w:themeColor="accent1"/>
       </w:tblBorders>
       <w:tblCellMar>
         <w:top w:w="0" w:type="dxa"/>
@@ -18708,7 +18704,7 @@
       <w:tcPr>
         <w:tcBorders>
           <w:top w:val="nil"/>
-          <w:bottom w:val="single" w:sz="8" w:space="0" w:color="402FFF" w:themeColor="accent1"/>
+          <w:bottom w:val="single" w:sz="8" w:space="0" w:color="4F81BD" w:themeColor="accent1"/>
         </w:tcBorders>
       </w:tcPr>
     </w:tblStylePr>
@@ -18721,8 +18717,8 @@
       <w:tblPr/>
       <w:tcPr>
         <w:tcBorders>
-          <w:top w:val="single" w:sz="8" w:space="0" w:color="402FFF" w:themeColor="accent1"/>
-          <w:bottom w:val="single" w:sz="8" w:space="0" w:color="402FFF" w:themeColor="accent1"/>
+          <w:top w:val="single" w:sz="8" w:space="0" w:color="4F81BD" w:themeColor="accent1"/>
+          <w:bottom w:val="single" w:sz="8" w:space="0" w:color="4F81BD" w:themeColor="accent1"/>
         </w:tcBorders>
       </w:tcPr>
     </w:tblStylePr>
@@ -18740,8 +18736,8 @@
       <w:tblPr/>
       <w:tcPr>
         <w:tcBorders>
-          <w:top w:val="single" w:sz="8" w:space="0" w:color="402FFF" w:themeColor="accent1"/>
-          <w:bottom w:val="single" w:sz="8" w:space="0" w:color="402FFF" w:themeColor="accent1"/>
+          <w:top w:val="single" w:sz="8" w:space="0" w:color="4F81BD" w:themeColor="accent1"/>
+          <w:bottom w:val="single" w:sz="8" w:space="0" w:color="4F81BD" w:themeColor="accent1"/>
         </w:tcBorders>
       </w:tcPr>
     </w:tblStylePr>
@@ -19323,10 +19319,10 @@
       <w:tblStyleColBandSize w:val="1"/>
       <w:tblInd w:w="0" w:type="dxa"/>
       <w:tblBorders>
-        <w:top w:val="single" w:sz="8" w:space="0" w:color="402FFF" w:themeColor="accent1"/>
-        <w:left w:val="single" w:sz="8" w:space="0" w:color="402FFF" w:themeColor="accent1"/>
-        <w:bottom w:val="single" w:sz="8" w:space="0" w:color="402FFF" w:themeColor="accent1"/>
-        <w:right w:val="single" w:sz="8" w:space="0" w:color="402FFF" w:themeColor="accent1"/>
+        <w:top w:val="single" w:sz="8" w:space="0" w:color="4F81BD" w:themeColor="accent1"/>
+        <w:left w:val="single" w:sz="8" w:space="0" w:color="4F81BD" w:themeColor="accent1"/>
+        <w:bottom w:val="single" w:sz="8" w:space="0" w:color="4F81BD" w:themeColor="accent1"/>
+        <w:right w:val="single" w:sz="8" w:space="0" w:color="4F81BD" w:themeColor="accent1"/>
       </w:tblBorders>
       <w:tblCellMar>
         <w:top w:w="0" w:type="dxa"/>
@@ -19345,7 +19341,7 @@
         <w:tcBorders>
           <w:top w:val="nil"/>
           <w:left w:val="nil"/>
-          <w:bottom w:val="single" w:sz="24" w:space="0" w:color="402FFF" w:themeColor="accent1"/>
+          <w:bottom w:val="single" w:sz="24" w:space="0" w:color="4F81BD" w:themeColor="accent1"/>
           <w:right w:val="nil"/>
           <w:insideH w:val="nil"/>
           <w:insideV w:val="nil"/>
@@ -19357,7 +19353,7 @@
       <w:tblPr/>
       <w:tcPr>
         <w:tcBorders>
-          <w:top w:val="single" w:sz="8" w:space="0" w:color="402FFF" w:themeColor="accent1"/>
+          <w:top w:val="single" w:sz="8" w:space="0" w:color="4F81BD" w:themeColor="accent1"/>
           <w:left w:val="nil"/>
           <w:bottom w:val="nil"/>
           <w:right w:val="nil"/>
@@ -19374,7 +19370,7 @@
           <w:top w:val="nil"/>
           <w:left w:val="nil"/>
           <w:bottom w:val="nil"/>
-          <w:right w:val="single" w:sz="8" w:space="0" w:color="402FFF" w:themeColor="accent1"/>
+          <w:right w:val="single" w:sz="8" w:space="0" w:color="4F81BD" w:themeColor="accent1"/>
           <w:insideH w:val="nil"/>
           <w:insideV w:val="nil"/>
         </w:tcBorders>
@@ -19386,7 +19382,7 @@
       <w:tcPr>
         <w:tcBorders>
           <w:top w:val="nil"/>
-          <w:left w:val="single" w:sz="8" w:space="0" w:color="402FFF" w:themeColor="accent1"/>
+          <w:left w:val="single" w:sz="8" w:space="0" w:color="4F81BD" w:themeColor="accent1"/>
           <w:bottom w:val="nil"/>
           <w:right w:val="nil"/>
           <w:insideH w:val="nil"/>
@@ -20727,12 +20723,12 @@
       <w:tblStyleColBandSize w:val="1"/>
       <w:tblInd w:w="0" w:type="dxa"/>
       <w:tblBorders>
-        <w:top w:val="single" w:sz="8" w:space="0" w:color="402FFF" w:themeColor="accent1"/>
-        <w:left w:val="single" w:sz="8" w:space="0" w:color="402FFF" w:themeColor="accent1"/>
-        <w:bottom w:val="single" w:sz="8" w:space="0" w:color="402FFF" w:themeColor="accent1"/>
-        <w:right w:val="single" w:sz="8" w:space="0" w:color="402FFF" w:themeColor="accent1"/>
-        <w:insideH w:val="single" w:sz="8" w:space="0" w:color="402FFF" w:themeColor="accent1"/>
-        <w:insideV w:val="single" w:sz="8" w:space="0" w:color="402FFF" w:themeColor="accent1"/>
+        <w:top w:val="single" w:sz="8" w:space="0" w:color="4F81BD" w:themeColor="accent1"/>
+        <w:left w:val="single" w:sz="8" w:space="0" w:color="4F81BD" w:themeColor="accent1"/>
+        <w:bottom w:val="single" w:sz="8" w:space="0" w:color="4F81BD" w:themeColor="accent1"/>
+        <w:right w:val="single" w:sz="8" w:space="0" w:color="4F81BD" w:themeColor="accent1"/>
+        <w:insideH w:val="single" w:sz="8" w:space="0" w:color="4F81BD" w:themeColor="accent1"/>
+        <w:insideV w:val="single" w:sz="8" w:space="0" w:color="4F81BD" w:themeColor="accent1"/>
       </w:tblBorders>
       <w:tblCellMar>
         <w:top w:w="0" w:type="dxa"/>
@@ -20822,8 +20818,8 @@
       <w:tblPr/>
       <w:tcPr>
         <w:tcBorders>
-          <w:insideH w:val="single" w:sz="6" w:space="0" w:color="402FFF" w:themeColor="accent1"/>
-          <w:insideV w:val="single" w:sz="6" w:space="0" w:color="402FFF" w:themeColor="accent1"/>
+          <w:insideH w:val="single" w:sz="6" w:space="0" w:color="4F81BD" w:themeColor="accent1"/>
+          <w:insideV w:val="single" w:sz="6" w:space="0" w:color="4F81BD" w:themeColor="accent1"/>
         </w:tcBorders>
         <w:shd w:val="clear" w:color="auto" w:fill="A7BFDE" w:themeFill="accent1" w:themeFillTint="7F"/>
       </w:tcPr>
@@ -21649,7 +21645,7 @@
           <w:insideH w:val="nil"/>
           <w:insideV w:val="single" w:sz="8" w:space="0" w:color="FFFFFF" w:themeColor="background1"/>
         </w:tcBorders>
-        <w:shd w:val="clear" w:color="auto" w:fill="402FFF" w:themeFill="accent1"/>
+        <w:shd w:val="clear" w:color="auto" w:fill="4F81BD" w:themeFill="accent1"/>
       </w:tcPr>
     </w:tblStylePr>
     <w:tblStylePr w:type="lastRow">
@@ -21670,7 +21666,7 @@
           <w:insideH w:val="nil"/>
           <w:insideV w:val="single" w:sz="8" w:space="0" w:color="FFFFFF" w:themeColor="background1"/>
         </w:tcBorders>
-        <w:shd w:val="clear" w:color="auto" w:fill="402FFF" w:themeFill="accent1"/>
+        <w:shd w:val="clear" w:color="auto" w:fill="4F81BD" w:themeFill="accent1"/>
       </w:tcPr>
     </w:tblStylePr>
     <w:tblStylePr w:type="firstCol">
@@ -21689,7 +21685,7 @@
           <w:insideH w:val="nil"/>
           <w:insideV w:val="nil"/>
         </w:tcBorders>
-        <w:shd w:val="clear" w:color="auto" w:fill="402FFF" w:themeFill="accent1"/>
+        <w:shd w:val="clear" w:color="auto" w:fill="4F81BD" w:themeFill="accent1"/>
       </w:tcPr>
     </w:tblStylePr>
     <w:tblStylePr w:type="lastCol">
@@ -21710,7 +21706,7 @@
           <w:insideH w:val="nil"/>
           <w:insideV w:val="nil"/>
         </w:tcBorders>
-        <w:shd w:val="clear" w:color="auto" w:fill="402FFF" w:themeFill="accent1"/>
+        <w:shd w:val="clear" w:color="auto" w:fill="4F81BD" w:themeFill="accent1"/>
       </w:tcPr>
     </w:tblStylePr>
     <w:tblStylePr w:type="band1Vert">
@@ -22584,7 +22580,7 @@
       </w:tblCellMar>
     </w:tblPr>
     <w:tcPr>
-      <w:shd w:val="clear" w:color="auto" w:fill="402FFF" w:themeFill="accent1"/>
+      <w:shd w:val="clear" w:color="auto" w:fill="4F81BD" w:themeFill="accent1"/>
     </w:tcPr>
     <w:tblStylePr w:type="firstRow">
       <w:rPr>
@@ -22615,7 +22611,7 @@
           <w:insideH w:val="nil"/>
           <w:insideV w:val="nil"/>
         </w:tcBorders>
-        <w:shd w:val="clear" w:color="auto" w:fill="402FFF" w:themeFill="accent1" w:themeFillShade="7F"/>
+        <w:shd w:val="clear" w:color="auto" w:fill="243F60" w:themeFill="accent1" w:themeFillShade="7F"/>
       </w:tcPr>
     </w:tblStylePr>
     <w:tblStylePr w:type="firstCol">
@@ -22629,7 +22625,7 @@
           <w:insideH w:val="nil"/>
           <w:insideV w:val="nil"/>
         </w:tcBorders>
-        <w:shd w:val="clear" w:color="auto" w:fill="402FFF" w:themeFill="accent1" w:themeFillShade="BF"/>
+        <w:shd w:val="clear" w:color="auto" w:fill="365F91" w:themeFill="accent1" w:themeFillShade="BF"/>
       </w:tcPr>
     </w:tblStylePr>
     <w:tblStylePr w:type="lastCol">
@@ -22643,7 +22639,7 @@
           <w:insideH w:val="nil"/>
           <w:insideV w:val="nil"/>
         </w:tcBorders>
-        <w:shd w:val="clear" w:color="auto" w:fill="402FFF" w:themeFill="accent1" w:themeFillShade="BF"/>
+        <w:shd w:val="clear" w:color="auto" w:fill="365F91" w:themeFill="accent1" w:themeFillShade="BF"/>
       </w:tcPr>
     </w:tblStylePr>
     <w:tblStylePr w:type="band1Vert">
@@ -22657,7 +22653,7 @@
           <w:insideH w:val="nil"/>
           <w:insideV w:val="nil"/>
         </w:tcBorders>
-        <w:shd w:val="clear" w:color="auto" w:fill="402FFF" w:themeFill="accent1" w:themeFillShade="BF"/>
+        <w:shd w:val="clear" w:color="auto" w:fill="365F91" w:themeFill="accent1" w:themeFillShade="BF"/>
       </w:tcPr>
     </w:tblStylePr>
     <w:tblStylePr w:type="band1Horz">
@@ -22671,7 +22667,7 @@
           <w:insideH w:val="nil"/>
           <w:insideV w:val="nil"/>
         </w:tcBorders>
-        <w:shd w:val="clear" w:color="auto" w:fill="402FFF" w:themeFill="accent1" w:themeFillShade="BF"/>
+        <w:shd w:val="clear" w:color="auto" w:fill="365F91" w:themeFill="accent1" w:themeFillShade="BF"/>
       </w:tcPr>
     </w:tblStylePr>
   </w:style>
@@ -23384,9 +23380,9 @@
       <w:tblInd w:w="0" w:type="dxa"/>
       <w:tblBorders>
         <w:top w:val="single" w:sz="24" w:space="0" w:color="C0504D" w:themeColor="accent2"/>
-        <w:left w:val="single" w:sz="4" w:space="0" w:color="402FFF" w:themeColor="accent1"/>
-        <w:bottom w:val="single" w:sz="4" w:space="0" w:color="402FFF" w:themeColor="accent1"/>
-        <w:right w:val="single" w:sz="4" w:space="0" w:color="402FFF" w:themeColor="accent1"/>
+        <w:left w:val="single" w:sz="4" w:space="0" w:color="4F81BD" w:themeColor="accent1"/>
+        <w:bottom w:val="single" w:sz="4" w:space="0" w:color="4F81BD" w:themeColor="accent1"/>
+        <w:right w:val="single" w:sz="4" w:space="0" w:color="4F81BD" w:themeColor="accent1"/>
         <w:insideH w:val="single" w:sz="4" w:space="0" w:color="FFFFFF" w:themeColor="background1"/>
         <w:insideV w:val="single" w:sz="4" w:space="0" w:color="FFFFFF" w:themeColor="background1"/>
       </w:tblBorders>
@@ -24826,7 +24822,7 @@
       </w:rPr>
       <w:tblPr/>
       <w:tcPr>
-        <w:shd w:val="clear" w:color="auto" w:fill="402FFF" w:themeFill="accent1" w:themeFillShade="BF"/>
+        <w:shd w:val="clear" w:color="auto" w:fill="365F91" w:themeFill="accent1" w:themeFillShade="BF"/>
       </w:tcPr>
     </w:tblStylePr>
     <w:tblStylePr w:type="lastCol">
@@ -24835,7 +24831,7 @@
       </w:rPr>
       <w:tblPr/>
       <w:tcPr>
-        <w:shd w:val="clear" w:color="auto" w:fill="402FFF" w:themeFill="accent1" w:themeFillShade="BF"/>
+        <w:shd w:val="clear" w:color="auto" w:fill="365F91" w:themeFill="accent1" w:themeFillShade="BF"/>
       </w:tcPr>
     </w:tblStylePr>
     <w:tblStylePr w:type="band1Vert">
@@ -25255,9 +25251,9 @@
 </file>
 
 <file path=word/theme/theme1.xml><?xml version="1.0" encoding="utf-8"?>
-<a:theme xmlns:a="http://schemas.openxmlformats.org/drawingml/2006/main" name="FSP">
+<a:theme xmlns:a="http://schemas.openxmlformats.org/drawingml/2006/main" name="Office Theme">
   <a:themeElements>
-    <a:clrScheme name="FSP">
+    <a:clrScheme name="Office">
       <a:dk1>
         <a:sysClr val="windowText" lastClr="000000"/>
       </a:dk1>
@@ -25265,19 +25261,19 @@
         <a:sysClr val="window" lastClr="FFFFFF"/>
       </a:lt1>
       <a:dk2>
-        <a:srgbClr val="1B1C21"/>
+        <a:srgbClr val="1F497D"/>
       </a:dk2>
       <a:lt2>
-        <a:srgbClr val="EDEDED"/>
+        <a:srgbClr val="EEECE1"/>
       </a:lt2>
       <a:accent1>
-        <a:srgbClr val="402FFF"/>
+        <a:srgbClr val="4F81BD"/>
       </a:accent1>
       <a:accent2>
-        <a:srgbClr val="EC1D35"/>
+        <a:srgbClr val="C0504D"/>
       </a:accent2>
       <a:accent3>
-        <a:srgbClr val="C8C9CA"/>
+        <a:srgbClr val="9BBB59"/>
       </a:accent3>
       <a:accent4>
         <a:srgbClr val="8064A2"/>
@@ -25289,7 +25285,7 @@
         <a:srgbClr val="F79646"/>
       </a:accent6>
       <a:hlink>
-        <a:srgbClr val="402FFF"/>
+        <a:srgbClr val="0000FF"/>
       </a:hlink>
       <a:folHlink>
         <a:srgbClr val="800080"/>
@@ -25297,7 +25293,7 @@
     </a:clrScheme>
     <a:fontScheme name="Office">
       <a:majorFont>
-        <a:latin typeface="JetBrains Mono"/>
+        <a:latin typeface="Calibri"/>
         <a:ea typeface=""/>
         <a:cs typeface=""/>
         <a:font script="Jpan" typeface="ＭＳ ゴシック"/>

--- a/product/docs/zapiska.docx
+++ b/product/docs/zapiska.docx
@@ -225,7 +225,7 @@
     </w:p>
     <w:p>
       <w:r>
-        <w:t>Ранг внутри категории — один проход `evaluate_need`: кортеж совпадений (стек, роль, формат, признак ФСП, токены текста) и затем `rank_key` `confirmed-score-count-prize-id`. Отдельных баллов за фильтры нет. Пустая потребность оставляет нули в кортеже и прежний порядок. Подходящих не скрываем. В выдаче работодателя опубликованный профиль совпавшей категории; без теста или с проваленным тестом (`suggest_lower`) карточка со статусом «не подтверждён» и ниже подтверждённых той же категории через префикс `rank_key`; у подтверждённых карточка показывает «подтверждён уверенно» или «подтверждён, у границы», уверенность и положение в грейде; без `publication` карточки нет. Фильтр добавляет стек, роль, формат и признак достижений. Поиск по банку кандидатов (ТЗ §2.1) работает и без категории: `GET /api/employer/candidates` без `category_id` выдаёт все опубликованные профили, специализация и грейд сужают поиск по отдельности, порядок — тот же `evaluate_need`. На карточке фраза из того же прохода, почему этот человек попал в потребность, и следом сравнение с соседней карточкой: подтверждён, балл, число достижений, приз. Сырой rank_key на карточке не показан. Сортировка, ключ, доля в топе и балл грейда от этого не меняются. Резюме пишет узнанные поля с пометкой `source=resume` и пересчитывает категорию тем же правилом, что и анкета. После записанного итога теста PDF грейд не меняет. Разряд ФСП хранится строкой источника и в категорию не переводится.</w:t>
+        <w:t>Ранг внутри категории — один проход `evaluate_need`: кортеж совпадений (стек, роль, формат, признак ФСП, токены текста) и затем `rank_key` `confirmed-score-count-prize-id`. Отдельных баллов за фильтры нет. Пустая потребность оставляет нули в кортеже и прежний порядок. Подходящих не скрываем. В выдаче работодателя опубликованный профиль совпавшей категории; без теста карточка «не подтверждён», с проваленным тестом (`suggest_lower`) — «не подтверждён тестом», обе ниже подтверждённых той же категории через префикс `rank_key`; у подтверждённых карточка показывает «подтверждён уверенно» или «подтверждён, у границы», уверенность и положение в грейде; без `publication` карточки нет. Фильтр добавляет стек, роль, формат и признак достижений. Поиск по банку кандидатов (ТЗ §2.1) работает и без категории: `GET /api/employer/candidates` без `category_id` выдаёт все опубликованные профили, специализация и грейд сужают поиск по отдельности, порядок — тот же `evaluate_need`. На карточке фраза из того же прохода, почему этот человек попал в потребность, и следом сравнение с соседней карточкой: подтверждён, балл, число достижений, приз. Сырой rank_key на карточке не показан. Сортировка, ключ, доля в топе и балл грейда от этого не меняются. Резюме пишет узнанные поля с пометкой `source=resume` и пересчитывает категорию тем же правилом, что и анкета. После записанного итога теста PDF грейд не меняет. Разряд ФСП хранится строкой источника и в категорию не переводится.</w:t>
       </w:r>
     </w:p>
     <w:p>
@@ -807,7 +807,7 @@
     </w:p>
     <w:p>
       <w:r>
-        <w:t>Набор в git: 1000 профилей, 4 шарда, 12 потребностей, 24 пары шаблона. Числа этого запуска, не цель. Порога нет. `sim_*` и `grade_separation` считаются по каталогу 72 шаблона / 216 пунктов, не по ответам тысячи людей. График — [`synth-eval.svg`](synth-eval.svg) и [`synth-eval.png`](synth-eval.png).</w:t>
+        <w:t>Набор в git: 1000 профилей, 4 шарда, 12 потребностей, 24 пары шаблона. Числа этого запуска, не цель. Порога нет. `grade_separation` считается по каталогу стемов, `sim_*` — по тесту кабинета, 24 пары × 3, не по ответам тысячи людей. График — [`synth-eval.svg`](synth-eval.svg) и [`synth-eval.png`](synth-eval.png).</w:t>
       </w:r>
     </w:p>
     <w:p>

--- a/product/docs/zapiska.docx
+++ b/product/docs/zapiska.docx
@@ -225,7 +225,37 @@
     </w:p>
     <w:p>
       <w:r>
-        <w:t>Ранг внутри категории — один проход `evaluate_need`: кортеж совпадений (стек, роль, формат, признак ФСП, токены текста) и затем `rank_key` `confirmed-score-count-prize-id`. Отдельных баллов за фильтры нет. Пустая потребность оставляет нули в кортеже и прежний порядок. Подходящих не скрываем. В выдаче работодателя опубликованный профиль совпавшей категории; без теста карточка «не подтверждён», с проваленным тестом (`suggest_lower`) — «не подтверждён тестом», обе ниже подтверждённых той же категории через префикс `rank_key`; у подтверждённых карточка показывает «подтверждён уверенно» или «подтверждён, у границы», уверенность и положение в грейде; без `publication` карточки нет. Фильтр добавляет стек, роль, формат и признак достижений. Поиск по банку кандидатов (ТЗ §2.1) работает и без категории: `GET /api/employer/candidates` без `category_id` выдаёт все опубликованные профили, специализация и грейд сужают поиск по отдельности, порядок — тот же `evaluate_need`. На карточке фраза из того же прохода, почему этот человек попал в потребность, и следом сравнение с соседней карточкой: подтверждён, балл, число достижений, приз. Сырой rank_key на карточке не показан. Сортировка, ключ, доля в топе и балл грейда от этого не меняются. Резюме пишет узнанные поля с пометкой `source=resume` и пересчитывает категорию тем же правилом, что и анкета. После записанного итога теста PDF грейд не меняет. Разряд ФСП хранится строкой источника и в категорию не переводится.</w:t>
+        <w:t>Ранг внутри категории — один проход `evaluate_need` и склейка в выдаче: пять чисел потребности (стек, роль, формат, признак ФСП, токены текста), затем бонус актуальности `0` или `1`, затем `rank_key` `confirmed-score-count-prize-id`. Отдельных баллов за фильтры нет. Пустая потребность оставляет нули в кортеже и прежний порядок. Подходящих не скрываем. В выдаче работодателя опубликованный профиль совпавшей категории; без теста карточка «не подтверждён», с проваленным тестом (`suggest_lower`) — «не подтверждён тестом», обе ниже подтверждённых той же категории через префикс `rank_key`; у подтверждённых карточка показывает «подтверждён уверенно» или «подтверждён, у границы», уверенность и положение в грейде; без `publication` карточки нет. Фильтр добавляет стек, роль, формат и признак достижений. Поиск по банку кандидатов (ТЗ §2.1) работает и без категории: `GET /api/employer/candidates` без `category_id` выдаёт все опубликованные профили, специализация и грейд сужают поиск по отдельности, порядок — тот же `evaluate_need`. На карточке фраза из того же прохода, почему этот человек попал в потребность, и следом сравнение с соседней карточкой: подтверждён, балл, число достижений, приз. Сырой rank_key на карточке не показан. Сортировка, ключ, доля в топе и балл грейда от этого не меняются. Резюме пишет узнанные поля с пометкой `source=resume` и пересчитывает категорию тем же правилом, что и анкета. После записанного итога теста PDF грейд не меняет. Разряд ФСП хранится строкой источника и в категорию не переводится.</w:t>
+      </w:r>
+    </w:p>
+    <w:p>
+      <w:pPr/>
+      <w:r>
+        <w:t>Слова текста потребности короче трёх букв отбрасываются, остальные сравниваются стемами пакета `snowballstemmer` 3.1.1. Кириллица идёт русским алгоритмом, остальное — английским. Совпадение — равенство стема, не подстрока. Пустая потребность по-прежнему оставляет нули и никого не выкидывает. Словарь `stack_synonyms.json` стеммер не заменяет.</w:t>
+      </w:r>
+    </w:p>
+    <w:p>
+      <w:pPr/>
+      <w:r>
+        <w:t>Опубликованный профиль по умолчанию показывает ФИО, стаж и достижения ФСП. В кабинете три отдельные галки: показывать работодателю ФИО, стаж и достижения. Снятая галка отдаёт на карточке пустую строку или пустой список. Выключенная публикация по-прежнему убирает карточку целиком. Согласие на обработку не дробится. От этих галок `rank_key` не меняется.</w:t>
+      </w:r>
+    </w:p>
+    <w:p>
+      <w:pPr/>
+      <w:r>
+        <w:t>По непустому тексту потребности над списком есть подсказка: основная категория и одна запасная строка соседнего грейда, у каждой — сколько профилей опубликовано. Пустой текст подсказку не рисует. Категорию по-прежнему выбирает работодатель, подсказка выдачу не подменяет.</w:t>
+      </w:r>
+    </w:p>
+    <w:p>
+      <w:pPr/>
+      <w:r>
+        <w:t>Свою опубликованную вакансию работодатель правит на той же строке: название, текст, категория, вилка и задание. Чужую строку сервис не отличает от отсутствующей и отвечает 404. Статус остаётся `published`, отклики остаются на том же номере.</w:t>
+      </w:r>
+    </w:p>
+    <w:p>
+      <w:pPr/>
+      <w:r>
+        <w:t>Не чаще одного раза в 30 дней кандидат видит одно короткое задание уже опубликованной вакансии. Сдача пишет только время и не двигает балл теста и грейд. На карточке строка «последнее задание N дней назад» или «ещё не сдавал». Бонус актуальности — целое `0` или `1` сразу после пяти чисел потребности и до `rank_key`. Внутри строки ранга его нет.</w:t>
       </w:r>
     </w:p>
     <w:p>
@@ -977,6 +1007,12 @@
       </w:r>
     </w:p>
     <w:p>
+      <w:pPr/>
+      <w:r>
+        <w:t>Рядом с выдачей: `GET /api/employer/category-hint` по тексту потребности, правка своей вакансии `POST /api/employer/vacancies/{id}`, предложение и сдача `GET` и `POST /api/candidate/periodic-task`. В профиле соискателя три флага `show_name`, `show_experience`, `show_achievements`.</w:t>
+      </w:r>
+    </w:p>
+    <w:p>
       <w:pPr>
         <w:pStyle w:val="Heading1"/>
       </w:pPr>
@@ -1248,6 +1284,28 @@
           <w:p>
             <w:r>
               <w:t>46.0.7 (в `pyproject.toml` — `&gt;=44,&lt;47`; нужна для проверки подписи токена ФСП ID)</w:t>
+            </w:r>
+          </w:p>
+        </w:tc>
+      </w:tr>
+      <w:tr>
+        <w:tc>
+          <w:tcPr>
+            <w:tcW w:type="dxa" w:w="4320"/>
+          </w:tcPr>
+          <w:p>
+            <w:r>
+              <w:t>snowballstemmer</w:t>
+            </w:r>
+          </w:p>
+        </w:tc>
+        <w:tc>
+          <w:tcPr>
+            <w:tcW w:type="dxa" w:w="4320"/>
+          </w:tcPr>
+          <w:p>
+            <w:r>
+              <w:t>3.1.1</w:t>
             </w:r>
           </w:p>
         </w:tc>

--- a/product/docs/zapiska.docx
+++ b/product/docs/zapiska.docx
@@ -225,7 +225,7 @@
     </w:p>
     <w:p>
       <w:r>
-        <w:t>Ранг внутри категории — один проход `evaluate_need` и склейка в выдаче: пять чисел потребности (стек, роль, формат, признак ФСП, токены текста), затем бонус актуальности `0` или `1`, затем `rank_key` `confirmed-score-count-prize-id`. Отдельных баллов за фильтры нет. Пустая потребность оставляет нули в кортеже и прежний порядок. Подходящих не скрываем. В выдаче работодателя опубликованный профиль совпавшей категории; без теста карточка «не подтверждён», с проваленным тестом (`suggest_lower`) — «не подтверждён тестом», обе ниже подтверждённых той же категории через префикс `rank_key`; у подтверждённых карточка показывает «подтверждён уверенно» или «подтверждён, у границы», уверенность и положение в грейде; без `publication` карточки нет. Фильтр добавляет стек, роль, формат и признак достижений. Поиск по банку кандидатов (ТЗ §2.1) работает и без категории: `GET /api/employer/candidates` без `category_id` выдаёт все опубликованные профили, специализация и грейд сужают поиск по отдельности, порядок — тот же `evaluate_need`. На карточке фраза из того же прохода, почему этот человек попал в потребность, и следом сравнение с соседней карточкой: подтверждён, балл, число достижений, приз. Сырой rank_key на карточке не показан. Сортировка, ключ, доля в топе и балл грейда от этого не меняются. Резюме пишет узнанные поля с пометкой `source=resume` и пересчитывает категорию тем же правилом, что и анкета. После записанного итога теста PDF грейд не меняет. Разряд ФСП хранится строкой источника и в категорию не переводится.</w:t>
+        <w:t>Ранг внутри категории — один проход `evaluate_need` и склейка в выдаче: пять чисел потребности (стек, роль, формат, признак ФСП, токены текста), затем бонус актуальности `0` или `1`, затем `rank_key` `confirmed-score-count-prize-id`. Отдельных баллов за фильтры нет. Пустая потребность оставляет нули в кортеже и прежний порядок. Подходящих не скрываем. В выдаче работодателя опубликованный профиль совпавшей категории; без теста карточка «не подтверждён», с проваленным тестом (`suggest_lower`) — «не подтверждён тестом», обе ниже подтверждённых той же категории через префикс `rank_key`, только если бонус одинаковый; у подтверждённых карточка показывает «подтверждён уверенно» или «подтверждён, у границы», уверенность и положение в грейде; без `publication` карточки нет. Фильтр добавляет стек, роль, формат и признак достижений. Поиск по банку кандидатов (ТЗ §2.1) работает и без категории: `GET /api/employer/candidates` без `category_id` выдаёт все опубликованные профили, специализация и грейд сужают поиск по отдельности, порядок — те же семь полей: пять чисел потребности, бонус `0` или `1`, затем `rank_key`. На карточке фраза из того же прохода, почему этот человек попал в потребность, и следом сравнение с соседней карточкой: подтверждён, балл, число достижений, приз. Сырой rank_key на карточке не показан. Сортировка, ключ, доля в топе и балл грейда от этого не меняются. Резюме пишет узнанные поля с пометкой `source=resume` и пересчитывает категорию тем же правилом, что и анкета. После записанного итога теста PDF грейд не меняет. Разряд ФСП хранится строкой источника и в категорию не переводится.</w:t>
       </w:r>
     </w:p>
     <w:p>
